--- a/media/R2601/output_dir/sm/测试用例.docx
+++ b/media/R2601/output_dir/sm/测试用例.docx
@@ -4579,7 +4579,7 @@
                 <w:bCs/>
                 <w:szCs w:val="21"/>
               </w:rPr>
-              <w:t xml:space="preserve">串口校验位</w:t>
+              <w:t xml:space="preserve">其他批量替换后初始化</w:t>
             </w:r>
           </w:p>
         </w:tc>
@@ -4850,7 +4850,7 @@
                 <w:rFonts w:hint="eastAsia"/>
                 <w:szCs w:val="21"/>
               </w:rPr>
-              <w:t xml:space="preserve">测试串口校验位</w:t>
+              <w:t xml:space="preserve"/>
             </w:r>
           </w:p>
         </w:tc>
@@ -4914,7 +4914,7 @@
                 <w:noProof/>
                 <w:szCs w:val="21"/>
               </w:rPr>
-              <w:t xml:space="preserve">软件正常启动，正常登录进软件</w:t>
+              <w:t xml:space="preserve">软件正常启动，正常运行</w:t>
             </w:r>
           </w:p>
         </w:tc>
@@ -4978,7 +4978,7 @@
                 <w:noProof/>
                 <w:szCs w:val="21"/>
               </w:rPr>
-              <w:t xml:space="preserve">软件正常启动，各界面显示工作正常</w:t>
+              <w:t xml:space="preserve">软件正常启动，外部接口运行正常</w:t>
             </w:r>
           </w:p>
         </w:tc>
@@ -5169,7 +5169,7 @@
                 <w:noProof/>
                 <w:szCs w:val="21"/>
               </w:rPr>
-              <w:t xml:space="preserve">进行XXX替换操作</w:t>
+              <w:t xml:space="preserve">XXX替换3</w:t>
             </w:r>
           </w:p>
         </w:tc>
@@ -5197,7 +5197,183 @@
                 <w:szCs w:val="21"/>
               </w:rPr>
               <w:lastRenderedPageBreak/>
-              <w:t xml:space="preserve">XXX替换正确</w:t>
+              <w:t xml:space="preserve">YUQI3</w:t>
+            </w:r>
+          </w:p>
+        </w:tc>
+      </w:tr>
+      <w:tr>
+        <w:tc>
+          <w:tcPr>
+            <w:tcW w:w="767" w:type="dxa"/>
+            <w:tcBorders>
+              <w:top w:val="single" w:sz="4" w:space="0" w:color="auto"/>
+              <w:left w:val="single" w:sz="12" w:space="0" w:color="auto"/>
+              <w:bottom w:val="single" w:sz="4" w:space="0" w:color="auto"/>
+              <w:right w:val="single" w:sz="4" w:space="0" w:color="auto"/>
+            </w:tcBorders>
+            <w:vAlign w:val="center"/>
+          </w:tcPr>
+          <w:p>
+            <w:pPr>
+              <w:jc w:val="center"/>
+              <w:rPr>
+                <w:noProof/>
+                <w:szCs w:val="21"/>
+              </w:rPr>
+            </w:pPr>
+            <w:r>
+              <w:rPr>
+                <w:rFonts w:hint="eastAsia"/>
+                <w:noProof/>
+                <w:szCs w:val="21"/>
+              </w:rPr>
+              <w:t xml:space="preserve">2</w:t>
+            </w:r>
+          </w:p>
+        </w:tc>
+        <w:tc>
+          <w:tcPr>
+            <w:tcW w:w="4391" w:type="dxa"/>
+            <w:gridSpan w:val="2"/>
+            <w:tcBorders>
+              <w:top w:val="single" w:sz="4" w:space="0" w:color="auto"/>
+              <w:left w:val="single" w:sz="4" w:space="0" w:color="auto"/>
+              <w:bottom w:val="single" w:sz="4" w:space="0" w:color="auto"/>
+              <w:right w:val="single" w:sz="4" w:space="0" w:color="auto"/>
+            </w:tcBorders>
+            <w:vAlign w:val="center"/>
+          </w:tcPr>
+          <w:p>
+            <w:pPr>
+              <w:rPr>
+                <w:noProof/>
+                <w:szCs w:val="21"/>
+              </w:rPr>
+            </w:pPr>
+            <w:r>
+              <w:rPr>
+                <w:rFonts w:hint="eastAsia"/>
+                <w:noProof/>
+                <w:szCs w:val="21"/>
+              </w:rPr>
+              <w:t xml:space="preserve">XXX替换4</w:t>
+            </w:r>
+          </w:p>
+        </w:tc>
+        <w:tc>
+          <w:tcPr>
+            <w:tcW w:w="3882" w:type="dxa"/>
+            <w:gridSpan w:val="2"/>
+            <w:tcBorders>
+              <w:top w:val="single" w:sz="4" w:space="0" w:color="auto"/>
+              <w:left w:val="single" w:sz="4" w:space="0" w:color="auto"/>
+              <w:bottom w:val="single" w:sz="4" w:space="0" w:color="auto"/>
+              <w:right w:val="single" w:sz="12" w:space="0" w:color="auto"/>
+            </w:tcBorders>
+            <w:vAlign w:val="center"/>
+          </w:tcPr>
+          <w:p>
+            <w:pPr>
+              <w:rPr>
+                <w:szCs w:val="21"/>
+              </w:rPr>
+            </w:pPr>
+            <w:r>
+              <w:rPr>
+                <w:rFonts w:hint="eastAsia"/>
+                <w:szCs w:val="21"/>
+              </w:rPr>
+              <w:lastRenderedPageBreak/>
+              <w:t xml:space="preserve">YUQI4</w:t>
+            </w:r>
+          </w:p>
+        </w:tc>
+      </w:tr>
+      <w:tr>
+        <w:tc>
+          <w:tcPr>
+            <w:tcW w:w="767" w:type="dxa"/>
+            <w:tcBorders>
+              <w:top w:val="single" w:sz="4" w:space="0" w:color="auto"/>
+              <w:left w:val="single" w:sz="12" w:space="0" w:color="auto"/>
+              <w:bottom w:val="single" w:sz="4" w:space="0" w:color="auto"/>
+              <w:right w:val="single" w:sz="4" w:space="0" w:color="auto"/>
+            </w:tcBorders>
+            <w:vAlign w:val="center"/>
+          </w:tcPr>
+          <w:p>
+            <w:pPr>
+              <w:jc w:val="center"/>
+              <w:rPr>
+                <w:noProof/>
+                <w:szCs w:val="21"/>
+              </w:rPr>
+            </w:pPr>
+            <w:r>
+              <w:rPr>
+                <w:rFonts w:hint="eastAsia"/>
+                <w:noProof/>
+                <w:szCs w:val="21"/>
+              </w:rPr>
+              <w:t xml:space="preserve">3</w:t>
+            </w:r>
+          </w:p>
+        </w:tc>
+        <w:tc>
+          <w:tcPr>
+            <w:tcW w:w="4391" w:type="dxa"/>
+            <w:gridSpan w:val="2"/>
+            <w:tcBorders>
+              <w:top w:val="single" w:sz="4" w:space="0" w:color="auto"/>
+              <w:left w:val="single" w:sz="4" w:space="0" w:color="auto"/>
+              <w:bottom w:val="single" w:sz="4" w:space="0" w:color="auto"/>
+              <w:right w:val="single" w:sz="4" w:space="0" w:color="auto"/>
+            </w:tcBorders>
+            <w:vAlign w:val="center"/>
+          </w:tcPr>
+          <w:p>
+            <w:pPr>
+              <w:rPr>
+                <w:noProof/>
+                <w:szCs w:val="21"/>
+              </w:rPr>
+            </w:pPr>
+            <w:r>
+              <w:rPr>
+                <w:rFonts w:hint="eastAsia"/>
+                <w:noProof/>
+                <w:szCs w:val="21"/>
+              </w:rPr>
+              <w:t xml:space="preserve">XXX替换5</w:t>
+            </w:r>
+          </w:p>
+        </w:tc>
+        <w:tc>
+          <w:tcPr>
+            <w:tcW w:w="3882" w:type="dxa"/>
+            <w:gridSpan w:val="2"/>
+            <w:tcBorders>
+              <w:top w:val="single" w:sz="4" w:space="0" w:color="auto"/>
+              <w:left w:val="single" w:sz="4" w:space="0" w:color="auto"/>
+              <w:bottom w:val="single" w:sz="4" w:space="0" w:color="auto"/>
+              <w:right w:val="single" w:sz="12" w:space="0" w:color="auto"/>
+            </w:tcBorders>
+            <w:vAlign w:val="center"/>
+          </w:tcPr>
+          <w:p>
+            <w:pPr>
+              <w:rPr>
+                <w:szCs w:val="21"/>
+              </w:rPr>
+            </w:pPr>
+            <w:r>
+              <w:rPr>
+                <w:rFonts w:hint="eastAsia"/>
+                <w:szCs w:val="21"/>
+              </w:rPr>
+              <w:lastRenderedPageBreak/>
+              <w:t xml:space="preserve">YUQI5</w:t>
             </w:r>
           </w:p>
         </w:tc>
@@ -5606,7 +5782,7 @@
                 <w:bCs/>
                 <w:szCs w:val="21"/>
               </w:rPr>
-              <w:t xml:space="preserve">其他批量替换后初始化</w:t>
+              <w:t xml:space="preserve">串口校验位</w:t>
             </w:r>
           </w:p>
         </w:tc>
@@ -5877,7 +6053,7 @@
                 <w:rFonts w:hint="eastAsia"/>
                 <w:szCs w:val="21"/>
               </w:rPr>
-              <w:t xml:space="preserve"/>
+              <w:t xml:space="preserve">测试串口校验位</w:t>
             </w:r>
           </w:p>
         </w:tc>
@@ -5941,7 +6117,7 @@
                 <w:noProof/>
                 <w:szCs w:val="21"/>
               </w:rPr>
-              <w:t xml:space="preserve">软件正常启动，正常运行</w:t>
+              <w:t xml:space="preserve">软件正常启动，正常登录进软件</w:t>
             </w:r>
           </w:p>
         </w:tc>
@@ -6005,7 +6181,7 @@
                 <w:noProof/>
                 <w:szCs w:val="21"/>
               </w:rPr>
-              <w:t xml:space="preserve">软件正常启动，外部接口运行正常</w:t>
+              <w:t xml:space="preserve">软件正常启动，各界面显示工作正常</w:t>
             </w:r>
           </w:p>
         </w:tc>
@@ -6196,7 +6372,7 @@
                 <w:noProof/>
                 <w:szCs w:val="21"/>
               </w:rPr>
-              <w:t xml:space="preserve">XXX替换3</w:t>
+              <w:t xml:space="preserve">进行XXX替换操作</w:t>
             </w:r>
           </w:p>
         </w:tc>
@@ -6224,183 +6400,7 @@
                 <w:szCs w:val="21"/>
               </w:rPr>
               <w:lastRenderedPageBreak/>
-              <w:t xml:space="preserve">YUQI3</w:t>
-            </w:r>
-          </w:p>
-        </w:tc>
-      </w:tr>
-      <w:tr>
-        <w:tc>
-          <w:tcPr>
-            <w:tcW w:w="767" w:type="dxa"/>
-            <w:tcBorders>
-              <w:top w:val="single" w:sz="4" w:space="0" w:color="auto"/>
-              <w:left w:val="single" w:sz="12" w:space="0" w:color="auto"/>
-              <w:bottom w:val="single" w:sz="4" w:space="0" w:color="auto"/>
-              <w:right w:val="single" w:sz="4" w:space="0" w:color="auto"/>
-            </w:tcBorders>
-            <w:vAlign w:val="center"/>
-          </w:tcPr>
-          <w:p>
-            <w:pPr>
-              <w:jc w:val="center"/>
-              <w:rPr>
-                <w:noProof/>
-                <w:szCs w:val="21"/>
-              </w:rPr>
-            </w:pPr>
-            <w:r>
-              <w:rPr>
-                <w:rFonts w:hint="eastAsia"/>
-                <w:noProof/>
-                <w:szCs w:val="21"/>
-              </w:rPr>
-              <w:t xml:space="preserve">2</w:t>
-            </w:r>
-          </w:p>
-        </w:tc>
-        <w:tc>
-          <w:tcPr>
-            <w:tcW w:w="4391" w:type="dxa"/>
-            <w:gridSpan w:val="2"/>
-            <w:tcBorders>
-              <w:top w:val="single" w:sz="4" w:space="0" w:color="auto"/>
-              <w:left w:val="single" w:sz="4" w:space="0" w:color="auto"/>
-              <w:bottom w:val="single" w:sz="4" w:space="0" w:color="auto"/>
-              <w:right w:val="single" w:sz="4" w:space="0" w:color="auto"/>
-            </w:tcBorders>
-            <w:vAlign w:val="center"/>
-          </w:tcPr>
-          <w:p>
-            <w:pPr>
-              <w:rPr>
-                <w:noProof/>
-                <w:szCs w:val="21"/>
-              </w:rPr>
-            </w:pPr>
-            <w:r>
-              <w:rPr>
-                <w:rFonts w:hint="eastAsia"/>
-                <w:noProof/>
-                <w:szCs w:val="21"/>
-              </w:rPr>
-              <w:t xml:space="preserve">XXX替换4</w:t>
-            </w:r>
-          </w:p>
-        </w:tc>
-        <w:tc>
-          <w:tcPr>
-            <w:tcW w:w="3882" w:type="dxa"/>
-            <w:gridSpan w:val="2"/>
-            <w:tcBorders>
-              <w:top w:val="single" w:sz="4" w:space="0" w:color="auto"/>
-              <w:left w:val="single" w:sz="4" w:space="0" w:color="auto"/>
-              <w:bottom w:val="single" w:sz="4" w:space="0" w:color="auto"/>
-              <w:right w:val="single" w:sz="12" w:space="0" w:color="auto"/>
-            </w:tcBorders>
-            <w:vAlign w:val="center"/>
-          </w:tcPr>
-          <w:p>
-            <w:pPr>
-              <w:rPr>
-                <w:szCs w:val="21"/>
-              </w:rPr>
-            </w:pPr>
-            <w:r>
-              <w:rPr>
-                <w:rFonts w:hint="eastAsia"/>
-                <w:szCs w:val="21"/>
-              </w:rPr>
-              <w:lastRenderedPageBreak/>
-              <w:t xml:space="preserve">YUQI4</w:t>
-            </w:r>
-          </w:p>
-        </w:tc>
-      </w:tr>
-      <w:tr>
-        <w:tc>
-          <w:tcPr>
-            <w:tcW w:w="767" w:type="dxa"/>
-            <w:tcBorders>
-              <w:top w:val="single" w:sz="4" w:space="0" w:color="auto"/>
-              <w:left w:val="single" w:sz="12" w:space="0" w:color="auto"/>
-              <w:bottom w:val="single" w:sz="4" w:space="0" w:color="auto"/>
-              <w:right w:val="single" w:sz="4" w:space="0" w:color="auto"/>
-            </w:tcBorders>
-            <w:vAlign w:val="center"/>
-          </w:tcPr>
-          <w:p>
-            <w:pPr>
-              <w:jc w:val="center"/>
-              <w:rPr>
-                <w:noProof/>
-                <w:szCs w:val="21"/>
-              </w:rPr>
-            </w:pPr>
-            <w:r>
-              <w:rPr>
-                <w:rFonts w:hint="eastAsia"/>
-                <w:noProof/>
-                <w:szCs w:val="21"/>
-              </w:rPr>
-              <w:t xml:space="preserve">3</w:t>
-            </w:r>
-          </w:p>
-        </w:tc>
-        <w:tc>
-          <w:tcPr>
-            <w:tcW w:w="4391" w:type="dxa"/>
-            <w:gridSpan w:val="2"/>
-            <w:tcBorders>
-              <w:top w:val="single" w:sz="4" w:space="0" w:color="auto"/>
-              <w:left w:val="single" w:sz="4" w:space="0" w:color="auto"/>
-              <w:bottom w:val="single" w:sz="4" w:space="0" w:color="auto"/>
-              <w:right w:val="single" w:sz="4" w:space="0" w:color="auto"/>
-            </w:tcBorders>
-            <w:vAlign w:val="center"/>
-          </w:tcPr>
-          <w:p>
-            <w:pPr>
-              <w:rPr>
-                <w:noProof/>
-                <w:szCs w:val="21"/>
-              </w:rPr>
-            </w:pPr>
-            <w:r>
-              <w:rPr>
-                <w:rFonts w:hint="eastAsia"/>
-                <w:noProof/>
-                <w:szCs w:val="21"/>
-              </w:rPr>
-              <w:t xml:space="preserve">XXX替换5</w:t>
-            </w:r>
-          </w:p>
-        </w:tc>
-        <w:tc>
-          <w:tcPr>
-            <w:tcW w:w="3882" w:type="dxa"/>
-            <w:gridSpan w:val="2"/>
-            <w:tcBorders>
-              <w:top w:val="single" w:sz="4" w:space="0" w:color="auto"/>
-              <w:left w:val="single" w:sz="4" w:space="0" w:color="auto"/>
-              <w:bottom w:val="single" w:sz="4" w:space="0" w:color="auto"/>
-              <w:right w:val="single" w:sz="12" w:space="0" w:color="auto"/>
-            </w:tcBorders>
-            <w:vAlign w:val="center"/>
-          </w:tcPr>
-          <w:p>
-            <w:pPr>
-              <w:rPr>
-                <w:szCs w:val="21"/>
-              </w:rPr>
-            </w:pPr>
-            <w:r>
-              <w:rPr>
-                <w:rFonts w:hint="eastAsia"/>
-                <w:szCs w:val="21"/>
-              </w:rPr>
-              <w:lastRenderedPageBreak/>
-              <w:t xml:space="preserve">YUQI5</w:t>
+              <w:t xml:space="preserve">XXX替换正确</w:t>
             </w:r>
           </w:p>
         </w:tc>
@@ -7679,38 +7679,6 @@
       </w:tr>
     </w:tbl>
     <w:p/>
-    <w:p>
-      <w:pPr>
-        <w:pStyle w:val="30"/>
-        <w:rPr>
-          <w:sz w:val="24"/>
-          <w:szCs w:val="24"/>
-        </w:rPr>
-      </w:pPr>
-      <w:r>
-        <w:rPr>
-          <w:sz w:val="24"/>
-          <w:szCs w:val="24"/>
-        </w:rPr>
-        <w:t xml:space="preserve">时钟布线与缓冲功能测试</w:t>
-      </w:r>
-    </w:p>
-    <w:p>
-      <w:pPr>
-        <w:pStyle w:val="30"/>
-        <w:rPr>
-          <w:sz w:val="24"/>
-          <w:szCs w:val="24"/>
-        </w:rPr>
-      </w:pPr>
-      <w:r>
-        <w:rPr>
-          <w:sz w:val="24"/>
-          <w:szCs w:val="24"/>
-        </w:rPr>
-        <w:t xml:space="preserve">初始化功能测试</w:t>
-      </w:r>
-    </w:p>
     <w:tbl>
       <w:tblPr>
         <w:tblW w:w="0" w:type="auto"/>
@@ -7868,7 +7836,7 @@
                 <w:bCs/>
                 <w:szCs w:val="21"/>
               </w:rPr>
-              <w:t xml:space="preserve">串口初始化</w:t>
+              <w:t xml:space="preserve">12312312</w:t>
             </w:r>
           </w:p>
         </w:tc>
@@ -7935,7 +7903,7 @@
                 <w:bCs/>
                 <w:szCs w:val="21"/>
               </w:rPr>
-              <w:t xml:space="preserve">YL_SU_CSH2_001</w:t>
+              <w:t xml:space="preserve">YL_SU_CSH_005</w:t>
             </w:r>
           </w:p>
         </w:tc>
@@ -8038,7 +8006,7 @@
                 <w:noProof/>
                 <w:szCs w:val="21"/>
               </w:rPr>
-              <w:t xml:space="preserve">6.2.4.3</w:t>
+              <w:t xml:space="preserve">6.2.4.1</w:t>
             </w:r>
             <w:r>
               <w:rPr>
@@ -8079,7 +8047,7 @@
                 <w:noProof/>
                 <w:szCs w:val="21"/>
               </w:rPr>
-              <w:t xml:space="preserve">XQ_SU_CSH2</w:t>
+              <w:t xml:space="preserve">XQ_SU_CSH</w:t>
             </w:r>
           </w:p>
         </w:tc>
@@ -8139,7 +8107,7 @@
                 <w:rFonts w:hint="eastAsia"/>
                 <w:szCs w:val="21"/>
               </w:rPr>
-              <w:t xml:space="preserve"/>
+              <w:t xml:space="preserve">312312</w:t>
             </w:r>
           </w:p>
         </w:tc>
@@ -8203,7 +8171,7 @@
                 <w:noProof/>
                 <w:szCs w:val="21"/>
               </w:rPr>
-              <w:t xml:space="preserve">软件正常启动，正常运行</w:t>
+              <w:t xml:space="preserve">软件正常启动，正常登录进软件</w:t>
             </w:r>
           </w:p>
         </w:tc>
@@ -8267,7 +8235,7 @@
                 <w:noProof/>
                 <w:szCs w:val="21"/>
               </w:rPr>
-              <w:t xml:space="preserve">软件正常启动，外部接口运行正常</w:t>
+              <w:t xml:space="preserve">软件正常启动，各界面显示工作正常</w:t>
             </w:r>
           </w:p>
         </w:tc>
@@ -8458,7 +8426,7 @@
                 <w:noProof/>
                 <w:szCs w:val="21"/>
               </w:rPr>
-              <w:t xml:space="preserve">XXX1</w:t>
+              <w:t xml:space="preserve">12312</w:t>
             </w:r>
           </w:p>
         </w:tc>
@@ -8486,7 +8454,7 @@
                 <w:szCs w:val="21"/>
               </w:rPr>
               <w:lastRenderedPageBreak/>
-              <w:t xml:space="preserve">YUQI1</w:t>
+              <w:t xml:space="preserve">312</w:t>
             </w:r>
           </w:p>
         </w:tc>
@@ -8507,53 +8475,25 @@
             <w:pPr>
               <w:jc w:val="center"/>
               <w:rPr>
-                <w:noProof/>
+                <w:rFonts w:ascii="黑体" w:eastAsia="黑体" w:hAnsi="黑体" w:hint="eastAsia"/>
+                <w:bCs/>
                 <w:szCs w:val="21"/>
               </w:rPr>
             </w:pPr>
             <w:r>
               <w:rPr>
-                <w:rFonts w:hint="eastAsia"/>
-                <w:noProof/>
-                <w:szCs w:val="21"/>
-              </w:rPr>
-              <w:t xml:space="preserve">2</w:t>
+                <w:rFonts w:ascii="黑体" w:eastAsia="黑体" w:hAnsi="黑体" w:hint="eastAsia"/>
+                <w:bCs/>
+                <w:szCs w:val="21"/>
+              </w:rPr>
+              <w:t>终止条件</w:t>
             </w:r>
           </w:p>
         </w:tc>
         <w:tc>
           <w:tcPr>
-            <w:tcW w:w="4391" w:type="dxa"/>
-            <w:gridSpan w:val="2"/>
-            <w:tcBorders>
-              <w:top w:val="single" w:sz="4" w:space="0" w:color="auto"/>
-              <w:left w:val="single" w:sz="4" w:space="0" w:color="auto"/>
-              <w:bottom w:val="single" w:sz="4" w:space="0" w:color="auto"/>
-              <w:right w:val="single" w:sz="4" w:space="0" w:color="auto"/>
-            </w:tcBorders>
-            <w:vAlign w:val="center"/>
-          </w:tcPr>
-          <w:p>
-            <w:pPr>
-              <w:rPr>
-                <w:noProof/>
-                <w:szCs w:val="21"/>
-              </w:rPr>
-            </w:pPr>
-            <w:r>
-              <w:rPr>
-                <w:rFonts w:hint="eastAsia"/>
-                <w:noProof/>
-                <w:szCs w:val="21"/>
-              </w:rPr>
-              <w:t xml:space="preserve">XXX2</w:t>
-            </w:r>
-          </w:p>
-        </w:tc>
-        <w:tc>
-          <w:tcPr>
-            <w:tcW w:w="3882" w:type="dxa"/>
-            <w:gridSpan w:val="2"/>
+            <w:tcW w:w="8273" w:type="dxa"/>
+            <w:gridSpan w:val="4"/>
             <w:tcBorders>
               <w:top w:val="single" w:sz="4" w:space="0" w:color="auto"/>
               <w:left w:val="single" w:sz="4" w:space="0" w:color="auto"/>
@@ -8571,10 +8511,42 @@
             <w:r>
               <w:rPr>
                 <w:rFonts w:hint="eastAsia"/>
-                <w:szCs w:val="21"/>
-              </w:rPr>
-              <w:lastRenderedPageBreak/>
-              <w:t xml:space="preserve">YUQI2</w:t>
+                <w:noProof/>
+                <w:szCs w:val="21"/>
+              </w:rPr>
+              <w:t>本测试用例的全部测试步骤被执行或因某种原因导致测试步骤无法执行</w:t>
+            </w:r>
+            <w:r>
+              <w:rPr>
+                <w:rFonts w:hint="eastAsia"/>
+                <w:noProof/>
+                <w:szCs w:val="21"/>
+              </w:rPr>
+              <w:t>(</w:t>
+            </w:r>
+            <w:r>
+              <w:rPr>
+                <w:rFonts w:hint="eastAsia"/>
+                <w:noProof/>
+                <w:szCs w:val="21"/>
+              </w:rPr>
+              <w:t>异常终止</w:t>
+            </w:r>
+            <w:r>
+              <w:rPr>
+                <w:rFonts w:hint="eastAsia"/>
+                <w:noProof/>
+                <w:szCs w:val="21"/>
+              </w:rPr>
+              <w:t>)</w:t>
+            </w:r>
+            <w:r>
+              <w:rPr>
+                <w:rFonts w:hint="eastAsia"/>
+                <w:noProof/>
+                <w:szCs w:val="21"/>
+              </w:rPr>
+              <w:t>。</w:t>
             </w:r>
           </w:p>
         </w:tc>
@@ -8606,98 +8578,6 @@
                 <w:bCs/>
                 <w:szCs w:val="21"/>
               </w:rPr>
-              <w:t>终止条件</w:t>
-            </w:r>
-          </w:p>
-        </w:tc>
-        <w:tc>
-          <w:tcPr>
-            <w:tcW w:w="8273" w:type="dxa"/>
-            <w:gridSpan w:val="4"/>
-            <w:tcBorders>
-              <w:top w:val="single" w:sz="4" w:space="0" w:color="auto"/>
-              <w:left w:val="single" w:sz="4" w:space="0" w:color="auto"/>
-              <w:bottom w:val="single" w:sz="4" w:space="0" w:color="auto"/>
-              <w:right w:val="single" w:sz="12" w:space="0" w:color="auto"/>
-            </w:tcBorders>
-            <w:vAlign w:val="center"/>
-          </w:tcPr>
-          <w:p>
-            <w:pPr>
-              <w:rPr>
-                <w:szCs w:val="21"/>
-              </w:rPr>
-            </w:pPr>
-            <w:r>
-              <w:rPr>
-                <w:rFonts w:hint="eastAsia"/>
-                <w:noProof/>
-                <w:szCs w:val="21"/>
-              </w:rPr>
-              <w:t>本测试用例的全部测试步骤被执行或因某种原因导致测试步骤无法执行</w:t>
-            </w:r>
-            <w:r>
-              <w:rPr>
-                <w:rFonts w:hint="eastAsia"/>
-                <w:noProof/>
-                <w:szCs w:val="21"/>
-              </w:rPr>
-              <w:t>(</w:t>
-            </w:r>
-            <w:r>
-              <w:rPr>
-                <w:rFonts w:hint="eastAsia"/>
-                <w:noProof/>
-                <w:szCs w:val="21"/>
-              </w:rPr>
-              <w:t>异常终止</w:t>
-            </w:r>
-            <w:r>
-              <w:rPr>
-                <w:rFonts w:hint="eastAsia"/>
-                <w:noProof/>
-                <w:szCs w:val="21"/>
-              </w:rPr>
-              <w:t>)</w:t>
-            </w:r>
-            <w:r>
-              <w:rPr>
-                <w:rFonts w:hint="eastAsia"/>
-                <w:noProof/>
-                <w:szCs w:val="21"/>
-              </w:rPr>
-              <w:t>。</w:t>
-            </w:r>
-          </w:p>
-        </w:tc>
-      </w:tr>
-      <w:tr>
-        <w:tc>
-          <w:tcPr>
-            <w:tcW w:w="767" w:type="dxa"/>
-            <w:tcBorders>
-              <w:top w:val="single" w:sz="4" w:space="0" w:color="auto"/>
-              <w:left w:val="single" w:sz="12" w:space="0" w:color="auto"/>
-              <w:bottom w:val="single" w:sz="4" w:space="0" w:color="auto"/>
-              <w:right w:val="single" w:sz="4" w:space="0" w:color="auto"/>
-            </w:tcBorders>
-            <w:vAlign w:val="center"/>
-          </w:tcPr>
-          <w:p>
-            <w:pPr>
-              <w:jc w:val="center"/>
-              <w:rPr>
-                <w:rFonts w:ascii="黑体" w:eastAsia="黑体" w:hAnsi="黑体" w:hint="eastAsia"/>
-                <w:bCs/>
-                <w:szCs w:val="21"/>
-              </w:rPr>
-            </w:pPr>
-            <w:r>
-              <w:rPr>
-                <w:rFonts w:ascii="黑体" w:eastAsia="黑体" w:hAnsi="黑体" w:hint="eastAsia"/>
-                <w:bCs/>
-                <w:szCs w:val="21"/>
-              </w:rPr>
               <w:t>通过准则</w:t>
             </w:r>
           </w:p>
@@ -8819,3474 +8699,7 @@
                 <w:noProof/>
                 <w:szCs w:val="21"/>
               </w:rPr>
-              <w:t xml:space="preserve">陈俊亦</w:t>
-            </w:r>
-          </w:p>
-        </w:tc>
-      </w:tr>
-    </w:tbl>
-    <w:p/>
-    <w:tbl>
-      <w:tblPr>
-        <w:tblW w:w="0" w:type="auto"/>
-        <w:tblBorders>
-          <w:top w:val="single" w:sz="4" w:space="0" w:color="auto"/>
-          <w:left w:val="single" w:sz="4" w:space="0" w:color="auto"/>
-          <w:bottom w:val="single" w:sz="4" w:space="0" w:color="auto"/>
-          <w:right w:val="single" w:sz="4" w:space="0" w:color="auto"/>
-          <w:insideH w:val="single" w:sz="4" w:space="0" w:color="auto"/>
-          <w:insideV w:val="single" w:sz="4" w:space="0" w:color="auto"/>
-        </w:tblBorders>
-        <w:tblLayout w:type="fixed"/>
-        <w:tblCellMar>
-          <w:top w:w="85" w:type="dxa"/>
-          <w:bottom w:w="85" w:type="dxa"/>
-        </w:tblCellMar>
-        <w:tblLook w:val="04A0" w:firstRow="1" w:lastRow="0" w:firstColumn="1" w:lastColumn="0" w:noHBand="0" w:noVBand="1"/>
-      </w:tblPr>
-      <w:tblGrid>
-        <w:gridCol w:w="767"/>
-        <w:gridCol w:w="994"/>
-        <w:gridCol w:w="3397"/>
-        <w:gridCol w:w="1199"/>
-        <w:gridCol w:w="2683"/>
-      </w:tblGrid>
-      <w:tr>
-        <w:tc>
-          <w:tcPr>
-            <w:tcW w:w="9040" w:type="dxa"/>
-            <w:gridSpan w:val="5"/>
-            <w:tcBorders>
-              <w:top w:val="single" w:sz="12" w:space="0" w:color="auto"/>
-              <w:left w:val="single" w:sz="12" w:space="0" w:color="auto"/>
-              <w:bottom w:val="single" w:sz="12" w:space="0" w:color="auto"/>
-              <w:right w:val="single" w:sz="12" w:space="0" w:color="auto"/>
-            </w:tcBorders>
-            <w:vAlign w:val="center"/>
-          </w:tcPr>
-          <w:p>
-            <w:pPr>
-              <w:jc w:val="left"/>
-              <w:rPr>
-                <w:b/>
-                <w:noProof/>
-                <w:szCs w:val="21"/>
-              </w:rPr>
-            </w:pPr>
-            <w:r>
-              <w:rPr>
-                <w:rFonts w:hint="eastAsia"/>
-                <w:b/>
-                <w:noProof/>
-                <w:szCs w:val="21"/>
-              </w:rPr>
-              <w:t>用例</w:t>
-            </w:r>
-            <w:r>
-              <w:rPr>
-                <w:b/>
-                <w:noProof/>
-                <w:szCs w:val="21"/>
-              </w:rPr>
-              <w:fldChar w:fldCharType="begin"/>
-            </w:r>
-            <w:r>
-              <w:rPr>
-                <w:b/>
-                <w:noProof/>
-                <w:szCs w:val="21"/>
-              </w:rPr>
-              <w:instrText xml:space="preserve"> </w:instrText>
-            </w:r>
-            <w:r>
-              <w:rPr>
-                <w:rFonts w:hint="eastAsia"/>
-                <w:b/>
-                <w:noProof/>
-                <w:szCs w:val="21"/>
-              </w:rPr>
-              <w:instrText>AUTONUM  \* Arabic</w:instrText>
-            </w:r>
-            <w:r>
-              <w:rPr>
-                <w:b/>
-                <w:noProof/>
-                <w:szCs w:val="21"/>
-              </w:rPr>
-              <w:instrText xml:space="preserve"> </w:instrText>
-            </w:r>
-            <w:r>
-              <w:rPr>
-                <w:b/>
-                <w:noProof/>
-                <w:szCs w:val="21"/>
-              </w:rPr>
-              <w:fldChar w:fldCharType="end"/>
-            </w:r>
-          </w:p>
-        </w:tc>
-      </w:tr>
-      <w:tr>
-        <w:tc>
-          <w:tcPr>
-            <w:tcW w:w="1761" w:type="dxa"/>
-            <w:gridSpan w:val="2"/>
-            <w:tcBorders>
-              <w:top w:val="single" w:sz="12" w:space="0" w:color="auto"/>
-              <w:left w:val="single" w:sz="12" w:space="0" w:color="auto"/>
-              <w:bottom w:val="single" w:sz="12" w:space="0" w:color="auto"/>
-              <w:right w:val="single" w:sz="4" w:space="0" w:color="auto"/>
-            </w:tcBorders>
-            <w:vAlign w:val="center"/>
-            <w:hideMark/>
-          </w:tcPr>
-          <w:p>
-            <w:pPr>
-              <w:jc w:val="center"/>
-              <w:rPr>
-                <w:b/>
-                <w:szCs w:val="21"/>
-              </w:rPr>
-            </w:pPr>
-            <w:r>
-              <w:rPr>
-                <w:rFonts w:ascii="黑体" w:eastAsia="黑体" w:hAnsi="黑体" w:hint="eastAsia"/>
-                <w:bCs/>
-                <w:szCs w:val="21"/>
-              </w:rPr>
-              <w:t>测试用例名称</w:t>
-            </w:r>
-          </w:p>
-        </w:tc>
-        <w:tc>
-          <w:tcPr>
-            <w:tcW w:w="3397" w:type="dxa"/>
-            <w:tcBorders>
-              <w:top w:val="single" w:sz="12" w:space="0" w:color="auto"/>
-              <w:left w:val="single" w:sz="4" w:space="0" w:color="auto"/>
-              <w:bottom w:val="single" w:sz="12" w:space="0" w:color="auto"/>
-              <w:right w:val="single" w:sz="4" w:space="0" w:color="auto"/>
-            </w:tcBorders>
-            <w:vAlign w:val="center"/>
-          </w:tcPr>
-          <w:p>
-            <w:pPr>
-              <w:jc w:val="center"/>
-              <w:rPr>
-                <w:bCs/>
-                <w:szCs w:val="21"/>
-              </w:rPr>
-            </w:pPr>
-            <w:r>
-              <w:rPr>
-                <w:rFonts w:hint="eastAsia"/>
-                <w:bCs/>
-                <w:szCs w:val="21"/>
-              </w:rPr>
-              <w:t xml:space="preserve">其他初始化</w:t>
-            </w:r>
-          </w:p>
-        </w:tc>
-        <w:tc>
-          <w:tcPr>
-            <w:tcW w:w="1199" w:type="dxa"/>
-            <w:tcBorders>
-              <w:top w:val="single" w:sz="12" w:space="0" w:color="auto"/>
-              <w:left w:val="single" w:sz="4" w:space="0" w:color="auto"/>
-              <w:bottom w:val="single" w:sz="12" w:space="0" w:color="auto"/>
-              <w:right w:val="single" w:sz="4" w:space="0" w:color="auto"/>
-            </w:tcBorders>
-            <w:vAlign w:val="center"/>
-            <w:hideMark/>
-          </w:tcPr>
-          <w:p>
-            <w:pPr>
-              <w:jc w:val="center"/>
-              <w:rPr>
-                <w:b/>
-                <w:szCs w:val="21"/>
-              </w:rPr>
-            </w:pPr>
-            <w:r>
-              <w:rPr>
-                <w:rFonts w:ascii="黑体" w:eastAsia="黑体" w:hAnsi="黑体" w:hint="eastAsia"/>
-                <w:bCs/>
-                <w:szCs w:val="21"/>
-              </w:rPr>
-              <w:t>标</w:t>
-            </w:r>
-            <w:r>
-              <w:rPr>
-                <w:rFonts w:ascii="黑体" w:eastAsia="黑体" w:hAnsi="黑体"/>
-                <w:bCs/>
-                <w:szCs w:val="21"/>
-              </w:rPr>
-              <w:t xml:space="preserve">   识</w:t>
-            </w:r>
-          </w:p>
-        </w:tc>
-        <w:tc>
-          <w:tcPr>
-            <w:tcW w:w="2683" w:type="dxa"/>
-            <w:tcBorders>
-              <w:top w:val="single" w:sz="12" w:space="0" w:color="auto"/>
-              <w:left w:val="single" w:sz="4" w:space="0" w:color="auto"/>
-              <w:bottom w:val="single" w:sz="12" w:space="0" w:color="auto"/>
-              <w:right w:val="single" w:sz="12" w:space="0" w:color="auto"/>
-            </w:tcBorders>
-            <w:vAlign w:val="center"/>
-          </w:tcPr>
-          <w:p>
-            <w:pPr>
-              <w:jc w:val="center"/>
-              <w:rPr>
-                <w:bCs/>
-                <w:szCs w:val="21"/>
-              </w:rPr>
-            </w:pPr>
-            <w:r>
-              <w:rPr>
-                <w:rFonts w:hint="eastAsia"/>
-                <w:bCs/>
-                <w:szCs w:val="21"/>
-              </w:rPr>
-              <w:t xml:space="preserve">YL_SU_CSH2_002</w:t>
-            </w:r>
-          </w:p>
-        </w:tc>
-      </w:tr>
-      <w:tr>
-        <w:tc>
-          <w:tcPr>
-            <w:tcW w:w="1761" w:type="dxa"/>
-            <w:gridSpan w:val="2"/>
-            <w:tcBorders>
-              <w:top w:val="single" w:sz="12" w:space="0" w:color="auto"/>
-              <w:left w:val="single" w:sz="12" w:space="0" w:color="auto"/>
-              <w:bottom w:val="single" w:sz="4" w:space="0" w:color="auto"/>
-              <w:right w:val="single" w:sz="4" w:space="0" w:color="auto"/>
-            </w:tcBorders>
-            <w:vAlign w:val="center"/>
-            <w:hideMark/>
-          </w:tcPr>
-          <w:p>
-            <w:pPr>
-              <w:jc w:val="center"/>
-              <w:rPr>
-                <w:b/>
-                <w:szCs w:val="21"/>
-              </w:rPr>
-            </w:pPr>
-            <w:r>
-              <w:rPr>
-                <w:rFonts w:ascii="黑体" w:eastAsia="黑体" w:hAnsi="黑体" w:hint="eastAsia"/>
-                <w:bCs/>
-                <w:szCs w:val="21"/>
-              </w:rPr>
-              <w:t>追踪关系</w:t>
-            </w:r>
-          </w:p>
-        </w:tc>
-        <w:tc>
-          <w:tcPr>
-            <w:tcW w:w="7279" w:type="dxa"/>
-            <w:gridSpan w:val="3"/>
-            <w:tcBorders>
-              <w:top w:val="single" w:sz="12" w:space="0" w:color="auto"/>
-              <w:left w:val="single" w:sz="4" w:space="0" w:color="auto"/>
-              <w:bottom w:val="single" w:sz="4" w:space="0" w:color="auto"/>
-              <w:right w:val="single" w:sz="12" w:space="0" w:color="auto"/>
-            </w:tcBorders>
-            <w:vAlign w:val="center"/>
-            <w:hideMark/>
-          </w:tcPr>
-          <w:p>
-            <w:pPr>
-              <w:rPr>
-                <w:noProof/>
-                <w:szCs w:val="21"/>
-              </w:rPr>
-            </w:pPr>
-            <w:r>
-              <w:rPr>
-                <w:rFonts w:hint="eastAsia"/>
-                <w:noProof/>
-                <w:szCs w:val="21"/>
-              </w:rPr>
-              <w:t>软件测试依据：</w:t>
-            </w:r>
-            <w:r>
-              <w:rPr>
-                <w:rFonts w:hint="eastAsia"/>
-                <w:noProof/>
-                <w:szCs w:val="21"/>
-              </w:rPr>
-              <w:t>测评大纲</w:t>
-            </w:r>
-          </w:p>
-          <w:p>
-            <w:pPr>
-              <w:rPr>
-                <w:noProof/>
-                <w:szCs w:val="21"/>
-              </w:rPr>
-            </w:pPr>
-            <w:r>
-              <w:rPr>
-                <w:rFonts w:hint="eastAsia"/>
-                <w:noProof/>
-                <w:szCs w:val="21"/>
-              </w:rPr>
-              <w:t>测试需求分析：</w:t>
-            </w:r>
-            <w:r>
-              <w:rPr>
-                <w:rFonts w:hint="eastAsia"/>
-                <w:noProof/>
-                <w:szCs w:val="21"/>
-              </w:rPr>
-              <w:t>（</w:t>
-            </w:r>
-            <w:r>
-              <w:rPr>
-                <w:rFonts w:hint="eastAsia"/>
-                <w:noProof/>
-                <w:szCs w:val="21"/>
-              </w:rPr>
-              <w:t xml:space="preserve">6.2.4.3</w:t>
-            </w:r>
-            <w:r>
-              <w:rPr>
-                <w:rFonts w:hint="eastAsia"/>
-                <w:noProof/>
-                <w:szCs w:val="21"/>
-              </w:rPr>
-              <w:t>）</w:t>
-            </w:r>
-            <w:r>
-              <w:rPr>
-                <w:rFonts w:hint="eastAsia"/>
-                <w:noProof/>
-                <w:szCs w:val="21"/>
-              </w:rPr>
-              <w:t xml:space="preserve">初始化功能测试</w:t>
-            </w:r>
-          </w:p>
-          <w:p>
-            <w:pPr>
-              <w:rPr>
-                <w:rFonts w:cs="宋体"/>
-                <w:i/>
-                <w:szCs w:val="21"/>
-              </w:rPr>
-            </w:pPr>
-            <w:r>
-              <w:rPr>
-                <w:rFonts w:hint="eastAsia"/>
-                <w:noProof/>
-                <w:szCs w:val="21"/>
-              </w:rPr>
-              <w:t>测试需求标识：</w:t>
-            </w:r>
-            <w:r>
-              <w:rPr>
-                <w:rFonts w:hint="eastAsia"/>
-                <w:noProof/>
-                <w:szCs w:val="21"/>
-              </w:rPr>
-              <w:t xml:space="preserve">XQ_SU_CSH2</w:t>
-            </w:r>
-          </w:p>
-        </w:tc>
-      </w:tr>
-      <w:tr>
-        <w:tc>
-          <w:tcPr>
-            <w:tcW w:w="1761" w:type="dxa"/>
-            <w:gridSpan w:val="2"/>
-            <w:tcBorders>
-              <w:top w:val="single" w:sz="4" w:space="0" w:color="auto"/>
-              <w:left w:val="single" w:sz="12" w:space="0" w:color="auto"/>
-              <w:bottom w:val="single" w:sz="4" w:space="0" w:color="auto"/>
-              <w:right w:val="single" w:sz="4" w:space="0" w:color="auto"/>
-            </w:tcBorders>
-            <w:vAlign w:val="center"/>
-            <w:hideMark/>
-          </w:tcPr>
-          <w:p>
-            <w:pPr>
-              <w:jc w:val="center"/>
-              <w:rPr>
-                <w:rFonts w:ascii="黑体" w:eastAsia="黑体" w:hAnsi="黑体" w:hint="eastAsia"/>
-                <w:bCs/>
-                <w:szCs w:val="21"/>
-              </w:rPr>
-            </w:pPr>
-            <w:r>
-              <w:rPr>
-                <w:rFonts w:ascii="黑体" w:eastAsia="黑体" w:hAnsi="黑体" w:hint="eastAsia"/>
-                <w:bCs/>
-                <w:szCs w:val="21"/>
-              </w:rPr>
-              <w:t>测试用例综述</w:t>
-            </w:r>
-          </w:p>
-        </w:tc>
-        <w:tc>
-          <w:tcPr>
-            <w:tcW w:w="7279" w:type="dxa"/>
-            <w:gridSpan w:val="3"/>
-            <w:tcBorders>
-              <w:top w:val="single" w:sz="4" w:space="0" w:color="auto"/>
-              <w:left w:val="single" w:sz="4" w:space="0" w:color="auto"/>
-              <w:bottom w:val="single" w:sz="4" w:space="0" w:color="auto"/>
-              <w:right w:val="single" w:sz="12" w:space="0" w:color="auto"/>
-            </w:tcBorders>
-          </w:tcPr>
-          <w:p>
-            <w:pPr>
-              <w:rPr>
-                <w:szCs w:val="21"/>
-              </w:rPr>
-            </w:pPr>
-            <w:r>
-              <w:rPr>
-                <w:rFonts w:hint="eastAsia"/>
-                <w:szCs w:val="21"/>
-              </w:rPr>
-              <w:t xml:space="preserve"/>
-            </w:r>
-          </w:p>
-        </w:tc>
-      </w:tr>
-      <w:tr>
-        <w:tc>
-          <w:tcPr>
-            <w:tcW w:w="1761" w:type="dxa"/>
-            <w:gridSpan w:val="2"/>
-            <w:tcBorders>
-              <w:top w:val="single" w:sz="4" w:space="0" w:color="auto"/>
-              <w:left w:val="single" w:sz="12" w:space="0" w:color="auto"/>
-              <w:bottom w:val="single" w:sz="4" w:space="0" w:color="auto"/>
-              <w:right w:val="single" w:sz="4" w:space="0" w:color="auto"/>
-            </w:tcBorders>
-            <w:vAlign w:val="center"/>
-            <w:hideMark/>
-          </w:tcPr>
-          <w:p>
-            <w:pPr>
-              <w:jc w:val="center"/>
-              <w:rPr>
-                <w:rFonts w:ascii="黑体" w:eastAsia="黑体" w:hAnsi="黑体" w:hint="eastAsia"/>
-                <w:bCs/>
-                <w:szCs w:val="21"/>
-              </w:rPr>
-            </w:pPr>
-            <w:r>
-              <w:rPr>
-                <w:rFonts w:ascii="黑体" w:eastAsia="黑体" w:hAnsi="黑体" w:hint="eastAsia"/>
-                <w:bCs/>
-                <w:szCs w:val="21"/>
-              </w:rPr>
-              <w:t>用例初始化</w:t>
-            </w:r>
-          </w:p>
-        </w:tc>
-        <w:tc>
-          <w:tcPr>
-            <w:tcW w:w="7279" w:type="dxa"/>
-            <w:gridSpan w:val="3"/>
-            <w:tcBorders>
-              <w:top w:val="single" w:sz="4" w:space="0" w:color="auto"/>
-              <w:left w:val="single" w:sz="4" w:space="0" w:color="auto"/>
-              <w:bottom w:val="single" w:sz="4" w:space="0" w:color="auto"/>
-              <w:right w:val="single" w:sz="12" w:space="0" w:color="auto"/>
-            </w:tcBorders>
-            <w:vAlign w:val="center"/>
-            <w:hideMark/>
-          </w:tcPr>
-          <w:p>
-            <w:pPr>
-              <w:rPr>
-                <w:i/>
-                <w:szCs w:val="21"/>
-              </w:rPr>
-            </w:pPr>
-            <w:r>
-              <w:rPr>
-                <w:rFonts w:hint="eastAsia"/>
-                <w:noProof/>
-                <w:szCs w:val="21"/>
-              </w:rPr>
-              <w:t xml:space="preserve">软件正常启动，正常运行</w:t>
-            </w:r>
-          </w:p>
-        </w:tc>
-      </w:tr>
-      <w:tr>
-        <w:tc>
-          <w:tcPr>
-            <w:tcW w:w="1761" w:type="dxa"/>
-            <w:gridSpan w:val="2"/>
-            <w:tcBorders>
-              <w:top w:val="single" w:sz="4" w:space="0" w:color="auto"/>
-              <w:left w:val="single" w:sz="12" w:space="0" w:color="auto"/>
-              <w:bottom w:val="single" w:sz="4" w:space="0" w:color="auto"/>
-              <w:right w:val="single" w:sz="4" w:space="0" w:color="auto"/>
-            </w:tcBorders>
-            <w:vAlign w:val="center"/>
-            <w:hideMark/>
-          </w:tcPr>
-          <w:p>
-            <w:pPr>
-              <w:jc w:val="center"/>
-              <w:rPr>
-                <w:rFonts w:ascii="黑体" w:eastAsia="黑体" w:hAnsi="黑体" w:hint="eastAsia"/>
-                <w:bCs/>
-                <w:szCs w:val="21"/>
-              </w:rPr>
-            </w:pPr>
-            <w:r>
-              <w:rPr>
-                <w:rFonts w:ascii="黑体" w:eastAsia="黑体" w:hAnsi="黑体" w:hint="eastAsia"/>
-                <w:bCs/>
-                <w:szCs w:val="21"/>
-              </w:rPr>
-              <w:t>前提和约束</w:t>
-            </w:r>
-          </w:p>
-        </w:tc>
-        <w:tc>
-          <w:tcPr>
-            <w:tcW w:w="7279" w:type="dxa"/>
-            <w:gridSpan w:val="3"/>
-            <w:tcBorders>
-              <w:top w:val="single" w:sz="4" w:space="0" w:color="auto"/>
-              <w:left w:val="single" w:sz="4" w:space="0" w:color="auto"/>
-              <w:bottom w:val="single" w:sz="4" w:space="0" w:color="auto"/>
-              <w:right w:val="single" w:sz="12" w:space="0" w:color="auto"/>
-            </w:tcBorders>
-            <w:vAlign w:val="center"/>
-            <w:hideMark/>
-          </w:tcPr>
-          <w:p>
-            <w:pPr>
-              <w:rPr>
-                <w:i/>
-                <w:szCs w:val="21"/>
-              </w:rPr>
-            </w:pPr>
-            <w:r>
-              <w:rPr>
-                <w:rFonts w:hint="eastAsia"/>
-                <w:noProof/>
-                <w:szCs w:val="21"/>
-              </w:rPr>
-              <w:t xml:space="preserve">软件正常启动，外部接口运行正常</w:t>
-            </w:r>
-          </w:p>
-        </w:tc>
-      </w:tr>
-      <w:tr>
-        <w:tc>
-          <w:tcPr>
-            <w:tcW w:w="9040" w:type="dxa"/>
-            <w:gridSpan w:val="5"/>
-            <w:tcBorders>
-              <w:top w:val="single" w:sz="4" w:space="0" w:color="auto"/>
-              <w:left w:val="single" w:sz="12" w:space="0" w:color="auto"/>
-              <w:bottom w:val="single" w:sz="4" w:space="0" w:color="auto"/>
-              <w:right w:val="single" w:sz="12" w:space="0" w:color="auto"/>
-            </w:tcBorders>
-            <w:vAlign w:val="center"/>
-            <w:hideMark/>
-          </w:tcPr>
-          <w:p>
-            <w:pPr>
-              <w:jc w:val="center"/>
-              <w:rPr>
-                <w:rFonts w:ascii="黑体" w:eastAsia="黑体" w:hAnsi="黑体" w:hint="eastAsia"/>
-                <w:bCs/>
-                <w:szCs w:val="21"/>
-              </w:rPr>
-            </w:pPr>
-            <w:r>
-              <w:rPr>
-                <w:rFonts w:ascii="黑体" w:eastAsia="黑体" w:hAnsi="黑体" w:hint="eastAsia"/>
-                <w:bCs/>
-                <w:szCs w:val="21"/>
-              </w:rPr>
-              <w:t>测试步骤</w:t>
-            </w:r>
-          </w:p>
-        </w:tc>
-      </w:tr>
-      <w:tr>
-        <w:tc>
-          <w:tcPr>
-            <w:tcW w:w="767" w:type="dxa"/>
-            <w:tcBorders>
-              <w:top w:val="single" w:sz="4" w:space="0" w:color="auto"/>
-              <w:left w:val="single" w:sz="12" w:space="0" w:color="auto"/>
-              <w:bottom w:val="single" w:sz="4" w:space="0" w:color="auto"/>
-              <w:right w:val="single" w:sz="4" w:space="0" w:color="auto"/>
-            </w:tcBorders>
-            <w:vAlign w:val="center"/>
-            <w:hideMark/>
-          </w:tcPr>
-          <w:p>
-            <w:pPr>
-              <w:jc w:val="center"/>
-              <w:rPr>
-                <w:rFonts w:ascii="黑体" w:eastAsia="黑体" w:hAnsi="黑体" w:hint="eastAsia"/>
-                <w:bCs/>
-                <w:szCs w:val="21"/>
-              </w:rPr>
-            </w:pPr>
-            <w:r>
-              <w:rPr>
-                <w:rFonts w:ascii="黑体" w:eastAsia="黑体" w:hAnsi="黑体" w:hint="eastAsia"/>
-                <w:bCs/>
-                <w:szCs w:val="21"/>
-              </w:rPr>
-              <w:t>序号</w:t>
-            </w:r>
-          </w:p>
-        </w:tc>
-        <w:tc>
-          <w:tcPr>
-            <w:tcW w:w="4391" w:type="dxa"/>
-            <w:gridSpan w:val="2"/>
-            <w:tcBorders>
-              <w:top w:val="single" w:sz="4" w:space="0" w:color="auto"/>
-              <w:left w:val="single" w:sz="4" w:space="0" w:color="auto"/>
-              <w:bottom w:val="single" w:sz="4" w:space="0" w:color="auto"/>
-              <w:right w:val="single" w:sz="4" w:space="0" w:color="auto"/>
-            </w:tcBorders>
-            <w:vAlign w:val="center"/>
-            <w:hideMark/>
-          </w:tcPr>
-          <w:p>
-            <w:pPr>
-              <w:jc w:val="center"/>
-              <w:rPr>
-                <w:rFonts w:ascii="黑体" w:eastAsia="黑体" w:hAnsi="黑体" w:hint="eastAsia"/>
-                <w:bCs/>
-                <w:szCs w:val="21"/>
-              </w:rPr>
-            </w:pPr>
-            <w:r>
-              <w:rPr>
-                <w:rFonts w:ascii="黑体" w:eastAsia="黑体" w:hAnsi="黑体" w:hint="eastAsia"/>
-                <w:bCs/>
-                <w:szCs w:val="21"/>
-              </w:rPr>
-              <w:t>输入及操作</w:t>
-            </w:r>
-          </w:p>
-        </w:tc>
-        <w:tc>
-          <w:tcPr>
-            <w:tcW w:w="3882" w:type="dxa"/>
-            <w:gridSpan w:val="2"/>
-            <w:tcBorders>
-              <w:top w:val="single" w:sz="4" w:space="0" w:color="auto"/>
-              <w:left w:val="single" w:sz="4" w:space="0" w:color="auto"/>
-              <w:bottom w:val="single" w:sz="4" w:space="0" w:color="auto"/>
-              <w:right w:val="single" w:sz="12" w:space="0" w:color="auto"/>
-            </w:tcBorders>
-            <w:vAlign w:val="center"/>
-            <w:hideMark/>
-          </w:tcPr>
-          <w:p>
-            <w:pPr>
-              <w:jc w:val="center"/>
-              <w:rPr>
-                <w:rFonts w:ascii="黑体" w:eastAsia="黑体" w:hAnsi="黑体" w:hint="eastAsia"/>
-                <w:bCs/>
-                <w:szCs w:val="21"/>
-              </w:rPr>
-            </w:pPr>
-            <w:r>
-              <w:rPr>
-                <w:rFonts w:ascii="黑体" w:eastAsia="黑体" w:hAnsi="黑体" w:hint="eastAsia"/>
-                <w:bCs/>
-                <w:szCs w:val="21"/>
-              </w:rPr>
-              <w:t>期望结果与评估标准</w:t>
-            </w:r>
-          </w:p>
-        </w:tc>
-      </w:tr>
-      <w:tr>
-        <w:tc>
-          <w:tcPr>
-            <w:tcW w:w="767" w:type="dxa"/>
-            <w:tcBorders>
-              <w:top w:val="single" w:sz="4" w:space="0" w:color="auto"/>
-              <w:left w:val="single" w:sz="12" w:space="0" w:color="auto"/>
-              <w:bottom w:val="single" w:sz="4" w:space="0" w:color="auto"/>
-              <w:right w:val="single" w:sz="4" w:space="0" w:color="auto"/>
-            </w:tcBorders>
-            <w:vAlign w:val="center"/>
-          </w:tcPr>
-          <w:p>
-            <w:pPr>
-              <w:jc w:val="center"/>
-              <w:rPr>
-                <w:noProof/>
-                <w:szCs w:val="21"/>
-              </w:rPr>
-            </w:pPr>
-            <w:r>
-              <w:rPr>
-                <w:rFonts w:hint="eastAsia"/>
-                <w:noProof/>
-                <w:szCs w:val="21"/>
-              </w:rPr>
-              <w:t xml:space="preserve">1</w:t>
-            </w:r>
-          </w:p>
-        </w:tc>
-        <w:tc>
-          <w:tcPr>
-            <w:tcW w:w="4391" w:type="dxa"/>
-            <w:gridSpan w:val="2"/>
-            <w:tcBorders>
-              <w:top w:val="single" w:sz="4" w:space="0" w:color="auto"/>
-              <w:left w:val="single" w:sz="4" w:space="0" w:color="auto"/>
-              <w:bottom w:val="single" w:sz="4" w:space="0" w:color="auto"/>
-              <w:right w:val="single" w:sz="4" w:space="0" w:color="auto"/>
-            </w:tcBorders>
-            <w:vAlign w:val="center"/>
-          </w:tcPr>
-          <w:p>
-            <w:pPr>
-              <w:rPr>
-                <w:noProof/>
-                <w:szCs w:val="21"/>
-              </w:rPr>
-            </w:pPr>
-            <w:r>
-              <w:rPr>
-                <w:rFonts w:hint="eastAsia"/>
-                <w:noProof/>
-                <w:szCs w:val="21"/>
-              </w:rPr>
-              <w:t xml:space="preserve">XXX3</w:t>
-            </w:r>
-          </w:p>
-        </w:tc>
-        <w:tc>
-          <w:tcPr>
-            <w:tcW w:w="3882" w:type="dxa"/>
-            <w:gridSpan w:val="2"/>
-            <w:tcBorders>
-              <w:top w:val="single" w:sz="4" w:space="0" w:color="auto"/>
-              <w:left w:val="single" w:sz="4" w:space="0" w:color="auto"/>
-              <w:bottom w:val="single" w:sz="4" w:space="0" w:color="auto"/>
-              <w:right w:val="single" w:sz="12" w:space="0" w:color="auto"/>
-            </w:tcBorders>
-            <w:vAlign w:val="center"/>
-          </w:tcPr>
-          <w:p>
-            <w:pPr>
-              <w:rPr>
-                <w:szCs w:val="21"/>
-              </w:rPr>
-            </w:pPr>
-            <w:r>
-              <w:rPr>
-                <w:rFonts w:hint="eastAsia"/>
-                <w:szCs w:val="21"/>
-              </w:rPr>
-              <w:lastRenderedPageBreak/>
-              <w:t xml:space="preserve">YUQI3</w:t>
-            </w:r>
-          </w:p>
-        </w:tc>
-      </w:tr>
-      <w:tr>
-        <w:tc>
-          <w:tcPr>
-            <w:tcW w:w="767" w:type="dxa"/>
-            <w:tcBorders>
-              <w:top w:val="single" w:sz="4" w:space="0" w:color="auto"/>
-              <w:left w:val="single" w:sz="12" w:space="0" w:color="auto"/>
-              <w:bottom w:val="single" w:sz="4" w:space="0" w:color="auto"/>
-              <w:right w:val="single" w:sz="4" w:space="0" w:color="auto"/>
-            </w:tcBorders>
-            <w:vAlign w:val="center"/>
-          </w:tcPr>
-          <w:p>
-            <w:pPr>
-              <w:jc w:val="center"/>
-              <w:rPr>
-                <w:noProof/>
-                <w:szCs w:val="21"/>
-              </w:rPr>
-            </w:pPr>
-            <w:r>
-              <w:rPr>
-                <w:rFonts w:hint="eastAsia"/>
-                <w:noProof/>
-                <w:szCs w:val="21"/>
-              </w:rPr>
-              <w:t xml:space="preserve">2</w:t>
-            </w:r>
-          </w:p>
-        </w:tc>
-        <w:tc>
-          <w:tcPr>
-            <w:tcW w:w="4391" w:type="dxa"/>
-            <w:gridSpan w:val="2"/>
-            <w:tcBorders>
-              <w:top w:val="single" w:sz="4" w:space="0" w:color="auto"/>
-              <w:left w:val="single" w:sz="4" w:space="0" w:color="auto"/>
-              <w:bottom w:val="single" w:sz="4" w:space="0" w:color="auto"/>
-              <w:right w:val="single" w:sz="4" w:space="0" w:color="auto"/>
-            </w:tcBorders>
-            <w:vAlign w:val="center"/>
-          </w:tcPr>
-          <w:p>
-            <w:pPr>
-              <w:rPr>
-                <w:noProof/>
-                <w:szCs w:val="21"/>
-              </w:rPr>
-            </w:pPr>
-            <w:r>
-              <w:rPr>
-                <w:rFonts w:hint="eastAsia"/>
-                <w:noProof/>
-                <w:szCs w:val="21"/>
-              </w:rPr>
-              <w:t xml:space="preserve">XXX4</w:t>
-            </w:r>
-          </w:p>
-        </w:tc>
-        <w:tc>
-          <w:tcPr>
-            <w:tcW w:w="3882" w:type="dxa"/>
-            <w:gridSpan w:val="2"/>
-            <w:tcBorders>
-              <w:top w:val="single" w:sz="4" w:space="0" w:color="auto"/>
-              <w:left w:val="single" w:sz="4" w:space="0" w:color="auto"/>
-              <w:bottom w:val="single" w:sz="4" w:space="0" w:color="auto"/>
-              <w:right w:val="single" w:sz="12" w:space="0" w:color="auto"/>
-            </w:tcBorders>
-            <w:vAlign w:val="center"/>
-          </w:tcPr>
-          <w:p>
-            <w:pPr>
-              <w:rPr>
-                <w:szCs w:val="21"/>
-              </w:rPr>
-            </w:pPr>
-            <w:r>
-              <w:rPr>
-                <w:rFonts w:hint="eastAsia"/>
-                <w:szCs w:val="21"/>
-              </w:rPr>
-              <w:lastRenderedPageBreak/>
-              <w:t xml:space="preserve">YUQI4</w:t>
-            </w:r>
-          </w:p>
-        </w:tc>
-      </w:tr>
-      <w:tr>
-        <w:tc>
-          <w:tcPr>
-            <w:tcW w:w="767" w:type="dxa"/>
-            <w:tcBorders>
-              <w:top w:val="single" w:sz="4" w:space="0" w:color="auto"/>
-              <w:left w:val="single" w:sz="12" w:space="0" w:color="auto"/>
-              <w:bottom w:val="single" w:sz="4" w:space="0" w:color="auto"/>
-              <w:right w:val="single" w:sz="4" w:space="0" w:color="auto"/>
-            </w:tcBorders>
-            <w:vAlign w:val="center"/>
-          </w:tcPr>
-          <w:p>
-            <w:pPr>
-              <w:jc w:val="center"/>
-              <w:rPr>
-                <w:noProof/>
-                <w:szCs w:val="21"/>
-              </w:rPr>
-            </w:pPr>
-            <w:r>
-              <w:rPr>
-                <w:rFonts w:hint="eastAsia"/>
-                <w:noProof/>
-                <w:szCs w:val="21"/>
-              </w:rPr>
-              <w:t xml:space="preserve">3</w:t>
-            </w:r>
-          </w:p>
-        </w:tc>
-        <w:tc>
-          <w:tcPr>
-            <w:tcW w:w="4391" w:type="dxa"/>
-            <w:gridSpan w:val="2"/>
-            <w:tcBorders>
-              <w:top w:val="single" w:sz="4" w:space="0" w:color="auto"/>
-              <w:left w:val="single" w:sz="4" w:space="0" w:color="auto"/>
-              <w:bottom w:val="single" w:sz="4" w:space="0" w:color="auto"/>
-              <w:right w:val="single" w:sz="4" w:space="0" w:color="auto"/>
-            </w:tcBorders>
-            <w:vAlign w:val="center"/>
-          </w:tcPr>
-          <w:p>
-            <w:pPr>
-              <w:rPr>
-                <w:noProof/>
-                <w:szCs w:val="21"/>
-              </w:rPr>
-            </w:pPr>
-            <w:r>
-              <w:rPr>
-                <w:rFonts w:hint="eastAsia"/>
-                <w:noProof/>
-                <w:szCs w:val="21"/>
-              </w:rPr>
-              <w:t xml:space="preserve">XXX5</w:t>
-            </w:r>
-          </w:p>
-        </w:tc>
-        <w:tc>
-          <w:tcPr>
-            <w:tcW w:w="3882" w:type="dxa"/>
-            <w:gridSpan w:val="2"/>
-            <w:tcBorders>
-              <w:top w:val="single" w:sz="4" w:space="0" w:color="auto"/>
-              <w:left w:val="single" w:sz="4" w:space="0" w:color="auto"/>
-              <w:bottom w:val="single" w:sz="4" w:space="0" w:color="auto"/>
-              <w:right w:val="single" w:sz="12" w:space="0" w:color="auto"/>
-            </w:tcBorders>
-            <w:vAlign w:val="center"/>
-          </w:tcPr>
-          <w:p>
-            <w:pPr>
-              <w:rPr>
-                <w:szCs w:val="21"/>
-              </w:rPr>
-            </w:pPr>
-            <w:r>
-              <w:rPr>
-                <w:rFonts w:hint="eastAsia"/>
-                <w:szCs w:val="21"/>
-              </w:rPr>
-              <w:lastRenderedPageBreak/>
-              <w:t xml:space="preserve">YUQI5</w:t>
-            </w:r>
-          </w:p>
-        </w:tc>
-      </w:tr>
-      <w:tr>
-        <w:tc>
-          <w:tcPr>
-            <w:tcW w:w="767" w:type="dxa"/>
-            <w:tcBorders>
-              <w:top w:val="single" w:sz="4" w:space="0" w:color="auto"/>
-              <w:left w:val="single" w:sz="12" w:space="0" w:color="auto"/>
-              <w:bottom w:val="single" w:sz="4" w:space="0" w:color="auto"/>
-              <w:right w:val="single" w:sz="4" w:space="0" w:color="auto"/>
-            </w:tcBorders>
-            <w:vAlign w:val="center"/>
-          </w:tcPr>
-          <w:p>
-            <w:pPr>
-              <w:jc w:val="center"/>
-              <w:rPr>
-                <w:rFonts w:ascii="黑体" w:eastAsia="黑体" w:hAnsi="黑体" w:hint="eastAsia"/>
-                <w:bCs/>
-                <w:szCs w:val="21"/>
-              </w:rPr>
-            </w:pPr>
-            <w:r>
-              <w:rPr>
-                <w:rFonts w:ascii="黑体" w:eastAsia="黑体" w:hAnsi="黑体" w:hint="eastAsia"/>
-                <w:bCs/>
-                <w:szCs w:val="21"/>
-              </w:rPr>
-              <w:t>终止条件</w:t>
-            </w:r>
-          </w:p>
-        </w:tc>
-        <w:tc>
-          <w:tcPr>
-            <w:tcW w:w="8273" w:type="dxa"/>
-            <w:gridSpan w:val="4"/>
-            <w:tcBorders>
-              <w:top w:val="single" w:sz="4" w:space="0" w:color="auto"/>
-              <w:left w:val="single" w:sz="4" w:space="0" w:color="auto"/>
-              <w:bottom w:val="single" w:sz="4" w:space="0" w:color="auto"/>
-              <w:right w:val="single" w:sz="12" w:space="0" w:color="auto"/>
-            </w:tcBorders>
-            <w:vAlign w:val="center"/>
-          </w:tcPr>
-          <w:p>
-            <w:pPr>
-              <w:rPr>
-                <w:szCs w:val="21"/>
-              </w:rPr>
-            </w:pPr>
-            <w:r>
-              <w:rPr>
-                <w:rFonts w:hint="eastAsia"/>
-                <w:noProof/>
-                <w:szCs w:val="21"/>
-              </w:rPr>
-              <w:t>本测试用例的全部测试步骤被执行或因某种原因导致测试步骤无法执行</w:t>
-            </w:r>
-            <w:r>
-              <w:rPr>
-                <w:rFonts w:hint="eastAsia"/>
-                <w:noProof/>
-                <w:szCs w:val="21"/>
-              </w:rPr>
-              <w:t>(</w:t>
-            </w:r>
-            <w:r>
-              <w:rPr>
-                <w:rFonts w:hint="eastAsia"/>
-                <w:noProof/>
-                <w:szCs w:val="21"/>
-              </w:rPr>
-              <w:t>异常终止</w:t>
-            </w:r>
-            <w:r>
-              <w:rPr>
-                <w:rFonts w:hint="eastAsia"/>
-                <w:noProof/>
-                <w:szCs w:val="21"/>
-              </w:rPr>
-              <w:t>)</w:t>
-            </w:r>
-            <w:r>
-              <w:rPr>
-                <w:rFonts w:hint="eastAsia"/>
-                <w:noProof/>
-                <w:szCs w:val="21"/>
-              </w:rPr>
-              <w:t>。</w:t>
-            </w:r>
-          </w:p>
-        </w:tc>
-      </w:tr>
-      <w:tr>
-        <w:tc>
-          <w:tcPr>
-            <w:tcW w:w="767" w:type="dxa"/>
-            <w:tcBorders>
-              <w:top w:val="single" w:sz="4" w:space="0" w:color="auto"/>
-              <w:left w:val="single" w:sz="12" w:space="0" w:color="auto"/>
-              <w:bottom w:val="single" w:sz="4" w:space="0" w:color="auto"/>
-              <w:right w:val="single" w:sz="4" w:space="0" w:color="auto"/>
-            </w:tcBorders>
-            <w:vAlign w:val="center"/>
-          </w:tcPr>
-          <w:p>
-            <w:pPr>
-              <w:jc w:val="center"/>
-              <w:rPr>
-                <w:rFonts w:ascii="黑体" w:eastAsia="黑体" w:hAnsi="黑体" w:hint="eastAsia"/>
-                <w:bCs/>
-                <w:szCs w:val="21"/>
-              </w:rPr>
-            </w:pPr>
-            <w:r>
-              <w:rPr>
-                <w:rFonts w:ascii="黑体" w:eastAsia="黑体" w:hAnsi="黑体" w:hint="eastAsia"/>
-                <w:bCs/>
-                <w:szCs w:val="21"/>
-              </w:rPr>
-              <w:t>通过准则</w:t>
-            </w:r>
-          </w:p>
-        </w:tc>
-        <w:tc>
-          <w:tcPr>
-            <w:tcW w:w="8273" w:type="dxa"/>
-            <w:gridSpan w:val="4"/>
-            <w:tcBorders>
-              <w:top w:val="single" w:sz="4" w:space="0" w:color="auto"/>
-              <w:left w:val="single" w:sz="4" w:space="0" w:color="auto"/>
-              <w:bottom w:val="single" w:sz="4" w:space="0" w:color="auto"/>
-              <w:right w:val="single" w:sz="12" w:space="0" w:color="auto"/>
-            </w:tcBorders>
-            <w:vAlign w:val="center"/>
-          </w:tcPr>
-          <w:p>
-            <w:pPr>
-              <w:rPr>
-                <w:szCs w:val="21"/>
-              </w:rPr>
-            </w:pPr>
-            <w:r>
-              <w:rPr>
-                <w:rFonts w:hint="eastAsia"/>
-                <w:noProof/>
-                <w:szCs w:val="21"/>
-              </w:rPr>
-              <w:t>本测试用例的全部测试步骤都通过即标志本用例为</w:t>
-            </w:r>
-            <w:r>
-              <w:rPr>
-                <w:rFonts w:hint="eastAsia"/>
-                <w:noProof/>
-                <w:szCs w:val="21"/>
-              </w:rPr>
-              <w:t>"</w:t>
-            </w:r>
-            <w:r>
-              <w:rPr>
-                <w:rFonts w:hint="eastAsia"/>
-                <w:noProof/>
-                <w:szCs w:val="21"/>
-              </w:rPr>
-              <w:t>通过</w:t>
-            </w:r>
-            <w:r>
-              <w:rPr>
-                <w:rFonts w:hint="eastAsia"/>
-                <w:noProof/>
-                <w:szCs w:val="21"/>
-              </w:rPr>
-              <w:t>"</w:t>
-            </w:r>
-            <w:r>
-              <w:rPr>
-                <w:rFonts w:hint="eastAsia"/>
-                <w:noProof/>
-                <w:szCs w:val="21"/>
-              </w:rPr>
-              <w:t>。</w:t>
-            </w:r>
-          </w:p>
-        </w:tc>
-      </w:tr>
-      <w:tr>
-        <w:tc>
-          <w:tcPr>
-            <w:tcW w:w="767" w:type="dxa"/>
-            <w:tcBorders>
-              <w:top w:val="single" w:sz="4" w:space="0" w:color="auto"/>
-              <w:left w:val="single" w:sz="12" w:space="0" w:color="auto"/>
-              <w:bottom w:val="single" w:sz="12" w:space="0" w:color="auto"/>
-              <w:right w:val="single" w:sz="4" w:space="0" w:color="auto"/>
-            </w:tcBorders>
-            <w:vAlign w:val="center"/>
-          </w:tcPr>
-          <w:p>
-            <w:pPr>
-              <w:jc w:val="center"/>
-              <w:rPr>
-                <w:rFonts w:ascii="黑体" w:eastAsia="黑体" w:hAnsi="黑体" w:hint="eastAsia"/>
-                <w:bCs/>
-                <w:szCs w:val="21"/>
-              </w:rPr>
-            </w:pPr>
-            <w:r>
-              <w:rPr>
-                <w:rFonts w:ascii="黑体" w:eastAsia="黑体" w:hAnsi="黑体" w:hint="eastAsia"/>
-                <w:bCs/>
-                <w:szCs w:val="21"/>
-              </w:rPr>
-              <w:t>设计人员</w:t>
-            </w:r>
-          </w:p>
-        </w:tc>
-        <w:tc>
-          <w:tcPr>
-            <w:tcW w:w="8273" w:type="dxa"/>
-            <w:gridSpan w:val="4"/>
-            <w:tcBorders>
-              <w:top w:val="single" w:sz="4" w:space="0" w:color="auto"/>
-              <w:left w:val="single" w:sz="4" w:space="0" w:color="auto"/>
-              <w:bottom w:val="single" w:sz="12" w:space="0" w:color="auto"/>
-              <w:right w:val="single" w:sz="12" w:space="0" w:color="auto"/>
-            </w:tcBorders>
-            <w:vAlign w:val="center"/>
-          </w:tcPr>
-          <w:p>
-            <w:pPr>
-              <w:rPr>
-                <w:rFonts w:cs="宋体"/>
-                <w:szCs w:val="21"/>
-              </w:rPr>
-            </w:pPr>
-            <w:r>
-              <w:rPr>
-                <w:rFonts w:hint="eastAsia"/>
-                <w:noProof/>
-                <w:szCs w:val="21"/>
-              </w:rPr>
-              <w:t xml:space="preserve">陈俊亦</w:t>
-            </w:r>
-          </w:p>
-        </w:tc>
-      </w:tr>
-    </w:tbl>
-    <w:p/>
-    <w:tbl>
-      <w:tblPr>
-        <w:tblW w:w="0" w:type="auto"/>
-        <w:tblBorders>
-          <w:top w:val="single" w:sz="4" w:space="0" w:color="auto"/>
-          <w:left w:val="single" w:sz="4" w:space="0" w:color="auto"/>
-          <w:bottom w:val="single" w:sz="4" w:space="0" w:color="auto"/>
-          <w:right w:val="single" w:sz="4" w:space="0" w:color="auto"/>
-          <w:insideH w:val="single" w:sz="4" w:space="0" w:color="auto"/>
-          <w:insideV w:val="single" w:sz="4" w:space="0" w:color="auto"/>
-        </w:tblBorders>
-        <w:tblLayout w:type="fixed"/>
-        <w:tblCellMar>
-          <w:top w:w="85" w:type="dxa"/>
-          <w:bottom w:w="85" w:type="dxa"/>
-        </w:tblCellMar>
-        <w:tblLook w:val="04A0" w:firstRow="1" w:lastRow="0" w:firstColumn="1" w:lastColumn="0" w:noHBand="0" w:noVBand="1"/>
-      </w:tblPr>
-      <w:tblGrid>
-        <w:gridCol w:w="767"/>
-        <w:gridCol w:w="994"/>
-        <w:gridCol w:w="3397"/>
-        <w:gridCol w:w="1199"/>
-        <w:gridCol w:w="2683"/>
-      </w:tblGrid>
-      <w:tr>
-        <w:tc>
-          <w:tcPr>
-            <w:tcW w:w="9040" w:type="dxa"/>
-            <w:gridSpan w:val="5"/>
-            <w:tcBorders>
-              <w:top w:val="single" w:sz="12" w:space="0" w:color="auto"/>
-              <w:left w:val="single" w:sz="12" w:space="0" w:color="auto"/>
-              <w:bottom w:val="single" w:sz="12" w:space="0" w:color="auto"/>
-              <w:right w:val="single" w:sz="12" w:space="0" w:color="auto"/>
-            </w:tcBorders>
-            <w:vAlign w:val="center"/>
-          </w:tcPr>
-          <w:p>
-            <w:pPr>
-              <w:jc w:val="left"/>
-              <w:rPr>
-                <w:b/>
-                <w:noProof/>
-                <w:szCs w:val="21"/>
-              </w:rPr>
-            </w:pPr>
-            <w:r>
-              <w:rPr>
-                <w:rFonts w:hint="eastAsia"/>
-                <w:b/>
-                <w:noProof/>
-                <w:szCs w:val="21"/>
-              </w:rPr>
-              <w:t>用例</w:t>
-            </w:r>
-            <w:r>
-              <w:rPr>
-                <w:b/>
-                <w:noProof/>
-                <w:szCs w:val="21"/>
-              </w:rPr>
-              <w:fldChar w:fldCharType="begin"/>
-            </w:r>
-            <w:r>
-              <w:rPr>
-                <w:b/>
-                <w:noProof/>
-                <w:szCs w:val="21"/>
-              </w:rPr>
-              <w:instrText xml:space="preserve"> </w:instrText>
-            </w:r>
-            <w:r>
-              <w:rPr>
-                <w:rFonts w:hint="eastAsia"/>
-                <w:b/>
-                <w:noProof/>
-                <w:szCs w:val="21"/>
-              </w:rPr>
-              <w:instrText>AUTONUM  \* Arabic</w:instrText>
-            </w:r>
-            <w:r>
-              <w:rPr>
-                <w:b/>
-                <w:noProof/>
-                <w:szCs w:val="21"/>
-              </w:rPr>
-              <w:instrText xml:space="preserve"> </w:instrText>
-            </w:r>
-            <w:r>
-              <w:rPr>
-                <w:b/>
-                <w:noProof/>
-                <w:szCs w:val="21"/>
-              </w:rPr>
-              <w:fldChar w:fldCharType="end"/>
-            </w:r>
-          </w:p>
-        </w:tc>
-      </w:tr>
-      <w:tr>
-        <w:tc>
-          <w:tcPr>
-            <w:tcW w:w="1761" w:type="dxa"/>
-            <w:gridSpan w:val="2"/>
-            <w:tcBorders>
-              <w:top w:val="single" w:sz="12" w:space="0" w:color="auto"/>
-              <w:left w:val="single" w:sz="12" w:space="0" w:color="auto"/>
-              <w:bottom w:val="single" w:sz="12" w:space="0" w:color="auto"/>
-              <w:right w:val="single" w:sz="4" w:space="0" w:color="auto"/>
-            </w:tcBorders>
-            <w:vAlign w:val="center"/>
-            <w:hideMark/>
-          </w:tcPr>
-          <w:p>
-            <w:pPr>
-              <w:jc w:val="center"/>
-              <w:rPr>
-                <w:b/>
-                <w:szCs w:val="21"/>
-              </w:rPr>
-            </w:pPr>
-            <w:r>
-              <w:rPr>
-                <w:rFonts w:ascii="黑体" w:eastAsia="黑体" w:hAnsi="黑体" w:hint="eastAsia"/>
-                <w:bCs/>
-                <w:szCs w:val="21"/>
-              </w:rPr>
-              <w:t>测试用例名称</w:t>
-            </w:r>
-          </w:p>
-        </w:tc>
-        <w:tc>
-          <w:tcPr>
-            <w:tcW w:w="3397" w:type="dxa"/>
-            <w:tcBorders>
-              <w:top w:val="single" w:sz="12" w:space="0" w:color="auto"/>
-              <w:left w:val="single" w:sz="4" w:space="0" w:color="auto"/>
-              <w:bottom w:val="single" w:sz="12" w:space="0" w:color="auto"/>
-              <w:right w:val="single" w:sz="4" w:space="0" w:color="auto"/>
-            </w:tcBorders>
-            <w:vAlign w:val="center"/>
-          </w:tcPr>
-          <w:p>
-            <w:pPr>
-              <w:jc w:val="center"/>
-              <w:rPr>
-                <w:bCs/>
-                <w:szCs w:val="21"/>
-              </w:rPr>
-            </w:pPr>
-            <w:r>
-              <w:rPr>
-                <w:rFonts w:hint="eastAsia"/>
-                <w:bCs/>
-                <w:szCs w:val="21"/>
-              </w:rPr>
-              <w:t xml:space="preserve">串口波特率用例</w:t>
-            </w:r>
-          </w:p>
-        </w:tc>
-        <w:tc>
-          <w:tcPr>
-            <w:tcW w:w="1199" w:type="dxa"/>
-            <w:tcBorders>
-              <w:top w:val="single" w:sz="12" w:space="0" w:color="auto"/>
-              <w:left w:val="single" w:sz="4" w:space="0" w:color="auto"/>
-              <w:bottom w:val="single" w:sz="12" w:space="0" w:color="auto"/>
-              <w:right w:val="single" w:sz="4" w:space="0" w:color="auto"/>
-            </w:tcBorders>
-            <w:vAlign w:val="center"/>
-            <w:hideMark/>
-          </w:tcPr>
-          <w:p>
-            <w:pPr>
-              <w:jc w:val="center"/>
-              <w:rPr>
-                <w:b/>
-                <w:szCs w:val="21"/>
-              </w:rPr>
-            </w:pPr>
-            <w:r>
-              <w:rPr>
-                <w:rFonts w:ascii="黑体" w:eastAsia="黑体" w:hAnsi="黑体" w:hint="eastAsia"/>
-                <w:bCs/>
-                <w:szCs w:val="21"/>
-              </w:rPr>
-              <w:t>标</w:t>
-            </w:r>
-            <w:r>
-              <w:rPr>
-                <w:rFonts w:ascii="黑体" w:eastAsia="黑体" w:hAnsi="黑体"/>
-                <w:bCs/>
-                <w:szCs w:val="21"/>
-              </w:rPr>
-              <w:t xml:space="preserve">   识</w:t>
-            </w:r>
-          </w:p>
-        </w:tc>
-        <w:tc>
-          <w:tcPr>
-            <w:tcW w:w="2683" w:type="dxa"/>
-            <w:tcBorders>
-              <w:top w:val="single" w:sz="12" w:space="0" w:color="auto"/>
-              <w:left w:val="single" w:sz="4" w:space="0" w:color="auto"/>
-              <w:bottom w:val="single" w:sz="12" w:space="0" w:color="auto"/>
-              <w:right w:val="single" w:sz="12" w:space="0" w:color="auto"/>
-            </w:tcBorders>
-            <w:vAlign w:val="center"/>
-          </w:tcPr>
-          <w:p>
-            <w:pPr>
-              <w:jc w:val="center"/>
-              <w:rPr>
-                <w:bCs/>
-                <w:szCs w:val="21"/>
-              </w:rPr>
-            </w:pPr>
-            <w:r>
-              <w:rPr>
-                <w:rFonts w:hint="eastAsia"/>
-                <w:bCs/>
-                <w:szCs w:val="21"/>
-              </w:rPr>
-              <w:t xml:space="preserve">YL_SU_CSH2_003</w:t>
-            </w:r>
-          </w:p>
-        </w:tc>
-      </w:tr>
-      <w:tr>
-        <w:tc>
-          <w:tcPr>
-            <w:tcW w:w="1761" w:type="dxa"/>
-            <w:gridSpan w:val="2"/>
-            <w:tcBorders>
-              <w:top w:val="single" w:sz="12" w:space="0" w:color="auto"/>
-              <w:left w:val="single" w:sz="12" w:space="0" w:color="auto"/>
-              <w:bottom w:val="single" w:sz="4" w:space="0" w:color="auto"/>
-              <w:right w:val="single" w:sz="4" w:space="0" w:color="auto"/>
-            </w:tcBorders>
-            <w:vAlign w:val="center"/>
-            <w:hideMark/>
-          </w:tcPr>
-          <w:p>
-            <w:pPr>
-              <w:jc w:val="center"/>
-              <w:rPr>
-                <w:b/>
-                <w:szCs w:val="21"/>
-              </w:rPr>
-            </w:pPr>
-            <w:r>
-              <w:rPr>
-                <w:rFonts w:ascii="黑体" w:eastAsia="黑体" w:hAnsi="黑体" w:hint="eastAsia"/>
-                <w:bCs/>
-                <w:szCs w:val="21"/>
-              </w:rPr>
-              <w:t>追踪关系</w:t>
-            </w:r>
-          </w:p>
-        </w:tc>
-        <w:tc>
-          <w:tcPr>
-            <w:tcW w:w="7279" w:type="dxa"/>
-            <w:gridSpan w:val="3"/>
-            <w:tcBorders>
-              <w:top w:val="single" w:sz="12" w:space="0" w:color="auto"/>
-              <w:left w:val="single" w:sz="4" w:space="0" w:color="auto"/>
-              <w:bottom w:val="single" w:sz="4" w:space="0" w:color="auto"/>
-              <w:right w:val="single" w:sz="12" w:space="0" w:color="auto"/>
-            </w:tcBorders>
-            <w:vAlign w:val="center"/>
-            <w:hideMark/>
-          </w:tcPr>
-          <w:p>
-            <w:pPr>
-              <w:rPr>
-                <w:noProof/>
-                <w:szCs w:val="21"/>
-              </w:rPr>
-            </w:pPr>
-            <w:r>
-              <w:rPr>
-                <w:rFonts w:hint="eastAsia"/>
-                <w:noProof/>
-                <w:szCs w:val="21"/>
-              </w:rPr>
-              <w:t>软件测试依据：</w:t>
-            </w:r>
-            <w:r>
-              <w:rPr>
-                <w:rFonts w:hint="eastAsia"/>
-                <w:noProof/>
-                <w:szCs w:val="21"/>
-              </w:rPr>
-              <w:t>测评大纲</w:t>
-            </w:r>
-          </w:p>
-          <w:p>
-            <w:pPr>
-              <w:rPr>
-                <w:noProof/>
-                <w:szCs w:val="21"/>
-              </w:rPr>
-            </w:pPr>
-            <w:r>
-              <w:rPr>
-                <w:rFonts w:hint="eastAsia"/>
-                <w:noProof/>
-                <w:szCs w:val="21"/>
-              </w:rPr>
-              <w:t>测试需求分析：</w:t>
-            </w:r>
-            <w:r>
-              <w:rPr>
-                <w:rFonts w:hint="eastAsia"/>
-                <w:noProof/>
-                <w:szCs w:val="21"/>
-              </w:rPr>
-              <w:t>（</w:t>
-            </w:r>
-            <w:r>
-              <w:rPr>
-                <w:rFonts w:hint="eastAsia"/>
-                <w:noProof/>
-                <w:szCs w:val="21"/>
-              </w:rPr>
-              <w:t xml:space="preserve">6.2.4.3</w:t>
-            </w:r>
-            <w:r>
-              <w:rPr>
-                <w:rFonts w:hint="eastAsia"/>
-                <w:noProof/>
-                <w:szCs w:val="21"/>
-              </w:rPr>
-              <w:t>）</w:t>
-            </w:r>
-            <w:r>
-              <w:rPr>
-                <w:rFonts w:hint="eastAsia"/>
-                <w:noProof/>
-                <w:szCs w:val="21"/>
-              </w:rPr>
-              <w:t xml:space="preserve">初始化功能测试</w:t>
-            </w:r>
-          </w:p>
-          <w:p>
-            <w:pPr>
-              <w:rPr>
-                <w:rFonts w:cs="宋体"/>
-                <w:i/>
-                <w:szCs w:val="21"/>
-              </w:rPr>
-            </w:pPr>
-            <w:r>
-              <w:rPr>
-                <w:rFonts w:hint="eastAsia"/>
-                <w:noProof/>
-                <w:szCs w:val="21"/>
-              </w:rPr>
-              <w:t>测试需求标识：</w:t>
-            </w:r>
-            <w:r>
-              <w:rPr>
-                <w:rFonts w:hint="eastAsia"/>
-                <w:noProof/>
-                <w:szCs w:val="21"/>
-              </w:rPr>
-              <w:t xml:space="preserve">XQ_SU_CSH2</w:t>
-            </w:r>
-          </w:p>
-        </w:tc>
-      </w:tr>
-      <w:tr>
-        <w:tc>
-          <w:tcPr>
-            <w:tcW w:w="1761" w:type="dxa"/>
-            <w:gridSpan w:val="2"/>
-            <w:tcBorders>
-              <w:top w:val="single" w:sz="4" w:space="0" w:color="auto"/>
-              <w:left w:val="single" w:sz="12" w:space="0" w:color="auto"/>
-              <w:bottom w:val="single" w:sz="4" w:space="0" w:color="auto"/>
-              <w:right w:val="single" w:sz="4" w:space="0" w:color="auto"/>
-            </w:tcBorders>
-            <w:vAlign w:val="center"/>
-            <w:hideMark/>
-          </w:tcPr>
-          <w:p>
-            <w:pPr>
-              <w:jc w:val="center"/>
-              <w:rPr>
-                <w:rFonts w:ascii="黑体" w:eastAsia="黑体" w:hAnsi="黑体" w:hint="eastAsia"/>
-                <w:bCs/>
-                <w:szCs w:val="21"/>
-              </w:rPr>
-            </w:pPr>
-            <w:r>
-              <w:rPr>
-                <w:rFonts w:ascii="黑体" w:eastAsia="黑体" w:hAnsi="黑体" w:hint="eastAsia"/>
-                <w:bCs/>
-                <w:szCs w:val="21"/>
-              </w:rPr>
-              <w:t>测试用例综述</w:t>
-            </w:r>
-          </w:p>
-        </w:tc>
-        <w:tc>
-          <w:tcPr>
-            <w:tcW w:w="7279" w:type="dxa"/>
-            <w:gridSpan w:val="3"/>
-            <w:tcBorders>
-              <w:top w:val="single" w:sz="4" w:space="0" w:color="auto"/>
-              <w:left w:val="single" w:sz="4" w:space="0" w:color="auto"/>
-              <w:bottom w:val="single" w:sz="4" w:space="0" w:color="auto"/>
-              <w:right w:val="single" w:sz="12" w:space="0" w:color="auto"/>
-            </w:tcBorders>
-          </w:tcPr>
-          <w:p>
-            <w:pPr>
-              <w:rPr>
-                <w:szCs w:val="21"/>
-              </w:rPr>
-            </w:pPr>
-            <w:r>
-              <w:rPr>
-                <w:rFonts w:hint="eastAsia"/>
-                <w:szCs w:val="21"/>
-              </w:rPr>
-              <w:t xml:space="preserve">测试XXXX功能</w:t>
-            </w:r>
-          </w:p>
-        </w:tc>
-      </w:tr>
-      <w:tr>
-        <w:tc>
-          <w:tcPr>
-            <w:tcW w:w="1761" w:type="dxa"/>
-            <w:gridSpan w:val="2"/>
-            <w:tcBorders>
-              <w:top w:val="single" w:sz="4" w:space="0" w:color="auto"/>
-              <w:left w:val="single" w:sz="12" w:space="0" w:color="auto"/>
-              <w:bottom w:val="single" w:sz="4" w:space="0" w:color="auto"/>
-              <w:right w:val="single" w:sz="4" w:space="0" w:color="auto"/>
-            </w:tcBorders>
-            <w:vAlign w:val="center"/>
-            <w:hideMark/>
-          </w:tcPr>
-          <w:p>
-            <w:pPr>
-              <w:jc w:val="center"/>
-              <w:rPr>
-                <w:rFonts w:ascii="黑体" w:eastAsia="黑体" w:hAnsi="黑体" w:hint="eastAsia"/>
-                <w:bCs/>
-                <w:szCs w:val="21"/>
-              </w:rPr>
-            </w:pPr>
-            <w:r>
-              <w:rPr>
-                <w:rFonts w:ascii="黑体" w:eastAsia="黑体" w:hAnsi="黑体" w:hint="eastAsia"/>
-                <w:bCs/>
-                <w:szCs w:val="21"/>
-              </w:rPr>
-              <w:t>用例初始化</w:t>
-            </w:r>
-          </w:p>
-        </w:tc>
-        <w:tc>
-          <w:tcPr>
-            <w:tcW w:w="7279" w:type="dxa"/>
-            <w:gridSpan w:val="3"/>
-            <w:tcBorders>
-              <w:top w:val="single" w:sz="4" w:space="0" w:color="auto"/>
-              <w:left w:val="single" w:sz="4" w:space="0" w:color="auto"/>
-              <w:bottom w:val="single" w:sz="4" w:space="0" w:color="auto"/>
-              <w:right w:val="single" w:sz="12" w:space="0" w:color="auto"/>
-            </w:tcBorders>
-            <w:vAlign w:val="center"/>
-            <w:hideMark/>
-          </w:tcPr>
-          <w:p>
-            <w:pPr>
-              <w:rPr>
-                <w:i/>
-                <w:szCs w:val="21"/>
-              </w:rPr>
-            </w:pPr>
-            <w:r>
-              <w:rPr>
-                <w:rFonts w:hint="eastAsia"/>
-                <w:noProof/>
-                <w:szCs w:val="21"/>
-              </w:rPr>
-              <w:t xml:space="preserve">软件正常启动，正常登录进软件</w:t>
-            </w:r>
-          </w:p>
-        </w:tc>
-      </w:tr>
-      <w:tr>
-        <w:tc>
-          <w:tcPr>
-            <w:tcW w:w="1761" w:type="dxa"/>
-            <w:gridSpan w:val="2"/>
-            <w:tcBorders>
-              <w:top w:val="single" w:sz="4" w:space="0" w:color="auto"/>
-              <w:left w:val="single" w:sz="12" w:space="0" w:color="auto"/>
-              <w:bottom w:val="single" w:sz="4" w:space="0" w:color="auto"/>
-              <w:right w:val="single" w:sz="4" w:space="0" w:color="auto"/>
-            </w:tcBorders>
-            <w:vAlign w:val="center"/>
-            <w:hideMark/>
-          </w:tcPr>
-          <w:p>
-            <w:pPr>
-              <w:jc w:val="center"/>
-              <w:rPr>
-                <w:rFonts w:ascii="黑体" w:eastAsia="黑体" w:hAnsi="黑体" w:hint="eastAsia"/>
-                <w:bCs/>
-                <w:szCs w:val="21"/>
-              </w:rPr>
-            </w:pPr>
-            <w:r>
-              <w:rPr>
-                <w:rFonts w:ascii="黑体" w:eastAsia="黑体" w:hAnsi="黑体" w:hint="eastAsia"/>
-                <w:bCs/>
-                <w:szCs w:val="21"/>
-              </w:rPr>
-              <w:t>前提和约束</w:t>
-            </w:r>
-          </w:p>
-        </w:tc>
-        <w:tc>
-          <w:tcPr>
-            <w:tcW w:w="7279" w:type="dxa"/>
-            <w:gridSpan w:val="3"/>
-            <w:tcBorders>
-              <w:top w:val="single" w:sz="4" w:space="0" w:color="auto"/>
-              <w:left w:val="single" w:sz="4" w:space="0" w:color="auto"/>
-              <w:bottom w:val="single" w:sz="4" w:space="0" w:color="auto"/>
-              <w:right w:val="single" w:sz="12" w:space="0" w:color="auto"/>
-            </w:tcBorders>
-            <w:vAlign w:val="center"/>
-            <w:hideMark/>
-          </w:tcPr>
-          <w:p>
-            <w:pPr>
-              <w:rPr>
-                <w:i/>
-                <w:szCs w:val="21"/>
-              </w:rPr>
-            </w:pPr>
-            <w:r>
-              <w:rPr>
-                <w:rFonts w:hint="eastAsia"/>
-                <w:noProof/>
-                <w:szCs w:val="21"/>
-              </w:rPr>
-              <w:t xml:space="preserve">软件正常启动，各界面显示工作正常</w:t>
-            </w:r>
-          </w:p>
-        </w:tc>
-      </w:tr>
-      <w:tr>
-        <w:tc>
-          <w:tcPr>
-            <w:tcW w:w="9040" w:type="dxa"/>
-            <w:gridSpan w:val="5"/>
-            <w:tcBorders>
-              <w:top w:val="single" w:sz="4" w:space="0" w:color="auto"/>
-              <w:left w:val="single" w:sz="12" w:space="0" w:color="auto"/>
-              <w:bottom w:val="single" w:sz="4" w:space="0" w:color="auto"/>
-              <w:right w:val="single" w:sz="12" w:space="0" w:color="auto"/>
-            </w:tcBorders>
-            <w:vAlign w:val="center"/>
-            <w:hideMark/>
-          </w:tcPr>
-          <w:p>
-            <w:pPr>
-              <w:jc w:val="center"/>
-              <w:rPr>
-                <w:rFonts w:ascii="黑体" w:eastAsia="黑体" w:hAnsi="黑体" w:hint="eastAsia"/>
-                <w:bCs/>
-                <w:szCs w:val="21"/>
-              </w:rPr>
-            </w:pPr>
-            <w:r>
-              <w:rPr>
-                <w:rFonts w:ascii="黑体" w:eastAsia="黑体" w:hAnsi="黑体" w:hint="eastAsia"/>
-                <w:bCs/>
-                <w:szCs w:val="21"/>
-              </w:rPr>
-              <w:t>测试步骤</w:t>
-            </w:r>
-          </w:p>
-        </w:tc>
-      </w:tr>
-      <w:tr>
-        <w:tc>
-          <w:tcPr>
-            <w:tcW w:w="767" w:type="dxa"/>
-            <w:tcBorders>
-              <w:top w:val="single" w:sz="4" w:space="0" w:color="auto"/>
-              <w:left w:val="single" w:sz="12" w:space="0" w:color="auto"/>
-              <w:bottom w:val="single" w:sz="4" w:space="0" w:color="auto"/>
-              <w:right w:val="single" w:sz="4" w:space="0" w:color="auto"/>
-            </w:tcBorders>
-            <w:vAlign w:val="center"/>
-            <w:hideMark/>
-          </w:tcPr>
-          <w:p>
-            <w:pPr>
-              <w:jc w:val="center"/>
-              <w:rPr>
-                <w:rFonts w:ascii="黑体" w:eastAsia="黑体" w:hAnsi="黑体" w:hint="eastAsia"/>
-                <w:bCs/>
-                <w:szCs w:val="21"/>
-              </w:rPr>
-            </w:pPr>
-            <w:r>
-              <w:rPr>
-                <w:rFonts w:ascii="黑体" w:eastAsia="黑体" w:hAnsi="黑体" w:hint="eastAsia"/>
-                <w:bCs/>
-                <w:szCs w:val="21"/>
-              </w:rPr>
-              <w:t>序号</w:t>
-            </w:r>
-          </w:p>
-        </w:tc>
-        <w:tc>
-          <w:tcPr>
-            <w:tcW w:w="4391" w:type="dxa"/>
-            <w:gridSpan w:val="2"/>
-            <w:tcBorders>
-              <w:top w:val="single" w:sz="4" w:space="0" w:color="auto"/>
-              <w:left w:val="single" w:sz="4" w:space="0" w:color="auto"/>
-              <w:bottom w:val="single" w:sz="4" w:space="0" w:color="auto"/>
-              <w:right w:val="single" w:sz="4" w:space="0" w:color="auto"/>
-            </w:tcBorders>
-            <w:vAlign w:val="center"/>
-            <w:hideMark/>
-          </w:tcPr>
-          <w:p>
-            <w:pPr>
-              <w:jc w:val="center"/>
-              <w:rPr>
-                <w:rFonts w:ascii="黑体" w:eastAsia="黑体" w:hAnsi="黑体" w:hint="eastAsia"/>
-                <w:bCs/>
-                <w:szCs w:val="21"/>
-              </w:rPr>
-            </w:pPr>
-            <w:r>
-              <w:rPr>
-                <w:rFonts w:ascii="黑体" w:eastAsia="黑体" w:hAnsi="黑体" w:hint="eastAsia"/>
-                <w:bCs/>
-                <w:szCs w:val="21"/>
-              </w:rPr>
-              <w:t>输入及操作</w:t>
-            </w:r>
-          </w:p>
-        </w:tc>
-        <w:tc>
-          <w:tcPr>
-            <w:tcW w:w="3882" w:type="dxa"/>
-            <w:gridSpan w:val="2"/>
-            <w:tcBorders>
-              <w:top w:val="single" w:sz="4" w:space="0" w:color="auto"/>
-              <w:left w:val="single" w:sz="4" w:space="0" w:color="auto"/>
-              <w:bottom w:val="single" w:sz="4" w:space="0" w:color="auto"/>
-              <w:right w:val="single" w:sz="12" w:space="0" w:color="auto"/>
-            </w:tcBorders>
-            <w:vAlign w:val="center"/>
-            <w:hideMark/>
-          </w:tcPr>
-          <w:p>
-            <w:pPr>
-              <w:jc w:val="center"/>
-              <w:rPr>
-                <w:rFonts w:ascii="黑体" w:eastAsia="黑体" w:hAnsi="黑体" w:hint="eastAsia"/>
-                <w:bCs/>
-                <w:szCs w:val="21"/>
-              </w:rPr>
-            </w:pPr>
-            <w:r>
-              <w:rPr>
-                <w:rFonts w:ascii="黑体" w:eastAsia="黑体" w:hAnsi="黑体" w:hint="eastAsia"/>
-                <w:bCs/>
-                <w:szCs w:val="21"/>
-              </w:rPr>
-              <w:t>期望结果与评估标准</w:t>
-            </w:r>
-          </w:p>
-        </w:tc>
-      </w:tr>
-      <w:tr>
-        <w:tc>
-          <w:tcPr>
-            <w:tcW w:w="767" w:type="dxa"/>
-            <w:tcBorders>
-              <w:top w:val="single" w:sz="4" w:space="0" w:color="auto"/>
-              <w:left w:val="single" w:sz="12" w:space="0" w:color="auto"/>
-              <w:bottom w:val="single" w:sz="4" w:space="0" w:color="auto"/>
-              <w:right w:val="single" w:sz="4" w:space="0" w:color="auto"/>
-            </w:tcBorders>
-            <w:vAlign w:val="center"/>
-          </w:tcPr>
-          <w:p>
-            <w:pPr>
-              <w:jc w:val="center"/>
-              <w:rPr>
-                <w:noProof/>
-                <w:szCs w:val="21"/>
-              </w:rPr>
-            </w:pPr>
-            <w:r>
-              <w:rPr>
-                <w:rFonts w:hint="eastAsia"/>
-                <w:noProof/>
-                <w:szCs w:val="21"/>
-              </w:rPr>
-              <w:t xml:space="preserve">1</w:t>
-            </w:r>
-          </w:p>
-        </w:tc>
-        <w:tc>
-          <w:tcPr>
-            <w:tcW w:w="4391" w:type="dxa"/>
-            <w:gridSpan w:val="2"/>
-            <w:tcBorders>
-              <w:top w:val="single" w:sz="4" w:space="0" w:color="auto"/>
-              <w:left w:val="single" w:sz="4" w:space="0" w:color="auto"/>
-              <w:bottom w:val="single" w:sz="4" w:space="0" w:color="auto"/>
-              <w:right w:val="single" w:sz="4" w:space="0" w:color="auto"/>
-            </w:tcBorders>
-            <w:vAlign w:val="center"/>
-          </w:tcPr>
-          <w:p>
-            <w:pPr>
-              <w:rPr>
-                <w:noProof/>
-                <w:szCs w:val="21"/>
-              </w:rPr>
-            </w:pPr>
-            <w:r>
-              <w:rPr>
-                <w:rFonts w:hint="eastAsia"/>
-                <w:noProof/>
-                <w:szCs w:val="21"/>
-              </w:rPr>
-              <w:t xml:space="preserve">进行XXX替换操作</w:t>
-            </w:r>
-          </w:p>
-        </w:tc>
-        <w:tc>
-          <w:tcPr>
-            <w:tcW w:w="3882" w:type="dxa"/>
-            <w:gridSpan w:val="2"/>
-            <w:tcBorders>
-              <w:top w:val="single" w:sz="4" w:space="0" w:color="auto"/>
-              <w:left w:val="single" w:sz="4" w:space="0" w:color="auto"/>
-              <w:bottom w:val="single" w:sz="4" w:space="0" w:color="auto"/>
-              <w:right w:val="single" w:sz="12" w:space="0" w:color="auto"/>
-            </w:tcBorders>
-            <w:vAlign w:val="center"/>
-          </w:tcPr>
-          <w:p>
-            <w:pPr>
-              <w:rPr>
-                <w:szCs w:val="21"/>
-              </w:rPr>
-            </w:pPr>
-            <w:r>
-              <w:rPr>
-                <w:rFonts w:hint="eastAsia"/>
-                <w:szCs w:val="21"/>
-              </w:rPr>
-              <w:lastRenderedPageBreak/>
-              <w:t xml:space="preserve">XXX替换正确</w:t>
-            </w:r>
-          </w:p>
-        </w:tc>
-      </w:tr>
-      <w:tr>
-        <w:tc>
-          <w:tcPr>
-            <w:tcW w:w="767" w:type="dxa"/>
-            <w:tcBorders>
-              <w:top w:val="single" w:sz="4" w:space="0" w:color="auto"/>
-              <w:left w:val="single" w:sz="12" w:space="0" w:color="auto"/>
-              <w:bottom w:val="single" w:sz="4" w:space="0" w:color="auto"/>
-              <w:right w:val="single" w:sz="4" w:space="0" w:color="auto"/>
-            </w:tcBorders>
-            <w:vAlign w:val="center"/>
-          </w:tcPr>
-          <w:p>
-            <w:pPr>
-              <w:jc w:val="center"/>
-              <w:rPr>
-                <w:rFonts w:ascii="黑体" w:eastAsia="黑体" w:hAnsi="黑体" w:hint="eastAsia"/>
-                <w:bCs/>
-                <w:szCs w:val="21"/>
-              </w:rPr>
-            </w:pPr>
-            <w:r>
-              <w:rPr>
-                <w:rFonts w:ascii="黑体" w:eastAsia="黑体" w:hAnsi="黑体" w:hint="eastAsia"/>
-                <w:bCs/>
-                <w:szCs w:val="21"/>
-              </w:rPr>
-              <w:t>终止条件</w:t>
-            </w:r>
-          </w:p>
-        </w:tc>
-        <w:tc>
-          <w:tcPr>
-            <w:tcW w:w="8273" w:type="dxa"/>
-            <w:gridSpan w:val="4"/>
-            <w:tcBorders>
-              <w:top w:val="single" w:sz="4" w:space="0" w:color="auto"/>
-              <w:left w:val="single" w:sz="4" w:space="0" w:color="auto"/>
-              <w:bottom w:val="single" w:sz="4" w:space="0" w:color="auto"/>
-              <w:right w:val="single" w:sz="12" w:space="0" w:color="auto"/>
-            </w:tcBorders>
-            <w:vAlign w:val="center"/>
-          </w:tcPr>
-          <w:p>
-            <w:pPr>
-              <w:rPr>
-                <w:szCs w:val="21"/>
-              </w:rPr>
-            </w:pPr>
-            <w:r>
-              <w:rPr>
-                <w:rFonts w:hint="eastAsia"/>
-                <w:noProof/>
-                <w:szCs w:val="21"/>
-              </w:rPr>
-              <w:t>本测试用例的全部测试步骤被执行或因某种原因导致测试步骤无法执行</w:t>
-            </w:r>
-            <w:r>
-              <w:rPr>
-                <w:rFonts w:hint="eastAsia"/>
-                <w:noProof/>
-                <w:szCs w:val="21"/>
-              </w:rPr>
-              <w:t>(</w:t>
-            </w:r>
-            <w:r>
-              <w:rPr>
-                <w:rFonts w:hint="eastAsia"/>
-                <w:noProof/>
-                <w:szCs w:val="21"/>
-              </w:rPr>
-              <w:t>异常终止</w:t>
-            </w:r>
-            <w:r>
-              <w:rPr>
-                <w:rFonts w:hint="eastAsia"/>
-                <w:noProof/>
-                <w:szCs w:val="21"/>
-              </w:rPr>
-              <w:t>)</w:t>
-            </w:r>
-            <w:r>
-              <w:rPr>
-                <w:rFonts w:hint="eastAsia"/>
-                <w:noProof/>
-                <w:szCs w:val="21"/>
-              </w:rPr>
-              <w:t>。</w:t>
-            </w:r>
-          </w:p>
-        </w:tc>
-      </w:tr>
-      <w:tr>
-        <w:tc>
-          <w:tcPr>
-            <w:tcW w:w="767" w:type="dxa"/>
-            <w:tcBorders>
-              <w:top w:val="single" w:sz="4" w:space="0" w:color="auto"/>
-              <w:left w:val="single" w:sz="12" w:space="0" w:color="auto"/>
-              <w:bottom w:val="single" w:sz="4" w:space="0" w:color="auto"/>
-              <w:right w:val="single" w:sz="4" w:space="0" w:color="auto"/>
-            </w:tcBorders>
-            <w:vAlign w:val="center"/>
-          </w:tcPr>
-          <w:p>
-            <w:pPr>
-              <w:jc w:val="center"/>
-              <w:rPr>
-                <w:rFonts w:ascii="黑体" w:eastAsia="黑体" w:hAnsi="黑体" w:hint="eastAsia"/>
-                <w:bCs/>
-                <w:szCs w:val="21"/>
-              </w:rPr>
-            </w:pPr>
-            <w:r>
-              <w:rPr>
-                <w:rFonts w:ascii="黑体" w:eastAsia="黑体" w:hAnsi="黑体" w:hint="eastAsia"/>
-                <w:bCs/>
-                <w:szCs w:val="21"/>
-              </w:rPr>
-              <w:t>通过准则</w:t>
-            </w:r>
-          </w:p>
-        </w:tc>
-        <w:tc>
-          <w:tcPr>
-            <w:tcW w:w="8273" w:type="dxa"/>
-            <w:gridSpan w:val="4"/>
-            <w:tcBorders>
-              <w:top w:val="single" w:sz="4" w:space="0" w:color="auto"/>
-              <w:left w:val="single" w:sz="4" w:space="0" w:color="auto"/>
-              <w:bottom w:val="single" w:sz="4" w:space="0" w:color="auto"/>
-              <w:right w:val="single" w:sz="12" w:space="0" w:color="auto"/>
-            </w:tcBorders>
-            <w:vAlign w:val="center"/>
-          </w:tcPr>
-          <w:p>
-            <w:pPr>
-              <w:rPr>
-                <w:szCs w:val="21"/>
-              </w:rPr>
-            </w:pPr>
-            <w:r>
-              <w:rPr>
-                <w:rFonts w:hint="eastAsia"/>
-                <w:noProof/>
-                <w:szCs w:val="21"/>
-              </w:rPr>
-              <w:t>本测试用例的全部测试步骤都通过即标志本用例为</w:t>
-            </w:r>
-            <w:r>
-              <w:rPr>
-                <w:rFonts w:hint="eastAsia"/>
-                <w:noProof/>
-                <w:szCs w:val="21"/>
-              </w:rPr>
-              <w:t>"</w:t>
-            </w:r>
-            <w:r>
-              <w:rPr>
-                <w:rFonts w:hint="eastAsia"/>
-                <w:noProof/>
-                <w:szCs w:val="21"/>
-              </w:rPr>
-              <w:t>通过</w:t>
-            </w:r>
-            <w:r>
-              <w:rPr>
-                <w:rFonts w:hint="eastAsia"/>
-                <w:noProof/>
-                <w:szCs w:val="21"/>
-              </w:rPr>
-              <w:t>"</w:t>
-            </w:r>
-            <w:r>
-              <w:rPr>
-                <w:rFonts w:hint="eastAsia"/>
-                <w:noProof/>
-                <w:szCs w:val="21"/>
-              </w:rPr>
-              <w:t>。</w:t>
-            </w:r>
-          </w:p>
-        </w:tc>
-      </w:tr>
-      <w:tr>
-        <w:tc>
-          <w:tcPr>
-            <w:tcW w:w="767" w:type="dxa"/>
-            <w:tcBorders>
-              <w:top w:val="single" w:sz="4" w:space="0" w:color="auto"/>
-              <w:left w:val="single" w:sz="12" w:space="0" w:color="auto"/>
-              <w:bottom w:val="single" w:sz="12" w:space="0" w:color="auto"/>
-              <w:right w:val="single" w:sz="4" w:space="0" w:color="auto"/>
-            </w:tcBorders>
-            <w:vAlign w:val="center"/>
-          </w:tcPr>
-          <w:p>
-            <w:pPr>
-              <w:jc w:val="center"/>
-              <w:rPr>
-                <w:rFonts w:ascii="黑体" w:eastAsia="黑体" w:hAnsi="黑体" w:hint="eastAsia"/>
-                <w:bCs/>
-                <w:szCs w:val="21"/>
-              </w:rPr>
-            </w:pPr>
-            <w:r>
-              <w:rPr>
-                <w:rFonts w:ascii="黑体" w:eastAsia="黑体" w:hAnsi="黑体" w:hint="eastAsia"/>
-                <w:bCs/>
-                <w:szCs w:val="21"/>
-              </w:rPr>
-              <w:t>设计人员</w:t>
-            </w:r>
-          </w:p>
-        </w:tc>
-        <w:tc>
-          <w:tcPr>
-            <w:tcW w:w="8273" w:type="dxa"/>
-            <w:gridSpan w:val="4"/>
-            <w:tcBorders>
-              <w:top w:val="single" w:sz="4" w:space="0" w:color="auto"/>
-              <w:left w:val="single" w:sz="4" w:space="0" w:color="auto"/>
-              <w:bottom w:val="single" w:sz="12" w:space="0" w:color="auto"/>
-              <w:right w:val="single" w:sz="12" w:space="0" w:color="auto"/>
-            </w:tcBorders>
-            <w:vAlign w:val="center"/>
-          </w:tcPr>
-          <w:p>
-            <w:pPr>
-              <w:rPr>
-                <w:rFonts w:cs="宋体"/>
-                <w:szCs w:val="21"/>
-              </w:rPr>
-            </w:pPr>
-            <w:r>
-              <w:rPr>
-                <w:rFonts w:hint="eastAsia"/>
-                <w:noProof/>
-                <w:szCs w:val="21"/>
-              </w:rPr>
-              <w:t xml:space="preserve">陈俊亦</w:t>
-            </w:r>
-          </w:p>
-        </w:tc>
-      </w:tr>
-    </w:tbl>
-    <w:p/>
-    <w:bookmarkEnd w:id="0"/>
-    <w:p>
-      <w:pPr>
-        <w:pStyle w:val="2"/>
-        <w:rPr>
-          <w:b/>
-          <w:sz w:val="24"/>
-          <w:szCs w:val="24"/>
-        </w:rPr>
-      </w:pPr>
-      <w:r>
-        <w:rPr>
-          <w:sz w:val="24"/>
-          <w:szCs w:val="24"/>
-        </w:rPr>
-        <w:t xml:space="preserve">人机交互界面测试</w:t>
-      </w:r>
-    </w:p>
-    <w:p>
-      <w:pPr>
-        <w:pStyle w:val="30"/>
-        <w:rPr>
-          <w:sz w:val="24"/>
-          <w:szCs w:val="24"/>
-        </w:rPr>
-      </w:pPr>
-      <w:r>
-        <w:rPr>
-          <w:sz w:val="24"/>
-          <w:szCs w:val="24"/>
-        </w:rPr>
-        <w:t xml:space="preserve">人机交互完整性测试</w:t>
-      </w:r>
-    </w:p>
-    <w:tbl>
-      <w:tblPr>
-        <w:tblW w:w="0" w:type="auto"/>
-        <w:tblBorders>
-          <w:top w:val="single" w:sz="4" w:space="0" w:color="auto"/>
-          <w:left w:val="single" w:sz="4" w:space="0" w:color="auto"/>
-          <w:bottom w:val="single" w:sz="4" w:space="0" w:color="auto"/>
-          <w:right w:val="single" w:sz="4" w:space="0" w:color="auto"/>
-          <w:insideH w:val="single" w:sz="4" w:space="0" w:color="auto"/>
-          <w:insideV w:val="single" w:sz="4" w:space="0" w:color="auto"/>
-        </w:tblBorders>
-        <w:tblLayout w:type="fixed"/>
-        <w:tblCellMar>
-          <w:top w:w="85" w:type="dxa"/>
-          <w:bottom w:w="85" w:type="dxa"/>
-        </w:tblCellMar>
-        <w:tblLook w:val="04A0" w:firstRow="1" w:lastRow="0" w:firstColumn="1" w:lastColumn="0" w:noHBand="0" w:noVBand="1"/>
-      </w:tblPr>
-      <w:tblGrid>
-        <w:gridCol w:w="767"/>
-        <w:gridCol w:w="994"/>
-        <w:gridCol w:w="3397"/>
-        <w:gridCol w:w="1199"/>
-        <w:gridCol w:w="2683"/>
-      </w:tblGrid>
-      <w:tr>
-        <w:tc>
-          <w:tcPr>
-            <w:tcW w:w="9040" w:type="dxa"/>
-            <w:gridSpan w:val="5"/>
-            <w:tcBorders>
-              <w:top w:val="single" w:sz="12" w:space="0" w:color="auto"/>
-              <w:left w:val="single" w:sz="12" w:space="0" w:color="auto"/>
-              <w:bottom w:val="single" w:sz="12" w:space="0" w:color="auto"/>
-              <w:right w:val="single" w:sz="12" w:space="0" w:color="auto"/>
-            </w:tcBorders>
-            <w:vAlign w:val="center"/>
-          </w:tcPr>
-          <w:p>
-            <w:pPr>
-              <w:jc w:val="left"/>
-              <w:rPr>
-                <w:b/>
-                <w:noProof/>
-                <w:szCs w:val="21"/>
-              </w:rPr>
-            </w:pPr>
-            <w:r>
-              <w:rPr>
-                <w:rFonts w:hint="eastAsia"/>
-                <w:b/>
-                <w:noProof/>
-                <w:szCs w:val="21"/>
-              </w:rPr>
-              <w:t>用例</w:t>
-            </w:r>
-            <w:r>
-              <w:rPr>
-                <w:b/>
-                <w:noProof/>
-                <w:szCs w:val="21"/>
-              </w:rPr>
-              <w:fldChar w:fldCharType="begin"/>
-            </w:r>
-            <w:r>
-              <w:rPr>
-                <w:b/>
-                <w:noProof/>
-                <w:szCs w:val="21"/>
-              </w:rPr>
-              <w:instrText xml:space="preserve"> </w:instrText>
-            </w:r>
-            <w:r>
-              <w:rPr>
-                <w:rFonts w:hint="eastAsia"/>
-                <w:b/>
-                <w:noProof/>
-                <w:szCs w:val="21"/>
-              </w:rPr>
-              <w:instrText>AUTONUM  \* Arabic</w:instrText>
-            </w:r>
-            <w:r>
-              <w:rPr>
-                <w:b/>
-                <w:noProof/>
-                <w:szCs w:val="21"/>
-              </w:rPr>
-              <w:instrText xml:space="preserve"> </w:instrText>
-            </w:r>
-            <w:r>
-              <w:rPr>
-                <w:b/>
-                <w:noProof/>
-                <w:szCs w:val="21"/>
-              </w:rPr>
-              <w:fldChar w:fldCharType="end"/>
-            </w:r>
-          </w:p>
-        </w:tc>
-      </w:tr>
-      <w:tr>
-        <w:tc>
-          <w:tcPr>
-            <w:tcW w:w="1761" w:type="dxa"/>
-            <w:gridSpan w:val="2"/>
-            <w:tcBorders>
-              <w:top w:val="single" w:sz="12" w:space="0" w:color="auto"/>
-              <w:left w:val="single" w:sz="12" w:space="0" w:color="auto"/>
-              <w:bottom w:val="single" w:sz="12" w:space="0" w:color="auto"/>
-              <w:right w:val="single" w:sz="4" w:space="0" w:color="auto"/>
-            </w:tcBorders>
-            <w:vAlign w:val="center"/>
-            <w:hideMark/>
-          </w:tcPr>
-          <w:p>
-            <w:pPr>
-              <w:jc w:val="center"/>
-              <w:rPr>
-                <w:b/>
-                <w:szCs w:val="21"/>
-              </w:rPr>
-            </w:pPr>
-            <w:r>
-              <w:rPr>
-                <w:rFonts w:ascii="黑体" w:eastAsia="黑体" w:hAnsi="黑体" w:hint="eastAsia"/>
-                <w:bCs/>
-                <w:szCs w:val="21"/>
-              </w:rPr>
-              <w:t>测试用例名称</w:t>
-            </w:r>
-          </w:p>
-        </w:tc>
-        <w:tc>
-          <w:tcPr>
-            <w:tcW w:w="3397" w:type="dxa"/>
-            <w:tcBorders>
-              <w:top w:val="single" w:sz="12" w:space="0" w:color="auto"/>
-              <w:left w:val="single" w:sz="4" w:space="0" w:color="auto"/>
-              <w:bottom w:val="single" w:sz="12" w:space="0" w:color="auto"/>
-              <w:right w:val="single" w:sz="4" w:space="0" w:color="auto"/>
-            </w:tcBorders>
-            <w:vAlign w:val="center"/>
-          </w:tcPr>
-          <w:p>
-            <w:pPr>
-              <w:jc w:val="center"/>
-              <w:rPr>
-                <w:bCs/>
-                <w:szCs w:val="21"/>
-              </w:rPr>
-            </w:pPr>
-            <w:r>
-              <w:rPr>
-                <w:rFonts w:hint="eastAsia"/>
-                <w:bCs/>
-                <w:szCs w:val="21"/>
-              </w:rPr>
-              <w:t xml:space="preserve">人机交互完整性测试</w:t>
-            </w:r>
-          </w:p>
-        </w:tc>
-        <w:tc>
-          <w:tcPr>
-            <w:tcW w:w="1199" w:type="dxa"/>
-            <w:tcBorders>
-              <w:top w:val="single" w:sz="12" w:space="0" w:color="auto"/>
-              <w:left w:val="single" w:sz="4" w:space="0" w:color="auto"/>
-              <w:bottom w:val="single" w:sz="12" w:space="0" w:color="auto"/>
-              <w:right w:val="single" w:sz="4" w:space="0" w:color="auto"/>
-            </w:tcBorders>
-            <w:vAlign w:val="center"/>
-            <w:hideMark/>
-          </w:tcPr>
-          <w:p>
-            <w:pPr>
-              <w:jc w:val="center"/>
-              <w:rPr>
-                <w:b/>
-                <w:szCs w:val="21"/>
-              </w:rPr>
-            </w:pPr>
-            <w:r>
-              <w:rPr>
-                <w:rFonts w:ascii="黑体" w:eastAsia="黑体" w:hAnsi="黑体" w:hint="eastAsia"/>
-                <w:bCs/>
-                <w:szCs w:val="21"/>
-              </w:rPr>
-              <w:t>标</w:t>
-            </w:r>
-            <w:r>
-              <w:rPr>
-                <w:rFonts w:ascii="黑体" w:eastAsia="黑体" w:hAnsi="黑体"/>
-                <w:bCs/>
-                <w:szCs w:val="21"/>
-              </w:rPr>
-              <w:t xml:space="preserve">   识</w:t>
-            </w:r>
-          </w:p>
-        </w:tc>
-        <w:tc>
-          <w:tcPr>
-            <w:tcW w:w="2683" w:type="dxa"/>
-            <w:tcBorders>
-              <w:top w:val="single" w:sz="12" w:space="0" w:color="auto"/>
-              <w:left w:val="single" w:sz="4" w:space="0" w:color="auto"/>
-              <w:bottom w:val="single" w:sz="12" w:space="0" w:color="auto"/>
-              <w:right w:val="single" w:sz="12" w:space="0" w:color="auto"/>
-            </w:tcBorders>
-            <w:vAlign w:val="center"/>
-          </w:tcPr>
-          <w:p>
-            <w:pPr>
-              <w:jc w:val="center"/>
-              <w:rPr>
-                <w:bCs/>
-                <w:szCs w:val="21"/>
-              </w:rPr>
-            </w:pPr>
-            <w:r>
-              <w:rPr>
-                <w:rFonts w:hint="eastAsia"/>
-                <w:bCs/>
-                <w:szCs w:val="21"/>
-              </w:rPr>
-              <w:t xml:space="preserve">YL_GUI_WZXC_001</w:t>
-            </w:r>
-          </w:p>
-        </w:tc>
-      </w:tr>
-      <w:tr>
-        <w:tc>
-          <w:tcPr>
-            <w:tcW w:w="1761" w:type="dxa"/>
-            <w:gridSpan w:val="2"/>
-            <w:tcBorders>
-              <w:top w:val="single" w:sz="12" w:space="0" w:color="auto"/>
-              <w:left w:val="single" w:sz="12" w:space="0" w:color="auto"/>
-              <w:bottom w:val="single" w:sz="4" w:space="0" w:color="auto"/>
-              <w:right w:val="single" w:sz="4" w:space="0" w:color="auto"/>
-            </w:tcBorders>
-            <w:vAlign w:val="center"/>
-            <w:hideMark/>
-          </w:tcPr>
-          <w:p>
-            <w:pPr>
-              <w:jc w:val="center"/>
-              <w:rPr>
-                <w:b/>
-                <w:szCs w:val="21"/>
-              </w:rPr>
-            </w:pPr>
-            <w:r>
-              <w:rPr>
-                <w:rFonts w:ascii="黑体" w:eastAsia="黑体" w:hAnsi="黑体" w:hint="eastAsia"/>
-                <w:bCs/>
-                <w:szCs w:val="21"/>
-              </w:rPr>
-              <w:t>追踪关系</w:t>
-            </w:r>
-          </w:p>
-        </w:tc>
-        <w:tc>
-          <w:tcPr>
-            <w:tcW w:w="7279" w:type="dxa"/>
-            <w:gridSpan w:val="3"/>
-            <w:tcBorders>
-              <w:top w:val="single" w:sz="12" w:space="0" w:color="auto"/>
-              <w:left w:val="single" w:sz="4" w:space="0" w:color="auto"/>
-              <w:bottom w:val="single" w:sz="4" w:space="0" w:color="auto"/>
-              <w:right w:val="single" w:sz="12" w:space="0" w:color="auto"/>
-            </w:tcBorders>
-            <w:vAlign w:val="center"/>
-            <w:hideMark/>
-          </w:tcPr>
-          <w:p>
-            <w:pPr>
-              <w:rPr>
-                <w:noProof/>
-                <w:szCs w:val="21"/>
-              </w:rPr>
-            </w:pPr>
-            <w:r>
-              <w:rPr>
-                <w:rFonts w:hint="eastAsia"/>
-                <w:noProof/>
-                <w:szCs w:val="21"/>
-              </w:rPr>
-              <w:t>软件测试依据：</w:t>
-            </w:r>
-            <w:r>
-              <w:rPr>
-                <w:rFonts w:hint="eastAsia"/>
-                <w:noProof/>
-                <w:szCs w:val="21"/>
-              </w:rPr>
-              <w:t>测评大纲</w:t>
-            </w:r>
-          </w:p>
-          <w:p>
-            <w:pPr>
-              <w:rPr>
-                <w:noProof/>
-                <w:szCs w:val="21"/>
-              </w:rPr>
-            </w:pPr>
-            <w:r>
-              <w:rPr>
-                <w:rFonts w:hint="eastAsia"/>
-                <w:noProof/>
-                <w:szCs w:val="21"/>
-              </w:rPr>
-              <w:t>测试需求分析：</w:t>
-            </w:r>
-            <w:r>
-              <w:rPr>
-                <w:rFonts w:hint="eastAsia"/>
-                <w:noProof/>
-                <w:szCs w:val="21"/>
-              </w:rPr>
-              <w:t>（</w:t>
-            </w:r>
-            <w:r>
-              <w:rPr>
-                <w:rFonts w:hint="eastAsia"/>
-                <w:noProof/>
-                <w:szCs w:val="21"/>
-              </w:rPr>
-              <w:t xml:space="preserve">6.2.5.1</w:t>
-            </w:r>
-            <w:r>
-              <w:rPr>
-                <w:rFonts w:hint="eastAsia"/>
-                <w:noProof/>
-                <w:szCs w:val="21"/>
-              </w:rPr>
-              <w:t>）</w:t>
-            </w:r>
-            <w:r>
-              <w:rPr>
-                <w:rFonts w:hint="eastAsia"/>
-                <w:noProof/>
-                <w:szCs w:val="21"/>
-              </w:rPr>
-              <w:t xml:space="preserve">人机交互完整性测试</w:t>
-            </w:r>
-          </w:p>
-          <w:p>
-            <w:pPr>
-              <w:rPr>
-                <w:rFonts w:cs="宋体"/>
-                <w:i/>
-                <w:szCs w:val="21"/>
-              </w:rPr>
-            </w:pPr>
-            <w:r>
-              <w:rPr>
-                <w:rFonts w:hint="eastAsia"/>
-                <w:noProof/>
-                <w:szCs w:val="21"/>
-              </w:rPr>
-              <w:t>测试需求标识：</w:t>
-            </w:r>
-            <w:r>
-              <w:rPr>
-                <w:rFonts w:hint="eastAsia"/>
-                <w:noProof/>
-                <w:szCs w:val="21"/>
-              </w:rPr>
-              <w:t xml:space="preserve">XQ_GUI_WZXC</w:t>
-            </w:r>
-          </w:p>
-        </w:tc>
-      </w:tr>
-      <w:tr>
-        <w:tc>
-          <w:tcPr>
-            <w:tcW w:w="1761" w:type="dxa"/>
-            <w:gridSpan w:val="2"/>
-            <w:tcBorders>
-              <w:top w:val="single" w:sz="4" w:space="0" w:color="auto"/>
-              <w:left w:val="single" w:sz="12" w:space="0" w:color="auto"/>
-              <w:bottom w:val="single" w:sz="4" w:space="0" w:color="auto"/>
-              <w:right w:val="single" w:sz="4" w:space="0" w:color="auto"/>
-            </w:tcBorders>
-            <w:vAlign w:val="center"/>
-            <w:hideMark/>
-          </w:tcPr>
-          <w:p>
-            <w:pPr>
-              <w:jc w:val="center"/>
-              <w:rPr>
-                <w:rFonts w:ascii="黑体" w:eastAsia="黑体" w:hAnsi="黑体" w:hint="eastAsia"/>
-                <w:bCs/>
-                <w:szCs w:val="21"/>
-              </w:rPr>
-            </w:pPr>
-            <w:r>
-              <w:rPr>
-                <w:rFonts w:ascii="黑体" w:eastAsia="黑体" w:hAnsi="黑体" w:hint="eastAsia"/>
-                <w:bCs/>
-                <w:szCs w:val="21"/>
-              </w:rPr>
-              <w:t>测试用例综述</w:t>
-            </w:r>
-          </w:p>
-        </w:tc>
-        <w:tc>
-          <w:tcPr>
-            <w:tcW w:w="7279" w:type="dxa"/>
-            <w:gridSpan w:val="3"/>
-            <w:tcBorders>
-              <w:top w:val="single" w:sz="4" w:space="0" w:color="auto"/>
-              <w:left w:val="single" w:sz="4" w:space="0" w:color="auto"/>
-              <w:bottom w:val="single" w:sz="4" w:space="0" w:color="auto"/>
-              <w:right w:val="single" w:sz="12" w:space="0" w:color="auto"/>
-            </w:tcBorders>
-          </w:tcPr>
-          <w:p>
-            <w:pPr>
-              <w:rPr>
-                <w:szCs w:val="21"/>
-              </w:rPr>
-            </w:pPr>
-            <w:r>
-              <w:rPr>
-                <w:rFonts w:hint="eastAsia"/>
-                <w:szCs w:val="21"/>
-              </w:rPr>
-              <w:t xml:space="preserve">测试软件人机交互界面的完整性</w:t>
-            </w:r>
-          </w:p>
-        </w:tc>
-      </w:tr>
-      <w:tr>
-        <w:tc>
-          <w:tcPr>
-            <w:tcW w:w="1761" w:type="dxa"/>
-            <w:gridSpan w:val="2"/>
-            <w:tcBorders>
-              <w:top w:val="single" w:sz="4" w:space="0" w:color="auto"/>
-              <w:left w:val="single" w:sz="12" w:space="0" w:color="auto"/>
-              <w:bottom w:val="single" w:sz="4" w:space="0" w:color="auto"/>
-              <w:right w:val="single" w:sz="4" w:space="0" w:color="auto"/>
-            </w:tcBorders>
-            <w:vAlign w:val="center"/>
-            <w:hideMark/>
-          </w:tcPr>
-          <w:p>
-            <w:pPr>
-              <w:jc w:val="center"/>
-              <w:rPr>
-                <w:rFonts w:ascii="黑体" w:eastAsia="黑体" w:hAnsi="黑体" w:hint="eastAsia"/>
-                <w:bCs/>
-                <w:szCs w:val="21"/>
-              </w:rPr>
-            </w:pPr>
-            <w:r>
-              <w:rPr>
-                <w:rFonts w:ascii="黑体" w:eastAsia="黑体" w:hAnsi="黑体" w:hint="eastAsia"/>
-                <w:bCs/>
-                <w:szCs w:val="21"/>
-              </w:rPr>
-              <w:t>用例初始化</w:t>
-            </w:r>
-          </w:p>
-        </w:tc>
-        <w:tc>
-          <w:tcPr>
-            <w:tcW w:w="7279" w:type="dxa"/>
-            <w:gridSpan w:val="3"/>
-            <w:tcBorders>
-              <w:top w:val="single" w:sz="4" w:space="0" w:color="auto"/>
-              <w:left w:val="single" w:sz="4" w:space="0" w:color="auto"/>
-              <w:bottom w:val="single" w:sz="4" w:space="0" w:color="auto"/>
-              <w:right w:val="single" w:sz="12" w:space="0" w:color="auto"/>
-            </w:tcBorders>
-            <w:vAlign w:val="center"/>
-            <w:hideMark/>
-          </w:tcPr>
-          <w:p>
-            <w:pPr>
-              <w:rPr>
-                <w:i/>
-                <w:szCs w:val="21"/>
-              </w:rPr>
-            </w:pPr>
-            <w:r>
-              <w:rPr>
-                <w:rFonts w:hint="eastAsia"/>
-                <w:noProof/>
-                <w:szCs w:val="21"/>
-              </w:rPr>
-              <w:t xml:space="preserve">已获取被测件的用户手册</w:t>
-            </w:r>
-          </w:p>
-        </w:tc>
-      </w:tr>
-      <w:tr>
-        <w:tc>
-          <w:tcPr>
-            <w:tcW w:w="1761" w:type="dxa"/>
-            <w:gridSpan w:val="2"/>
-            <w:tcBorders>
-              <w:top w:val="single" w:sz="4" w:space="0" w:color="auto"/>
-              <w:left w:val="single" w:sz="12" w:space="0" w:color="auto"/>
-              <w:bottom w:val="single" w:sz="4" w:space="0" w:color="auto"/>
-              <w:right w:val="single" w:sz="4" w:space="0" w:color="auto"/>
-            </w:tcBorders>
-            <w:vAlign w:val="center"/>
-            <w:hideMark/>
-          </w:tcPr>
-          <w:p>
-            <w:pPr>
-              <w:jc w:val="center"/>
-              <w:rPr>
-                <w:rFonts w:ascii="黑体" w:eastAsia="黑体" w:hAnsi="黑体" w:hint="eastAsia"/>
-                <w:bCs/>
-                <w:szCs w:val="21"/>
-              </w:rPr>
-            </w:pPr>
-            <w:r>
-              <w:rPr>
-                <w:rFonts w:ascii="黑体" w:eastAsia="黑体" w:hAnsi="黑体" w:hint="eastAsia"/>
-                <w:bCs/>
-                <w:szCs w:val="21"/>
-              </w:rPr>
-              <w:t>前提和约束</w:t>
-            </w:r>
-          </w:p>
-        </w:tc>
-        <w:tc>
-          <w:tcPr>
-            <w:tcW w:w="7279" w:type="dxa"/>
-            <w:gridSpan w:val="3"/>
-            <w:tcBorders>
-              <w:top w:val="single" w:sz="4" w:space="0" w:color="auto"/>
-              <w:left w:val="single" w:sz="4" w:space="0" w:color="auto"/>
-              <w:bottom w:val="single" w:sz="4" w:space="0" w:color="auto"/>
-              <w:right w:val="single" w:sz="12" w:space="0" w:color="auto"/>
-            </w:tcBorders>
-            <w:vAlign w:val="center"/>
-            <w:hideMark/>
-          </w:tcPr>
-          <w:p>
-            <w:pPr>
-              <w:rPr>
-                <w:i/>
-                <w:szCs w:val="21"/>
-              </w:rPr>
-            </w:pPr>
-            <w:r>
-              <w:rPr>
-                <w:rFonts w:hint="eastAsia"/>
-                <w:noProof/>
-                <w:szCs w:val="21"/>
-              </w:rPr>
-              <w:t xml:space="preserve">软件可正常运行，界面初始化完成</w:t>
-            </w:r>
-          </w:p>
-        </w:tc>
-      </w:tr>
-      <w:tr>
-        <w:tc>
-          <w:tcPr>
-            <w:tcW w:w="9040" w:type="dxa"/>
-            <w:gridSpan w:val="5"/>
-            <w:tcBorders>
-              <w:top w:val="single" w:sz="4" w:space="0" w:color="auto"/>
-              <w:left w:val="single" w:sz="12" w:space="0" w:color="auto"/>
-              <w:bottom w:val="single" w:sz="4" w:space="0" w:color="auto"/>
-              <w:right w:val="single" w:sz="12" w:space="0" w:color="auto"/>
-            </w:tcBorders>
-            <w:vAlign w:val="center"/>
-            <w:hideMark/>
-          </w:tcPr>
-          <w:p>
-            <w:pPr>
-              <w:jc w:val="center"/>
-              <w:rPr>
-                <w:rFonts w:ascii="黑体" w:eastAsia="黑体" w:hAnsi="黑体" w:hint="eastAsia"/>
-                <w:bCs/>
-                <w:szCs w:val="21"/>
-              </w:rPr>
-            </w:pPr>
-            <w:r>
-              <w:rPr>
-                <w:rFonts w:ascii="黑体" w:eastAsia="黑体" w:hAnsi="黑体" w:hint="eastAsia"/>
-                <w:bCs/>
-                <w:szCs w:val="21"/>
-              </w:rPr>
-              <w:t>测试步骤</w:t>
-            </w:r>
-          </w:p>
-        </w:tc>
-      </w:tr>
-      <w:tr>
-        <w:tc>
-          <w:tcPr>
-            <w:tcW w:w="767" w:type="dxa"/>
-            <w:tcBorders>
-              <w:top w:val="single" w:sz="4" w:space="0" w:color="auto"/>
-              <w:left w:val="single" w:sz="12" w:space="0" w:color="auto"/>
-              <w:bottom w:val="single" w:sz="4" w:space="0" w:color="auto"/>
-              <w:right w:val="single" w:sz="4" w:space="0" w:color="auto"/>
-            </w:tcBorders>
-            <w:vAlign w:val="center"/>
-            <w:hideMark/>
-          </w:tcPr>
-          <w:p>
-            <w:pPr>
-              <w:jc w:val="center"/>
-              <w:rPr>
-                <w:rFonts w:ascii="黑体" w:eastAsia="黑体" w:hAnsi="黑体" w:hint="eastAsia"/>
-                <w:bCs/>
-                <w:szCs w:val="21"/>
-              </w:rPr>
-            </w:pPr>
-            <w:r>
-              <w:rPr>
-                <w:rFonts w:ascii="黑体" w:eastAsia="黑体" w:hAnsi="黑体" w:hint="eastAsia"/>
-                <w:bCs/>
-                <w:szCs w:val="21"/>
-              </w:rPr>
-              <w:t>序号</w:t>
-            </w:r>
-          </w:p>
-        </w:tc>
-        <w:tc>
-          <w:tcPr>
-            <w:tcW w:w="4391" w:type="dxa"/>
-            <w:gridSpan w:val="2"/>
-            <w:tcBorders>
-              <w:top w:val="single" w:sz="4" w:space="0" w:color="auto"/>
-              <w:left w:val="single" w:sz="4" w:space="0" w:color="auto"/>
-              <w:bottom w:val="single" w:sz="4" w:space="0" w:color="auto"/>
-              <w:right w:val="single" w:sz="4" w:space="0" w:color="auto"/>
-            </w:tcBorders>
-            <w:vAlign w:val="center"/>
-            <w:hideMark/>
-          </w:tcPr>
-          <w:p>
-            <w:pPr>
-              <w:jc w:val="center"/>
-              <w:rPr>
-                <w:rFonts w:ascii="黑体" w:eastAsia="黑体" w:hAnsi="黑体" w:hint="eastAsia"/>
-                <w:bCs/>
-                <w:szCs w:val="21"/>
-              </w:rPr>
-            </w:pPr>
-            <w:r>
-              <w:rPr>
-                <w:rFonts w:ascii="黑体" w:eastAsia="黑体" w:hAnsi="黑体" w:hint="eastAsia"/>
-                <w:bCs/>
-                <w:szCs w:val="21"/>
-              </w:rPr>
-              <w:t>输入及操作</w:t>
-            </w:r>
-          </w:p>
-        </w:tc>
-        <w:tc>
-          <w:tcPr>
-            <w:tcW w:w="3882" w:type="dxa"/>
-            <w:gridSpan w:val="2"/>
-            <w:tcBorders>
-              <w:top w:val="single" w:sz="4" w:space="0" w:color="auto"/>
-              <w:left w:val="single" w:sz="4" w:space="0" w:color="auto"/>
-              <w:bottom w:val="single" w:sz="4" w:space="0" w:color="auto"/>
-              <w:right w:val="single" w:sz="12" w:space="0" w:color="auto"/>
-            </w:tcBorders>
-            <w:vAlign w:val="center"/>
-            <w:hideMark/>
-          </w:tcPr>
-          <w:p>
-            <w:pPr>
-              <w:jc w:val="center"/>
-              <w:rPr>
-                <w:rFonts w:ascii="黑体" w:eastAsia="黑体" w:hAnsi="黑体" w:hint="eastAsia"/>
-                <w:bCs/>
-                <w:szCs w:val="21"/>
-              </w:rPr>
-            </w:pPr>
-            <w:r>
-              <w:rPr>
-                <w:rFonts w:ascii="黑体" w:eastAsia="黑体" w:hAnsi="黑体" w:hint="eastAsia"/>
-                <w:bCs/>
-                <w:szCs w:val="21"/>
-              </w:rPr>
-              <w:t>期望结果与评估标准</w:t>
-            </w:r>
-          </w:p>
-        </w:tc>
-      </w:tr>
-      <w:tr>
-        <w:tc>
-          <w:tcPr>
-            <w:tcW w:w="767" w:type="dxa"/>
-            <w:tcBorders>
-              <w:top w:val="single" w:sz="4" w:space="0" w:color="auto"/>
-              <w:left w:val="single" w:sz="12" w:space="0" w:color="auto"/>
-              <w:bottom w:val="single" w:sz="4" w:space="0" w:color="auto"/>
-              <w:right w:val="single" w:sz="4" w:space="0" w:color="auto"/>
-            </w:tcBorders>
-            <w:vAlign w:val="center"/>
-          </w:tcPr>
-          <w:p>
-            <w:pPr>
-              <w:jc w:val="center"/>
-              <w:rPr>
-                <w:noProof/>
-                <w:szCs w:val="21"/>
-              </w:rPr>
-            </w:pPr>
-            <w:r>
-              <w:rPr>
-                <w:rFonts w:hint="eastAsia"/>
-                <w:noProof/>
-                <w:szCs w:val="21"/>
-              </w:rPr>
-              <w:t xml:space="preserve">1</w:t>
-            </w:r>
-          </w:p>
-        </w:tc>
-        <w:tc>
-          <w:tcPr>
-            <w:tcW w:w="4391" w:type="dxa"/>
-            <w:gridSpan w:val="2"/>
-            <w:tcBorders>
-              <w:top w:val="single" w:sz="4" w:space="0" w:color="auto"/>
-              <w:left w:val="single" w:sz="4" w:space="0" w:color="auto"/>
-              <w:bottom w:val="single" w:sz="4" w:space="0" w:color="auto"/>
-              <w:right w:val="single" w:sz="4" w:space="0" w:color="auto"/>
-            </w:tcBorders>
-            <w:vAlign w:val="center"/>
-          </w:tcPr>
-          <w:p>
-            <w:pPr>
-              <w:rPr>
-                <w:noProof/>
-                <w:szCs w:val="21"/>
-              </w:rPr>
-            </w:pPr>
-            <w:r>
-              <w:rPr>
-                <w:rFonts w:hint="eastAsia"/>
-                <w:noProof/>
-                <w:szCs w:val="21"/>
-              </w:rPr>
-              <w:t xml:space="preserve">检查界面菜单名称、标签名称、按键名称的完整性</w:t>
-            </w:r>
-          </w:p>
-        </w:tc>
-        <w:tc>
-          <w:tcPr>
-            <w:tcW w:w="3882" w:type="dxa"/>
-            <w:gridSpan w:val="2"/>
-            <w:tcBorders>
-              <w:top w:val="single" w:sz="4" w:space="0" w:color="auto"/>
-              <w:left w:val="single" w:sz="4" w:space="0" w:color="auto"/>
-              <w:bottom w:val="single" w:sz="4" w:space="0" w:color="auto"/>
-              <w:right w:val="single" w:sz="12" w:space="0" w:color="auto"/>
-            </w:tcBorders>
-            <w:vAlign w:val="center"/>
-          </w:tcPr>
-          <w:p>
-            <w:pPr>
-              <w:rPr>
-                <w:szCs w:val="21"/>
-              </w:rPr>
-            </w:pPr>
-            <w:r>
-              <w:rPr>
-                <w:rFonts w:hint="eastAsia"/>
-                <w:szCs w:val="21"/>
-              </w:rPr>
-              <w:lastRenderedPageBreak/>
-              <w:t xml:space="preserve">名称完整</w:t>
-            </w:r>
-          </w:p>
-        </w:tc>
-      </w:tr>
-      <w:tr>
-        <w:tc>
-          <w:tcPr>
-            <w:tcW w:w="767" w:type="dxa"/>
-            <w:tcBorders>
-              <w:top w:val="single" w:sz="4" w:space="0" w:color="auto"/>
-              <w:left w:val="single" w:sz="12" w:space="0" w:color="auto"/>
-              <w:bottom w:val="single" w:sz="4" w:space="0" w:color="auto"/>
-              <w:right w:val="single" w:sz="4" w:space="0" w:color="auto"/>
-            </w:tcBorders>
-            <w:vAlign w:val="center"/>
-          </w:tcPr>
-          <w:p>
-            <w:pPr>
-              <w:jc w:val="center"/>
-              <w:rPr>
-                <w:noProof/>
-                <w:szCs w:val="21"/>
-              </w:rPr>
-            </w:pPr>
-            <w:r>
-              <w:rPr>
-                <w:rFonts w:hint="eastAsia"/>
-                <w:noProof/>
-                <w:szCs w:val="21"/>
-              </w:rPr>
-              <w:t xml:space="preserve">2</w:t>
-            </w:r>
-          </w:p>
-        </w:tc>
-        <w:tc>
-          <w:tcPr>
-            <w:tcW w:w="4391" w:type="dxa"/>
-            <w:gridSpan w:val="2"/>
-            <w:tcBorders>
-              <w:top w:val="single" w:sz="4" w:space="0" w:color="auto"/>
-              <w:left w:val="single" w:sz="4" w:space="0" w:color="auto"/>
-              <w:bottom w:val="single" w:sz="4" w:space="0" w:color="auto"/>
-              <w:right w:val="single" w:sz="4" w:space="0" w:color="auto"/>
-            </w:tcBorders>
-            <w:vAlign w:val="center"/>
-          </w:tcPr>
-          <w:p>
-            <w:pPr>
-              <w:rPr>
-                <w:noProof/>
-                <w:szCs w:val="21"/>
-              </w:rPr>
-            </w:pPr>
-            <w:r>
-              <w:rPr>
-                <w:rFonts w:hint="eastAsia"/>
-                <w:noProof/>
-                <w:szCs w:val="21"/>
-              </w:rPr>
-              <w:t xml:space="preserve">检查界面显示区内容的完整性</w:t>
-            </w:r>
-          </w:p>
-        </w:tc>
-        <w:tc>
-          <w:tcPr>
-            <w:tcW w:w="3882" w:type="dxa"/>
-            <w:gridSpan w:val="2"/>
-            <w:tcBorders>
-              <w:top w:val="single" w:sz="4" w:space="0" w:color="auto"/>
-              <w:left w:val="single" w:sz="4" w:space="0" w:color="auto"/>
-              <w:bottom w:val="single" w:sz="4" w:space="0" w:color="auto"/>
-              <w:right w:val="single" w:sz="12" w:space="0" w:color="auto"/>
-            </w:tcBorders>
-            <w:vAlign w:val="center"/>
-          </w:tcPr>
-          <w:p>
-            <w:pPr>
-              <w:rPr>
-                <w:szCs w:val="21"/>
-              </w:rPr>
-            </w:pPr>
-            <w:r>
-              <w:rPr>
-                <w:rFonts w:hint="eastAsia"/>
-                <w:szCs w:val="21"/>
-              </w:rPr>
-              <w:lastRenderedPageBreak/>
-              <w:t xml:space="preserve">显示内容完整</w:t>
-            </w:r>
-          </w:p>
-        </w:tc>
-      </w:tr>
-      <w:tr>
-        <w:tc>
-          <w:tcPr>
-            <w:tcW w:w="767" w:type="dxa"/>
-            <w:tcBorders>
-              <w:top w:val="single" w:sz="4" w:space="0" w:color="auto"/>
-              <w:left w:val="single" w:sz="12" w:space="0" w:color="auto"/>
-              <w:bottom w:val="single" w:sz="4" w:space="0" w:color="auto"/>
-              <w:right w:val="single" w:sz="4" w:space="0" w:color="auto"/>
-            </w:tcBorders>
-            <w:vAlign w:val="center"/>
-          </w:tcPr>
-          <w:p>
-            <w:pPr>
-              <w:jc w:val="center"/>
-              <w:rPr>
-                <w:noProof/>
-                <w:szCs w:val="21"/>
-              </w:rPr>
-            </w:pPr>
-            <w:r>
-              <w:rPr>
-                <w:rFonts w:hint="eastAsia"/>
-                <w:noProof/>
-                <w:szCs w:val="21"/>
-              </w:rPr>
-              <w:t xml:space="preserve">3</w:t>
-            </w:r>
-          </w:p>
-        </w:tc>
-        <w:tc>
-          <w:tcPr>
-            <w:tcW w:w="4391" w:type="dxa"/>
-            <w:gridSpan w:val="2"/>
-            <w:tcBorders>
-              <w:top w:val="single" w:sz="4" w:space="0" w:color="auto"/>
-              <w:left w:val="single" w:sz="4" w:space="0" w:color="auto"/>
-              <w:bottom w:val="single" w:sz="4" w:space="0" w:color="auto"/>
-              <w:right w:val="single" w:sz="4" w:space="0" w:color="auto"/>
-            </w:tcBorders>
-            <w:vAlign w:val="center"/>
-          </w:tcPr>
-          <w:p>
-            <w:pPr>
-              <w:rPr>
-                <w:noProof/>
-                <w:szCs w:val="21"/>
-              </w:rPr>
-            </w:pPr>
-            <w:r>
-              <w:rPr>
-                <w:rFonts w:hint="eastAsia"/>
-                <w:noProof/>
-                <w:szCs w:val="21"/>
-              </w:rPr>
-              <w:t xml:space="preserve">检查界面菜单功能的完整性</w:t>
-            </w:r>
-          </w:p>
-        </w:tc>
-        <w:tc>
-          <w:tcPr>
-            <w:tcW w:w="3882" w:type="dxa"/>
-            <w:gridSpan w:val="2"/>
-            <w:tcBorders>
-              <w:top w:val="single" w:sz="4" w:space="0" w:color="auto"/>
-              <w:left w:val="single" w:sz="4" w:space="0" w:color="auto"/>
-              <w:bottom w:val="single" w:sz="4" w:space="0" w:color="auto"/>
-              <w:right w:val="single" w:sz="12" w:space="0" w:color="auto"/>
-            </w:tcBorders>
-            <w:vAlign w:val="center"/>
-          </w:tcPr>
-          <w:p>
-            <w:pPr>
-              <w:rPr>
-                <w:szCs w:val="21"/>
-              </w:rPr>
-            </w:pPr>
-            <w:r>
-              <w:rPr>
-                <w:rFonts w:hint="eastAsia"/>
-                <w:szCs w:val="21"/>
-              </w:rPr>
-              <w:lastRenderedPageBreak/>
-              <w:t xml:space="preserve">菜单功能完整</w:t>
-            </w:r>
-          </w:p>
-        </w:tc>
-      </w:tr>
-      <w:tr>
-        <w:tc>
-          <w:tcPr>
-            <w:tcW w:w="767" w:type="dxa"/>
-            <w:tcBorders>
-              <w:top w:val="single" w:sz="4" w:space="0" w:color="auto"/>
-              <w:left w:val="single" w:sz="12" w:space="0" w:color="auto"/>
-              <w:bottom w:val="single" w:sz="4" w:space="0" w:color="auto"/>
-              <w:right w:val="single" w:sz="4" w:space="0" w:color="auto"/>
-            </w:tcBorders>
-            <w:vAlign w:val="center"/>
-          </w:tcPr>
-          <w:p>
-            <w:pPr>
-              <w:jc w:val="center"/>
-              <w:rPr>
-                <w:rFonts w:ascii="黑体" w:eastAsia="黑体" w:hAnsi="黑体" w:hint="eastAsia"/>
-                <w:bCs/>
-                <w:szCs w:val="21"/>
-              </w:rPr>
-            </w:pPr>
-            <w:r>
-              <w:rPr>
-                <w:rFonts w:ascii="黑体" w:eastAsia="黑体" w:hAnsi="黑体" w:hint="eastAsia"/>
-                <w:bCs/>
-                <w:szCs w:val="21"/>
-              </w:rPr>
-              <w:t>终止条件</w:t>
-            </w:r>
-          </w:p>
-        </w:tc>
-        <w:tc>
-          <w:tcPr>
-            <w:tcW w:w="8273" w:type="dxa"/>
-            <w:gridSpan w:val="4"/>
-            <w:tcBorders>
-              <w:top w:val="single" w:sz="4" w:space="0" w:color="auto"/>
-              <w:left w:val="single" w:sz="4" w:space="0" w:color="auto"/>
-              <w:bottom w:val="single" w:sz="4" w:space="0" w:color="auto"/>
-              <w:right w:val="single" w:sz="12" w:space="0" w:color="auto"/>
-            </w:tcBorders>
-            <w:vAlign w:val="center"/>
-          </w:tcPr>
-          <w:p>
-            <w:pPr>
-              <w:rPr>
-                <w:szCs w:val="21"/>
-              </w:rPr>
-            </w:pPr>
-            <w:r>
-              <w:rPr>
-                <w:rFonts w:hint="eastAsia"/>
-                <w:noProof/>
-                <w:szCs w:val="21"/>
-              </w:rPr>
-              <w:t>本测试用例的全部测试步骤被执行或因某种原因导致测试步骤无法执行</w:t>
-            </w:r>
-            <w:r>
-              <w:rPr>
-                <w:rFonts w:hint="eastAsia"/>
-                <w:noProof/>
-                <w:szCs w:val="21"/>
-              </w:rPr>
-              <w:t>(</w:t>
-            </w:r>
-            <w:r>
-              <w:rPr>
-                <w:rFonts w:hint="eastAsia"/>
-                <w:noProof/>
-                <w:szCs w:val="21"/>
-              </w:rPr>
-              <w:t>异常终止</w:t>
-            </w:r>
-            <w:r>
-              <w:rPr>
-                <w:rFonts w:hint="eastAsia"/>
-                <w:noProof/>
-                <w:szCs w:val="21"/>
-              </w:rPr>
-              <w:t>)</w:t>
-            </w:r>
-            <w:r>
-              <w:rPr>
-                <w:rFonts w:hint="eastAsia"/>
-                <w:noProof/>
-                <w:szCs w:val="21"/>
-              </w:rPr>
-              <w:t>。</w:t>
-            </w:r>
-          </w:p>
-        </w:tc>
-      </w:tr>
-      <w:tr>
-        <w:tc>
-          <w:tcPr>
-            <w:tcW w:w="767" w:type="dxa"/>
-            <w:tcBorders>
-              <w:top w:val="single" w:sz="4" w:space="0" w:color="auto"/>
-              <w:left w:val="single" w:sz="12" w:space="0" w:color="auto"/>
-              <w:bottom w:val="single" w:sz="4" w:space="0" w:color="auto"/>
-              <w:right w:val="single" w:sz="4" w:space="0" w:color="auto"/>
-            </w:tcBorders>
-            <w:vAlign w:val="center"/>
-          </w:tcPr>
-          <w:p>
-            <w:pPr>
-              <w:jc w:val="center"/>
-              <w:rPr>
-                <w:rFonts w:ascii="黑体" w:eastAsia="黑体" w:hAnsi="黑体" w:hint="eastAsia"/>
-                <w:bCs/>
-                <w:szCs w:val="21"/>
-              </w:rPr>
-            </w:pPr>
-            <w:r>
-              <w:rPr>
-                <w:rFonts w:ascii="黑体" w:eastAsia="黑体" w:hAnsi="黑体" w:hint="eastAsia"/>
-                <w:bCs/>
-                <w:szCs w:val="21"/>
-              </w:rPr>
-              <w:t>通过准则</w:t>
-            </w:r>
-          </w:p>
-        </w:tc>
-        <w:tc>
-          <w:tcPr>
-            <w:tcW w:w="8273" w:type="dxa"/>
-            <w:gridSpan w:val="4"/>
-            <w:tcBorders>
-              <w:top w:val="single" w:sz="4" w:space="0" w:color="auto"/>
-              <w:left w:val="single" w:sz="4" w:space="0" w:color="auto"/>
-              <w:bottom w:val="single" w:sz="4" w:space="0" w:color="auto"/>
-              <w:right w:val="single" w:sz="12" w:space="0" w:color="auto"/>
-            </w:tcBorders>
-            <w:vAlign w:val="center"/>
-          </w:tcPr>
-          <w:p>
-            <w:pPr>
-              <w:rPr>
-                <w:szCs w:val="21"/>
-              </w:rPr>
-            </w:pPr>
-            <w:r>
-              <w:rPr>
-                <w:rFonts w:hint="eastAsia"/>
-                <w:noProof/>
-                <w:szCs w:val="21"/>
-              </w:rPr>
-              <w:t>本测试用例的全部测试步骤都通过即标志本用例为</w:t>
-            </w:r>
-            <w:r>
-              <w:rPr>
-                <w:rFonts w:hint="eastAsia"/>
-                <w:noProof/>
-                <w:szCs w:val="21"/>
-              </w:rPr>
-              <w:t>"</w:t>
-            </w:r>
-            <w:r>
-              <w:rPr>
-                <w:rFonts w:hint="eastAsia"/>
-                <w:noProof/>
-                <w:szCs w:val="21"/>
-              </w:rPr>
-              <w:t>通过</w:t>
-            </w:r>
-            <w:r>
-              <w:rPr>
-                <w:rFonts w:hint="eastAsia"/>
-                <w:noProof/>
-                <w:szCs w:val="21"/>
-              </w:rPr>
-              <w:t>"</w:t>
-            </w:r>
-            <w:r>
-              <w:rPr>
-                <w:rFonts w:hint="eastAsia"/>
-                <w:noProof/>
-                <w:szCs w:val="21"/>
-              </w:rPr>
-              <w:t>。</w:t>
-            </w:r>
-          </w:p>
-        </w:tc>
-      </w:tr>
-      <w:tr>
-        <w:tc>
-          <w:tcPr>
-            <w:tcW w:w="767" w:type="dxa"/>
-            <w:tcBorders>
-              <w:top w:val="single" w:sz="4" w:space="0" w:color="auto"/>
-              <w:left w:val="single" w:sz="12" w:space="0" w:color="auto"/>
-              <w:bottom w:val="single" w:sz="12" w:space="0" w:color="auto"/>
-              <w:right w:val="single" w:sz="4" w:space="0" w:color="auto"/>
-            </w:tcBorders>
-            <w:vAlign w:val="center"/>
-          </w:tcPr>
-          <w:p>
-            <w:pPr>
-              <w:jc w:val="center"/>
-              <w:rPr>
-                <w:rFonts w:ascii="黑体" w:eastAsia="黑体" w:hAnsi="黑体" w:hint="eastAsia"/>
-                <w:bCs/>
-                <w:szCs w:val="21"/>
-              </w:rPr>
-            </w:pPr>
-            <w:r>
-              <w:rPr>
-                <w:rFonts w:ascii="黑体" w:eastAsia="黑体" w:hAnsi="黑体" w:hint="eastAsia"/>
-                <w:bCs/>
-                <w:szCs w:val="21"/>
-              </w:rPr>
-              <w:t>设计人员</w:t>
-            </w:r>
-          </w:p>
-        </w:tc>
-        <w:tc>
-          <w:tcPr>
-            <w:tcW w:w="8273" w:type="dxa"/>
-            <w:gridSpan w:val="4"/>
-            <w:tcBorders>
-              <w:top w:val="single" w:sz="4" w:space="0" w:color="auto"/>
-              <w:left w:val="single" w:sz="4" w:space="0" w:color="auto"/>
-              <w:bottom w:val="single" w:sz="12" w:space="0" w:color="auto"/>
-              <w:right w:val="single" w:sz="12" w:space="0" w:color="auto"/>
-            </w:tcBorders>
-            <w:vAlign w:val="center"/>
-          </w:tcPr>
-          <w:p>
-            <w:pPr>
-              <w:rPr>
-                <w:rFonts w:cs="宋体"/>
-                <w:szCs w:val="21"/>
-              </w:rPr>
-            </w:pPr>
-            <w:r>
-              <w:rPr>
-                <w:rFonts w:hint="eastAsia"/>
-                <w:noProof/>
-                <w:szCs w:val="21"/>
-              </w:rPr>
-              <w:t xml:space="preserve">陈俊亦</w:t>
+              <w:t xml:space="preserve">某测试人员1</w:t>
             </w:r>
           </w:p>
         </w:tc>
@@ -12306,5485 +8719,9 @@
           <w:sz w:val="24"/>
           <w:szCs w:val="24"/>
         </w:rPr>
-        <w:t xml:space="preserve">人机交互界面一致性测试</w:t>
+        <w:t xml:space="preserve">时钟布线与缓冲功能测试</w:t>
       </w:r>
     </w:p>
-    <w:tbl>
-      <w:tblPr>
-        <w:tblW w:w="0" w:type="auto"/>
-        <w:tblBorders>
-          <w:top w:val="single" w:sz="4" w:space="0" w:color="auto"/>
-          <w:left w:val="single" w:sz="4" w:space="0" w:color="auto"/>
-          <w:bottom w:val="single" w:sz="4" w:space="0" w:color="auto"/>
-          <w:right w:val="single" w:sz="4" w:space="0" w:color="auto"/>
-          <w:insideH w:val="single" w:sz="4" w:space="0" w:color="auto"/>
-          <w:insideV w:val="single" w:sz="4" w:space="0" w:color="auto"/>
-        </w:tblBorders>
-        <w:tblLayout w:type="fixed"/>
-        <w:tblCellMar>
-          <w:top w:w="85" w:type="dxa"/>
-          <w:bottom w:w="85" w:type="dxa"/>
-        </w:tblCellMar>
-        <w:tblLook w:val="04A0" w:firstRow="1" w:lastRow="0" w:firstColumn="1" w:lastColumn="0" w:noHBand="0" w:noVBand="1"/>
-      </w:tblPr>
-      <w:tblGrid>
-        <w:gridCol w:w="767"/>
-        <w:gridCol w:w="994"/>
-        <w:gridCol w:w="3397"/>
-        <w:gridCol w:w="1199"/>
-        <w:gridCol w:w="2683"/>
-      </w:tblGrid>
-      <w:tr>
-        <w:tc>
-          <w:tcPr>
-            <w:tcW w:w="9040" w:type="dxa"/>
-            <w:gridSpan w:val="5"/>
-            <w:tcBorders>
-              <w:top w:val="single" w:sz="12" w:space="0" w:color="auto"/>
-              <w:left w:val="single" w:sz="12" w:space="0" w:color="auto"/>
-              <w:bottom w:val="single" w:sz="12" w:space="0" w:color="auto"/>
-              <w:right w:val="single" w:sz="12" w:space="0" w:color="auto"/>
-            </w:tcBorders>
-            <w:vAlign w:val="center"/>
-          </w:tcPr>
-          <w:p>
-            <w:pPr>
-              <w:jc w:val="left"/>
-              <w:rPr>
-                <w:b/>
-                <w:noProof/>
-                <w:szCs w:val="21"/>
-              </w:rPr>
-            </w:pPr>
-            <w:r>
-              <w:rPr>
-                <w:rFonts w:hint="eastAsia"/>
-                <w:b/>
-                <w:noProof/>
-                <w:szCs w:val="21"/>
-              </w:rPr>
-              <w:t>用例</w:t>
-            </w:r>
-            <w:r>
-              <w:rPr>
-                <w:b/>
-                <w:noProof/>
-                <w:szCs w:val="21"/>
-              </w:rPr>
-              <w:fldChar w:fldCharType="begin"/>
-            </w:r>
-            <w:r>
-              <w:rPr>
-                <w:b/>
-                <w:noProof/>
-                <w:szCs w:val="21"/>
-              </w:rPr>
-              <w:instrText xml:space="preserve"> </w:instrText>
-            </w:r>
-            <w:r>
-              <w:rPr>
-                <w:rFonts w:hint="eastAsia"/>
-                <w:b/>
-                <w:noProof/>
-                <w:szCs w:val="21"/>
-              </w:rPr>
-              <w:instrText>AUTONUM  \* Arabic</w:instrText>
-            </w:r>
-            <w:r>
-              <w:rPr>
-                <w:b/>
-                <w:noProof/>
-                <w:szCs w:val="21"/>
-              </w:rPr>
-              <w:instrText xml:space="preserve"> </w:instrText>
-            </w:r>
-            <w:r>
-              <w:rPr>
-                <w:b/>
-                <w:noProof/>
-                <w:szCs w:val="21"/>
-              </w:rPr>
-              <w:fldChar w:fldCharType="end"/>
-            </w:r>
-          </w:p>
-        </w:tc>
-      </w:tr>
-      <w:tr>
-        <w:tc>
-          <w:tcPr>
-            <w:tcW w:w="1761" w:type="dxa"/>
-            <w:gridSpan w:val="2"/>
-            <w:tcBorders>
-              <w:top w:val="single" w:sz="12" w:space="0" w:color="auto"/>
-              <w:left w:val="single" w:sz="12" w:space="0" w:color="auto"/>
-              <w:bottom w:val="single" w:sz="12" w:space="0" w:color="auto"/>
-              <w:right w:val="single" w:sz="4" w:space="0" w:color="auto"/>
-            </w:tcBorders>
-            <w:vAlign w:val="center"/>
-            <w:hideMark/>
-          </w:tcPr>
-          <w:p>
-            <w:pPr>
-              <w:jc w:val="center"/>
-              <w:rPr>
-                <w:b/>
-                <w:szCs w:val="21"/>
-              </w:rPr>
-            </w:pPr>
-            <w:r>
-              <w:rPr>
-                <w:rFonts w:ascii="黑体" w:eastAsia="黑体" w:hAnsi="黑体" w:hint="eastAsia"/>
-                <w:bCs/>
-                <w:szCs w:val="21"/>
-              </w:rPr>
-              <w:t>测试用例名称</w:t>
-            </w:r>
-          </w:p>
-        </w:tc>
-        <w:tc>
-          <w:tcPr>
-            <w:tcW w:w="3397" w:type="dxa"/>
-            <w:tcBorders>
-              <w:top w:val="single" w:sz="12" w:space="0" w:color="auto"/>
-              <w:left w:val="single" w:sz="4" w:space="0" w:color="auto"/>
-              <w:bottom w:val="single" w:sz="12" w:space="0" w:color="auto"/>
-              <w:right w:val="single" w:sz="4" w:space="0" w:color="auto"/>
-            </w:tcBorders>
-            <w:vAlign w:val="center"/>
-          </w:tcPr>
-          <w:p>
-            <w:pPr>
-              <w:jc w:val="center"/>
-              <w:rPr>
-                <w:bCs/>
-                <w:szCs w:val="21"/>
-              </w:rPr>
-            </w:pPr>
-            <w:r>
-              <w:rPr>
-                <w:rFonts w:hint="eastAsia"/>
-                <w:bCs/>
-                <w:szCs w:val="21"/>
-              </w:rPr>
-              <w:t xml:space="preserve">人机交互界面一致性测试</w:t>
-            </w:r>
-          </w:p>
-        </w:tc>
-        <w:tc>
-          <w:tcPr>
-            <w:tcW w:w="1199" w:type="dxa"/>
-            <w:tcBorders>
-              <w:top w:val="single" w:sz="12" w:space="0" w:color="auto"/>
-              <w:left w:val="single" w:sz="4" w:space="0" w:color="auto"/>
-              <w:bottom w:val="single" w:sz="12" w:space="0" w:color="auto"/>
-              <w:right w:val="single" w:sz="4" w:space="0" w:color="auto"/>
-            </w:tcBorders>
-            <w:vAlign w:val="center"/>
-            <w:hideMark/>
-          </w:tcPr>
-          <w:p>
-            <w:pPr>
-              <w:jc w:val="center"/>
-              <w:rPr>
-                <w:b/>
-                <w:szCs w:val="21"/>
-              </w:rPr>
-            </w:pPr>
-            <w:r>
-              <w:rPr>
-                <w:rFonts w:ascii="黑体" w:eastAsia="黑体" w:hAnsi="黑体" w:hint="eastAsia"/>
-                <w:bCs/>
-                <w:szCs w:val="21"/>
-              </w:rPr>
-              <w:t>标</w:t>
-            </w:r>
-            <w:r>
-              <w:rPr>
-                <w:rFonts w:ascii="黑体" w:eastAsia="黑体" w:hAnsi="黑体"/>
-                <w:bCs/>
-                <w:szCs w:val="21"/>
-              </w:rPr>
-              <w:t xml:space="preserve">   识</w:t>
-            </w:r>
-          </w:p>
-        </w:tc>
-        <w:tc>
-          <w:tcPr>
-            <w:tcW w:w="2683" w:type="dxa"/>
-            <w:tcBorders>
-              <w:top w:val="single" w:sz="12" w:space="0" w:color="auto"/>
-              <w:left w:val="single" w:sz="4" w:space="0" w:color="auto"/>
-              <w:bottom w:val="single" w:sz="12" w:space="0" w:color="auto"/>
-              <w:right w:val="single" w:sz="12" w:space="0" w:color="auto"/>
-            </w:tcBorders>
-            <w:vAlign w:val="center"/>
-          </w:tcPr>
-          <w:p>
-            <w:pPr>
-              <w:jc w:val="center"/>
-              <w:rPr>
-                <w:bCs/>
-                <w:szCs w:val="21"/>
-              </w:rPr>
-            </w:pPr>
-            <w:r>
-              <w:rPr>
-                <w:rFonts w:hint="eastAsia"/>
-                <w:bCs/>
-                <w:szCs w:val="21"/>
-              </w:rPr>
-              <w:t xml:space="preserve">YL_GUI_YZXC_001</w:t>
-            </w:r>
-          </w:p>
-        </w:tc>
-      </w:tr>
-      <w:tr>
-        <w:tc>
-          <w:tcPr>
-            <w:tcW w:w="1761" w:type="dxa"/>
-            <w:gridSpan w:val="2"/>
-            <w:tcBorders>
-              <w:top w:val="single" w:sz="12" w:space="0" w:color="auto"/>
-              <w:left w:val="single" w:sz="12" w:space="0" w:color="auto"/>
-              <w:bottom w:val="single" w:sz="4" w:space="0" w:color="auto"/>
-              <w:right w:val="single" w:sz="4" w:space="0" w:color="auto"/>
-            </w:tcBorders>
-            <w:vAlign w:val="center"/>
-            <w:hideMark/>
-          </w:tcPr>
-          <w:p>
-            <w:pPr>
-              <w:jc w:val="center"/>
-              <w:rPr>
-                <w:b/>
-                <w:szCs w:val="21"/>
-              </w:rPr>
-            </w:pPr>
-            <w:r>
-              <w:rPr>
-                <w:rFonts w:ascii="黑体" w:eastAsia="黑体" w:hAnsi="黑体" w:hint="eastAsia"/>
-                <w:bCs/>
-                <w:szCs w:val="21"/>
-              </w:rPr>
-              <w:t>追踪关系</w:t>
-            </w:r>
-          </w:p>
-        </w:tc>
-        <w:tc>
-          <w:tcPr>
-            <w:tcW w:w="7279" w:type="dxa"/>
-            <w:gridSpan w:val="3"/>
-            <w:tcBorders>
-              <w:top w:val="single" w:sz="12" w:space="0" w:color="auto"/>
-              <w:left w:val="single" w:sz="4" w:space="0" w:color="auto"/>
-              <w:bottom w:val="single" w:sz="4" w:space="0" w:color="auto"/>
-              <w:right w:val="single" w:sz="12" w:space="0" w:color="auto"/>
-            </w:tcBorders>
-            <w:vAlign w:val="center"/>
-            <w:hideMark/>
-          </w:tcPr>
-          <w:p>
-            <w:pPr>
-              <w:rPr>
-                <w:noProof/>
-                <w:szCs w:val="21"/>
-              </w:rPr>
-            </w:pPr>
-            <w:r>
-              <w:rPr>
-                <w:rFonts w:hint="eastAsia"/>
-                <w:noProof/>
-                <w:szCs w:val="21"/>
-              </w:rPr>
-              <w:t>软件测试依据：</w:t>
-            </w:r>
-            <w:r>
-              <w:rPr>
-                <w:rFonts w:hint="eastAsia"/>
-                <w:noProof/>
-                <w:szCs w:val="21"/>
-              </w:rPr>
-              <w:t>测评大纲</w:t>
-            </w:r>
-          </w:p>
-          <w:p>
-            <w:pPr>
-              <w:rPr>
-                <w:noProof/>
-                <w:szCs w:val="21"/>
-              </w:rPr>
-            </w:pPr>
-            <w:r>
-              <w:rPr>
-                <w:rFonts w:hint="eastAsia"/>
-                <w:noProof/>
-                <w:szCs w:val="21"/>
-              </w:rPr>
-              <w:t>测试需求分析：</w:t>
-            </w:r>
-            <w:r>
-              <w:rPr>
-                <w:rFonts w:hint="eastAsia"/>
-                <w:noProof/>
-                <w:szCs w:val="21"/>
-              </w:rPr>
-              <w:t>（</w:t>
-            </w:r>
-            <w:r>
-              <w:rPr>
-                <w:rFonts w:hint="eastAsia"/>
-                <w:noProof/>
-                <w:szCs w:val="21"/>
-              </w:rPr>
-              <w:t xml:space="preserve">6.2.5.2</w:t>
-            </w:r>
-            <w:r>
-              <w:rPr>
-                <w:rFonts w:hint="eastAsia"/>
-                <w:noProof/>
-                <w:szCs w:val="21"/>
-              </w:rPr>
-              <w:t>）</w:t>
-            </w:r>
-            <w:r>
-              <w:rPr>
-                <w:rFonts w:hint="eastAsia"/>
-                <w:noProof/>
-                <w:szCs w:val="21"/>
-              </w:rPr>
-              <w:t xml:space="preserve">人机交互界面一致性测试</w:t>
-            </w:r>
-          </w:p>
-          <w:p>
-            <w:pPr>
-              <w:rPr>
-                <w:rFonts w:cs="宋体"/>
-                <w:i/>
-                <w:szCs w:val="21"/>
-              </w:rPr>
-            </w:pPr>
-            <w:r>
-              <w:rPr>
-                <w:rFonts w:hint="eastAsia"/>
-                <w:noProof/>
-                <w:szCs w:val="21"/>
-              </w:rPr>
-              <w:t>测试需求标识：</w:t>
-            </w:r>
-            <w:r>
-              <w:rPr>
-                <w:rFonts w:hint="eastAsia"/>
-                <w:noProof/>
-                <w:szCs w:val="21"/>
-              </w:rPr>
-              <w:t xml:space="preserve">XQ_GUI_YZXC</w:t>
-            </w:r>
-          </w:p>
-        </w:tc>
-      </w:tr>
-      <w:tr>
-        <w:tc>
-          <w:tcPr>
-            <w:tcW w:w="1761" w:type="dxa"/>
-            <w:gridSpan w:val="2"/>
-            <w:tcBorders>
-              <w:top w:val="single" w:sz="4" w:space="0" w:color="auto"/>
-              <w:left w:val="single" w:sz="12" w:space="0" w:color="auto"/>
-              <w:bottom w:val="single" w:sz="4" w:space="0" w:color="auto"/>
-              <w:right w:val="single" w:sz="4" w:space="0" w:color="auto"/>
-            </w:tcBorders>
-            <w:vAlign w:val="center"/>
-            <w:hideMark/>
-          </w:tcPr>
-          <w:p>
-            <w:pPr>
-              <w:jc w:val="center"/>
-              <w:rPr>
-                <w:rFonts w:ascii="黑体" w:eastAsia="黑体" w:hAnsi="黑体" w:hint="eastAsia"/>
-                <w:bCs/>
-                <w:szCs w:val="21"/>
-              </w:rPr>
-            </w:pPr>
-            <w:r>
-              <w:rPr>
-                <w:rFonts w:ascii="黑体" w:eastAsia="黑体" w:hAnsi="黑体" w:hint="eastAsia"/>
-                <w:bCs/>
-                <w:szCs w:val="21"/>
-              </w:rPr>
-              <w:t>测试用例综述</w:t>
-            </w:r>
-          </w:p>
-        </w:tc>
-        <w:tc>
-          <w:tcPr>
-            <w:tcW w:w="7279" w:type="dxa"/>
-            <w:gridSpan w:val="3"/>
-            <w:tcBorders>
-              <w:top w:val="single" w:sz="4" w:space="0" w:color="auto"/>
-              <w:left w:val="single" w:sz="4" w:space="0" w:color="auto"/>
-              <w:bottom w:val="single" w:sz="4" w:space="0" w:color="auto"/>
-              <w:right w:val="single" w:sz="12" w:space="0" w:color="auto"/>
-            </w:tcBorders>
-          </w:tcPr>
-          <w:p>
-            <w:pPr>
-              <w:rPr>
-                <w:szCs w:val="21"/>
-              </w:rPr>
-            </w:pPr>
-            <w:r>
-              <w:rPr>
-                <w:rFonts w:hint="eastAsia"/>
-                <w:szCs w:val="21"/>
-              </w:rPr>
-              <w:t xml:space="preserve">测试软件人机交互界面的一致性</w:t>
-            </w:r>
-          </w:p>
-        </w:tc>
-      </w:tr>
-      <w:tr>
-        <w:tc>
-          <w:tcPr>
-            <w:tcW w:w="1761" w:type="dxa"/>
-            <w:gridSpan w:val="2"/>
-            <w:tcBorders>
-              <w:top w:val="single" w:sz="4" w:space="0" w:color="auto"/>
-              <w:left w:val="single" w:sz="12" w:space="0" w:color="auto"/>
-              <w:bottom w:val="single" w:sz="4" w:space="0" w:color="auto"/>
-              <w:right w:val="single" w:sz="4" w:space="0" w:color="auto"/>
-            </w:tcBorders>
-            <w:vAlign w:val="center"/>
-            <w:hideMark/>
-          </w:tcPr>
-          <w:p>
-            <w:pPr>
-              <w:jc w:val="center"/>
-              <w:rPr>
-                <w:rFonts w:ascii="黑体" w:eastAsia="黑体" w:hAnsi="黑体" w:hint="eastAsia"/>
-                <w:bCs/>
-                <w:szCs w:val="21"/>
-              </w:rPr>
-            </w:pPr>
-            <w:r>
-              <w:rPr>
-                <w:rFonts w:ascii="黑体" w:eastAsia="黑体" w:hAnsi="黑体" w:hint="eastAsia"/>
-                <w:bCs/>
-                <w:szCs w:val="21"/>
-              </w:rPr>
-              <w:t>用例初始化</w:t>
-            </w:r>
-          </w:p>
-        </w:tc>
-        <w:tc>
-          <w:tcPr>
-            <w:tcW w:w="7279" w:type="dxa"/>
-            <w:gridSpan w:val="3"/>
-            <w:tcBorders>
-              <w:top w:val="single" w:sz="4" w:space="0" w:color="auto"/>
-              <w:left w:val="single" w:sz="4" w:space="0" w:color="auto"/>
-              <w:bottom w:val="single" w:sz="4" w:space="0" w:color="auto"/>
-              <w:right w:val="single" w:sz="12" w:space="0" w:color="auto"/>
-            </w:tcBorders>
-            <w:vAlign w:val="center"/>
-            <w:hideMark/>
-          </w:tcPr>
-          <w:p>
-            <w:pPr>
-              <w:rPr>
-                <w:i/>
-                <w:szCs w:val="21"/>
-              </w:rPr>
-            </w:pPr>
-            <w:r>
-              <w:rPr>
-                <w:rFonts w:hint="eastAsia"/>
-                <w:noProof/>
-                <w:szCs w:val="21"/>
-              </w:rPr>
-              <w:t xml:space="preserve">已获取被测件的用户手册</w:t>
-            </w:r>
-          </w:p>
-        </w:tc>
-      </w:tr>
-      <w:tr>
-        <w:tc>
-          <w:tcPr>
-            <w:tcW w:w="1761" w:type="dxa"/>
-            <w:gridSpan w:val="2"/>
-            <w:tcBorders>
-              <w:top w:val="single" w:sz="4" w:space="0" w:color="auto"/>
-              <w:left w:val="single" w:sz="12" w:space="0" w:color="auto"/>
-              <w:bottom w:val="single" w:sz="4" w:space="0" w:color="auto"/>
-              <w:right w:val="single" w:sz="4" w:space="0" w:color="auto"/>
-            </w:tcBorders>
-            <w:vAlign w:val="center"/>
-            <w:hideMark/>
-          </w:tcPr>
-          <w:p>
-            <w:pPr>
-              <w:jc w:val="center"/>
-              <w:rPr>
-                <w:rFonts w:ascii="黑体" w:eastAsia="黑体" w:hAnsi="黑体" w:hint="eastAsia"/>
-                <w:bCs/>
-                <w:szCs w:val="21"/>
-              </w:rPr>
-            </w:pPr>
-            <w:r>
-              <w:rPr>
-                <w:rFonts w:ascii="黑体" w:eastAsia="黑体" w:hAnsi="黑体" w:hint="eastAsia"/>
-                <w:bCs/>
-                <w:szCs w:val="21"/>
-              </w:rPr>
-              <w:t>前提和约束</w:t>
-            </w:r>
-          </w:p>
-        </w:tc>
-        <w:tc>
-          <w:tcPr>
-            <w:tcW w:w="7279" w:type="dxa"/>
-            <w:gridSpan w:val="3"/>
-            <w:tcBorders>
-              <w:top w:val="single" w:sz="4" w:space="0" w:color="auto"/>
-              <w:left w:val="single" w:sz="4" w:space="0" w:color="auto"/>
-              <w:bottom w:val="single" w:sz="4" w:space="0" w:color="auto"/>
-              <w:right w:val="single" w:sz="12" w:space="0" w:color="auto"/>
-            </w:tcBorders>
-            <w:vAlign w:val="center"/>
-            <w:hideMark/>
-          </w:tcPr>
-          <w:p>
-            <w:pPr>
-              <w:rPr>
-                <w:i/>
-                <w:szCs w:val="21"/>
-              </w:rPr>
-            </w:pPr>
-            <w:r>
-              <w:rPr>
-                <w:rFonts w:hint="eastAsia"/>
-                <w:noProof/>
-                <w:szCs w:val="21"/>
-              </w:rPr>
-              <w:t xml:space="preserve">软件可正常运行，界面初始化完成</w:t>
-            </w:r>
-          </w:p>
-        </w:tc>
-      </w:tr>
-      <w:tr>
-        <w:tc>
-          <w:tcPr>
-            <w:tcW w:w="9040" w:type="dxa"/>
-            <w:gridSpan w:val="5"/>
-            <w:tcBorders>
-              <w:top w:val="single" w:sz="4" w:space="0" w:color="auto"/>
-              <w:left w:val="single" w:sz="12" w:space="0" w:color="auto"/>
-              <w:bottom w:val="single" w:sz="4" w:space="0" w:color="auto"/>
-              <w:right w:val="single" w:sz="12" w:space="0" w:color="auto"/>
-            </w:tcBorders>
-            <w:vAlign w:val="center"/>
-            <w:hideMark/>
-          </w:tcPr>
-          <w:p>
-            <w:pPr>
-              <w:jc w:val="center"/>
-              <w:rPr>
-                <w:rFonts w:ascii="黑体" w:eastAsia="黑体" w:hAnsi="黑体" w:hint="eastAsia"/>
-                <w:bCs/>
-                <w:szCs w:val="21"/>
-              </w:rPr>
-            </w:pPr>
-            <w:r>
-              <w:rPr>
-                <w:rFonts w:ascii="黑体" w:eastAsia="黑体" w:hAnsi="黑体" w:hint="eastAsia"/>
-                <w:bCs/>
-                <w:szCs w:val="21"/>
-              </w:rPr>
-              <w:t>测试步骤</w:t>
-            </w:r>
-          </w:p>
-        </w:tc>
-      </w:tr>
-      <w:tr>
-        <w:tc>
-          <w:tcPr>
-            <w:tcW w:w="767" w:type="dxa"/>
-            <w:tcBorders>
-              <w:top w:val="single" w:sz="4" w:space="0" w:color="auto"/>
-              <w:left w:val="single" w:sz="12" w:space="0" w:color="auto"/>
-              <w:bottom w:val="single" w:sz="4" w:space="0" w:color="auto"/>
-              <w:right w:val="single" w:sz="4" w:space="0" w:color="auto"/>
-            </w:tcBorders>
-            <w:vAlign w:val="center"/>
-            <w:hideMark/>
-          </w:tcPr>
-          <w:p>
-            <w:pPr>
-              <w:jc w:val="center"/>
-              <w:rPr>
-                <w:rFonts w:ascii="黑体" w:eastAsia="黑体" w:hAnsi="黑体" w:hint="eastAsia"/>
-                <w:bCs/>
-                <w:szCs w:val="21"/>
-              </w:rPr>
-            </w:pPr>
-            <w:r>
-              <w:rPr>
-                <w:rFonts w:ascii="黑体" w:eastAsia="黑体" w:hAnsi="黑体" w:hint="eastAsia"/>
-                <w:bCs/>
-                <w:szCs w:val="21"/>
-              </w:rPr>
-              <w:t>序号</w:t>
-            </w:r>
-          </w:p>
-        </w:tc>
-        <w:tc>
-          <w:tcPr>
-            <w:tcW w:w="4391" w:type="dxa"/>
-            <w:gridSpan w:val="2"/>
-            <w:tcBorders>
-              <w:top w:val="single" w:sz="4" w:space="0" w:color="auto"/>
-              <w:left w:val="single" w:sz="4" w:space="0" w:color="auto"/>
-              <w:bottom w:val="single" w:sz="4" w:space="0" w:color="auto"/>
-              <w:right w:val="single" w:sz="4" w:space="0" w:color="auto"/>
-            </w:tcBorders>
-            <w:vAlign w:val="center"/>
-            <w:hideMark/>
-          </w:tcPr>
-          <w:p>
-            <w:pPr>
-              <w:jc w:val="center"/>
-              <w:rPr>
-                <w:rFonts w:ascii="黑体" w:eastAsia="黑体" w:hAnsi="黑体" w:hint="eastAsia"/>
-                <w:bCs/>
-                <w:szCs w:val="21"/>
-              </w:rPr>
-            </w:pPr>
-            <w:r>
-              <w:rPr>
-                <w:rFonts w:ascii="黑体" w:eastAsia="黑体" w:hAnsi="黑体" w:hint="eastAsia"/>
-                <w:bCs/>
-                <w:szCs w:val="21"/>
-              </w:rPr>
-              <w:t>输入及操作</w:t>
-            </w:r>
-          </w:p>
-        </w:tc>
-        <w:tc>
-          <w:tcPr>
-            <w:tcW w:w="3882" w:type="dxa"/>
-            <w:gridSpan w:val="2"/>
-            <w:tcBorders>
-              <w:top w:val="single" w:sz="4" w:space="0" w:color="auto"/>
-              <w:left w:val="single" w:sz="4" w:space="0" w:color="auto"/>
-              <w:bottom w:val="single" w:sz="4" w:space="0" w:color="auto"/>
-              <w:right w:val="single" w:sz="12" w:space="0" w:color="auto"/>
-            </w:tcBorders>
-            <w:vAlign w:val="center"/>
-            <w:hideMark/>
-          </w:tcPr>
-          <w:p>
-            <w:pPr>
-              <w:jc w:val="center"/>
-              <w:rPr>
-                <w:rFonts w:ascii="黑体" w:eastAsia="黑体" w:hAnsi="黑体" w:hint="eastAsia"/>
-                <w:bCs/>
-                <w:szCs w:val="21"/>
-              </w:rPr>
-            </w:pPr>
-            <w:r>
-              <w:rPr>
-                <w:rFonts w:ascii="黑体" w:eastAsia="黑体" w:hAnsi="黑体" w:hint="eastAsia"/>
-                <w:bCs/>
-                <w:szCs w:val="21"/>
-              </w:rPr>
-              <w:t>期望结果与评估标准</w:t>
-            </w:r>
-          </w:p>
-        </w:tc>
-      </w:tr>
-      <w:tr>
-        <w:tc>
-          <w:tcPr>
-            <w:tcW w:w="767" w:type="dxa"/>
-            <w:tcBorders>
-              <w:top w:val="single" w:sz="4" w:space="0" w:color="auto"/>
-              <w:left w:val="single" w:sz="12" w:space="0" w:color="auto"/>
-              <w:bottom w:val="single" w:sz="4" w:space="0" w:color="auto"/>
-              <w:right w:val="single" w:sz="4" w:space="0" w:color="auto"/>
-            </w:tcBorders>
-            <w:vAlign w:val="center"/>
-          </w:tcPr>
-          <w:p>
-            <w:pPr>
-              <w:jc w:val="center"/>
-              <w:rPr>
-                <w:noProof/>
-                <w:szCs w:val="21"/>
-              </w:rPr>
-            </w:pPr>
-            <w:r>
-              <w:rPr>
-                <w:rFonts w:hint="eastAsia"/>
-                <w:noProof/>
-                <w:szCs w:val="21"/>
-              </w:rPr>
-              <w:t xml:space="preserve">1</w:t>
-            </w:r>
-          </w:p>
-        </w:tc>
-        <w:tc>
-          <w:tcPr>
-            <w:tcW w:w="4391" w:type="dxa"/>
-            <w:gridSpan w:val="2"/>
-            <w:tcBorders>
-              <w:top w:val="single" w:sz="4" w:space="0" w:color="auto"/>
-              <w:left w:val="single" w:sz="4" w:space="0" w:color="auto"/>
-              <w:bottom w:val="single" w:sz="4" w:space="0" w:color="auto"/>
-              <w:right w:val="single" w:sz="4" w:space="0" w:color="auto"/>
-            </w:tcBorders>
-            <w:vAlign w:val="center"/>
-          </w:tcPr>
-          <w:p>
-            <w:pPr>
-              <w:rPr>
-                <w:noProof/>
-                <w:szCs w:val="21"/>
-              </w:rPr>
-            </w:pPr>
-            <w:r>
-              <w:rPr>
-                <w:rFonts w:hint="eastAsia"/>
-                <w:noProof/>
-                <w:szCs w:val="21"/>
-              </w:rPr>
-              <w:t xml:space="preserve">检查主界面的标题栏与使用说明书的一致性</w:t>
-            </w:r>
-          </w:p>
-        </w:tc>
-        <w:tc>
-          <w:tcPr>
-            <w:tcW w:w="3882" w:type="dxa"/>
-            <w:gridSpan w:val="2"/>
-            <w:tcBorders>
-              <w:top w:val="single" w:sz="4" w:space="0" w:color="auto"/>
-              <w:left w:val="single" w:sz="4" w:space="0" w:color="auto"/>
-              <w:bottom w:val="single" w:sz="4" w:space="0" w:color="auto"/>
-              <w:right w:val="single" w:sz="12" w:space="0" w:color="auto"/>
-            </w:tcBorders>
-            <w:vAlign w:val="center"/>
-          </w:tcPr>
-          <w:p>
-            <w:pPr>
-              <w:rPr>
-                <w:szCs w:val="21"/>
-              </w:rPr>
-            </w:pPr>
-            <w:r>
-              <w:rPr>
-                <w:rFonts w:hint="eastAsia"/>
-                <w:szCs w:val="21"/>
-              </w:rPr>
-              <w:lastRenderedPageBreak/>
-              <w:t xml:space="preserve">主界面的标题栏与用户手册一致</w:t>
-            </w:r>
-          </w:p>
-        </w:tc>
-      </w:tr>
-      <w:tr>
-        <w:tc>
-          <w:tcPr>
-            <w:tcW w:w="767" w:type="dxa"/>
-            <w:tcBorders>
-              <w:top w:val="single" w:sz="4" w:space="0" w:color="auto"/>
-              <w:left w:val="single" w:sz="12" w:space="0" w:color="auto"/>
-              <w:bottom w:val="single" w:sz="4" w:space="0" w:color="auto"/>
-              <w:right w:val="single" w:sz="4" w:space="0" w:color="auto"/>
-            </w:tcBorders>
-            <w:vAlign w:val="center"/>
-          </w:tcPr>
-          <w:p>
-            <w:pPr>
-              <w:jc w:val="center"/>
-              <w:rPr>
-                <w:noProof/>
-                <w:szCs w:val="21"/>
-              </w:rPr>
-            </w:pPr>
-            <w:r>
-              <w:rPr>
-                <w:rFonts w:hint="eastAsia"/>
-                <w:noProof/>
-                <w:szCs w:val="21"/>
-              </w:rPr>
-              <w:t xml:space="preserve">2</w:t>
-            </w:r>
-          </w:p>
-        </w:tc>
-        <w:tc>
-          <w:tcPr>
-            <w:tcW w:w="4391" w:type="dxa"/>
-            <w:gridSpan w:val="2"/>
-            <w:tcBorders>
-              <w:top w:val="single" w:sz="4" w:space="0" w:color="auto"/>
-              <w:left w:val="single" w:sz="4" w:space="0" w:color="auto"/>
-              <w:bottom w:val="single" w:sz="4" w:space="0" w:color="auto"/>
-              <w:right w:val="single" w:sz="4" w:space="0" w:color="auto"/>
-            </w:tcBorders>
-            <w:vAlign w:val="center"/>
-          </w:tcPr>
-          <w:p>
-            <w:pPr>
-              <w:rPr>
-                <w:noProof/>
-                <w:szCs w:val="21"/>
-              </w:rPr>
-            </w:pPr>
-            <w:r>
-              <w:rPr>
-                <w:rFonts w:hint="eastAsia"/>
-                <w:noProof/>
-                <w:szCs w:val="21"/>
-              </w:rPr>
-              <w:t xml:space="preserve">检查次级界面、对话框等标题与使用说书的一致性</w:t>
-            </w:r>
-          </w:p>
-        </w:tc>
-        <w:tc>
-          <w:tcPr>
-            <w:tcW w:w="3882" w:type="dxa"/>
-            <w:gridSpan w:val="2"/>
-            <w:tcBorders>
-              <w:top w:val="single" w:sz="4" w:space="0" w:color="auto"/>
-              <w:left w:val="single" w:sz="4" w:space="0" w:color="auto"/>
-              <w:bottom w:val="single" w:sz="4" w:space="0" w:color="auto"/>
-              <w:right w:val="single" w:sz="12" w:space="0" w:color="auto"/>
-            </w:tcBorders>
-            <w:vAlign w:val="center"/>
-          </w:tcPr>
-          <w:p>
-            <w:pPr>
-              <w:rPr>
-                <w:szCs w:val="21"/>
-              </w:rPr>
-            </w:pPr>
-            <w:r>
-              <w:rPr>
-                <w:rFonts w:hint="eastAsia"/>
-                <w:szCs w:val="21"/>
-              </w:rPr>
-              <w:lastRenderedPageBreak/>
-              <w:t xml:space="preserve">次级界面、对话框等标题与用户手册一致</w:t>
-            </w:r>
-          </w:p>
-        </w:tc>
-      </w:tr>
-      <w:tr>
-        <w:tc>
-          <w:tcPr>
-            <w:tcW w:w="767" w:type="dxa"/>
-            <w:tcBorders>
-              <w:top w:val="single" w:sz="4" w:space="0" w:color="auto"/>
-              <w:left w:val="single" w:sz="12" w:space="0" w:color="auto"/>
-              <w:bottom w:val="single" w:sz="4" w:space="0" w:color="auto"/>
-              <w:right w:val="single" w:sz="4" w:space="0" w:color="auto"/>
-            </w:tcBorders>
-            <w:vAlign w:val="center"/>
-          </w:tcPr>
-          <w:p>
-            <w:pPr>
-              <w:jc w:val="center"/>
-              <w:rPr>
-                <w:noProof/>
-                <w:szCs w:val="21"/>
-              </w:rPr>
-            </w:pPr>
-            <w:r>
-              <w:rPr>
-                <w:rFonts w:hint="eastAsia"/>
-                <w:noProof/>
-                <w:szCs w:val="21"/>
-              </w:rPr>
-              <w:t xml:space="preserve">3</w:t>
-            </w:r>
-          </w:p>
-        </w:tc>
-        <w:tc>
-          <w:tcPr>
-            <w:tcW w:w="4391" w:type="dxa"/>
-            <w:gridSpan w:val="2"/>
-            <w:tcBorders>
-              <w:top w:val="single" w:sz="4" w:space="0" w:color="auto"/>
-              <w:left w:val="single" w:sz="4" w:space="0" w:color="auto"/>
-              <w:bottom w:val="single" w:sz="4" w:space="0" w:color="auto"/>
-              <w:right w:val="single" w:sz="4" w:space="0" w:color="auto"/>
-            </w:tcBorders>
-            <w:vAlign w:val="center"/>
-          </w:tcPr>
-          <w:p>
-            <w:pPr>
-              <w:rPr>
-                <w:noProof/>
-                <w:szCs w:val="21"/>
-              </w:rPr>
-            </w:pPr>
-            <w:r>
-              <w:rPr>
-                <w:rFonts w:hint="eastAsia"/>
-                <w:noProof/>
-                <w:szCs w:val="21"/>
-              </w:rPr>
-              <w:t xml:space="preserve">检查界面用语与使用说明书的一致性</w:t>
-            </w:r>
-          </w:p>
-        </w:tc>
-        <w:tc>
-          <w:tcPr>
-            <w:tcW w:w="3882" w:type="dxa"/>
-            <w:gridSpan w:val="2"/>
-            <w:tcBorders>
-              <w:top w:val="single" w:sz="4" w:space="0" w:color="auto"/>
-              <w:left w:val="single" w:sz="4" w:space="0" w:color="auto"/>
-              <w:bottom w:val="single" w:sz="4" w:space="0" w:color="auto"/>
-              <w:right w:val="single" w:sz="12" w:space="0" w:color="auto"/>
-            </w:tcBorders>
-            <w:vAlign w:val="center"/>
-          </w:tcPr>
-          <w:p>
-            <w:pPr>
-              <w:rPr>
-                <w:szCs w:val="21"/>
-              </w:rPr>
-            </w:pPr>
-            <w:r>
-              <w:rPr>
-                <w:rFonts w:hint="eastAsia"/>
-                <w:szCs w:val="21"/>
-              </w:rPr>
-              <w:lastRenderedPageBreak/>
-              <w:t xml:space="preserve">界面用语与用户手册一致</w:t>
-            </w:r>
-          </w:p>
-        </w:tc>
-      </w:tr>
-      <w:tr>
-        <w:tc>
-          <w:tcPr>
-            <w:tcW w:w="767" w:type="dxa"/>
-            <w:tcBorders>
-              <w:top w:val="single" w:sz="4" w:space="0" w:color="auto"/>
-              <w:left w:val="single" w:sz="12" w:space="0" w:color="auto"/>
-              <w:bottom w:val="single" w:sz="4" w:space="0" w:color="auto"/>
-              <w:right w:val="single" w:sz="4" w:space="0" w:color="auto"/>
-            </w:tcBorders>
-            <w:vAlign w:val="center"/>
-          </w:tcPr>
-          <w:p>
-            <w:pPr>
-              <w:jc w:val="center"/>
-              <w:rPr>
-                <w:noProof/>
-                <w:szCs w:val="21"/>
-              </w:rPr>
-            </w:pPr>
-            <w:r>
-              <w:rPr>
-                <w:rFonts w:hint="eastAsia"/>
-                <w:noProof/>
-                <w:szCs w:val="21"/>
-              </w:rPr>
-              <w:t xml:space="preserve">4</w:t>
-            </w:r>
-          </w:p>
-        </w:tc>
-        <w:tc>
-          <w:tcPr>
-            <w:tcW w:w="4391" w:type="dxa"/>
-            <w:gridSpan w:val="2"/>
-            <w:tcBorders>
-              <w:top w:val="single" w:sz="4" w:space="0" w:color="auto"/>
-              <w:left w:val="single" w:sz="4" w:space="0" w:color="auto"/>
-              <w:bottom w:val="single" w:sz="4" w:space="0" w:color="auto"/>
-              <w:right w:val="single" w:sz="4" w:space="0" w:color="auto"/>
-            </w:tcBorders>
-            <w:vAlign w:val="center"/>
-          </w:tcPr>
-          <w:p>
-            <w:pPr>
-              <w:rPr>
-                <w:noProof/>
-                <w:szCs w:val="21"/>
-              </w:rPr>
-            </w:pPr>
-            <w:r>
-              <w:rPr>
-                <w:rFonts w:hint="eastAsia"/>
-                <w:noProof/>
-                <w:szCs w:val="21"/>
-              </w:rPr>
-              <w:t xml:space="preserve">检查界面的字体、颜色、位置等是否统一、字体是否对齐</w:t>
-            </w:r>
-          </w:p>
-        </w:tc>
-        <w:tc>
-          <w:tcPr>
-            <w:tcW w:w="3882" w:type="dxa"/>
-            <w:gridSpan w:val="2"/>
-            <w:tcBorders>
-              <w:top w:val="single" w:sz="4" w:space="0" w:color="auto"/>
-              <w:left w:val="single" w:sz="4" w:space="0" w:color="auto"/>
-              <w:bottom w:val="single" w:sz="4" w:space="0" w:color="auto"/>
-              <w:right w:val="single" w:sz="12" w:space="0" w:color="auto"/>
-            </w:tcBorders>
-            <w:vAlign w:val="center"/>
-          </w:tcPr>
-          <w:p>
-            <w:pPr>
-              <w:rPr>
-                <w:szCs w:val="21"/>
-              </w:rPr>
-            </w:pPr>
-            <w:r>
-              <w:rPr>
-                <w:rFonts w:hint="eastAsia"/>
-                <w:szCs w:val="21"/>
-              </w:rPr>
-              <w:lastRenderedPageBreak/>
-              <w:t xml:space="preserve">界面的字体、颜色、位置等与用户手册一致</w:t>
-            </w:r>
-          </w:p>
-        </w:tc>
-      </w:tr>
-      <w:tr>
-        <w:tc>
-          <w:tcPr>
-            <w:tcW w:w="767" w:type="dxa"/>
-            <w:tcBorders>
-              <w:top w:val="single" w:sz="4" w:space="0" w:color="auto"/>
-              <w:left w:val="single" w:sz="12" w:space="0" w:color="auto"/>
-              <w:bottom w:val="single" w:sz="4" w:space="0" w:color="auto"/>
-              <w:right w:val="single" w:sz="4" w:space="0" w:color="auto"/>
-            </w:tcBorders>
-            <w:vAlign w:val="center"/>
-          </w:tcPr>
-          <w:p>
-            <w:pPr>
-              <w:jc w:val="center"/>
-              <w:rPr>
-                <w:noProof/>
-                <w:szCs w:val="21"/>
-              </w:rPr>
-            </w:pPr>
-            <w:r>
-              <w:rPr>
-                <w:rFonts w:hint="eastAsia"/>
-                <w:noProof/>
-                <w:szCs w:val="21"/>
-              </w:rPr>
-              <w:t xml:space="preserve">5</w:t>
-            </w:r>
-          </w:p>
-        </w:tc>
-        <w:tc>
-          <w:tcPr>
-            <w:tcW w:w="4391" w:type="dxa"/>
-            <w:gridSpan w:val="2"/>
-            <w:tcBorders>
-              <w:top w:val="single" w:sz="4" w:space="0" w:color="auto"/>
-              <w:left w:val="single" w:sz="4" w:space="0" w:color="auto"/>
-              <w:bottom w:val="single" w:sz="4" w:space="0" w:color="auto"/>
-              <w:right w:val="single" w:sz="4" w:space="0" w:color="auto"/>
-            </w:tcBorders>
-            <w:vAlign w:val="center"/>
-          </w:tcPr>
-          <w:p>
-            <w:pPr>
-              <w:rPr>
-                <w:noProof/>
-                <w:szCs w:val="21"/>
-              </w:rPr>
-            </w:pPr>
-            <w:r>
-              <w:rPr>
-                <w:rFonts w:hint="eastAsia"/>
-                <w:noProof/>
-                <w:szCs w:val="21"/>
-              </w:rPr>
-              <w:t xml:space="preserve">检查同类数据的显示精度是否正确、统一</w:t>
-            </w:r>
-          </w:p>
-        </w:tc>
-        <w:tc>
-          <w:tcPr>
-            <w:tcW w:w="3882" w:type="dxa"/>
-            <w:gridSpan w:val="2"/>
-            <w:tcBorders>
-              <w:top w:val="single" w:sz="4" w:space="0" w:color="auto"/>
-              <w:left w:val="single" w:sz="4" w:space="0" w:color="auto"/>
-              <w:bottom w:val="single" w:sz="4" w:space="0" w:color="auto"/>
-              <w:right w:val="single" w:sz="12" w:space="0" w:color="auto"/>
-            </w:tcBorders>
-            <w:vAlign w:val="center"/>
-          </w:tcPr>
-          <w:p>
-            <w:pPr>
-              <w:rPr>
-                <w:szCs w:val="21"/>
-              </w:rPr>
-            </w:pPr>
-            <w:r>
-              <w:rPr>
-                <w:rFonts w:hint="eastAsia"/>
-                <w:szCs w:val="21"/>
-              </w:rPr>
-              <w:lastRenderedPageBreak/>
-              <w:t xml:space="preserve">同类数据的显示精度与用户手册一致，精确并统一</w:t>
-            </w:r>
-          </w:p>
-        </w:tc>
-      </w:tr>
-      <w:tr>
-        <w:tc>
-          <w:tcPr>
-            <w:tcW w:w="767" w:type="dxa"/>
-            <w:tcBorders>
-              <w:top w:val="single" w:sz="4" w:space="0" w:color="auto"/>
-              <w:left w:val="single" w:sz="12" w:space="0" w:color="auto"/>
-              <w:bottom w:val="single" w:sz="4" w:space="0" w:color="auto"/>
-              <w:right w:val="single" w:sz="4" w:space="0" w:color="auto"/>
-            </w:tcBorders>
-            <w:vAlign w:val="center"/>
-          </w:tcPr>
-          <w:p>
-            <w:pPr>
-              <w:jc w:val="center"/>
-              <w:rPr>
-                <w:rFonts w:ascii="黑体" w:eastAsia="黑体" w:hAnsi="黑体" w:hint="eastAsia"/>
-                <w:bCs/>
-                <w:szCs w:val="21"/>
-              </w:rPr>
-            </w:pPr>
-            <w:r>
-              <w:rPr>
-                <w:rFonts w:ascii="黑体" w:eastAsia="黑体" w:hAnsi="黑体" w:hint="eastAsia"/>
-                <w:bCs/>
-                <w:szCs w:val="21"/>
-              </w:rPr>
-              <w:t>终止条件</w:t>
-            </w:r>
-          </w:p>
-        </w:tc>
-        <w:tc>
-          <w:tcPr>
-            <w:tcW w:w="8273" w:type="dxa"/>
-            <w:gridSpan w:val="4"/>
-            <w:tcBorders>
-              <w:top w:val="single" w:sz="4" w:space="0" w:color="auto"/>
-              <w:left w:val="single" w:sz="4" w:space="0" w:color="auto"/>
-              <w:bottom w:val="single" w:sz="4" w:space="0" w:color="auto"/>
-              <w:right w:val="single" w:sz="12" w:space="0" w:color="auto"/>
-            </w:tcBorders>
-            <w:vAlign w:val="center"/>
-          </w:tcPr>
-          <w:p>
-            <w:pPr>
-              <w:rPr>
-                <w:szCs w:val="21"/>
-              </w:rPr>
-            </w:pPr>
-            <w:r>
-              <w:rPr>
-                <w:rFonts w:hint="eastAsia"/>
-                <w:noProof/>
-                <w:szCs w:val="21"/>
-              </w:rPr>
-              <w:t>本测试用例的全部测试步骤被执行或因某种原因导致测试步骤无法执行</w:t>
-            </w:r>
-            <w:r>
-              <w:rPr>
-                <w:rFonts w:hint="eastAsia"/>
-                <w:noProof/>
-                <w:szCs w:val="21"/>
-              </w:rPr>
-              <w:t>(</w:t>
-            </w:r>
-            <w:r>
-              <w:rPr>
-                <w:rFonts w:hint="eastAsia"/>
-                <w:noProof/>
-                <w:szCs w:val="21"/>
-              </w:rPr>
-              <w:t>异常终止</w:t>
-            </w:r>
-            <w:r>
-              <w:rPr>
-                <w:rFonts w:hint="eastAsia"/>
-                <w:noProof/>
-                <w:szCs w:val="21"/>
-              </w:rPr>
-              <w:t>)</w:t>
-            </w:r>
-            <w:r>
-              <w:rPr>
-                <w:rFonts w:hint="eastAsia"/>
-                <w:noProof/>
-                <w:szCs w:val="21"/>
-              </w:rPr>
-              <w:t>。</w:t>
-            </w:r>
-          </w:p>
-        </w:tc>
-      </w:tr>
-      <w:tr>
-        <w:tc>
-          <w:tcPr>
-            <w:tcW w:w="767" w:type="dxa"/>
-            <w:tcBorders>
-              <w:top w:val="single" w:sz="4" w:space="0" w:color="auto"/>
-              <w:left w:val="single" w:sz="12" w:space="0" w:color="auto"/>
-              <w:bottom w:val="single" w:sz="4" w:space="0" w:color="auto"/>
-              <w:right w:val="single" w:sz="4" w:space="0" w:color="auto"/>
-            </w:tcBorders>
-            <w:vAlign w:val="center"/>
-          </w:tcPr>
-          <w:p>
-            <w:pPr>
-              <w:jc w:val="center"/>
-              <w:rPr>
-                <w:rFonts w:ascii="黑体" w:eastAsia="黑体" w:hAnsi="黑体" w:hint="eastAsia"/>
-                <w:bCs/>
-                <w:szCs w:val="21"/>
-              </w:rPr>
-            </w:pPr>
-            <w:r>
-              <w:rPr>
-                <w:rFonts w:ascii="黑体" w:eastAsia="黑体" w:hAnsi="黑体" w:hint="eastAsia"/>
-                <w:bCs/>
-                <w:szCs w:val="21"/>
-              </w:rPr>
-              <w:t>通过准则</w:t>
-            </w:r>
-          </w:p>
-        </w:tc>
-        <w:tc>
-          <w:tcPr>
-            <w:tcW w:w="8273" w:type="dxa"/>
-            <w:gridSpan w:val="4"/>
-            <w:tcBorders>
-              <w:top w:val="single" w:sz="4" w:space="0" w:color="auto"/>
-              <w:left w:val="single" w:sz="4" w:space="0" w:color="auto"/>
-              <w:bottom w:val="single" w:sz="4" w:space="0" w:color="auto"/>
-              <w:right w:val="single" w:sz="12" w:space="0" w:color="auto"/>
-            </w:tcBorders>
-            <w:vAlign w:val="center"/>
-          </w:tcPr>
-          <w:p>
-            <w:pPr>
-              <w:rPr>
-                <w:szCs w:val="21"/>
-              </w:rPr>
-            </w:pPr>
-            <w:r>
-              <w:rPr>
-                <w:rFonts w:hint="eastAsia"/>
-                <w:noProof/>
-                <w:szCs w:val="21"/>
-              </w:rPr>
-              <w:t>本测试用例的全部测试步骤都通过即标志本用例为</w:t>
-            </w:r>
-            <w:r>
-              <w:rPr>
-                <w:rFonts w:hint="eastAsia"/>
-                <w:noProof/>
-                <w:szCs w:val="21"/>
-              </w:rPr>
-              <w:t>"</w:t>
-            </w:r>
-            <w:r>
-              <w:rPr>
-                <w:rFonts w:hint="eastAsia"/>
-                <w:noProof/>
-                <w:szCs w:val="21"/>
-              </w:rPr>
-              <w:t>通过</w:t>
-            </w:r>
-            <w:r>
-              <w:rPr>
-                <w:rFonts w:hint="eastAsia"/>
-                <w:noProof/>
-                <w:szCs w:val="21"/>
-              </w:rPr>
-              <w:t>"</w:t>
-            </w:r>
-            <w:r>
-              <w:rPr>
-                <w:rFonts w:hint="eastAsia"/>
-                <w:noProof/>
-                <w:szCs w:val="21"/>
-              </w:rPr>
-              <w:t>。</w:t>
-            </w:r>
-          </w:p>
-        </w:tc>
-      </w:tr>
-      <w:tr>
-        <w:tc>
-          <w:tcPr>
-            <w:tcW w:w="767" w:type="dxa"/>
-            <w:tcBorders>
-              <w:top w:val="single" w:sz="4" w:space="0" w:color="auto"/>
-              <w:left w:val="single" w:sz="12" w:space="0" w:color="auto"/>
-              <w:bottom w:val="single" w:sz="12" w:space="0" w:color="auto"/>
-              <w:right w:val="single" w:sz="4" w:space="0" w:color="auto"/>
-            </w:tcBorders>
-            <w:vAlign w:val="center"/>
-          </w:tcPr>
-          <w:p>
-            <w:pPr>
-              <w:jc w:val="center"/>
-              <w:rPr>
-                <w:rFonts w:ascii="黑体" w:eastAsia="黑体" w:hAnsi="黑体" w:hint="eastAsia"/>
-                <w:bCs/>
-                <w:szCs w:val="21"/>
-              </w:rPr>
-            </w:pPr>
-            <w:r>
-              <w:rPr>
-                <w:rFonts w:ascii="黑体" w:eastAsia="黑体" w:hAnsi="黑体" w:hint="eastAsia"/>
-                <w:bCs/>
-                <w:szCs w:val="21"/>
-              </w:rPr>
-              <w:t>设计人员</w:t>
-            </w:r>
-          </w:p>
-        </w:tc>
-        <w:tc>
-          <w:tcPr>
-            <w:tcW w:w="8273" w:type="dxa"/>
-            <w:gridSpan w:val="4"/>
-            <w:tcBorders>
-              <w:top w:val="single" w:sz="4" w:space="0" w:color="auto"/>
-              <w:left w:val="single" w:sz="4" w:space="0" w:color="auto"/>
-              <w:bottom w:val="single" w:sz="12" w:space="0" w:color="auto"/>
-              <w:right w:val="single" w:sz="12" w:space="0" w:color="auto"/>
-            </w:tcBorders>
-            <w:vAlign w:val="center"/>
-          </w:tcPr>
-          <w:p>
-            <w:pPr>
-              <w:rPr>
-                <w:rFonts w:cs="宋体"/>
-                <w:szCs w:val="21"/>
-              </w:rPr>
-            </w:pPr>
-            <w:r>
-              <w:rPr>
-                <w:rFonts w:hint="eastAsia"/>
-                <w:noProof/>
-                <w:szCs w:val="21"/>
-              </w:rPr>
-              <w:t xml:space="preserve">陈俊亦</w:t>
-            </w:r>
-          </w:p>
-        </w:tc>
-      </w:tr>
-    </w:tbl>
-    <w:p/>
-    <w:p>
-      <w:pPr>
-        <w:pStyle w:val="30"/>
-        <w:rPr>
-          <w:sz w:val="24"/>
-          <w:szCs w:val="24"/>
-        </w:rPr>
-      </w:pPr>
-      <w:r>
-        <w:rPr>
-          <w:sz w:val="24"/>
-          <w:szCs w:val="24"/>
-        </w:rPr>
-        <w:t xml:space="preserve">人机交互界面友好性测试</w:t>
-      </w:r>
-    </w:p>
-    <w:tbl>
-      <w:tblPr>
-        <w:tblW w:w="0" w:type="auto"/>
-        <w:tblBorders>
-          <w:top w:val="single" w:sz="4" w:space="0" w:color="auto"/>
-          <w:left w:val="single" w:sz="4" w:space="0" w:color="auto"/>
-          <w:bottom w:val="single" w:sz="4" w:space="0" w:color="auto"/>
-          <w:right w:val="single" w:sz="4" w:space="0" w:color="auto"/>
-          <w:insideH w:val="single" w:sz="4" w:space="0" w:color="auto"/>
-          <w:insideV w:val="single" w:sz="4" w:space="0" w:color="auto"/>
-        </w:tblBorders>
-        <w:tblLayout w:type="fixed"/>
-        <w:tblCellMar>
-          <w:top w:w="85" w:type="dxa"/>
-          <w:bottom w:w="85" w:type="dxa"/>
-        </w:tblCellMar>
-        <w:tblLook w:val="04A0" w:firstRow="1" w:lastRow="0" w:firstColumn="1" w:lastColumn="0" w:noHBand="0" w:noVBand="1"/>
-      </w:tblPr>
-      <w:tblGrid>
-        <w:gridCol w:w="767"/>
-        <w:gridCol w:w="994"/>
-        <w:gridCol w:w="3397"/>
-        <w:gridCol w:w="1199"/>
-        <w:gridCol w:w="2683"/>
-      </w:tblGrid>
-      <w:tr>
-        <w:tc>
-          <w:tcPr>
-            <w:tcW w:w="9040" w:type="dxa"/>
-            <w:gridSpan w:val="5"/>
-            <w:tcBorders>
-              <w:top w:val="single" w:sz="12" w:space="0" w:color="auto"/>
-              <w:left w:val="single" w:sz="12" w:space="0" w:color="auto"/>
-              <w:bottom w:val="single" w:sz="12" w:space="0" w:color="auto"/>
-              <w:right w:val="single" w:sz="12" w:space="0" w:color="auto"/>
-            </w:tcBorders>
-            <w:vAlign w:val="center"/>
-          </w:tcPr>
-          <w:p>
-            <w:pPr>
-              <w:jc w:val="left"/>
-              <w:rPr>
-                <w:b/>
-                <w:noProof/>
-                <w:szCs w:val="21"/>
-              </w:rPr>
-            </w:pPr>
-            <w:r>
-              <w:rPr>
-                <w:rFonts w:hint="eastAsia"/>
-                <w:b/>
-                <w:noProof/>
-                <w:szCs w:val="21"/>
-              </w:rPr>
-              <w:t>用例</w:t>
-            </w:r>
-            <w:r>
-              <w:rPr>
-                <w:b/>
-                <w:noProof/>
-                <w:szCs w:val="21"/>
-              </w:rPr>
-              <w:fldChar w:fldCharType="begin"/>
-            </w:r>
-            <w:r>
-              <w:rPr>
-                <w:b/>
-                <w:noProof/>
-                <w:szCs w:val="21"/>
-              </w:rPr>
-              <w:instrText xml:space="preserve"> </w:instrText>
-            </w:r>
-            <w:r>
-              <w:rPr>
-                <w:rFonts w:hint="eastAsia"/>
-                <w:b/>
-                <w:noProof/>
-                <w:szCs w:val="21"/>
-              </w:rPr>
-              <w:instrText>AUTONUM  \* Arabic</w:instrText>
-            </w:r>
-            <w:r>
-              <w:rPr>
-                <w:b/>
-                <w:noProof/>
-                <w:szCs w:val="21"/>
-              </w:rPr>
-              <w:instrText xml:space="preserve"> </w:instrText>
-            </w:r>
-            <w:r>
-              <w:rPr>
-                <w:b/>
-                <w:noProof/>
-                <w:szCs w:val="21"/>
-              </w:rPr>
-              <w:fldChar w:fldCharType="end"/>
-            </w:r>
-          </w:p>
-        </w:tc>
-      </w:tr>
-      <w:tr>
-        <w:tc>
-          <w:tcPr>
-            <w:tcW w:w="1761" w:type="dxa"/>
-            <w:gridSpan w:val="2"/>
-            <w:tcBorders>
-              <w:top w:val="single" w:sz="12" w:space="0" w:color="auto"/>
-              <w:left w:val="single" w:sz="12" w:space="0" w:color="auto"/>
-              <w:bottom w:val="single" w:sz="12" w:space="0" w:color="auto"/>
-              <w:right w:val="single" w:sz="4" w:space="0" w:color="auto"/>
-            </w:tcBorders>
-            <w:vAlign w:val="center"/>
-            <w:hideMark/>
-          </w:tcPr>
-          <w:p>
-            <w:pPr>
-              <w:jc w:val="center"/>
-              <w:rPr>
-                <w:b/>
-                <w:szCs w:val="21"/>
-              </w:rPr>
-            </w:pPr>
-            <w:r>
-              <w:rPr>
-                <w:rFonts w:ascii="黑体" w:eastAsia="黑体" w:hAnsi="黑体" w:hint="eastAsia"/>
-                <w:bCs/>
-                <w:szCs w:val="21"/>
-              </w:rPr>
-              <w:t>测试用例名称</w:t>
-            </w:r>
-          </w:p>
-        </w:tc>
-        <w:tc>
-          <w:tcPr>
-            <w:tcW w:w="3397" w:type="dxa"/>
-            <w:tcBorders>
-              <w:top w:val="single" w:sz="12" w:space="0" w:color="auto"/>
-              <w:left w:val="single" w:sz="4" w:space="0" w:color="auto"/>
-              <w:bottom w:val="single" w:sz="12" w:space="0" w:color="auto"/>
-              <w:right w:val="single" w:sz="4" w:space="0" w:color="auto"/>
-            </w:tcBorders>
-            <w:vAlign w:val="center"/>
-          </w:tcPr>
-          <w:p>
-            <w:pPr>
-              <w:jc w:val="center"/>
-              <w:rPr>
-                <w:bCs/>
-                <w:szCs w:val="21"/>
-              </w:rPr>
-            </w:pPr>
-            <w:r>
-              <w:rPr>
-                <w:rFonts w:hint="eastAsia"/>
-                <w:bCs/>
-                <w:szCs w:val="21"/>
-              </w:rPr>
-              <w:t xml:space="preserve">人机交互界面友好性测试</w:t>
-            </w:r>
-          </w:p>
-        </w:tc>
-        <w:tc>
-          <w:tcPr>
-            <w:tcW w:w="1199" w:type="dxa"/>
-            <w:tcBorders>
-              <w:top w:val="single" w:sz="12" w:space="0" w:color="auto"/>
-              <w:left w:val="single" w:sz="4" w:space="0" w:color="auto"/>
-              <w:bottom w:val="single" w:sz="12" w:space="0" w:color="auto"/>
-              <w:right w:val="single" w:sz="4" w:space="0" w:color="auto"/>
-            </w:tcBorders>
-            <w:vAlign w:val="center"/>
-            <w:hideMark/>
-          </w:tcPr>
-          <w:p>
-            <w:pPr>
-              <w:jc w:val="center"/>
-              <w:rPr>
-                <w:b/>
-                <w:szCs w:val="21"/>
-              </w:rPr>
-            </w:pPr>
-            <w:r>
-              <w:rPr>
-                <w:rFonts w:ascii="黑体" w:eastAsia="黑体" w:hAnsi="黑体" w:hint="eastAsia"/>
-                <w:bCs/>
-                <w:szCs w:val="21"/>
-              </w:rPr>
-              <w:t>标</w:t>
-            </w:r>
-            <w:r>
-              <w:rPr>
-                <w:rFonts w:ascii="黑体" w:eastAsia="黑体" w:hAnsi="黑体"/>
-                <w:bCs/>
-                <w:szCs w:val="21"/>
-              </w:rPr>
-              <w:t xml:space="preserve">   识</w:t>
-            </w:r>
-          </w:p>
-        </w:tc>
-        <w:tc>
-          <w:tcPr>
-            <w:tcW w:w="2683" w:type="dxa"/>
-            <w:tcBorders>
-              <w:top w:val="single" w:sz="12" w:space="0" w:color="auto"/>
-              <w:left w:val="single" w:sz="4" w:space="0" w:color="auto"/>
-              <w:bottom w:val="single" w:sz="12" w:space="0" w:color="auto"/>
-              <w:right w:val="single" w:sz="12" w:space="0" w:color="auto"/>
-            </w:tcBorders>
-            <w:vAlign w:val="center"/>
-          </w:tcPr>
-          <w:p>
-            <w:pPr>
-              <w:jc w:val="center"/>
-              <w:rPr>
-                <w:bCs/>
-                <w:szCs w:val="21"/>
-              </w:rPr>
-            </w:pPr>
-            <w:r>
-              <w:rPr>
-                <w:rFonts w:hint="eastAsia"/>
-                <w:bCs/>
-                <w:szCs w:val="21"/>
-              </w:rPr>
-              <w:t xml:space="preserve">YL_GUI_YHXC_001</w:t>
-            </w:r>
-          </w:p>
-        </w:tc>
-      </w:tr>
-      <w:tr>
-        <w:tc>
-          <w:tcPr>
-            <w:tcW w:w="1761" w:type="dxa"/>
-            <w:gridSpan w:val="2"/>
-            <w:tcBorders>
-              <w:top w:val="single" w:sz="12" w:space="0" w:color="auto"/>
-              <w:left w:val="single" w:sz="12" w:space="0" w:color="auto"/>
-              <w:bottom w:val="single" w:sz="4" w:space="0" w:color="auto"/>
-              <w:right w:val="single" w:sz="4" w:space="0" w:color="auto"/>
-            </w:tcBorders>
-            <w:vAlign w:val="center"/>
-            <w:hideMark/>
-          </w:tcPr>
-          <w:p>
-            <w:pPr>
-              <w:jc w:val="center"/>
-              <w:rPr>
-                <w:b/>
-                <w:szCs w:val="21"/>
-              </w:rPr>
-            </w:pPr>
-            <w:r>
-              <w:rPr>
-                <w:rFonts w:ascii="黑体" w:eastAsia="黑体" w:hAnsi="黑体" w:hint="eastAsia"/>
-                <w:bCs/>
-                <w:szCs w:val="21"/>
-              </w:rPr>
-              <w:t>追踪关系</w:t>
-            </w:r>
-          </w:p>
-        </w:tc>
-        <w:tc>
-          <w:tcPr>
-            <w:tcW w:w="7279" w:type="dxa"/>
-            <w:gridSpan w:val="3"/>
-            <w:tcBorders>
-              <w:top w:val="single" w:sz="12" w:space="0" w:color="auto"/>
-              <w:left w:val="single" w:sz="4" w:space="0" w:color="auto"/>
-              <w:bottom w:val="single" w:sz="4" w:space="0" w:color="auto"/>
-              <w:right w:val="single" w:sz="12" w:space="0" w:color="auto"/>
-            </w:tcBorders>
-            <w:vAlign w:val="center"/>
-            <w:hideMark/>
-          </w:tcPr>
-          <w:p>
-            <w:pPr>
-              <w:rPr>
-                <w:noProof/>
-                <w:szCs w:val="21"/>
-              </w:rPr>
-            </w:pPr>
-            <w:r>
-              <w:rPr>
-                <w:rFonts w:hint="eastAsia"/>
-                <w:noProof/>
-                <w:szCs w:val="21"/>
-              </w:rPr>
-              <w:t>软件测试依据：</w:t>
-            </w:r>
-            <w:r>
-              <w:rPr>
-                <w:rFonts w:hint="eastAsia"/>
-                <w:noProof/>
-                <w:szCs w:val="21"/>
-              </w:rPr>
-              <w:t>测评大纲</w:t>
-            </w:r>
-          </w:p>
-          <w:p>
-            <w:pPr>
-              <w:rPr>
-                <w:noProof/>
-                <w:szCs w:val="21"/>
-              </w:rPr>
-            </w:pPr>
-            <w:r>
-              <w:rPr>
-                <w:rFonts w:hint="eastAsia"/>
-                <w:noProof/>
-                <w:szCs w:val="21"/>
-              </w:rPr>
-              <w:t>测试需求分析：</w:t>
-            </w:r>
-            <w:r>
-              <w:rPr>
-                <w:rFonts w:hint="eastAsia"/>
-                <w:noProof/>
-                <w:szCs w:val="21"/>
-              </w:rPr>
-              <w:t>（</w:t>
-            </w:r>
-            <w:r>
-              <w:rPr>
-                <w:rFonts w:hint="eastAsia"/>
-                <w:noProof/>
-                <w:szCs w:val="21"/>
-              </w:rPr>
-              <w:t xml:space="preserve">6.2.5.3</w:t>
-            </w:r>
-            <w:r>
-              <w:rPr>
-                <w:rFonts w:hint="eastAsia"/>
-                <w:noProof/>
-                <w:szCs w:val="21"/>
-              </w:rPr>
-              <w:t>）</w:t>
-            </w:r>
-            <w:r>
-              <w:rPr>
-                <w:rFonts w:hint="eastAsia"/>
-                <w:noProof/>
-                <w:szCs w:val="21"/>
-              </w:rPr>
-              <w:t xml:space="preserve">人机交互界面友好性测试</w:t>
-            </w:r>
-          </w:p>
-          <w:p>
-            <w:pPr>
-              <w:rPr>
-                <w:rFonts w:cs="宋体"/>
-                <w:i/>
-                <w:szCs w:val="21"/>
-              </w:rPr>
-            </w:pPr>
-            <w:r>
-              <w:rPr>
-                <w:rFonts w:hint="eastAsia"/>
-                <w:noProof/>
-                <w:szCs w:val="21"/>
-              </w:rPr>
-              <w:t>测试需求标识：</w:t>
-            </w:r>
-            <w:r>
-              <w:rPr>
-                <w:rFonts w:hint="eastAsia"/>
-                <w:noProof/>
-                <w:szCs w:val="21"/>
-              </w:rPr>
-              <w:t xml:space="preserve">XQ_GUI_YHXC</w:t>
-            </w:r>
-          </w:p>
-        </w:tc>
-      </w:tr>
-      <w:tr>
-        <w:tc>
-          <w:tcPr>
-            <w:tcW w:w="1761" w:type="dxa"/>
-            <w:gridSpan w:val="2"/>
-            <w:tcBorders>
-              <w:top w:val="single" w:sz="4" w:space="0" w:color="auto"/>
-              <w:left w:val="single" w:sz="12" w:space="0" w:color="auto"/>
-              <w:bottom w:val="single" w:sz="4" w:space="0" w:color="auto"/>
-              <w:right w:val="single" w:sz="4" w:space="0" w:color="auto"/>
-            </w:tcBorders>
-            <w:vAlign w:val="center"/>
-            <w:hideMark/>
-          </w:tcPr>
-          <w:p>
-            <w:pPr>
-              <w:jc w:val="center"/>
-              <w:rPr>
-                <w:rFonts w:ascii="黑体" w:eastAsia="黑体" w:hAnsi="黑体" w:hint="eastAsia"/>
-                <w:bCs/>
-                <w:szCs w:val="21"/>
-              </w:rPr>
-            </w:pPr>
-            <w:r>
-              <w:rPr>
-                <w:rFonts w:ascii="黑体" w:eastAsia="黑体" w:hAnsi="黑体" w:hint="eastAsia"/>
-                <w:bCs/>
-                <w:szCs w:val="21"/>
-              </w:rPr>
-              <w:t>测试用例综述</w:t>
-            </w:r>
-          </w:p>
-        </w:tc>
-        <w:tc>
-          <w:tcPr>
-            <w:tcW w:w="7279" w:type="dxa"/>
-            <w:gridSpan w:val="3"/>
-            <w:tcBorders>
-              <w:top w:val="single" w:sz="4" w:space="0" w:color="auto"/>
-              <w:left w:val="single" w:sz="4" w:space="0" w:color="auto"/>
-              <w:bottom w:val="single" w:sz="4" w:space="0" w:color="auto"/>
-              <w:right w:val="single" w:sz="12" w:space="0" w:color="auto"/>
-            </w:tcBorders>
-          </w:tcPr>
-          <w:p>
-            <w:pPr>
-              <w:rPr>
-                <w:szCs w:val="21"/>
-              </w:rPr>
-            </w:pPr>
-            <w:r>
-              <w:rPr>
-                <w:rFonts w:hint="eastAsia"/>
-                <w:szCs w:val="21"/>
-              </w:rPr>
-              <w:t xml:space="preserve">测试软件人机交互界面的友好性</w:t>
-            </w:r>
-          </w:p>
-        </w:tc>
-      </w:tr>
-      <w:tr>
-        <w:tc>
-          <w:tcPr>
-            <w:tcW w:w="1761" w:type="dxa"/>
-            <w:gridSpan w:val="2"/>
-            <w:tcBorders>
-              <w:top w:val="single" w:sz="4" w:space="0" w:color="auto"/>
-              <w:left w:val="single" w:sz="12" w:space="0" w:color="auto"/>
-              <w:bottom w:val="single" w:sz="4" w:space="0" w:color="auto"/>
-              <w:right w:val="single" w:sz="4" w:space="0" w:color="auto"/>
-            </w:tcBorders>
-            <w:vAlign w:val="center"/>
-            <w:hideMark/>
-          </w:tcPr>
-          <w:p>
-            <w:pPr>
-              <w:jc w:val="center"/>
-              <w:rPr>
-                <w:rFonts w:ascii="黑体" w:eastAsia="黑体" w:hAnsi="黑体" w:hint="eastAsia"/>
-                <w:bCs/>
-                <w:szCs w:val="21"/>
-              </w:rPr>
-            </w:pPr>
-            <w:r>
-              <w:rPr>
-                <w:rFonts w:ascii="黑体" w:eastAsia="黑体" w:hAnsi="黑体" w:hint="eastAsia"/>
-                <w:bCs/>
-                <w:szCs w:val="21"/>
-              </w:rPr>
-              <w:t>用例初始化</w:t>
-            </w:r>
-          </w:p>
-        </w:tc>
-        <w:tc>
-          <w:tcPr>
-            <w:tcW w:w="7279" w:type="dxa"/>
-            <w:gridSpan w:val="3"/>
-            <w:tcBorders>
-              <w:top w:val="single" w:sz="4" w:space="0" w:color="auto"/>
-              <w:left w:val="single" w:sz="4" w:space="0" w:color="auto"/>
-              <w:bottom w:val="single" w:sz="4" w:space="0" w:color="auto"/>
-              <w:right w:val="single" w:sz="12" w:space="0" w:color="auto"/>
-            </w:tcBorders>
-            <w:vAlign w:val="center"/>
-            <w:hideMark/>
-          </w:tcPr>
-          <w:p>
-            <w:pPr>
-              <w:rPr>
-                <w:i/>
-                <w:szCs w:val="21"/>
-              </w:rPr>
-            </w:pPr>
-            <w:r>
-              <w:rPr>
-                <w:rFonts w:hint="eastAsia"/>
-                <w:noProof/>
-                <w:szCs w:val="21"/>
-              </w:rPr>
-              <w:t xml:space="preserve">已获取被测件的用户手册</w:t>
-            </w:r>
-          </w:p>
-        </w:tc>
-      </w:tr>
-      <w:tr>
-        <w:tc>
-          <w:tcPr>
-            <w:tcW w:w="1761" w:type="dxa"/>
-            <w:gridSpan w:val="2"/>
-            <w:tcBorders>
-              <w:top w:val="single" w:sz="4" w:space="0" w:color="auto"/>
-              <w:left w:val="single" w:sz="12" w:space="0" w:color="auto"/>
-              <w:bottom w:val="single" w:sz="4" w:space="0" w:color="auto"/>
-              <w:right w:val="single" w:sz="4" w:space="0" w:color="auto"/>
-            </w:tcBorders>
-            <w:vAlign w:val="center"/>
-            <w:hideMark/>
-          </w:tcPr>
-          <w:p>
-            <w:pPr>
-              <w:jc w:val="center"/>
-              <w:rPr>
-                <w:rFonts w:ascii="黑体" w:eastAsia="黑体" w:hAnsi="黑体" w:hint="eastAsia"/>
-                <w:bCs/>
-                <w:szCs w:val="21"/>
-              </w:rPr>
-            </w:pPr>
-            <w:r>
-              <w:rPr>
-                <w:rFonts w:ascii="黑体" w:eastAsia="黑体" w:hAnsi="黑体" w:hint="eastAsia"/>
-                <w:bCs/>
-                <w:szCs w:val="21"/>
-              </w:rPr>
-              <w:t>前提和约束</w:t>
-            </w:r>
-          </w:p>
-        </w:tc>
-        <w:tc>
-          <w:tcPr>
-            <w:tcW w:w="7279" w:type="dxa"/>
-            <w:gridSpan w:val="3"/>
-            <w:tcBorders>
-              <w:top w:val="single" w:sz="4" w:space="0" w:color="auto"/>
-              <w:left w:val="single" w:sz="4" w:space="0" w:color="auto"/>
-              <w:bottom w:val="single" w:sz="4" w:space="0" w:color="auto"/>
-              <w:right w:val="single" w:sz="12" w:space="0" w:color="auto"/>
-            </w:tcBorders>
-            <w:vAlign w:val="center"/>
-            <w:hideMark/>
-          </w:tcPr>
-          <w:p>
-            <w:pPr>
-              <w:rPr>
-                <w:i/>
-                <w:szCs w:val="21"/>
-              </w:rPr>
-            </w:pPr>
-            <w:r>
-              <w:rPr>
-                <w:rFonts w:hint="eastAsia"/>
-                <w:noProof/>
-                <w:szCs w:val="21"/>
-              </w:rPr>
-              <w:t xml:space="preserve">软件可正常运行，界面初始化完成</w:t>
-            </w:r>
-          </w:p>
-        </w:tc>
-      </w:tr>
-      <w:tr>
-        <w:tc>
-          <w:tcPr>
-            <w:tcW w:w="9040" w:type="dxa"/>
-            <w:gridSpan w:val="5"/>
-            <w:tcBorders>
-              <w:top w:val="single" w:sz="4" w:space="0" w:color="auto"/>
-              <w:left w:val="single" w:sz="12" w:space="0" w:color="auto"/>
-              <w:bottom w:val="single" w:sz="4" w:space="0" w:color="auto"/>
-              <w:right w:val="single" w:sz="12" w:space="0" w:color="auto"/>
-            </w:tcBorders>
-            <w:vAlign w:val="center"/>
-            <w:hideMark/>
-          </w:tcPr>
-          <w:p>
-            <w:pPr>
-              <w:jc w:val="center"/>
-              <w:rPr>
-                <w:rFonts w:ascii="黑体" w:eastAsia="黑体" w:hAnsi="黑体" w:hint="eastAsia"/>
-                <w:bCs/>
-                <w:szCs w:val="21"/>
-              </w:rPr>
-            </w:pPr>
-            <w:r>
-              <w:rPr>
-                <w:rFonts w:ascii="黑体" w:eastAsia="黑体" w:hAnsi="黑体" w:hint="eastAsia"/>
-                <w:bCs/>
-                <w:szCs w:val="21"/>
-              </w:rPr>
-              <w:t>测试步骤</w:t>
-            </w:r>
-          </w:p>
-        </w:tc>
-      </w:tr>
-      <w:tr>
-        <w:tc>
-          <w:tcPr>
-            <w:tcW w:w="767" w:type="dxa"/>
-            <w:tcBorders>
-              <w:top w:val="single" w:sz="4" w:space="0" w:color="auto"/>
-              <w:left w:val="single" w:sz="12" w:space="0" w:color="auto"/>
-              <w:bottom w:val="single" w:sz="4" w:space="0" w:color="auto"/>
-              <w:right w:val="single" w:sz="4" w:space="0" w:color="auto"/>
-            </w:tcBorders>
-            <w:vAlign w:val="center"/>
-            <w:hideMark/>
-          </w:tcPr>
-          <w:p>
-            <w:pPr>
-              <w:jc w:val="center"/>
-              <w:rPr>
-                <w:rFonts w:ascii="黑体" w:eastAsia="黑体" w:hAnsi="黑体" w:hint="eastAsia"/>
-                <w:bCs/>
-                <w:szCs w:val="21"/>
-              </w:rPr>
-            </w:pPr>
-            <w:r>
-              <w:rPr>
-                <w:rFonts w:ascii="黑体" w:eastAsia="黑体" w:hAnsi="黑体" w:hint="eastAsia"/>
-                <w:bCs/>
-                <w:szCs w:val="21"/>
-              </w:rPr>
-              <w:t>序号</w:t>
-            </w:r>
-          </w:p>
-        </w:tc>
-        <w:tc>
-          <w:tcPr>
-            <w:tcW w:w="4391" w:type="dxa"/>
-            <w:gridSpan w:val="2"/>
-            <w:tcBorders>
-              <w:top w:val="single" w:sz="4" w:space="0" w:color="auto"/>
-              <w:left w:val="single" w:sz="4" w:space="0" w:color="auto"/>
-              <w:bottom w:val="single" w:sz="4" w:space="0" w:color="auto"/>
-              <w:right w:val="single" w:sz="4" w:space="0" w:color="auto"/>
-            </w:tcBorders>
-            <w:vAlign w:val="center"/>
-            <w:hideMark/>
-          </w:tcPr>
-          <w:p>
-            <w:pPr>
-              <w:jc w:val="center"/>
-              <w:rPr>
-                <w:rFonts w:ascii="黑体" w:eastAsia="黑体" w:hAnsi="黑体" w:hint="eastAsia"/>
-                <w:bCs/>
-                <w:szCs w:val="21"/>
-              </w:rPr>
-            </w:pPr>
-            <w:r>
-              <w:rPr>
-                <w:rFonts w:ascii="黑体" w:eastAsia="黑体" w:hAnsi="黑体" w:hint="eastAsia"/>
-                <w:bCs/>
-                <w:szCs w:val="21"/>
-              </w:rPr>
-              <w:t>输入及操作</w:t>
-            </w:r>
-          </w:p>
-        </w:tc>
-        <w:tc>
-          <w:tcPr>
-            <w:tcW w:w="3882" w:type="dxa"/>
-            <w:gridSpan w:val="2"/>
-            <w:tcBorders>
-              <w:top w:val="single" w:sz="4" w:space="0" w:color="auto"/>
-              <w:left w:val="single" w:sz="4" w:space="0" w:color="auto"/>
-              <w:bottom w:val="single" w:sz="4" w:space="0" w:color="auto"/>
-              <w:right w:val="single" w:sz="12" w:space="0" w:color="auto"/>
-            </w:tcBorders>
-            <w:vAlign w:val="center"/>
-            <w:hideMark/>
-          </w:tcPr>
-          <w:p>
-            <w:pPr>
-              <w:jc w:val="center"/>
-              <w:rPr>
-                <w:rFonts w:ascii="黑体" w:eastAsia="黑体" w:hAnsi="黑体" w:hint="eastAsia"/>
-                <w:bCs/>
-                <w:szCs w:val="21"/>
-              </w:rPr>
-            </w:pPr>
-            <w:r>
-              <w:rPr>
-                <w:rFonts w:ascii="黑体" w:eastAsia="黑体" w:hAnsi="黑体" w:hint="eastAsia"/>
-                <w:bCs/>
-                <w:szCs w:val="21"/>
-              </w:rPr>
-              <w:t>期望结果与评估标准</w:t>
-            </w:r>
-          </w:p>
-        </w:tc>
-      </w:tr>
-      <w:tr>
-        <w:tc>
-          <w:tcPr>
-            <w:tcW w:w="767" w:type="dxa"/>
-            <w:tcBorders>
-              <w:top w:val="single" w:sz="4" w:space="0" w:color="auto"/>
-              <w:left w:val="single" w:sz="12" w:space="0" w:color="auto"/>
-              <w:bottom w:val="single" w:sz="4" w:space="0" w:color="auto"/>
-              <w:right w:val="single" w:sz="4" w:space="0" w:color="auto"/>
-            </w:tcBorders>
-            <w:vAlign w:val="center"/>
-          </w:tcPr>
-          <w:p>
-            <w:pPr>
-              <w:jc w:val="center"/>
-              <w:rPr>
-                <w:noProof/>
-                <w:szCs w:val="21"/>
-              </w:rPr>
-            </w:pPr>
-            <w:r>
-              <w:rPr>
-                <w:rFonts w:hint="eastAsia"/>
-                <w:noProof/>
-                <w:szCs w:val="21"/>
-              </w:rPr>
-              <w:t xml:space="preserve">1</w:t>
-            </w:r>
-          </w:p>
-        </w:tc>
-        <w:tc>
-          <w:tcPr>
-            <w:tcW w:w="4391" w:type="dxa"/>
-            <w:gridSpan w:val="2"/>
-            <w:tcBorders>
-              <w:top w:val="single" w:sz="4" w:space="0" w:color="auto"/>
-              <w:left w:val="single" w:sz="4" w:space="0" w:color="auto"/>
-              <w:bottom w:val="single" w:sz="4" w:space="0" w:color="auto"/>
-              <w:right w:val="single" w:sz="4" w:space="0" w:color="auto"/>
-            </w:tcBorders>
-            <w:vAlign w:val="center"/>
-          </w:tcPr>
-          <w:p>
-            <w:pPr>
-              <w:rPr>
-                <w:noProof/>
-                <w:szCs w:val="21"/>
-              </w:rPr>
-            </w:pPr>
-            <w:r>
-              <w:rPr>
-                <w:rFonts w:hint="eastAsia"/>
-                <w:noProof/>
-                <w:szCs w:val="21"/>
-              </w:rPr>
-              <w:t xml:space="preserve">检查界面实时显示信息区是否实时刷新</w:t>
-            </w:r>
-          </w:p>
-        </w:tc>
-        <w:tc>
-          <w:tcPr>
-            <w:tcW w:w="3882" w:type="dxa"/>
-            <w:gridSpan w:val="2"/>
-            <w:tcBorders>
-              <w:top w:val="single" w:sz="4" w:space="0" w:color="auto"/>
-              <w:left w:val="single" w:sz="4" w:space="0" w:color="auto"/>
-              <w:bottom w:val="single" w:sz="4" w:space="0" w:color="auto"/>
-              <w:right w:val="single" w:sz="12" w:space="0" w:color="auto"/>
-            </w:tcBorders>
-            <w:vAlign w:val="center"/>
-          </w:tcPr>
-          <w:p>
-            <w:pPr>
-              <w:rPr>
-                <w:szCs w:val="21"/>
-              </w:rPr>
-            </w:pPr>
-            <w:r>
-              <w:rPr>
-                <w:rFonts w:hint="eastAsia"/>
-                <w:szCs w:val="21"/>
-              </w:rPr>
-              <w:lastRenderedPageBreak/>
-              <w:t xml:space="preserve">实时刷新</w:t>
-            </w:r>
-          </w:p>
-        </w:tc>
-      </w:tr>
-      <w:tr>
-        <w:tc>
-          <w:tcPr>
-            <w:tcW w:w="767" w:type="dxa"/>
-            <w:tcBorders>
-              <w:top w:val="single" w:sz="4" w:space="0" w:color="auto"/>
-              <w:left w:val="single" w:sz="12" w:space="0" w:color="auto"/>
-              <w:bottom w:val="single" w:sz="4" w:space="0" w:color="auto"/>
-              <w:right w:val="single" w:sz="4" w:space="0" w:color="auto"/>
-            </w:tcBorders>
-            <w:vAlign w:val="center"/>
-          </w:tcPr>
-          <w:p>
-            <w:pPr>
-              <w:jc w:val="center"/>
-              <w:rPr>
-                <w:noProof/>
-                <w:szCs w:val="21"/>
-              </w:rPr>
-            </w:pPr>
-            <w:r>
-              <w:rPr>
-                <w:rFonts w:hint="eastAsia"/>
-                <w:noProof/>
-                <w:szCs w:val="21"/>
-              </w:rPr>
-              <w:t xml:space="preserve">2</w:t>
-            </w:r>
-          </w:p>
-        </w:tc>
-        <w:tc>
-          <w:tcPr>
-            <w:tcW w:w="4391" w:type="dxa"/>
-            <w:gridSpan w:val="2"/>
-            <w:tcBorders>
-              <w:top w:val="single" w:sz="4" w:space="0" w:color="auto"/>
-              <w:left w:val="single" w:sz="4" w:space="0" w:color="auto"/>
-              <w:bottom w:val="single" w:sz="4" w:space="0" w:color="auto"/>
-              <w:right w:val="single" w:sz="4" w:space="0" w:color="auto"/>
-            </w:tcBorders>
-            <w:vAlign w:val="center"/>
-          </w:tcPr>
-          <w:p>
-            <w:pPr>
-              <w:rPr>
-                <w:noProof/>
-                <w:szCs w:val="21"/>
-              </w:rPr>
-            </w:pPr>
-            <w:r>
-              <w:rPr>
-                <w:rFonts w:hint="eastAsia"/>
-                <w:noProof/>
-                <w:szCs w:val="21"/>
-              </w:rPr>
-              <w:t xml:space="preserve">检查提示信息显示位置是否合理、提示框或弹窗是否居中显示</w:t>
-            </w:r>
-          </w:p>
-        </w:tc>
-        <w:tc>
-          <w:tcPr>
-            <w:tcW w:w="3882" w:type="dxa"/>
-            <w:gridSpan w:val="2"/>
-            <w:tcBorders>
-              <w:top w:val="single" w:sz="4" w:space="0" w:color="auto"/>
-              <w:left w:val="single" w:sz="4" w:space="0" w:color="auto"/>
-              <w:bottom w:val="single" w:sz="4" w:space="0" w:color="auto"/>
-              <w:right w:val="single" w:sz="12" w:space="0" w:color="auto"/>
-            </w:tcBorders>
-            <w:vAlign w:val="center"/>
-          </w:tcPr>
-          <w:p>
-            <w:pPr>
-              <w:rPr>
-                <w:szCs w:val="21"/>
-              </w:rPr>
-            </w:pPr>
-            <w:r>
-              <w:rPr>
-                <w:rFonts w:hint="eastAsia"/>
-                <w:szCs w:val="21"/>
-              </w:rPr>
-              <w:lastRenderedPageBreak/>
-              <w:t xml:space="preserve">合理、弹窗居中</w:t>
-            </w:r>
-          </w:p>
-        </w:tc>
-      </w:tr>
-      <w:tr>
-        <w:tc>
-          <w:tcPr>
-            <w:tcW w:w="767" w:type="dxa"/>
-            <w:tcBorders>
-              <w:top w:val="single" w:sz="4" w:space="0" w:color="auto"/>
-              <w:left w:val="single" w:sz="12" w:space="0" w:color="auto"/>
-              <w:bottom w:val="single" w:sz="4" w:space="0" w:color="auto"/>
-              <w:right w:val="single" w:sz="4" w:space="0" w:color="auto"/>
-            </w:tcBorders>
-            <w:vAlign w:val="center"/>
-          </w:tcPr>
-          <w:p>
-            <w:pPr>
-              <w:jc w:val="center"/>
-              <w:rPr>
-                <w:noProof/>
-                <w:szCs w:val="21"/>
-              </w:rPr>
-            </w:pPr>
-            <w:r>
-              <w:rPr>
-                <w:rFonts w:hint="eastAsia"/>
-                <w:noProof/>
-                <w:szCs w:val="21"/>
-              </w:rPr>
-              <w:t xml:space="preserve">3</w:t>
-            </w:r>
-          </w:p>
-        </w:tc>
-        <w:tc>
-          <w:tcPr>
-            <w:tcW w:w="4391" w:type="dxa"/>
-            <w:gridSpan w:val="2"/>
-            <w:tcBorders>
-              <w:top w:val="single" w:sz="4" w:space="0" w:color="auto"/>
-              <w:left w:val="single" w:sz="4" w:space="0" w:color="auto"/>
-              <w:bottom w:val="single" w:sz="4" w:space="0" w:color="auto"/>
-              <w:right w:val="single" w:sz="4" w:space="0" w:color="auto"/>
-            </w:tcBorders>
-            <w:vAlign w:val="center"/>
-          </w:tcPr>
-          <w:p>
-            <w:pPr>
-              <w:rPr>
-                <w:noProof/>
-                <w:szCs w:val="21"/>
-              </w:rPr>
-            </w:pPr>
-            <w:r>
-              <w:rPr>
-                <w:rFonts w:hint="eastAsia"/>
-                <w:noProof/>
-                <w:szCs w:val="21"/>
-              </w:rPr>
-              <w:t xml:space="preserve">检查界面用语、名称等是否存在错别字、乱码等</w:t>
-            </w:r>
-          </w:p>
-        </w:tc>
-        <w:tc>
-          <w:tcPr>
-            <w:tcW w:w="3882" w:type="dxa"/>
-            <w:gridSpan w:val="2"/>
-            <w:tcBorders>
-              <w:top w:val="single" w:sz="4" w:space="0" w:color="auto"/>
-              <w:left w:val="single" w:sz="4" w:space="0" w:color="auto"/>
-              <w:bottom w:val="single" w:sz="4" w:space="0" w:color="auto"/>
-              <w:right w:val="single" w:sz="12" w:space="0" w:color="auto"/>
-            </w:tcBorders>
-            <w:vAlign w:val="center"/>
-          </w:tcPr>
-          <w:p>
-            <w:pPr>
-              <w:rPr>
-                <w:szCs w:val="21"/>
-              </w:rPr>
-            </w:pPr>
-            <w:r>
-              <w:rPr>
-                <w:rFonts w:hint="eastAsia"/>
-                <w:szCs w:val="21"/>
-              </w:rPr>
-              <w:lastRenderedPageBreak/>
-              <w:t xml:space="preserve">无错别字或乱码</w:t>
-            </w:r>
-          </w:p>
-        </w:tc>
-      </w:tr>
-      <w:tr>
-        <w:tc>
-          <w:tcPr>
-            <w:tcW w:w="767" w:type="dxa"/>
-            <w:tcBorders>
-              <w:top w:val="single" w:sz="4" w:space="0" w:color="auto"/>
-              <w:left w:val="single" w:sz="12" w:space="0" w:color="auto"/>
-              <w:bottom w:val="single" w:sz="4" w:space="0" w:color="auto"/>
-              <w:right w:val="single" w:sz="4" w:space="0" w:color="auto"/>
-            </w:tcBorders>
-            <w:vAlign w:val="center"/>
-          </w:tcPr>
-          <w:p>
-            <w:pPr>
-              <w:jc w:val="center"/>
-              <w:rPr>
-                <w:noProof/>
-                <w:szCs w:val="21"/>
-              </w:rPr>
-            </w:pPr>
-            <w:r>
-              <w:rPr>
-                <w:rFonts w:hint="eastAsia"/>
-                <w:noProof/>
-                <w:szCs w:val="21"/>
-              </w:rPr>
-              <w:t xml:space="preserve">4</w:t>
-            </w:r>
-          </w:p>
-        </w:tc>
-        <w:tc>
-          <w:tcPr>
-            <w:tcW w:w="4391" w:type="dxa"/>
-            <w:gridSpan w:val="2"/>
-            <w:tcBorders>
-              <w:top w:val="single" w:sz="4" w:space="0" w:color="auto"/>
-              <w:left w:val="single" w:sz="4" w:space="0" w:color="auto"/>
-              <w:bottom w:val="single" w:sz="4" w:space="0" w:color="auto"/>
-              <w:right w:val="single" w:sz="4" w:space="0" w:color="auto"/>
-            </w:tcBorders>
-            <w:vAlign w:val="center"/>
-          </w:tcPr>
-          <w:p>
-            <w:pPr>
-              <w:rPr>
-                <w:noProof/>
-                <w:szCs w:val="21"/>
-              </w:rPr>
-            </w:pPr>
-            <w:r>
-              <w:rPr>
-                <w:rFonts w:hint="eastAsia"/>
-                <w:noProof/>
-                <w:szCs w:val="21"/>
-              </w:rPr>
-              <w:t xml:space="preserve">检查界面字符显示是否清晰</w:t>
-            </w:r>
-          </w:p>
-        </w:tc>
-        <w:tc>
-          <w:tcPr>
-            <w:tcW w:w="3882" w:type="dxa"/>
-            <w:gridSpan w:val="2"/>
-            <w:tcBorders>
-              <w:top w:val="single" w:sz="4" w:space="0" w:color="auto"/>
-              <w:left w:val="single" w:sz="4" w:space="0" w:color="auto"/>
-              <w:bottom w:val="single" w:sz="4" w:space="0" w:color="auto"/>
-              <w:right w:val="single" w:sz="12" w:space="0" w:color="auto"/>
-            </w:tcBorders>
-            <w:vAlign w:val="center"/>
-          </w:tcPr>
-          <w:p>
-            <w:pPr>
-              <w:rPr>
-                <w:szCs w:val="21"/>
-              </w:rPr>
-            </w:pPr>
-            <w:r>
-              <w:rPr>
-                <w:rFonts w:hint="eastAsia"/>
-                <w:szCs w:val="21"/>
-              </w:rPr>
-              <w:lastRenderedPageBreak/>
-              <w:t xml:space="preserve">字符显示清晰</w:t>
-            </w:r>
-          </w:p>
-        </w:tc>
-      </w:tr>
-      <w:tr>
-        <w:tc>
-          <w:tcPr>
-            <w:tcW w:w="767" w:type="dxa"/>
-            <w:tcBorders>
-              <w:top w:val="single" w:sz="4" w:space="0" w:color="auto"/>
-              <w:left w:val="single" w:sz="12" w:space="0" w:color="auto"/>
-              <w:bottom w:val="single" w:sz="4" w:space="0" w:color="auto"/>
-              <w:right w:val="single" w:sz="4" w:space="0" w:color="auto"/>
-            </w:tcBorders>
-            <w:vAlign w:val="center"/>
-          </w:tcPr>
-          <w:p>
-            <w:pPr>
-              <w:jc w:val="center"/>
-              <w:rPr>
-                <w:noProof/>
-                <w:szCs w:val="21"/>
-              </w:rPr>
-            </w:pPr>
-            <w:r>
-              <w:rPr>
-                <w:rFonts w:hint="eastAsia"/>
-                <w:noProof/>
-                <w:szCs w:val="21"/>
-              </w:rPr>
-              <w:t xml:space="preserve">5</w:t>
-            </w:r>
-          </w:p>
-        </w:tc>
-        <w:tc>
-          <w:tcPr>
-            <w:tcW w:w="4391" w:type="dxa"/>
-            <w:gridSpan w:val="2"/>
-            <w:tcBorders>
-              <w:top w:val="single" w:sz="4" w:space="0" w:color="auto"/>
-              <w:left w:val="single" w:sz="4" w:space="0" w:color="auto"/>
-              <w:bottom w:val="single" w:sz="4" w:space="0" w:color="auto"/>
-              <w:right w:val="single" w:sz="4" w:space="0" w:color="auto"/>
-            </w:tcBorders>
-            <w:vAlign w:val="center"/>
-          </w:tcPr>
-          <w:p>
-            <w:pPr>
-              <w:rPr>
-                <w:noProof/>
-                <w:szCs w:val="21"/>
-              </w:rPr>
-            </w:pPr>
-            <w:r>
-              <w:rPr>
-                <w:rFonts w:hint="eastAsia"/>
-                <w:noProof/>
-                <w:szCs w:val="21"/>
-              </w:rPr>
-              <w:t xml:space="preserve">检查界面字符或提示语是否统一、汉化</w:t>
-            </w:r>
-          </w:p>
-        </w:tc>
-        <w:tc>
-          <w:tcPr>
-            <w:tcW w:w="3882" w:type="dxa"/>
-            <w:gridSpan w:val="2"/>
-            <w:tcBorders>
-              <w:top w:val="single" w:sz="4" w:space="0" w:color="auto"/>
-              <w:left w:val="single" w:sz="4" w:space="0" w:color="auto"/>
-              <w:bottom w:val="single" w:sz="4" w:space="0" w:color="auto"/>
-              <w:right w:val="single" w:sz="12" w:space="0" w:color="auto"/>
-            </w:tcBorders>
-            <w:vAlign w:val="center"/>
-          </w:tcPr>
-          <w:p>
-            <w:pPr>
-              <w:rPr>
-                <w:szCs w:val="21"/>
-              </w:rPr>
-            </w:pPr>
-            <w:r>
-              <w:rPr>
-                <w:rFonts w:hint="eastAsia"/>
-                <w:szCs w:val="21"/>
-              </w:rPr>
-              <w:lastRenderedPageBreak/>
-              <w:t xml:space="preserve">统一汉化显示</w:t>
-            </w:r>
-          </w:p>
-        </w:tc>
-      </w:tr>
-      <w:tr>
-        <w:tc>
-          <w:tcPr>
-            <w:tcW w:w="767" w:type="dxa"/>
-            <w:tcBorders>
-              <w:top w:val="single" w:sz="4" w:space="0" w:color="auto"/>
-              <w:left w:val="single" w:sz="12" w:space="0" w:color="auto"/>
-              <w:bottom w:val="single" w:sz="4" w:space="0" w:color="auto"/>
-              <w:right w:val="single" w:sz="4" w:space="0" w:color="auto"/>
-            </w:tcBorders>
-            <w:vAlign w:val="center"/>
-          </w:tcPr>
-          <w:p>
-            <w:pPr>
-              <w:jc w:val="center"/>
-              <w:rPr>
-                <w:rFonts w:ascii="黑体" w:eastAsia="黑体" w:hAnsi="黑体" w:hint="eastAsia"/>
-                <w:bCs/>
-                <w:szCs w:val="21"/>
-              </w:rPr>
-            </w:pPr>
-            <w:r>
-              <w:rPr>
-                <w:rFonts w:ascii="黑体" w:eastAsia="黑体" w:hAnsi="黑体" w:hint="eastAsia"/>
-                <w:bCs/>
-                <w:szCs w:val="21"/>
-              </w:rPr>
-              <w:t>终止条件</w:t>
-            </w:r>
-          </w:p>
-        </w:tc>
-        <w:tc>
-          <w:tcPr>
-            <w:tcW w:w="8273" w:type="dxa"/>
-            <w:gridSpan w:val="4"/>
-            <w:tcBorders>
-              <w:top w:val="single" w:sz="4" w:space="0" w:color="auto"/>
-              <w:left w:val="single" w:sz="4" w:space="0" w:color="auto"/>
-              <w:bottom w:val="single" w:sz="4" w:space="0" w:color="auto"/>
-              <w:right w:val="single" w:sz="12" w:space="0" w:color="auto"/>
-            </w:tcBorders>
-            <w:vAlign w:val="center"/>
-          </w:tcPr>
-          <w:p>
-            <w:pPr>
-              <w:rPr>
-                <w:szCs w:val="21"/>
-              </w:rPr>
-            </w:pPr>
-            <w:r>
-              <w:rPr>
-                <w:rFonts w:hint="eastAsia"/>
-                <w:noProof/>
-                <w:szCs w:val="21"/>
-              </w:rPr>
-              <w:t>本测试用例的全部测试步骤被执行或因某种原因导致测试步骤无法执行</w:t>
-            </w:r>
-            <w:r>
-              <w:rPr>
-                <w:rFonts w:hint="eastAsia"/>
-                <w:noProof/>
-                <w:szCs w:val="21"/>
-              </w:rPr>
-              <w:t>(</w:t>
-            </w:r>
-            <w:r>
-              <w:rPr>
-                <w:rFonts w:hint="eastAsia"/>
-                <w:noProof/>
-                <w:szCs w:val="21"/>
-              </w:rPr>
-              <w:t>异常终止</w:t>
-            </w:r>
-            <w:r>
-              <w:rPr>
-                <w:rFonts w:hint="eastAsia"/>
-                <w:noProof/>
-                <w:szCs w:val="21"/>
-              </w:rPr>
-              <w:t>)</w:t>
-            </w:r>
-            <w:r>
-              <w:rPr>
-                <w:rFonts w:hint="eastAsia"/>
-                <w:noProof/>
-                <w:szCs w:val="21"/>
-              </w:rPr>
-              <w:t>。</w:t>
-            </w:r>
-          </w:p>
-        </w:tc>
-      </w:tr>
-      <w:tr>
-        <w:tc>
-          <w:tcPr>
-            <w:tcW w:w="767" w:type="dxa"/>
-            <w:tcBorders>
-              <w:top w:val="single" w:sz="4" w:space="0" w:color="auto"/>
-              <w:left w:val="single" w:sz="12" w:space="0" w:color="auto"/>
-              <w:bottom w:val="single" w:sz="4" w:space="0" w:color="auto"/>
-              <w:right w:val="single" w:sz="4" w:space="0" w:color="auto"/>
-            </w:tcBorders>
-            <w:vAlign w:val="center"/>
-          </w:tcPr>
-          <w:p>
-            <w:pPr>
-              <w:jc w:val="center"/>
-              <w:rPr>
-                <w:rFonts w:ascii="黑体" w:eastAsia="黑体" w:hAnsi="黑体" w:hint="eastAsia"/>
-                <w:bCs/>
-                <w:szCs w:val="21"/>
-              </w:rPr>
-            </w:pPr>
-            <w:r>
-              <w:rPr>
-                <w:rFonts w:ascii="黑体" w:eastAsia="黑体" w:hAnsi="黑体" w:hint="eastAsia"/>
-                <w:bCs/>
-                <w:szCs w:val="21"/>
-              </w:rPr>
-              <w:t>通过准则</w:t>
-            </w:r>
-          </w:p>
-        </w:tc>
-        <w:tc>
-          <w:tcPr>
-            <w:tcW w:w="8273" w:type="dxa"/>
-            <w:gridSpan w:val="4"/>
-            <w:tcBorders>
-              <w:top w:val="single" w:sz="4" w:space="0" w:color="auto"/>
-              <w:left w:val="single" w:sz="4" w:space="0" w:color="auto"/>
-              <w:bottom w:val="single" w:sz="4" w:space="0" w:color="auto"/>
-              <w:right w:val="single" w:sz="12" w:space="0" w:color="auto"/>
-            </w:tcBorders>
-            <w:vAlign w:val="center"/>
-          </w:tcPr>
-          <w:p>
-            <w:pPr>
-              <w:rPr>
-                <w:szCs w:val="21"/>
-              </w:rPr>
-            </w:pPr>
-            <w:r>
-              <w:rPr>
-                <w:rFonts w:hint="eastAsia"/>
-                <w:noProof/>
-                <w:szCs w:val="21"/>
-              </w:rPr>
-              <w:t>本测试用例的全部测试步骤都通过即标志本用例为</w:t>
-            </w:r>
-            <w:r>
-              <w:rPr>
-                <w:rFonts w:hint="eastAsia"/>
-                <w:noProof/>
-                <w:szCs w:val="21"/>
-              </w:rPr>
-              <w:t>"</w:t>
-            </w:r>
-            <w:r>
-              <w:rPr>
-                <w:rFonts w:hint="eastAsia"/>
-                <w:noProof/>
-                <w:szCs w:val="21"/>
-              </w:rPr>
-              <w:t>通过</w:t>
-            </w:r>
-            <w:r>
-              <w:rPr>
-                <w:rFonts w:hint="eastAsia"/>
-                <w:noProof/>
-                <w:szCs w:val="21"/>
-              </w:rPr>
-              <w:t>"</w:t>
-            </w:r>
-            <w:r>
-              <w:rPr>
-                <w:rFonts w:hint="eastAsia"/>
-                <w:noProof/>
-                <w:szCs w:val="21"/>
-              </w:rPr>
-              <w:t>。</w:t>
-            </w:r>
-          </w:p>
-        </w:tc>
-      </w:tr>
-      <w:tr>
-        <w:tc>
-          <w:tcPr>
-            <w:tcW w:w="767" w:type="dxa"/>
-            <w:tcBorders>
-              <w:top w:val="single" w:sz="4" w:space="0" w:color="auto"/>
-              <w:left w:val="single" w:sz="12" w:space="0" w:color="auto"/>
-              <w:bottom w:val="single" w:sz="12" w:space="0" w:color="auto"/>
-              <w:right w:val="single" w:sz="4" w:space="0" w:color="auto"/>
-            </w:tcBorders>
-            <w:vAlign w:val="center"/>
-          </w:tcPr>
-          <w:p>
-            <w:pPr>
-              <w:jc w:val="center"/>
-              <w:rPr>
-                <w:rFonts w:ascii="黑体" w:eastAsia="黑体" w:hAnsi="黑体" w:hint="eastAsia"/>
-                <w:bCs/>
-                <w:szCs w:val="21"/>
-              </w:rPr>
-            </w:pPr>
-            <w:r>
-              <w:rPr>
-                <w:rFonts w:ascii="黑体" w:eastAsia="黑体" w:hAnsi="黑体" w:hint="eastAsia"/>
-                <w:bCs/>
-                <w:szCs w:val="21"/>
-              </w:rPr>
-              <w:t>设计人员</w:t>
-            </w:r>
-          </w:p>
-        </w:tc>
-        <w:tc>
-          <w:tcPr>
-            <w:tcW w:w="8273" w:type="dxa"/>
-            <w:gridSpan w:val="4"/>
-            <w:tcBorders>
-              <w:top w:val="single" w:sz="4" w:space="0" w:color="auto"/>
-              <w:left w:val="single" w:sz="4" w:space="0" w:color="auto"/>
-              <w:bottom w:val="single" w:sz="12" w:space="0" w:color="auto"/>
-              <w:right w:val="single" w:sz="12" w:space="0" w:color="auto"/>
-            </w:tcBorders>
-            <w:vAlign w:val="center"/>
-          </w:tcPr>
-          <w:p>
-            <w:pPr>
-              <w:rPr>
-                <w:rFonts w:cs="宋体"/>
-                <w:szCs w:val="21"/>
-              </w:rPr>
-            </w:pPr>
-            <w:r>
-              <w:rPr>
-                <w:rFonts w:hint="eastAsia"/>
-                <w:noProof/>
-                <w:szCs w:val="21"/>
-              </w:rPr>
-              <w:t xml:space="preserve">陈俊亦</w:t>
-            </w:r>
-          </w:p>
-        </w:tc>
-      </w:tr>
-    </w:tbl>
-    <w:p/>
-    <w:p>
-      <w:pPr>
-        <w:pStyle w:val="30"/>
-        <w:rPr>
-          <w:sz w:val="24"/>
-          <w:szCs w:val="24"/>
-        </w:rPr>
-      </w:pPr>
-      <w:r>
-        <w:rPr>
-          <w:sz w:val="24"/>
-          <w:szCs w:val="24"/>
-        </w:rPr>
-        <w:t xml:space="preserve">人机交互界面易操作性测试</w:t>
-      </w:r>
-    </w:p>
-    <w:tbl>
-      <w:tblPr>
-        <w:tblW w:w="0" w:type="auto"/>
-        <w:tblBorders>
-          <w:top w:val="single" w:sz="4" w:space="0" w:color="auto"/>
-          <w:left w:val="single" w:sz="4" w:space="0" w:color="auto"/>
-          <w:bottom w:val="single" w:sz="4" w:space="0" w:color="auto"/>
-          <w:right w:val="single" w:sz="4" w:space="0" w:color="auto"/>
-          <w:insideH w:val="single" w:sz="4" w:space="0" w:color="auto"/>
-          <w:insideV w:val="single" w:sz="4" w:space="0" w:color="auto"/>
-        </w:tblBorders>
-        <w:tblLayout w:type="fixed"/>
-        <w:tblCellMar>
-          <w:top w:w="85" w:type="dxa"/>
-          <w:bottom w:w="85" w:type="dxa"/>
-        </w:tblCellMar>
-        <w:tblLook w:val="04A0" w:firstRow="1" w:lastRow="0" w:firstColumn="1" w:lastColumn="0" w:noHBand="0" w:noVBand="1"/>
-      </w:tblPr>
-      <w:tblGrid>
-        <w:gridCol w:w="767"/>
-        <w:gridCol w:w="994"/>
-        <w:gridCol w:w="3397"/>
-        <w:gridCol w:w="1199"/>
-        <w:gridCol w:w="2683"/>
-      </w:tblGrid>
-      <w:tr>
-        <w:tc>
-          <w:tcPr>
-            <w:tcW w:w="9040" w:type="dxa"/>
-            <w:gridSpan w:val="5"/>
-            <w:tcBorders>
-              <w:top w:val="single" w:sz="12" w:space="0" w:color="auto"/>
-              <w:left w:val="single" w:sz="12" w:space="0" w:color="auto"/>
-              <w:bottom w:val="single" w:sz="12" w:space="0" w:color="auto"/>
-              <w:right w:val="single" w:sz="12" w:space="0" w:color="auto"/>
-            </w:tcBorders>
-            <w:vAlign w:val="center"/>
-          </w:tcPr>
-          <w:p>
-            <w:pPr>
-              <w:jc w:val="left"/>
-              <w:rPr>
-                <w:b/>
-                <w:noProof/>
-                <w:szCs w:val="21"/>
-              </w:rPr>
-            </w:pPr>
-            <w:r>
-              <w:rPr>
-                <w:rFonts w:hint="eastAsia"/>
-                <w:b/>
-                <w:noProof/>
-                <w:szCs w:val="21"/>
-              </w:rPr>
-              <w:t>用例</w:t>
-            </w:r>
-            <w:r>
-              <w:rPr>
-                <w:b/>
-                <w:noProof/>
-                <w:szCs w:val="21"/>
-              </w:rPr>
-              <w:fldChar w:fldCharType="begin"/>
-            </w:r>
-            <w:r>
-              <w:rPr>
-                <w:b/>
-                <w:noProof/>
-                <w:szCs w:val="21"/>
-              </w:rPr>
-              <w:instrText xml:space="preserve"> </w:instrText>
-            </w:r>
-            <w:r>
-              <w:rPr>
-                <w:rFonts w:hint="eastAsia"/>
-                <w:b/>
-                <w:noProof/>
-                <w:szCs w:val="21"/>
-              </w:rPr>
-              <w:instrText>AUTONUM  \* Arabic</w:instrText>
-            </w:r>
-            <w:r>
-              <w:rPr>
-                <w:b/>
-                <w:noProof/>
-                <w:szCs w:val="21"/>
-              </w:rPr>
-              <w:instrText xml:space="preserve"> </w:instrText>
-            </w:r>
-            <w:r>
-              <w:rPr>
-                <w:b/>
-                <w:noProof/>
-                <w:szCs w:val="21"/>
-              </w:rPr>
-              <w:fldChar w:fldCharType="end"/>
-            </w:r>
-          </w:p>
-        </w:tc>
-      </w:tr>
-      <w:tr>
-        <w:tc>
-          <w:tcPr>
-            <w:tcW w:w="1761" w:type="dxa"/>
-            <w:gridSpan w:val="2"/>
-            <w:tcBorders>
-              <w:top w:val="single" w:sz="12" w:space="0" w:color="auto"/>
-              <w:left w:val="single" w:sz="12" w:space="0" w:color="auto"/>
-              <w:bottom w:val="single" w:sz="12" w:space="0" w:color="auto"/>
-              <w:right w:val="single" w:sz="4" w:space="0" w:color="auto"/>
-            </w:tcBorders>
-            <w:vAlign w:val="center"/>
-            <w:hideMark/>
-          </w:tcPr>
-          <w:p>
-            <w:pPr>
-              <w:jc w:val="center"/>
-              <w:rPr>
-                <w:b/>
-                <w:szCs w:val="21"/>
-              </w:rPr>
-            </w:pPr>
-            <w:r>
-              <w:rPr>
-                <w:rFonts w:ascii="黑体" w:eastAsia="黑体" w:hAnsi="黑体" w:hint="eastAsia"/>
-                <w:bCs/>
-                <w:szCs w:val="21"/>
-              </w:rPr>
-              <w:t>测试用例名称</w:t>
-            </w:r>
-          </w:p>
-        </w:tc>
-        <w:tc>
-          <w:tcPr>
-            <w:tcW w:w="3397" w:type="dxa"/>
-            <w:tcBorders>
-              <w:top w:val="single" w:sz="12" w:space="0" w:color="auto"/>
-              <w:left w:val="single" w:sz="4" w:space="0" w:color="auto"/>
-              <w:bottom w:val="single" w:sz="12" w:space="0" w:color="auto"/>
-              <w:right w:val="single" w:sz="4" w:space="0" w:color="auto"/>
-            </w:tcBorders>
-            <w:vAlign w:val="center"/>
-          </w:tcPr>
-          <w:p>
-            <w:pPr>
-              <w:jc w:val="center"/>
-              <w:rPr>
-                <w:bCs/>
-                <w:szCs w:val="21"/>
-              </w:rPr>
-            </w:pPr>
-            <w:r>
-              <w:rPr>
-                <w:rFonts w:hint="eastAsia"/>
-                <w:bCs/>
-                <w:szCs w:val="21"/>
-              </w:rPr>
-              <w:t xml:space="preserve">人机交互界面易操作性测试</w:t>
-            </w:r>
-          </w:p>
-        </w:tc>
-        <w:tc>
-          <w:tcPr>
-            <w:tcW w:w="1199" w:type="dxa"/>
-            <w:tcBorders>
-              <w:top w:val="single" w:sz="12" w:space="0" w:color="auto"/>
-              <w:left w:val="single" w:sz="4" w:space="0" w:color="auto"/>
-              <w:bottom w:val="single" w:sz="12" w:space="0" w:color="auto"/>
-              <w:right w:val="single" w:sz="4" w:space="0" w:color="auto"/>
-            </w:tcBorders>
-            <w:vAlign w:val="center"/>
-            <w:hideMark/>
-          </w:tcPr>
-          <w:p>
-            <w:pPr>
-              <w:jc w:val="center"/>
-              <w:rPr>
-                <w:b/>
-                <w:szCs w:val="21"/>
-              </w:rPr>
-            </w:pPr>
-            <w:r>
-              <w:rPr>
-                <w:rFonts w:ascii="黑体" w:eastAsia="黑体" w:hAnsi="黑体" w:hint="eastAsia"/>
-                <w:bCs/>
-                <w:szCs w:val="21"/>
-              </w:rPr>
-              <w:t>标</w:t>
-            </w:r>
-            <w:r>
-              <w:rPr>
-                <w:rFonts w:ascii="黑体" w:eastAsia="黑体" w:hAnsi="黑体"/>
-                <w:bCs/>
-                <w:szCs w:val="21"/>
-              </w:rPr>
-              <w:t xml:space="preserve">   识</w:t>
-            </w:r>
-          </w:p>
-        </w:tc>
-        <w:tc>
-          <w:tcPr>
-            <w:tcW w:w="2683" w:type="dxa"/>
-            <w:tcBorders>
-              <w:top w:val="single" w:sz="12" w:space="0" w:color="auto"/>
-              <w:left w:val="single" w:sz="4" w:space="0" w:color="auto"/>
-              <w:bottom w:val="single" w:sz="12" w:space="0" w:color="auto"/>
-              <w:right w:val="single" w:sz="12" w:space="0" w:color="auto"/>
-            </w:tcBorders>
-            <w:vAlign w:val="center"/>
-          </w:tcPr>
-          <w:p>
-            <w:pPr>
-              <w:jc w:val="center"/>
-              <w:rPr>
-                <w:bCs/>
-                <w:szCs w:val="21"/>
-              </w:rPr>
-            </w:pPr>
-            <w:r>
-              <w:rPr>
-                <w:rFonts w:hint="eastAsia"/>
-                <w:bCs/>
-                <w:szCs w:val="21"/>
-              </w:rPr>
-              <w:t xml:space="preserve">YL_GUI_YCZX_001</w:t>
-            </w:r>
-          </w:p>
-        </w:tc>
-      </w:tr>
-      <w:tr>
-        <w:tc>
-          <w:tcPr>
-            <w:tcW w:w="1761" w:type="dxa"/>
-            <w:gridSpan w:val="2"/>
-            <w:tcBorders>
-              <w:top w:val="single" w:sz="12" w:space="0" w:color="auto"/>
-              <w:left w:val="single" w:sz="12" w:space="0" w:color="auto"/>
-              <w:bottom w:val="single" w:sz="4" w:space="0" w:color="auto"/>
-              <w:right w:val="single" w:sz="4" w:space="0" w:color="auto"/>
-            </w:tcBorders>
-            <w:vAlign w:val="center"/>
-            <w:hideMark/>
-          </w:tcPr>
-          <w:p>
-            <w:pPr>
-              <w:jc w:val="center"/>
-              <w:rPr>
-                <w:b/>
-                <w:szCs w:val="21"/>
-              </w:rPr>
-            </w:pPr>
-            <w:r>
-              <w:rPr>
-                <w:rFonts w:ascii="黑体" w:eastAsia="黑体" w:hAnsi="黑体" w:hint="eastAsia"/>
-                <w:bCs/>
-                <w:szCs w:val="21"/>
-              </w:rPr>
-              <w:t>追踪关系</w:t>
-            </w:r>
-          </w:p>
-        </w:tc>
-        <w:tc>
-          <w:tcPr>
-            <w:tcW w:w="7279" w:type="dxa"/>
-            <w:gridSpan w:val="3"/>
-            <w:tcBorders>
-              <w:top w:val="single" w:sz="12" w:space="0" w:color="auto"/>
-              <w:left w:val="single" w:sz="4" w:space="0" w:color="auto"/>
-              <w:bottom w:val="single" w:sz="4" w:space="0" w:color="auto"/>
-              <w:right w:val="single" w:sz="12" w:space="0" w:color="auto"/>
-            </w:tcBorders>
-            <w:vAlign w:val="center"/>
-            <w:hideMark/>
-          </w:tcPr>
-          <w:p>
-            <w:pPr>
-              <w:rPr>
-                <w:noProof/>
-                <w:szCs w:val="21"/>
-              </w:rPr>
-            </w:pPr>
-            <w:r>
-              <w:rPr>
-                <w:rFonts w:hint="eastAsia"/>
-                <w:noProof/>
-                <w:szCs w:val="21"/>
-              </w:rPr>
-              <w:t>软件测试依据：</w:t>
-            </w:r>
-            <w:r>
-              <w:rPr>
-                <w:rFonts w:hint="eastAsia"/>
-                <w:noProof/>
-                <w:szCs w:val="21"/>
-              </w:rPr>
-              <w:t>测评大纲</w:t>
-            </w:r>
-          </w:p>
-          <w:p>
-            <w:pPr>
-              <w:rPr>
-                <w:noProof/>
-                <w:szCs w:val="21"/>
-              </w:rPr>
-            </w:pPr>
-            <w:r>
-              <w:rPr>
-                <w:rFonts w:hint="eastAsia"/>
-                <w:noProof/>
-                <w:szCs w:val="21"/>
-              </w:rPr>
-              <w:t>测试需求分析：</w:t>
-            </w:r>
-            <w:r>
-              <w:rPr>
-                <w:rFonts w:hint="eastAsia"/>
-                <w:noProof/>
-                <w:szCs w:val="21"/>
-              </w:rPr>
-              <w:t>（</w:t>
-            </w:r>
-            <w:r>
-              <w:rPr>
-                <w:rFonts w:hint="eastAsia"/>
-                <w:noProof/>
-                <w:szCs w:val="21"/>
-              </w:rPr>
-              <w:t xml:space="preserve">6.2.5.4</w:t>
-            </w:r>
-            <w:r>
-              <w:rPr>
-                <w:rFonts w:hint="eastAsia"/>
-                <w:noProof/>
-                <w:szCs w:val="21"/>
-              </w:rPr>
-              <w:t>）</w:t>
-            </w:r>
-            <w:r>
-              <w:rPr>
-                <w:rFonts w:hint="eastAsia"/>
-                <w:noProof/>
-                <w:szCs w:val="21"/>
-              </w:rPr>
-              <w:t xml:space="preserve">人机交互界面易操作性测试</w:t>
-            </w:r>
-          </w:p>
-          <w:p>
-            <w:pPr>
-              <w:rPr>
-                <w:rFonts w:cs="宋体"/>
-                <w:i/>
-                <w:szCs w:val="21"/>
-              </w:rPr>
-            </w:pPr>
-            <w:r>
-              <w:rPr>
-                <w:rFonts w:hint="eastAsia"/>
-                <w:noProof/>
-                <w:szCs w:val="21"/>
-              </w:rPr>
-              <w:t>测试需求标识：</w:t>
-            </w:r>
-            <w:r>
-              <w:rPr>
-                <w:rFonts w:hint="eastAsia"/>
-                <w:noProof/>
-                <w:szCs w:val="21"/>
-              </w:rPr>
-              <w:t xml:space="preserve">XQ_GUI_YCZX</w:t>
-            </w:r>
-          </w:p>
-        </w:tc>
-      </w:tr>
-      <w:tr>
-        <w:tc>
-          <w:tcPr>
-            <w:tcW w:w="1761" w:type="dxa"/>
-            <w:gridSpan w:val="2"/>
-            <w:tcBorders>
-              <w:top w:val="single" w:sz="4" w:space="0" w:color="auto"/>
-              <w:left w:val="single" w:sz="12" w:space="0" w:color="auto"/>
-              <w:bottom w:val="single" w:sz="4" w:space="0" w:color="auto"/>
-              <w:right w:val="single" w:sz="4" w:space="0" w:color="auto"/>
-            </w:tcBorders>
-            <w:vAlign w:val="center"/>
-            <w:hideMark/>
-          </w:tcPr>
-          <w:p>
-            <w:pPr>
-              <w:jc w:val="center"/>
-              <w:rPr>
-                <w:rFonts w:ascii="黑体" w:eastAsia="黑体" w:hAnsi="黑体" w:hint="eastAsia"/>
-                <w:bCs/>
-                <w:szCs w:val="21"/>
-              </w:rPr>
-            </w:pPr>
-            <w:r>
-              <w:rPr>
-                <w:rFonts w:ascii="黑体" w:eastAsia="黑体" w:hAnsi="黑体" w:hint="eastAsia"/>
-                <w:bCs/>
-                <w:szCs w:val="21"/>
-              </w:rPr>
-              <w:t>测试用例综述</w:t>
-            </w:r>
-          </w:p>
-        </w:tc>
-        <w:tc>
-          <w:tcPr>
-            <w:tcW w:w="7279" w:type="dxa"/>
-            <w:gridSpan w:val="3"/>
-            <w:tcBorders>
-              <w:top w:val="single" w:sz="4" w:space="0" w:color="auto"/>
-              <w:left w:val="single" w:sz="4" w:space="0" w:color="auto"/>
-              <w:bottom w:val="single" w:sz="4" w:space="0" w:color="auto"/>
-              <w:right w:val="single" w:sz="12" w:space="0" w:color="auto"/>
-            </w:tcBorders>
-          </w:tcPr>
-          <w:p>
-            <w:pPr>
-              <w:rPr>
-                <w:szCs w:val="21"/>
-              </w:rPr>
-            </w:pPr>
-            <w:r>
-              <w:rPr>
-                <w:rFonts w:hint="eastAsia"/>
-                <w:szCs w:val="21"/>
-              </w:rPr>
-              <w:t xml:space="preserve">测试软件人机交互界面的易操作性</w:t>
-            </w:r>
-          </w:p>
-        </w:tc>
-      </w:tr>
-      <w:tr>
-        <w:tc>
-          <w:tcPr>
-            <w:tcW w:w="1761" w:type="dxa"/>
-            <w:gridSpan w:val="2"/>
-            <w:tcBorders>
-              <w:top w:val="single" w:sz="4" w:space="0" w:color="auto"/>
-              <w:left w:val="single" w:sz="12" w:space="0" w:color="auto"/>
-              <w:bottom w:val="single" w:sz="4" w:space="0" w:color="auto"/>
-              <w:right w:val="single" w:sz="4" w:space="0" w:color="auto"/>
-            </w:tcBorders>
-            <w:vAlign w:val="center"/>
-            <w:hideMark/>
-          </w:tcPr>
-          <w:p>
-            <w:pPr>
-              <w:jc w:val="center"/>
-              <w:rPr>
-                <w:rFonts w:ascii="黑体" w:eastAsia="黑体" w:hAnsi="黑体" w:hint="eastAsia"/>
-                <w:bCs/>
-                <w:szCs w:val="21"/>
-              </w:rPr>
-            </w:pPr>
-            <w:r>
-              <w:rPr>
-                <w:rFonts w:ascii="黑体" w:eastAsia="黑体" w:hAnsi="黑体" w:hint="eastAsia"/>
-                <w:bCs/>
-                <w:szCs w:val="21"/>
-              </w:rPr>
-              <w:t>用例初始化</w:t>
-            </w:r>
-          </w:p>
-        </w:tc>
-        <w:tc>
-          <w:tcPr>
-            <w:tcW w:w="7279" w:type="dxa"/>
-            <w:gridSpan w:val="3"/>
-            <w:tcBorders>
-              <w:top w:val="single" w:sz="4" w:space="0" w:color="auto"/>
-              <w:left w:val="single" w:sz="4" w:space="0" w:color="auto"/>
-              <w:bottom w:val="single" w:sz="4" w:space="0" w:color="auto"/>
-              <w:right w:val="single" w:sz="12" w:space="0" w:color="auto"/>
-            </w:tcBorders>
-            <w:vAlign w:val="center"/>
-            <w:hideMark/>
-          </w:tcPr>
-          <w:p>
-            <w:pPr>
-              <w:rPr>
-                <w:i/>
-                <w:szCs w:val="21"/>
-              </w:rPr>
-            </w:pPr>
-            <w:r>
-              <w:rPr>
-                <w:rFonts w:hint="eastAsia"/>
-                <w:noProof/>
-                <w:szCs w:val="21"/>
-              </w:rPr>
-              <w:t xml:space="preserve">已获取被测件的用户手册</w:t>
-            </w:r>
-          </w:p>
-        </w:tc>
-      </w:tr>
-      <w:tr>
-        <w:tc>
-          <w:tcPr>
-            <w:tcW w:w="1761" w:type="dxa"/>
-            <w:gridSpan w:val="2"/>
-            <w:tcBorders>
-              <w:top w:val="single" w:sz="4" w:space="0" w:color="auto"/>
-              <w:left w:val="single" w:sz="12" w:space="0" w:color="auto"/>
-              <w:bottom w:val="single" w:sz="4" w:space="0" w:color="auto"/>
-              <w:right w:val="single" w:sz="4" w:space="0" w:color="auto"/>
-            </w:tcBorders>
-            <w:vAlign w:val="center"/>
-            <w:hideMark/>
-          </w:tcPr>
-          <w:p>
-            <w:pPr>
-              <w:jc w:val="center"/>
-              <w:rPr>
-                <w:rFonts w:ascii="黑体" w:eastAsia="黑体" w:hAnsi="黑体" w:hint="eastAsia"/>
-                <w:bCs/>
-                <w:szCs w:val="21"/>
-              </w:rPr>
-            </w:pPr>
-            <w:r>
-              <w:rPr>
-                <w:rFonts w:ascii="黑体" w:eastAsia="黑体" w:hAnsi="黑体" w:hint="eastAsia"/>
-                <w:bCs/>
-                <w:szCs w:val="21"/>
-              </w:rPr>
-              <w:t>前提和约束</w:t>
-            </w:r>
-          </w:p>
-        </w:tc>
-        <w:tc>
-          <w:tcPr>
-            <w:tcW w:w="7279" w:type="dxa"/>
-            <w:gridSpan w:val="3"/>
-            <w:tcBorders>
-              <w:top w:val="single" w:sz="4" w:space="0" w:color="auto"/>
-              <w:left w:val="single" w:sz="4" w:space="0" w:color="auto"/>
-              <w:bottom w:val="single" w:sz="4" w:space="0" w:color="auto"/>
-              <w:right w:val="single" w:sz="12" w:space="0" w:color="auto"/>
-            </w:tcBorders>
-            <w:vAlign w:val="center"/>
-            <w:hideMark/>
-          </w:tcPr>
-          <w:p>
-            <w:pPr>
-              <w:rPr>
-                <w:i/>
-                <w:szCs w:val="21"/>
-              </w:rPr>
-            </w:pPr>
-            <w:r>
-              <w:rPr>
-                <w:rFonts w:hint="eastAsia"/>
-                <w:noProof/>
-                <w:szCs w:val="21"/>
-              </w:rPr>
-              <w:t xml:space="preserve">软件可正常运行，界面初始化完成</w:t>
-            </w:r>
-          </w:p>
-        </w:tc>
-      </w:tr>
-      <w:tr>
-        <w:tc>
-          <w:tcPr>
-            <w:tcW w:w="9040" w:type="dxa"/>
-            <w:gridSpan w:val="5"/>
-            <w:tcBorders>
-              <w:top w:val="single" w:sz="4" w:space="0" w:color="auto"/>
-              <w:left w:val="single" w:sz="12" w:space="0" w:color="auto"/>
-              <w:bottom w:val="single" w:sz="4" w:space="0" w:color="auto"/>
-              <w:right w:val="single" w:sz="12" w:space="0" w:color="auto"/>
-            </w:tcBorders>
-            <w:vAlign w:val="center"/>
-            <w:hideMark/>
-          </w:tcPr>
-          <w:p>
-            <w:pPr>
-              <w:jc w:val="center"/>
-              <w:rPr>
-                <w:rFonts w:ascii="黑体" w:eastAsia="黑体" w:hAnsi="黑体" w:hint="eastAsia"/>
-                <w:bCs/>
-                <w:szCs w:val="21"/>
-              </w:rPr>
-            </w:pPr>
-            <w:r>
-              <w:rPr>
-                <w:rFonts w:ascii="黑体" w:eastAsia="黑体" w:hAnsi="黑体" w:hint="eastAsia"/>
-                <w:bCs/>
-                <w:szCs w:val="21"/>
-              </w:rPr>
-              <w:t>测试步骤</w:t>
-            </w:r>
-          </w:p>
-        </w:tc>
-      </w:tr>
-      <w:tr>
-        <w:tc>
-          <w:tcPr>
-            <w:tcW w:w="767" w:type="dxa"/>
-            <w:tcBorders>
-              <w:top w:val="single" w:sz="4" w:space="0" w:color="auto"/>
-              <w:left w:val="single" w:sz="12" w:space="0" w:color="auto"/>
-              <w:bottom w:val="single" w:sz="4" w:space="0" w:color="auto"/>
-              <w:right w:val="single" w:sz="4" w:space="0" w:color="auto"/>
-            </w:tcBorders>
-            <w:vAlign w:val="center"/>
-            <w:hideMark/>
-          </w:tcPr>
-          <w:p>
-            <w:pPr>
-              <w:jc w:val="center"/>
-              <w:rPr>
-                <w:rFonts w:ascii="黑体" w:eastAsia="黑体" w:hAnsi="黑体" w:hint="eastAsia"/>
-                <w:bCs/>
-                <w:szCs w:val="21"/>
-              </w:rPr>
-            </w:pPr>
-            <w:r>
-              <w:rPr>
-                <w:rFonts w:ascii="黑体" w:eastAsia="黑体" w:hAnsi="黑体" w:hint="eastAsia"/>
-                <w:bCs/>
-                <w:szCs w:val="21"/>
-              </w:rPr>
-              <w:t>序号</w:t>
-            </w:r>
-          </w:p>
-        </w:tc>
-        <w:tc>
-          <w:tcPr>
-            <w:tcW w:w="4391" w:type="dxa"/>
-            <w:gridSpan w:val="2"/>
-            <w:tcBorders>
-              <w:top w:val="single" w:sz="4" w:space="0" w:color="auto"/>
-              <w:left w:val="single" w:sz="4" w:space="0" w:color="auto"/>
-              <w:bottom w:val="single" w:sz="4" w:space="0" w:color="auto"/>
-              <w:right w:val="single" w:sz="4" w:space="0" w:color="auto"/>
-            </w:tcBorders>
-            <w:vAlign w:val="center"/>
-            <w:hideMark/>
-          </w:tcPr>
-          <w:p>
-            <w:pPr>
-              <w:jc w:val="center"/>
-              <w:rPr>
-                <w:rFonts w:ascii="黑体" w:eastAsia="黑体" w:hAnsi="黑体" w:hint="eastAsia"/>
-                <w:bCs/>
-                <w:szCs w:val="21"/>
-              </w:rPr>
-            </w:pPr>
-            <w:r>
-              <w:rPr>
-                <w:rFonts w:ascii="黑体" w:eastAsia="黑体" w:hAnsi="黑体" w:hint="eastAsia"/>
-                <w:bCs/>
-                <w:szCs w:val="21"/>
-              </w:rPr>
-              <w:t>输入及操作</w:t>
-            </w:r>
-          </w:p>
-        </w:tc>
-        <w:tc>
-          <w:tcPr>
-            <w:tcW w:w="3882" w:type="dxa"/>
-            <w:gridSpan w:val="2"/>
-            <w:tcBorders>
-              <w:top w:val="single" w:sz="4" w:space="0" w:color="auto"/>
-              <w:left w:val="single" w:sz="4" w:space="0" w:color="auto"/>
-              <w:bottom w:val="single" w:sz="4" w:space="0" w:color="auto"/>
-              <w:right w:val="single" w:sz="12" w:space="0" w:color="auto"/>
-            </w:tcBorders>
-            <w:vAlign w:val="center"/>
-            <w:hideMark/>
-          </w:tcPr>
-          <w:p>
-            <w:pPr>
-              <w:jc w:val="center"/>
-              <w:rPr>
-                <w:rFonts w:ascii="黑体" w:eastAsia="黑体" w:hAnsi="黑体" w:hint="eastAsia"/>
-                <w:bCs/>
-                <w:szCs w:val="21"/>
-              </w:rPr>
-            </w:pPr>
-            <w:r>
-              <w:rPr>
-                <w:rFonts w:ascii="黑体" w:eastAsia="黑体" w:hAnsi="黑体" w:hint="eastAsia"/>
-                <w:bCs/>
-                <w:szCs w:val="21"/>
-              </w:rPr>
-              <w:t>期望结果与评估标准</w:t>
-            </w:r>
-          </w:p>
-        </w:tc>
-      </w:tr>
-      <w:tr>
-        <w:tc>
-          <w:tcPr>
-            <w:tcW w:w="767" w:type="dxa"/>
-            <w:tcBorders>
-              <w:top w:val="single" w:sz="4" w:space="0" w:color="auto"/>
-              <w:left w:val="single" w:sz="12" w:space="0" w:color="auto"/>
-              <w:bottom w:val="single" w:sz="4" w:space="0" w:color="auto"/>
-              <w:right w:val="single" w:sz="4" w:space="0" w:color="auto"/>
-            </w:tcBorders>
-            <w:vAlign w:val="center"/>
-          </w:tcPr>
-          <w:p>
-            <w:pPr>
-              <w:jc w:val="center"/>
-              <w:rPr>
-                <w:noProof/>
-                <w:szCs w:val="21"/>
-              </w:rPr>
-            </w:pPr>
-            <w:r>
-              <w:rPr>
-                <w:rFonts w:hint="eastAsia"/>
-                <w:noProof/>
-                <w:szCs w:val="21"/>
-              </w:rPr>
-              <w:t xml:space="preserve">1</w:t>
-            </w:r>
-          </w:p>
-        </w:tc>
-        <w:tc>
-          <w:tcPr>
-            <w:tcW w:w="4391" w:type="dxa"/>
-            <w:gridSpan w:val="2"/>
-            <w:tcBorders>
-              <w:top w:val="single" w:sz="4" w:space="0" w:color="auto"/>
-              <w:left w:val="single" w:sz="4" w:space="0" w:color="auto"/>
-              <w:bottom w:val="single" w:sz="4" w:space="0" w:color="auto"/>
-              <w:right w:val="single" w:sz="4" w:space="0" w:color="auto"/>
-            </w:tcBorders>
-            <w:vAlign w:val="center"/>
-          </w:tcPr>
-          <w:p>
-            <w:pPr>
-              <w:rPr>
-                <w:noProof/>
-                <w:szCs w:val="21"/>
-              </w:rPr>
-            </w:pPr>
-            <w:r>
-              <w:rPr>
-                <w:rFonts w:hint="eastAsia"/>
-                <w:noProof/>
-                <w:szCs w:val="21"/>
-              </w:rPr>
-              <w:t xml:space="preserve">检查界面菜单、图标、按键等是否分布整齐、有序</w:t>
-            </w:r>
-          </w:p>
-        </w:tc>
-        <w:tc>
-          <w:tcPr>
-            <w:tcW w:w="3882" w:type="dxa"/>
-            <w:gridSpan w:val="2"/>
-            <w:tcBorders>
-              <w:top w:val="single" w:sz="4" w:space="0" w:color="auto"/>
-              <w:left w:val="single" w:sz="4" w:space="0" w:color="auto"/>
-              <w:bottom w:val="single" w:sz="4" w:space="0" w:color="auto"/>
-              <w:right w:val="single" w:sz="12" w:space="0" w:color="auto"/>
-            </w:tcBorders>
-            <w:vAlign w:val="center"/>
-          </w:tcPr>
-          <w:p>
-            <w:pPr>
-              <w:rPr>
-                <w:szCs w:val="21"/>
-              </w:rPr>
-            </w:pPr>
-            <w:r>
-              <w:rPr>
-                <w:rFonts w:hint="eastAsia"/>
-                <w:szCs w:val="21"/>
-              </w:rPr>
-              <w:lastRenderedPageBreak/>
-              <w:t xml:space="preserve">分布整齐有序</w:t>
-            </w:r>
-          </w:p>
-        </w:tc>
-      </w:tr>
-      <w:tr>
-        <w:tc>
-          <w:tcPr>
-            <w:tcW w:w="767" w:type="dxa"/>
-            <w:tcBorders>
-              <w:top w:val="single" w:sz="4" w:space="0" w:color="auto"/>
-              <w:left w:val="single" w:sz="12" w:space="0" w:color="auto"/>
-              <w:bottom w:val="single" w:sz="4" w:space="0" w:color="auto"/>
-              <w:right w:val="single" w:sz="4" w:space="0" w:color="auto"/>
-            </w:tcBorders>
-            <w:vAlign w:val="center"/>
-          </w:tcPr>
-          <w:p>
-            <w:pPr>
-              <w:jc w:val="center"/>
-              <w:rPr>
-                <w:noProof/>
-                <w:szCs w:val="21"/>
-              </w:rPr>
-            </w:pPr>
-            <w:r>
-              <w:rPr>
-                <w:rFonts w:hint="eastAsia"/>
-                <w:noProof/>
-                <w:szCs w:val="21"/>
-              </w:rPr>
-              <w:t xml:space="preserve">2</w:t>
-            </w:r>
-          </w:p>
-        </w:tc>
-        <w:tc>
-          <w:tcPr>
-            <w:tcW w:w="4391" w:type="dxa"/>
-            <w:gridSpan w:val="2"/>
-            <w:tcBorders>
-              <w:top w:val="single" w:sz="4" w:space="0" w:color="auto"/>
-              <w:left w:val="single" w:sz="4" w:space="0" w:color="auto"/>
-              <w:bottom w:val="single" w:sz="4" w:space="0" w:color="auto"/>
-              <w:right w:val="single" w:sz="4" w:space="0" w:color="auto"/>
-            </w:tcBorders>
-            <w:vAlign w:val="center"/>
-          </w:tcPr>
-          <w:p>
-            <w:pPr>
-              <w:rPr>
-                <w:noProof/>
-                <w:szCs w:val="21"/>
-              </w:rPr>
-            </w:pPr>
-            <w:r>
-              <w:rPr>
-                <w:rFonts w:hint="eastAsia"/>
-                <w:noProof/>
-                <w:szCs w:val="21"/>
-              </w:rPr>
-              <w:t xml:space="preserve">检查菜单深度的合理性</w:t>
-            </w:r>
-          </w:p>
-        </w:tc>
-        <w:tc>
-          <w:tcPr>
-            <w:tcW w:w="3882" w:type="dxa"/>
-            <w:gridSpan w:val="2"/>
-            <w:tcBorders>
-              <w:top w:val="single" w:sz="4" w:space="0" w:color="auto"/>
-              <w:left w:val="single" w:sz="4" w:space="0" w:color="auto"/>
-              <w:bottom w:val="single" w:sz="4" w:space="0" w:color="auto"/>
-              <w:right w:val="single" w:sz="12" w:space="0" w:color="auto"/>
-            </w:tcBorders>
-            <w:vAlign w:val="center"/>
-          </w:tcPr>
-          <w:p>
-            <w:pPr>
-              <w:rPr>
-                <w:szCs w:val="21"/>
-              </w:rPr>
-            </w:pPr>
-            <w:r>
-              <w:rPr>
-                <w:rFonts w:hint="eastAsia"/>
-                <w:szCs w:val="21"/>
-              </w:rPr>
-              <w:lastRenderedPageBreak/>
-              <w:t xml:space="preserve">菜单深度不超过3级</w:t>
-            </w:r>
-          </w:p>
-        </w:tc>
-      </w:tr>
-      <w:tr>
-        <w:tc>
-          <w:tcPr>
-            <w:tcW w:w="767" w:type="dxa"/>
-            <w:tcBorders>
-              <w:top w:val="single" w:sz="4" w:space="0" w:color="auto"/>
-              <w:left w:val="single" w:sz="12" w:space="0" w:color="auto"/>
-              <w:bottom w:val="single" w:sz="4" w:space="0" w:color="auto"/>
-              <w:right w:val="single" w:sz="4" w:space="0" w:color="auto"/>
-            </w:tcBorders>
-            <w:vAlign w:val="center"/>
-          </w:tcPr>
-          <w:p>
-            <w:pPr>
-              <w:jc w:val="center"/>
-              <w:rPr>
-                <w:rFonts w:ascii="黑体" w:eastAsia="黑体" w:hAnsi="黑体" w:hint="eastAsia"/>
-                <w:bCs/>
-                <w:szCs w:val="21"/>
-              </w:rPr>
-            </w:pPr>
-            <w:r>
-              <w:rPr>
-                <w:rFonts w:ascii="黑体" w:eastAsia="黑体" w:hAnsi="黑体" w:hint="eastAsia"/>
-                <w:bCs/>
-                <w:szCs w:val="21"/>
-              </w:rPr>
-              <w:t>终止条件</w:t>
-            </w:r>
-          </w:p>
-        </w:tc>
-        <w:tc>
-          <w:tcPr>
-            <w:tcW w:w="8273" w:type="dxa"/>
-            <w:gridSpan w:val="4"/>
-            <w:tcBorders>
-              <w:top w:val="single" w:sz="4" w:space="0" w:color="auto"/>
-              <w:left w:val="single" w:sz="4" w:space="0" w:color="auto"/>
-              <w:bottom w:val="single" w:sz="4" w:space="0" w:color="auto"/>
-              <w:right w:val="single" w:sz="12" w:space="0" w:color="auto"/>
-            </w:tcBorders>
-            <w:vAlign w:val="center"/>
-          </w:tcPr>
-          <w:p>
-            <w:pPr>
-              <w:rPr>
-                <w:szCs w:val="21"/>
-              </w:rPr>
-            </w:pPr>
-            <w:r>
-              <w:rPr>
-                <w:rFonts w:hint="eastAsia"/>
-                <w:noProof/>
-                <w:szCs w:val="21"/>
-              </w:rPr>
-              <w:t>本测试用例的全部测试步骤被执行或因某种原因导致测试步骤无法执行</w:t>
-            </w:r>
-            <w:r>
-              <w:rPr>
-                <w:rFonts w:hint="eastAsia"/>
-                <w:noProof/>
-                <w:szCs w:val="21"/>
-              </w:rPr>
-              <w:t>(</w:t>
-            </w:r>
-            <w:r>
-              <w:rPr>
-                <w:rFonts w:hint="eastAsia"/>
-                <w:noProof/>
-                <w:szCs w:val="21"/>
-              </w:rPr>
-              <w:t>异常终止</w:t>
-            </w:r>
-            <w:r>
-              <w:rPr>
-                <w:rFonts w:hint="eastAsia"/>
-                <w:noProof/>
-                <w:szCs w:val="21"/>
-              </w:rPr>
-              <w:t>)</w:t>
-            </w:r>
-            <w:r>
-              <w:rPr>
-                <w:rFonts w:hint="eastAsia"/>
-                <w:noProof/>
-                <w:szCs w:val="21"/>
-              </w:rPr>
-              <w:t>。</w:t>
-            </w:r>
-          </w:p>
-        </w:tc>
-      </w:tr>
-      <w:tr>
-        <w:tc>
-          <w:tcPr>
-            <w:tcW w:w="767" w:type="dxa"/>
-            <w:tcBorders>
-              <w:top w:val="single" w:sz="4" w:space="0" w:color="auto"/>
-              <w:left w:val="single" w:sz="12" w:space="0" w:color="auto"/>
-              <w:bottom w:val="single" w:sz="4" w:space="0" w:color="auto"/>
-              <w:right w:val="single" w:sz="4" w:space="0" w:color="auto"/>
-            </w:tcBorders>
-            <w:vAlign w:val="center"/>
-          </w:tcPr>
-          <w:p>
-            <w:pPr>
-              <w:jc w:val="center"/>
-              <w:rPr>
-                <w:rFonts w:ascii="黑体" w:eastAsia="黑体" w:hAnsi="黑体" w:hint="eastAsia"/>
-                <w:bCs/>
-                <w:szCs w:val="21"/>
-              </w:rPr>
-            </w:pPr>
-            <w:r>
-              <w:rPr>
-                <w:rFonts w:ascii="黑体" w:eastAsia="黑体" w:hAnsi="黑体" w:hint="eastAsia"/>
-                <w:bCs/>
-                <w:szCs w:val="21"/>
-              </w:rPr>
-              <w:t>通过准则</w:t>
-            </w:r>
-          </w:p>
-        </w:tc>
-        <w:tc>
-          <w:tcPr>
-            <w:tcW w:w="8273" w:type="dxa"/>
-            <w:gridSpan w:val="4"/>
-            <w:tcBorders>
-              <w:top w:val="single" w:sz="4" w:space="0" w:color="auto"/>
-              <w:left w:val="single" w:sz="4" w:space="0" w:color="auto"/>
-              <w:bottom w:val="single" w:sz="4" w:space="0" w:color="auto"/>
-              <w:right w:val="single" w:sz="12" w:space="0" w:color="auto"/>
-            </w:tcBorders>
-            <w:vAlign w:val="center"/>
-          </w:tcPr>
-          <w:p>
-            <w:pPr>
-              <w:rPr>
-                <w:szCs w:val="21"/>
-              </w:rPr>
-            </w:pPr>
-            <w:r>
-              <w:rPr>
-                <w:rFonts w:hint="eastAsia"/>
-                <w:noProof/>
-                <w:szCs w:val="21"/>
-              </w:rPr>
-              <w:t>本测试用例的全部测试步骤都通过即标志本用例为</w:t>
-            </w:r>
-            <w:r>
-              <w:rPr>
-                <w:rFonts w:hint="eastAsia"/>
-                <w:noProof/>
-                <w:szCs w:val="21"/>
-              </w:rPr>
-              <w:t>"</w:t>
-            </w:r>
-            <w:r>
-              <w:rPr>
-                <w:rFonts w:hint="eastAsia"/>
-                <w:noProof/>
-                <w:szCs w:val="21"/>
-              </w:rPr>
-              <w:t>通过</w:t>
-            </w:r>
-            <w:r>
-              <w:rPr>
-                <w:rFonts w:hint="eastAsia"/>
-                <w:noProof/>
-                <w:szCs w:val="21"/>
-              </w:rPr>
-              <w:t>"</w:t>
-            </w:r>
-            <w:r>
-              <w:rPr>
-                <w:rFonts w:hint="eastAsia"/>
-                <w:noProof/>
-                <w:szCs w:val="21"/>
-              </w:rPr>
-              <w:t>。</w:t>
-            </w:r>
-          </w:p>
-        </w:tc>
-      </w:tr>
-      <w:tr>
-        <w:tc>
-          <w:tcPr>
-            <w:tcW w:w="767" w:type="dxa"/>
-            <w:tcBorders>
-              <w:top w:val="single" w:sz="4" w:space="0" w:color="auto"/>
-              <w:left w:val="single" w:sz="12" w:space="0" w:color="auto"/>
-              <w:bottom w:val="single" w:sz="12" w:space="0" w:color="auto"/>
-              <w:right w:val="single" w:sz="4" w:space="0" w:color="auto"/>
-            </w:tcBorders>
-            <w:vAlign w:val="center"/>
-          </w:tcPr>
-          <w:p>
-            <w:pPr>
-              <w:jc w:val="center"/>
-              <w:rPr>
-                <w:rFonts w:ascii="黑体" w:eastAsia="黑体" w:hAnsi="黑体" w:hint="eastAsia"/>
-                <w:bCs/>
-                <w:szCs w:val="21"/>
-              </w:rPr>
-            </w:pPr>
-            <w:r>
-              <w:rPr>
-                <w:rFonts w:ascii="黑体" w:eastAsia="黑体" w:hAnsi="黑体" w:hint="eastAsia"/>
-                <w:bCs/>
-                <w:szCs w:val="21"/>
-              </w:rPr>
-              <w:t>设计人员</w:t>
-            </w:r>
-          </w:p>
-        </w:tc>
-        <w:tc>
-          <w:tcPr>
-            <w:tcW w:w="8273" w:type="dxa"/>
-            <w:gridSpan w:val="4"/>
-            <w:tcBorders>
-              <w:top w:val="single" w:sz="4" w:space="0" w:color="auto"/>
-              <w:left w:val="single" w:sz="4" w:space="0" w:color="auto"/>
-              <w:bottom w:val="single" w:sz="12" w:space="0" w:color="auto"/>
-              <w:right w:val="single" w:sz="12" w:space="0" w:color="auto"/>
-            </w:tcBorders>
-            <w:vAlign w:val="center"/>
-          </w:tcPr>
-          <w:p>
-            <w:pPr>
-              <w:rPr>
-                <w:rFonts w:cs="宋体"/>
-                <w:szCs w:val="21"/>
-              </w:rPr>
-            </w:pPr>
-            <w:r>
-              <w:rPr>
-                <w:rFonts w:hint="eastAsia"/>
-                <w:noProof/>
-                <w:szCs w:val="21"/>
-              </w:rPr>
-              <w:t xml:space="preserve">陈俊亦</w:t>
-            </w:r>
-          </w:p>
-        </w:tc>
-      </w:tr>
-    </w:tbl>
-    <w:p/>
-    <w:p>
-      <w:pPr>
-        <w:pStyle w:val="30"/>
-        <w:rPr>
-          <w:sz w:val="24"/>
-          <w:szCs w:val="24"/>
-        </w:rPr>
-      </w:pPr>
-      <w:r>
-        <w:rPr>
-          <w:sz w:val="24"/>
-          <w:szCs w:val="24"/>
-        </w:rPr>
-        <w:t xml:space="preserve">人机交互界面操作测试测试</w:t>
-      </w:r>
-    </w:p>
-    <w:tbl>
-      <w:tblPr>
-        <w:tblW w:w="0" w:type="auto"/>
-        <w:tblBorders>
-          <w:top w:val="single" w:sz="4" w:space="0" w:color="auto"/>
-          <w:left w:val="single" w:sz="4" w:space="0" w:color="auto"/>
-          <w:bottom w:val="single" w:sz="4" w:space="0" w:color="auto"/>
-          <w:right w:val="single" w:sz="4" w:space="0" w:color="auto"/>
-          <w:insideH w:val="single" w:sz="4" w:space="0" w:color="auto"/>
-          <w:insideV w:val="single" w:sz="4" w:space="0" w:color="auto"/>
-        </w:tblBorders>
-        <w:tblLayout w:type="fixed"/>
-        <w:tblCellMar>
-          <w:top w:w="85" w:type="dxa"/>
-          <w:bottom w:w="85" w:type="dxa"/>
-        </w:tblCellMar>
-        <w:tblLook w:val="04A0" w:firstRow="1" w:lastRow="0" w:firstColumn="1" w:lastColumn="0" w:noHBand="0" w:noVBand="1"/>
-      </w:tblPr>
-      <w:tblGrid>
-        <w:gridCol w:w="767"/>
-        <w:gridCol w:w="994"/>
-        <w:gridCol w:w="3397"/>
-        <w:gridCol w:w="1199"/>
-        <w:gridCol w:w="2683"/>
-      </w:tblGrid>
-      <w:tr>
-        <w:tc>
-          <w:tcPr>
-            <w:tcW w:w="9040" w:type="dxa"/>
-            <w:gridSpan w:val="5"/>
-            <w:tcBorders>
-              <w:top w:val="single" w:sz="12" w:space="0" w:color="auto"/>
-              <w:left w:val="single" w:sz="12" w:space="0" w:color="auto"/>
-              <w:bottom w:val="single" w:sz="12" w:space="0" w:color="auto"/>
-              <w:right w:val="single" w:sz="12" w:space="0" w:color="auto"/>
-            </w:tcBorders>
-            <w:vAlign w:val="center"/>
-          </w:tcPr>
-          <w:p>
-            <w:pPr>
-              <w:jc w:val="left"/>
-              <w:rPr>
-                <w:b/>
-                <w:noProof/>
-                <w:szCs w:val="21"/>
-              </w:rPr>
-            </w:pPr>
-            <w:r>
-              <w:rPr>
-                <w:rFonts w:hint="eastAsia"/>
-                <w:b/>
-                <w:noProof/>
-                <w:szCs w:val="21"/>
-              </w:rPr>
-              <w:t>用例</w:t>
-            </w:r>
-            <w:r>
-              <w:rPr>
-                <w:b/>
-                <w:noProof/>
-                <w:szCs w:val="21"/>
-              </w:rPr>
-              <w:fldChar w:fldCharType="begin"/>
-            </w:r>
-            <w:r>
-              <w:rPr>
-                <w:b/>
-                <w:noProof/>
-                <w:szCs w:val="21"/>
-              </w:rPr>
-              <w:instrText xml:space="preserve"> </w:instrText>
-            </w:r>
-            <w:r>
-              <w:rPr>
-                <w:rFonts w:hint="eastAsia"/>
-                <w:b/>
-                <w:noProof/>
-                <w:szCs w:val="21"/>
-              </w:rPr>
-              <w:instrText>AUTONUM  \* Arabic</w:instrText>
-            </w:r>
-            <w:r>
-              <w:rPr>
-                <w:b/>
-                <w:noProof/>
-                <w:szCs w:val="21"/>
-              </w:rPr>
-              <w:instrText xml:space="preserve"> </w:instrText>
-            </w:r>
-            <w:r>
-              <w:rPr>
-                <w:b/>
-                <w:noProof/>
-                <w:szCs w:val="21"/>
-              </w:rPr>
-              <w:fldChar w:fldCharType="end"/>
-            </w:r>
-          </w:p>
-        </w:tc>
-      </w:tr>
-      <w:tr>
-        <w:tc>
-          <w:tcPr>
-            <w:tcW w:w="1761" w:type="dxa"/>
-            <w:gridSpan w:val="2"/>
-            <w:tcBorders>
-              <w:top w:val="single" w:sz="12" w:space="0" w:color="auto"/>
-              <w:left w:val="single" w:sz="12" w:space="0" w:color="auto"/>
-              <w:bottom w:val="single" w:sz="12" w:space="0" w:color="auto"/>
-              <w:right w:val="single" w:sz="4" w:space="0" w:color="auto"/>
-            </w:tcBorders>
-            <w:vAlign w:val="center"/>
-            <w:hideMark/>
-          </w:tcPr>
-          <w:p>
-            <w:pPr>
-              <w:jc w:val="center"/>
-              <w:rPr>
-                <w:b/>
-                <w:szCs w:val="21"/>
-              </w:rPr>
-            </w:pPr>
-            <w:r>
-              <w:rPr>
-                <w:rFonts w:ascii="黑体" w:eastAsia="黑体" w:hAnsi="黑体" w:hint="eastAsia"/>
-                <w:bCs/>
-                <w:szCs w:val="21"/>
-              </w:rPr>
-              <w:t>测试用例名称</w:t>
-            </w:r>
-          </w:p>
-        </w:tc>
-        <w:tc>
-          <w:tcPr>
-            <w:tcW w:w="3397" w:type="dxa"/>
-            <w:tcBorders>
-              <w:top w:val="single" w:sz="12" w:space="0" w:color="auto"/>
-              <w:left w:val="single" w:sz="4" w:space="0" w:color="auto"/>
-              <w:bottom w:val="single" w:sz="12" w:space="0" w:color="auto"/>
-              <w:right w:val="single" w:sz="4" w:space="0" w:color="auto"/>
-            </w:tcBorders>
-            <w:vAlign w:val="center"/>
-          </w:tcPr>
-          <w:p>
-            <w:pPr>
-              <w:jc w:val="center"/>
-              <w:rPr>
-                <w:bCs/>
-                <w:szCs w:val="21"/>
-              </w:rPr>
-            </w:pPr>
-            <w:r>
-              <w:rPr>
-                <w:rFonts w:hint="eastAsia"/>
-                <w:bCs/>
-                <w:szCs w:val="21"/>
-              </w:rPr>
-              <w:t xml:space="preserve">人机交互界面操作测试测试</w:t>
-            </w:r>
-          </w:p>
-        </w:tc>
-        <w:tc>
-          <w:tcPr>
-            <w:tcW w:w="1199" w:type="dxa"/>
-            <w:tcBorders>
-              <w:top w:val="single" w:sz="12" w:space="0" w:color="auto"/>
-              <w:left w:val="single" w:sz="4" w:space="0" w:color="auto"/>
-              <w:bottom w:val="single" w:sz="12" w:space="0" w:color="auto"/>
-              <w:right w:val="single" w:sz="4" w:space="0" w:color="auto"/>
-            </w:tcBorders>
-            <w:vAlign w:val="center"/>
-            <w:hideMark/>
-          </w:tcPr>
-          <w:p>
-            <w:pPr>
-              <w:jc w:val="center"/>
-              <w:rPr>
-                <w:b/>
-                <w:szCs w:val="21"/>
-              </w:rPr>
-            </w:pPr>
-            <w:r>
-              <w:rPr>
-                <w:rFonts w:ascii="黑体" w:eastAsia="黑体" w:hAnsi="黑体" w:hint="eastAsia"/>
-                <w:bCs/>
-                <w:szCs w:val="21"/>
-              </w:rPr>
-              <w:t>标</w:t>
-            </w:r>
-            <w:r>
-              <w:rPr>
-                <w:rFonts w:ascii="黑体" w:eastAsia="黑体" w:hAnsi="黑体"/>
-                <w:bCs/>
-                <w:szCs w:val="21"/>
-              </w:rPr>
-              <w:t xml:space="preserve">   识</w:t>
-            </w:r>
-          </w:p>
-        </w:tc>
-        <w:tc>
-          <w:tcPr>
-            <w:tcW w:w="2683" w:type="dxa"/>
-            <w:tcBorders>
-              <w:top w:val="single" w:sz="12" w:space="0" w:color="auto"/>
-              <w:left w:val="single" w:sz="4" w:space="0" w:color="auto"/>
-              <w:bottom w:val="single" w:sz="12" w:space="0" w:color="auto"/>
-              <w:right w:val="single" w:sz="12" w:space="0" w:color="auto"/>
-            </w:tcBorders>
-            <w:vAlign w:val="center"/>
-          </w:tcPr>
-          <w:p>
-            <w:pPr>
-              <w:jc w:val="center"/>
-              <w:rPr>
-                <w:bCs/>
-                <w:szCs w:val="21"/>
-              </w:rPr>
-            </w:pPr>
-            <w:r>
-              <w:rPr>
-                <w:rFonts w:hint="eastAsia"/>
-                <w:bCs/>
-                <w:szCs w:val="21"/>
-              </w:rPr>
-              <w:t xml:space="preserve">YL_GUI_CZCC_001</w:t>
-            </w:r>
-          </w:p>
-        </w:tc>
-      </w:tr>
-      <w:tr>
-        <w:tc>
-          <w:tcPr>
-            <w:tcW w:w="1761" w:type="dxa"/>
-            <w:gridSpan w:val="2"/>
-            <w:tcBorders>
-              <w:top w:val="single" w:sz="12" w:space="0" w:color="auto"/>
-              <w:left w:val="single" w:sz="12" w:space="0" w:color="auto"/>
-              <w:bottom w:val="single" w:sz="4" w:space="0" w:color="auto"/>
-              <w:right w:val="single" w:sz="4" w:space="0" w:color="auto"/>
-            </w:tcBorders>
-            <w:vAlign w:val="center"/>
-            <w:hideMark/>
-          </w:tcPr>
-          <w:p>
-            <w:pPr>
-              <w:jc w:val="center"/>
-              <w:rPr>
-                <w:b/>
-                <w:szCs w:val="21"/>
-              </w:rPr>
-            </w:pPr>
-            <w:r>
-              <w:rPr>
-                <w:rFonts w:ascii="黑体" w:eastAsia="黑体" w:hAnsi="黑体" w:hint="eastAsia"/>
-                <w:bCs/>
-                <w:szCs w:val="21"/>
-              </w:rPr>
-              <w:t>追踪关系</w:t>
-            </w:r>
-          </w:p>
-        </w:tc>
-        <w:tc>
-          <w:tcPr>
-            <w:tcW w:w="7279" w:type="dxa"/>
-            <w:gridSpan w:val="3"/>
-            <w:tcBorders>
-              <w:top w:val="single" w:sz="12" w:space="0" w:color="auto"/>
-              <w:left w:val="single" w:sz="4" w:space="0" w:color="auto"/>
-              <w:bottom w:val="single" w:sz="4" w:space="0" w:color="auto"/>
-              <w:right w:val="single" w:sz="12" w:space="0" w:color="auto"/>
-            </w:tcBorders>
-            <w:vAlign w:val="center"/>
-            <w:hideMark/>
-          </w:tcPr>
-          <w:p>
-            <w:pPr>
-              <w:rPr>
-                <w:noProof/>
-                <w:szCs w:val="21"/>
-              </w:rPr>
-            </w:pPr>
-            <w:r>
-              <w:rPr>
-                <w:rFonts w:hint="eastAsia"/>
-                <w:noProof/>
-                <w:szCs w:val="21"/>
-              </w:rPr>
-              <w:t>软件测试依据：</w:t>
-            </w:r>
-            <w:r>
-              <w:rPr>
-                <w:rFonts w:hint="eastAsia"/>
-                <w:noProof/>
-                <w:szCs w:val="21"/>
-              </w:rPr>
-              <w:t>测评大纲</w:t>
-            </w:r>
-          </w:p>
-          <w:p>
-            <w:pPr>
-              <w:rPr>
-                <w:noProof/>
-                <w:szCs w:val="21"/>
-              </w:rPr>
-            </w:pPr>
-            <w:r>
-              <w:rPr>
-                <w:rFonts w:hint="eastAsia"/>
-                <w:noProof/>
-                <w:szCs w:val="21"/>
-              </w:rPr>
-              <w:t>测试需求分析：</w:t>
-            </w:r>
-            <w:r>
-              <w:rPr>
-                <w:rFonts w:hint="eastAsia"/>
-                <w:noProof/>
-                <w:szCs w:val="21"/>
-              </w:rPr>
-              <w:t>（</w:t>
-            </w:r>
-            <w:r>
-              <w:rPr>
-                <w:rFonts w:hint="eastAsia"/>
-                <w:noProof/>
-                <w:szCs w:val="21"/>
-              </w:rPr>
-              <w:t xml:space="preserve">6.2.5.5</w:t>
-            </w:r>
-            <w:r>
-              <w:rPr>
-                <w:rFonts w:hint="eastAsia"/>
-                <w:noProof/>
-                <w:szCs w:val="21"/>
-              </w:rPr>
-              <w:t>）</w:t>
-            </w:r>
-            <w:r>
-              <w:rPr>
-                <w:rFonts w:hint="eastAsia"/>
-                <w:noProof/>
-                <w:szCs w:val="21"/>
-              </w:rPr>
-              <w:t xml:space="preserve">人机交互界面操作测试测试</w:t>
-            </w:r>
-          </w:p>
-          <w:p>
-            <w:pPr>
-              <w:rPr>
-                <w:rFonts w:cs="宋体"/>
-                <w:i/>
-                <w:szCs w:val="21"/>
-              </w:rPr>
-            </w:pPr>
-            <w:r>
-              <w:rPr>
-                <w:rFonts w:hint="eastAsia"/>
-                <w:noProof/>
-                <w:szCs w:val="21"/>
-              </w:rPr>
-              <w:t>测试需求标识：</w:t>
-            </w:r>
-            <w:r>
-              <w:rPr>
-                <w:rFonts w:hint="eastAsia"/>
-                <w:noProof/>
-                <w:szCs w:val="21"/>
-              </w:rPr>
-              <w:t xml:space="preserve">XQ_GUI_CZCC</w:t>
-            </w:r>
-          </w:p>
-        </w:tc>
-      </w:tr>
-      <w:tr>
-        <w:tc>
-          <w:tcPr>
-            <w:tcW w:w="1761" w:type="dxa"/>
-            <w:gridSpan w:val="2"/>
-            <w:tcBorders>
-              <w:top w:val="single" w:sz="4" w:space="0" w:color="auto"/>
-              <w:left w:val="single" w:sz="12" w:space="0" w:color="auto"/>
-              <w:bottom w:val="single" w:sz="4" w:space="0" w:color="auto"/>
-              <w:right w:val="single" w:sz="4" w:space="0" w:color="auto"/>
-            </w:tcBorders>
-            <w:vAlign w:val="center"/>
-            <w:hideMark/>
-          </w:tcPr>
-          <w:p>
-            <w:pPr>
-              <w:jc w:val="center"/>
-              <w:rPr>
-                <w:rFonts w:ascii="黑体" w:eastAsia="黑体" w:hAnsi="黑体" w:hint="eastAsia"/>
-                <w:bCs/>
-                <w:szCs w:val="21"/>
-              </w:rPr>
-            </w:pPr>
-            <w:r>
-              <w:rPr>
-                <w:rFonts w:ascii="黑体" w:eastAsia="黑体" w:hAnsi="黑体" w:hint="eastAsia"/>
-                <w:bCs/>
-                <w:szCs w:val="21"/>
-              </w:rPr>
-              <w:t>测试用例综述</w:t>
-            </w:r>
-          </w:p>
-        </w:tc>
-        <w:tc>
-          <w:tcPr>
-            <w:tcW w:w="7279" w:type="dxa"/>
-            <w:gridSpan w:val="3"/>
-            <w:tcBorders>
-              <w:top w:val="single" w:sz="4" w:space="0" w:color="auto"/>
-              <w:left w:val="single" w:sz="4" w:space="0" w:color="auto"/>
-              <w:bottom w:val="single" w:sz="4" w:space="0" w:color="auto"/>
-              <w:right w:val="single" w:sz="12" w:space="0" w:color="auto"/>
-            </w:tcBorders>
-          </w:tcPr>
-          <w:p>
-            <w:pPr>
-              <w:rPr>
-                <w:szCs w:val="21"/>
-              </w:rPr>
-            </w:pPr>
-            <w:r>
-              <w:rPr>
-                <w:rFonts w:hint="eastAsia"/>
-                <w:szCs w:val="21"/>
-              </w:rPr>
-              <w:t xml:space="preserve">测试软件人机交互的界面操作测试</w:t>
-            </w:r>
-          </w:p>
-        </w:tc>
-      </w:tr>
-      <w:tr>
-        <w:tc>
-          <w:tcPr>
-            <w:tcW w:w="1761" w:type="dxa"/>
-            <w:gridSpan w:val="2"/>
-            <w:tcBorders>
-              <w:top w:val="single" w:sz="4" w:space="0" w:color="auto"/>
-              <w:left w:val="single" w:sz="12" w:space="0" w:color="auto"/>
-              <w:bottom w:val="single" w:sz="4" w:space="0" w:color="auto"/>
-              <w:right w:val="single" w:sz="4" w:space="0" w:color="auto"/>
-            </w:tcBorders>
-            <w:vAlign w:val="center"/>
-            <w:hideMark/>
-          </w:tcPr>
-          <w:p>
-            <w:pPr>
-              <w:jc w:val="center"/>
-              <w:rPr>
-                <w:rFonts w:ascii="黑体" w:eastAsia="黑体" w:hAnsi="黑体" w:hint="eastAsia"/>
-                <w:bCs/>
-                <w:szCs w:val="21"/>
-              </w:rPr>
-            </w:pPr>
-            <w:r>
-              <w:rPr>
-                <w:rFonts w:ascii="黑体" w:eastAsia="黑体" w:hAnsi="黑体" w:hint="eastAsia"/>
-                <w:bCs/>
-                <w:szCs w:val="21"/>
-              </w:rPr>
-              <w:t>用例初始化</w:t>
-            </w:r>
-          </w:p>
-        </w:tc>
-        <w:tc>
-          <w:tcPr>
-            <w:tcW w:w="7279" w:type="dxa"/>
-            <w:gridSpan w:val="3"/>
-            <w:tcBorders>
-              <w:top w:val="single" w:sz="4" w:space="0" w:color="auto"/>
-              <w:left w:val="single" w:sz="4" w:space="0" w:color="auto"/>
-              <w:bottom w:val="single" w:sz="4" w:space="0" w:color="auto"/>
-              <w:right w:val="single" w:sz="12" w:space="0" w:color="auto"/>
-            </w:tcBorders>
-            <w:vAlign w:val="center"/>
-            <w:hideMark/>
-          </w:tcPr>
-          <w:p>
-            <w:pPr>
-              <w:rPr>
-                <w:i/>
-                <w:szCs w:val="21"/>
-              </w:rPr>
-            </w:pPr>
-            <w:r>
-              <w:rPr>
-                <w:rFonts w:hint="eastAsia"/>
-                <w:noProof/>
-                <w:szCs w:val="21"/>
-              </w:rPr>
-              <w:t xml:space="preserve">已获取被测件的用户手册</w:t>
-            </w:r>
-          </w:p>
-        </w:tc>
-      </w:tr>
-      <w:tr>
-        <w:tc>
-          <w:tcPr>
-            <w:tcW w:w="1761" w:type="dxa"/>
-            <w:gridSpan w:val="2"/>
-            <w:tcBorders>
-              <w:top w:val="single" w:sz="4" w:space="0" w:color="auto"/>
-              <w:left w:val="single" w:sz="12" w:space="0" w:color="auto"/>
-              <w:bottom w:val="single" w:sz="4" w:space="0" w:color="auto"/>
-              <w:right w:val="single" w:sz="4" w:space="0" w:color="auto"/>
-            </w:tcBorders>
-            <w:vAlign w:val="center"/>
-            <w:hideMark/>
-          </w:tcPr>
-          <w:p>
-            <w:pPr>
-              <w:jc w:val="center"/>
-              <w:rPr>
-                <w:rFonts w:ascii="黑体" w:eastAsia="黑体" w:hAnsi="黑体" w:hint="eastAsia"/>
-                <w:bCs/>
-                <w:szCs w:val="21"/>
-              </w:rPr>
-            </w:pPr>
-            <w:r>
-              <w:rPr>
-                <w:rFonts w:ascii="黑体" w:eastAsia="黑体" w:hAnsi="黑体" w:hint="eastAsia"/>
-                <w:bCs/>
-                <w:szCs w:val="21"/>
-              </w:rPr>
-              <w:t>前提和约束</w:t>
-            </w:r>
-          </w:p>
-        </w:tc>
-        <w:tc>
-          <w:tcPr>
-            <w:tcW w:w="7279" w:type="dxa"/>
-            <w:gridSpan w:val="3"/>
-            <w:tcBorders>
-              <w:top w:val="single" w:sz="4" w:space="0" w:color="auto"/>
-              <w:left w:val="single" w:sz="4" w:space="0" w:color="auto"/>
-              <w:bottom w:val="single" w:sz="4" w:space="0" w:color="auto"/>
-              <w:right w:val="single" w:sz="12" w:space="0" w:color="auto"/>
-            </w:tcBorders>
-            <w:vAlign w:val="center"/>
-            <w:hideMark/>
-          </w:tcPr>
-          <w:p>
-            <w:pPr>
-              <w:rPr>
-                <w:i/>
-                <w:szCs w:val="21"/>
-              </w:rPr>
-            </w:pPr>
-            <w:r>
-              <w:rPr>
-                <w:rFonts w:hint="eastAsia"/>
-                <w:noProof/>
-                <w:szCs w:val="21"/>
-              </w:rPr>
-              <w:t xml:space="preserve">软件可正常运行，界面初始化完成</w:t>
-            </w:r>
-          </w:p>
-        </w:tc>
-      </w:tr>
-      <w:tr>
-        <w:tc>
-          <w:tcPr>
-            <w:tcW w:w="9040" w:type="dxa"/>
-            <w:gridSpan w:val="5"/>
-            <w:tcBorders>
-              <w:top w:val="single" w:sz="4" w:space="0" w:color="auto"/>
-              <w:left w:val="single" w:sz="12" w:space="0" w:color="auto"/>
-              <w:bottom w:val="single" w:sz="4" w:space="0" w:color="auto"/>
-              <w:right w:val="single" w:sz="12" w:space="0" w:color="auto"/>
-            </w:tcBorders>
-            <w:vAlign w:val="center"/>
-            <w:hideMark/>
-          </w:tcPr>
-          <w:p>
-            <w:pPr>
-              <w:jc w:val="center"/>
-              <w:rPr>
-                <w:rFonts w:ascii="黑体" w:eastAsia="黑体" w:hAnsi="黑体" w:hint="eastAsia"/>
-                <w:bCs/>
-                <w:szCs w:val="21"/>
-              </w:rPr>
-            </w:pPr>
-            <w:r>
-              <w:rPr>
-                <w:rFonts w:ascii="黑体" w:eastAsia="黑体" w:hAnsi="黑体" w:hint="eastAsia"/>
-                <w:bCs/>
-                <w:szCs w:val="21"/>
-              </w:rPr>
-              <w:t>测试步骤</w:t>
-            </w:r>
-          </w:p>
-        </w:tc>
-      </w:tr>
-      <w:tr>
-        <w:tc>
-          <w:tcPr>
-            <w:tcW w:w="767" w:type="dxa"/>
-            <w:tcBorders>
-              <w:top w:val="single" w:sz="4" w:space="0" w:color="auto"/>
-              <w:left w:val="single" w:sz="12" w:space="0" w:color="auto"/>
-              <w:bottom w:val="single" w:sz="4" w:space="0" w:color="auto"/>
-              <w:right w:val="single" w:sz="4" w:space="0" w:color="auto"/>
-            </w:tcBorders>
-            <w:vAlign w:val="center"/>
-            <w:hideMark/>
-          </w:tcPr>
-          <w:p>
-            <w:pPr>
-              <w:jc w:val="center"/>
-              <w:rPr>
-                <w:rFonts w:ascii="黑体" w:eastAsia="黑体" w:hAnsi="黑体" w:hint="eastAsia"/>
-                <w:bCs/>
-                <w:szCs w:val="21"/>
-              </w:rPr>
-            </w:pPr>
-            <w:r>
-              <w:rPr>
-                <w:rFonts w:ascii="黑体" w:eastAsia="黑体" w:hAnsi="黑体" w:hint="eastAsia"/>
-                <w:bCs/>
-                <w:szCs w:val="21"/>
-              </w:rPr>
-              <w:t>序号</w:t>
-            </w:r>
-          </w:p>
-        </w:tc>
-        <w:tc>
-          <w:tcPr>
-            <w:tcW w:w="4391" w:type="dxa"/>
-            <w:gridSpan w:val="2"/>
-            <w:tcBorders>
-              <w:top w:val="single" w:sz="4" w:space="0" w:color="auto"/>
-              <w:left w:val="single" w:sz="4" w:space="0" w:color="auto"/>
-              <w:bottom w:val="single" w:sz="4" w:space="0" w:color="auto"/>
-              <w:right w:val="single" w:sz="4" w:space="0" w:color="auto"/>
-            </w:tcBorders>
-            <w:vAlign w:val="center"/>
-            <w:hideMark/>
-          </w:tcPr>
-          <w:p>
-            <w:pPr>
-              <w:jc w:val="center"/>
-              <w:rPr>
-                <w:rFonts w:ascii="黑体" w:eastAsia="黑体" w:hAnsi="黑体" w:hint="eastAsia"/>
-                <w:bCs/>
-                <w:szCs w:val="21"/>
-              </w:rPr>
-            </w:pPr>
-            <w:r>
-              <w:rPr>
-                <w:rFonts w:ascii="黑体" w:eastAsia="黑体" w:hAnsi="黑体" w:hint="eastAsia"/>
-                <w:bCs/>
-                <w:szCs w:val="21"/>
-              </w:rPr>
-              <w:t>输入及操作</w:t>
-            </w:r>
-          </w:p>
-        </w:tc>
-        <w:tc>
-          <w:tcPr>
-            <w:tcW w:w="3882" w:type="dxa"/>
-            <w:gridSpan w:val="2"/>
-            <w:tcBorders>
-              <w:top w:val="single" w:sz="4" w:space="0" w:color="auto"/>
-              <w:left w:val="single" w:sz="4" w:space="0" w:color="auto"/>
-              <w:bottom w:val="single" w:sz="4" w:space="0" w:color="auto"/>
-              <w:right w:val="single" w:sz="12" w:space="0" w:color="auto"/>
-            </w:tcBorders>
-            <w:vAlign w:val="center"/>
-            <w:hideMark/>
-          </w:tcPr>
-          <w:p>
-            <w:pPr>
-              <w:jc w:val="center"/>
-              <w:rPr>
-                <w:rFonts w:ascii="黑体" w:eastAsia="黑体" w:hAnsi="黑体" w:hint="eastAsia"/>
-                <w:bCs/>
-                <w:szCs w:val="21"/>
-              </w:rPr>
-            </w:pPr>
-            <w:r>
-              <w:rPr>
-                <w:rFonts w:ascii="黑体" w:eastAsia="黑体" w:hAnsi="黑体" w:hint="eastAsia"/>
-                <w:bCs/>
-                <w:szCs w:val="21"/>
-              </w:rPr>
-              <w:t>期望结果与评估标准</w:t>
-            </w:r>
-          </w:p>
-        </w:tc>
-      </w:tr>
-      <w:tr>
-        <w:tc>
-          <w:tcPr>
-            <w:tcW w:w="767" w:type="dxa"/>
-            <w:tcBorders>
-              <w:top w:val="single" w:sz="4" w:space="0" w:color="auto"/>
-              <w:left w:val="single" w:sz="12" w:space="0" w:color="auto"/>
-              <w:bottom w:val="single" w:sz="4" w:space="0" w:color="auto"/>
-              <w:right w:val="single" w:sz="4" w:space="0" w:color="auto"/>
-            </w:tcBorders>
-            <w:vAlign w:val="center"/>
-          </w:tcPr>
-          <w:p>
-            <w:pPr>
-              <w:jc w:val="center"/>
-              <w:rPr>
-                <w:noProof/>
-                <w:szCs w:val="21"/>
-              </w:rPr>
-            </w:pPr>
-            <w:r>
-              <w:rPr>
-                <w:rFonts w:hint="eastAsia"/>
-                <w:noProof/>
-                <w:szCs w:val="21"/>
-              </w:rPr>
-              <w:t xml:space="preserve">1</w:t>
-            </w:r>
-          </w:p>
-        </w:tc>
-        <w:tc>
-          <w:tcPr>
-            <w:tcW w:w="4391" w:type="dxa"/>
-            <w:gridSpan w:val="2"/>
-            <w:tcBorders>
-              <w:top w:val="single" w:sz="4" w:space="0" w:color="auto"/>
-              <w:left w:val="single" w:sz="4" w:space="0" w:color="auto"/>
-              <w:bottom w:val="single" w:sz="4" w:space="0" w:color="auto"/>
-              <w:right w:val="single" w:sz="4" w:space="0" w:color="auto"/>
-            </w:tcBorders>
-            <w:vAlign w:val="center"/>
-          </w:tcPr>
-          <w:p>
-            <w:pPr>
-              <w:rPr>
-                <w:noProof/>
-                <w:szCs w:val="21"/>
-              </w:rPr>
-            </w:pPr>
-            <w:r>
-              <w:rPr>
-                <w:rFonts w:hint="eastAsia"/>
-                <w:noProof/>
-                <w:szCs w:val="21"/>
-              </w:rPr>
-              <w:t xml:space="preserve">检查按键、编辑框等使能情况（闪烁）</w:t>
-            </w:r>
-          </w:p>
-        </w:tc>
-        <w:tc>
-          <w:tcPr>
-            <w:tcW w:w="3882" w:type="dxa"/>
-            <w:gridSpan w:val="2"/>
-            <w:tcBorders>
-              <w:top w:val="single" w:sz="4" w:space="0" w:color="auto"/>
-              <w:left w:val="single" w:sz="4" w:space="0" w:color="auto"/>
-              <w:bottom w:val="single" w:sz="4" w:space="0" w:color="auto"/>
-              <w:right w:val="single" w:sz="12" w:space="0" w:color="auto"/>
-            </w:tcBorders>
-            <w:vAlign w:val="center"/>
-          </w:tcPr>
-          <w:p>
-            <w:pPr>
-              <w:rPr>
-                <w:szCs w:val="21"/>
-              </w:rPr>
-            </w:pPr>
-            <w:r>
-              <w:rPr>
-                <w:rFonts w:hint="eastAsia"/>
-                <w:szCs w:val="21"/>
-              </w:rPr>
-              <w:lastRenderedPageBreak/>
-              <w:t xml:space="preserve">闪烁</w:t>
-            </w:r>
-          </w:p>
-        </w:tc>
-      </w:tr>
-      <w:tr>
-        <w:tc>
-          <w:tcPr>
-            <w:tcW w:w="767" w:type="dxa"/>
-            <w:tcBorders>
-              <w:top w:val="single" w:sz="4" w:space="0" w:color="auto"/>
-              <w:left w:val="single" w:sz="12" w:space="0" w:color="auto"/>
-              <w:bottom w:val="single" w:sz="4" w:space="0" w:color="auto"/>
-              <w:right w:val="single" w:sz="4" w:space="0" w:color="auto"/>
-            </w:tcBorders>
-            <w:vAlign w:val="center"/>
-          </w:tcPr>
-          <w:p>
-            <w:pPr>
-              <w:jc w:val="center"/>
-              <w:rPr>
-                <w:noProof/>
-                <w:szCs w:val="21"/>
-              </w:rPr>
-            </w:pPr>
-            <w:r>
-              <w:rPr>
-                <w:rFonts w:hint="eastAsia"/>
-                <w:noProof/>
-                <w:szCs w:val="21"/>
-              </w:rPr>
-              <w:t xml:space="preserve">2</w:t>
-            </w:r>
-          </w:p>
-        </w:tc>
-        <w:tc>
-          <w:tcPr>
-            <w:tcW w:w="4391" w:type="dxa"/>
-            <w:gridSpan w:val="2"/>
-            <w:tcBorders>
-              <w:top w:val="single" w:sz="4" w:space="0" w:color="auto"/>
-              <w:left w:val="single" w:sz="4" w:space="0" w:color="auto"/>
-              <w:bottom w:val="single" w:sz="4" w:space="0" w:color="auto"/>
-              <w:right w:val="single" w:sz="4" w:space="0" w:color="auto"/>
-            </w:tcBorders>
-            <w:vAlign w:val="center"/>
-          </w:tcPr>
-          <w:p>
-            <w:pPr>
-              <w:rPr>
-                <w:noProof/>
-                <w:szCs w:val="21"/>
-              </w:rPr>
-            </w:pPr>
-            <w:r>
-              <w:rPr>
-                <w:rFonts w:hint="eastAsia"/>
-                <w:noProof/>
-                <w:szCs w:val="21"/>
-              </w:rPr>
-              <w:t xml:space="preserve">执行任务期间，进行按键的多处连击</w:t>
-            </w:r>
-          </w:p>
-        </w:tc>
-        <w:tc>
-          <w:tcPr>
-            <w:tcW w:w="3882" w:type="dxa"/>
-            <w:gridSpan w:val="2"/>
-            <w:tcBorders>
-              <w:top w:val="single" w:sz="4" w:space="0" w:color="auto"/>
-              <w:left w:val="single" w:sz="4" w:space="0" w:color="auto"/>
-              <w:bottom w:val="single" w:sz="4" w:space="0" w:color="auto"/>
-              <w:right w:val="single" w:sz="12" w:space="0" w:color="auto"/>
-            </w:tcBorders>
-            <w:vAlign w:val="center"/>
-          </w:tcPr>
-          <w:p>
-            <w:pPr>
-              <w:rPr>
-                <w:szCs w:val="21"/>
-              </w:rPr>
-            </w:pPr>
-            <w:r>
-              <w:rPr>
-                <w:rFonts w:hint="eastAsia"/>
-                <w:szCs w:val="21"/>
-              </w:rPr>
-              <w:lastRenderedPageBreak/>
-              <w:t xml:space="preserve">不会出现假死或崩溃</w:t>
-            </w:r>
-          </w:p>
-        </w:tc>
-      </w:tr>
-      <w:tr>
-        <w:tc>
-          <w:tcPr>
-            <w:tcW w:w="767" w:type="dxa"/>
-            <w:tcBorders>
-              <w:top w:val="single" w:sz="4" w:space="0" w:color="auto"/>
-              <w:left w:val="single" w:sz="12" w:space="0" w:color="auto"/>
-              <w:bottom w:val="single" w:sz="4" w:space="0" w:color="auto"/>
-              <w:right w:val="single" w:sz="4" w:space="0" w:color="auto"/>
-            </w:tcBorders>
-            <w:vAlign w:val="center"/>
-          </w:tcPr>
-          <w:p>
-            <w:pPr>
-              <w:jc w:val="center"/>
-              <w:rPr>
-                <w:noProof/>
-                <w:szCs w:val="21"/>
-              </w:rPr>
-            </w:pPr>
-            <w:r>
-              <w:rPr>
-                <w:rFonts w:hint="eastAsia"/>
-                <w:noProof/>
-                <w:szCs w:val="21"/>
-              </w:rPr>
-              <w:t xml:space="preserve">3</w:t>
-            </w:r>
-          </w:p>
-        </w:tc>
-        <w:tc>
-          <w:tcPr>
-            <w:tcW w:w="4391" w:type="dxa"/>
-            <w:gridSpan w:val="2"/>
-            <w:tcBorders>
-              <w:top w:val="single" w:sz="4" w:space="0" w:color="auto"/>
-              <w:left w:val="single" w:sz="4" w:space="0" w:color="auto"/>
-              <w:bottom w:val="single" w:sz="4" w:space="0" w:color="auto"/>
-              <w:right w:val="single" w:sz="4" w:space="0" w:color="auto"/>
-            </w:tcBorders>
-            <w:vAlign w:val="center"/>
-          </w:tcPr>
-          <w:p>
-            <w:pPr>
-              <w:rPr>
-                <w:noProof/>
-                <w:szCs w:val="21"/>
-              </w:rPr>
-            </w:pPr>
-            <w:r>
-              <w:rPr>
-                <w:rFonts w:hint="eastAsia"/>
-                <w:noProof/>
-                <w:szCs w:val="21"/>
-              </w:rPr>
-              <w:t xml:space="preserve">检查列表，列表中的内容允许编辑、数据变更后自动更新显示</w:t>
-            </w:r>
-          </w:p>
-        </w:tc>
-        <w:tc>
-          <w:tcPr>
-            <w:tcW w:w="3882" w:type="dxa"/>
-            <w:gridSpan w:val="2"/>
-            <w:tcBorders>
-              <w:top w:val="single" w:sz="4" w:space="0" w:color="auto"/>
-              <w:left w:val="single" w:sz="4" w:space="0" w:color="auto"/>
-              <w:bottom w:val="single" w:sz="4" w:space="0" w:color="auto"/>
-              <w:right w:val="single" w:sz="12" w:space="0" w:color="auto"/>
-            </w:tcBorders>
-            <w:vAlign w:val="center"/>
-          </w:tcPr>
-          <w:p>
-            <w:pPr>
-              <w:rPr>
-                <w:szCs w:val="21"/>
-              </w:rPr>
-            </w:pPr>
-            <w:r>
-              <w:rPr>
-                <w:rFonts w:hint="eastAsia"/>
-                <w:szCs w:val="21"/>
-              </w:rPr>
-              <w:lastRenderedPageBreak/>
-              <w:t xml:space="preserve">内容允许编辑、数据变更后自动更新显示</w:t>
-            </w:r>
-          </w:p>
-        </w:tc>
-      </w:tr>
-      <w:tr>
-        <w:tc>
-          <w:tcPr>
-            <w:tcW w:w="767" w:type="dxa"/>
-            <w:tcBorders>
-              <w:top w:val="single" w:sz="4" w:space="0" w:color="auto"/>
-              <w:left w:val="single" w:sz="12" w:space="0" w:color="auto"/>
-              <w:bottom w:val="single" w:sz="4" w:space="0" w:color="auto"/>
-              <w:right w:val="single" w:sz="4" w:space="0" w:color="auto"/>
-            </w:tcBorders>
-            <w:vAlign w:val="center"/>
-          </w:tcPr>
-          <w:p>
-            <w:pPr>
-              <w:jc w:val="center"/>
-              <w:rPr>
-                <w:noProof/>
-                <w:szCs w:val="21"/>
-              </w:rPr>
-            </w:pPr>
-            <w:r>
-              <w:rPr>
-                <w:rFonts w:hint="eastAsia"/>
-                <w:noProof/>
-                <w:szCs w:val="21"/>
-              </w:rPr>
-              <w:t xml:space="preserve">4</w:t>
-            </w:r>
-          </w:p>
-        </w:tc>
-        <w:tc>
-          <w:tcPr>
-            <w:tcW w:w="4391" w:type="dxa"/>
-            <w:gridSpan w:val="2"/>
-            <w:tcBorders>
-              <w:top w:val="single" w:sz="4" w:space="0" w:color="auto"/>
-              <w:left w:val="single" w:sz="4" w:space="0" w:color="auto"/>
-              <w:bottom w:val="single" w:sz="4" w:space="0" w:color="auto"/>
-              <w:right w:val="single" w:sz="4" w:space="0" w:color="auto"/>
-            </w:tcBorders>
-            <w:vAlign w:val="center"/>
-          </w:tcPr>
-          <w:p>
-            <w:pPr>
-              <w:rPr>
-                <w:noProof/>
-                <w:szCs w:val="21"/>
-              </w:rPr>
-            </w:pPr>
-            <w:r>
-              <w:rPr>
-                <w:rFonts w:hint="eastAsia"/>
-                <w:noProof/>
-                <w:szCs w:val="21"/>
-              </w:rPr>
-              <w:t xml:space="preserve">能够进行选择和取消，选择及取消后处理正确</w:t>
-            </w:r>
-          </w:p>
-        </w:tc>
-        <w:tc>
-          <w:tcPr>
-            <w:tcW w:w="3882" w:type="dxa"/>
-            <w:gridSpan w:val="2"/>
-            <w:tcBorders>
-              <w:top w:val="single" w:sz="4" w:space="0" w:color="auto"/>
-              <w:left w:val="single" w:sz="4" w:space="0" w:color="auto"/>
-              <w:bottom w:val="single" w:sz="4" w:space="0" w:color="auto"/>
-              <w:right w:val="single" w:sz="12" w:space="0" w:color="auto"/>
-            </w:tcBorders>
-            <w:vAlign w:val="center"/>
-          </w:tcPr>
-          <w:p>
-            <w:pPr>
-              <w:rPr>
-                <w:szCs w:val="21"/>
-              </w:rPr>
-            </w:pPr>
-            <w:r>
-              <w:rPr>
-                <w:rFonts w:hint="eastAsia"/>
-                <w:szCs w:val="21"/>
-              </w:rPr>
-              <w:lastRenderedPageBreak/>
-              <w:t xml:space="preserve">能够进行选择和取消，选择及取消后处理正确</w:t>
-            </w:r>
-          </w:p>
-        </w:tc>
-      </w:tr>
-      <w:tr>
-        <w:tc>
-          <w:tcPr>
-            <w:tcW w:w="767" w:type="dxa"/>
-            <w:tcBorders>
-              <w:top w:val="single" w:sz="4" w:space="0" w:color="auto"/>
-              <w:left w:val="single" w:sz="12" w:space="0" w:color="auto"/>
-              <w:bottom w:val="single" w:sz="4" w:space="0" w:color="auto"/>
-              <w:right w:val="single" w:sz="4" w:space="0" w:color="auto"/>
-            </w:tcBorders>
-            <w:vAlign w:val="center"/>
-          </w:tcPr>
-          <w:p>
-            <w:pPr>
-              <w:jc w:val="center"/>
-              <w:rPr>
-                <w:noProof/>
-                <w:szCs w:val="21"/>
-              </w:rPr>
-            </w:pPr>
-            <w:r>
-              <w:rPr>
-                <w:rFonts w:hint="eastAsia"/>
-                <w:noProof/>
-                <w:szCs w:val="21"/>
-              </w:rPr>
-              <w:t xml:space="preserve">5</w:t>
-            </w:r>
-          </w:p>
-        </w:tc>
-        <w:tc>
-          <w:tcPr>
-            <w:tcW w:w="4391" w:type="dxa"/>
-            <w:gridSpan w:val="2"/>
-            <w:tcBorders>
-              <w:top w:val="single" w:sz="4" w:space="0" w:color="auto"/>
-              <w:left w:val="single" w:sz="4" w:space="0" w:color="auto"/>
-              <w:bottom w:val="single" w:sz="4" w:space="0" w:color="auto"/>
-              <w:right w:val="single" w:sz="4" w:space="0" w:color="auto"/>
-            </w:tcBorders>
-            <w:vAlign w:val="center"/>
-          </w:tcPr>
-          <w:p>
-            <w:pPr>
-              <w:rPr>
-                <w:noProof/>
-                <w:szCs w:val="21"/>
-              </w:rPr>
-            </w:pPr>
-            <w:r>
-              <w:rPr>
-                <w:rFonts w:hint="eastAsia"/>
-                <w:noProof/>
-                <w:szCs w:val="21"/>
-              </w:rPr>
-              <w:t xml:space="preserve">选择或取消某个单选框后再进行复选操作</w:t>
-            </w:r>
-          </w:p>
-        </w:tc>
-        <w:tc>
-          <w:tcPr>
-            <w:tcW w:w="3882" w:type="dxa"/>
-            <w:gridSpan w:val="2"/>
-            <w:tcBorders>
-              <w:top w:val="single" w:sz="4" w:space="0" w:color="auto"/>
-              <w:left w:val="single" w:sz="4" w:space="0" w:color="auto"/>
-              <w:bottom w:val="single" w:sz="4" w:space="0" w:color="auto"/>
-              <w:right w:val="single" w:sz="12" w:space="0" w:color="auto"/>
-            </w:tcBorders>
-            <w:vAlign w:val="center"/>
-          </w:tcPr>
-          <w:p>
-            <w:pPr>
-              <w:rPr>
-                <w:szCs w:val="21"/>
-              </w:rPr>
-            </w:pPr>
-            <w:r>
-              <w:rPr>
-                <w:rFonts w:hint="eastAsia"/>
-                <w:szCs w:val="21"/>
-              </w:rPr>
-              <w:lastRenderedPageBreak/>
-              <w:t xml:space="preserve">操作正确</w:t>
-            </w:r>
-          </w:p>
-        </w:tc>
-      </w:tr>
-      <w:tr>
-        <w:tc>
-          <w:tcPr>
-            <w:tcW w:w="767" w:type="dxa"/>
-            <w:tcBorders>
-              <w:top w:val="single" w:sz="4" w:space="0" w:color="auto"/>
-              <w:left w:val="single" w:sz="12" w:space="0" w:color="auto"/>
-              <w:bottom w:val="single" w:sz="4" w:space="0" w:color="auto"/>
-              <w:right w:val="single" w:sz="4" w:space="0" w:color="auto"/>
-            </w:tcBorders>
-            <w:vAlign w:val="center"/>
-          </w:tcPr>
-          <w:p>
-            <w:pPr>
-              <w:jc w:val="center"/>
-              <w:rPr>
-                <w:noProof/>
-                <w:szCs w:val="21"/>
-              </w:rPr>
-            </w:pPr>
-            <w:r>
-              <w:rPr>
-                <w:rFonts w:hint="eastAsia"/>
-                <w:noProof/>
-                <w:szCs w:val="21"/>
-              </w:rPr>
-              <w:t xml:space="preserve">6</w:t>
-            </w:r>
-          </w:p>
-        </w:tc>
-        <w:tc>
-          <w:tcPr>
-            <w:tcW w:w="4391" w:type="dxa"/>
-            <w:gridSpan w:val="2"/>
-            <w:tcBorders>
-              <w:top w:val="single" w:sz="4" w:space="0" w:color="auto"/>
-              <w:left w:val="single" w:sz="4" w:space="0" w:color="auto"/>
-              <w:bottom w:val="single" w:sz="4" w:space="0" w:color="auto"/>
-              <w:right w:val="single" w:sz="4" w:space="0" w:color="auto"/>
-            </w:tcBorders>
-            <w:vAlign w:val="center"/>
-          </w:tcPr>
-          <w:p>
-            <w:pPr>
-              <w:rPr>
-                <w:noProof/>
-                <w:szCs w:val="21"/>
-              </w:rPr>
-            </w:pPr>
-            <w:r>
-              <w:rPr>
-                <w:rFonts w:hint="eastAsia"/>
-                <w:noProof/>
-                <w:szCs w:val="21"/>
-              </w:rPr>
-              <w:t xml:space="preserve">执行一个任务，查看界面操作及显示的正确性</w:t>
-            </w:r>
-          </w:p>
-        </w:tc>
-        <w:tc>
-          <w:tcPr>
-            <w:tcW w:w="3882" w:type="dxa"/>
-            <w:gridSpan w:val="2"/>
-            <w:tcBorders>
-              <w:top w:val="single" w:sz="4" w:space="0" w:color="auto"/>
-              <w:left w:val="single" w:sz="4" w:space="0" w:color="auto"/>
-              <w:bottom w:val="single" w:sz="4" w:space="0" w:color="auto"/>
-              <w:right w:val="single" w:sz="12" w:space="0" w:color="auto"/>
-            </w:tcBorders>
-            <w:vAlign w:val="center"/>
-          </w:tcPr>
-          <w:p>
-            <w:pPr>
-              <w:rPr>
-                <w:szCs w:val="21"/>
-              </w:rPr>
-            </w:pPr>
-            <w:r>
-              <w:rPr>
-                <w:rFonts w:hint="eastAsia"/>
-                <w:szCs w:val="21"/>
-              </w:rPr>
-              <w:lastRenderedPageBreak/>
-              <w:t xml:space="preserve">界面操作及显示正确</w:t>
-            </w:r>
-          </w:p>
-        </w:tc>
-      </w:tr>
-      <w:tr>
-        <w:tc>
-          <w:tcPr>
-            <w:tcW w:w="767" w:type="dxa"/>
-            <w:tcBorders>
-              <w:top w:val="single" w:sz="4" w:space="0" w:color="auto"/>
-              <w:left w:val="single" w:sz="12" w:space="0" w:color="auto"/>
-              <w:bottom w:val="single" w:sz="4" w:space="0" w:color="auto"/>
-              <w:right w:val="single" w:sz="4" w:space="0" w:color="auto"/>
-            </w:tcBorders>
-            <w:vAlign w:val="center"/>
-          </w:tcPr>
-          <w:p>
-            <w:pPr>
-              <w:jc w:val="center"/>
-              <w:rPr>
-                <w:noProof/>
-                <w:szCs w:val="21"/>
-              </w:rPr>
-            </w:pPr>
-            <w:r>
-              <w:rPr>
-                <w:rFonts w:hint="eastAsia"/>
-                <w:noProof/>
-                <w:szCs w:val="21"/>
-              </w:rPr>
-              <w:t xml:space="preserve">7</w:t>
-            </w:r>
-          </w:p>
-        </w:tc>
-        <w:tc>
-          <w:tcPr>
-            <w:tcW w:w="4391" w:type="dxa"/>
-            <w:gridSpan w:val="2"/>
-            <w:tcBorders>
-              <w:top w:val="single" w:sz="4" w:space="0" w:color="auto"/>
-              <w:left w:val="single" w:sz="4" w:space="0" w:color="auto"/>
-              <w:bottom w:val="single" w:sz="4" w:space="0" w:color="auto"/>
-              <w:right w:val="single" w:sz="4" w:space="0" w:color="auto"/>
-            </w:tcBorders>
-            <w:vAlign w:val="center"/>
-          </w:tcPr>
-          <w:p>
-            <w:pPr>
-              <w:rPr>
-                <w:noProof/>
-                <w:szCs w:val="21"/>
-              </w:rPr>
-            </w:pPr>
-            <w:r>
-              <w:rPr>
-                <w:rFonts w:hint="eastAsia"/>
-                <w:noProof/>
-                <w:szCs w:val="21"/>
-              </w:rPr>
-              <w:t xml:space="preserve">在一个菜单功能项执行过程中用使用按钮选择其他功能</w:t>
-            </w:r>
-          </w:p>
-        </w:tc>
-        <w:tc>
-          <w:tcPr>
-            <w:tcW w:w="3882" w:type="dxa"/>
-            <w:gridSpan w:val="2"/>
-            <w:tcBorders>
-              <w:top w:val="single" w:sz="4" w:space="0" w:color="auto"/>
-              <w:left w:val="single" w:sz="4" w:space="0" w:color="auto"/>
-              <w:bottom w:val="single" w:sz="4" w:space="0" w:color="auto"/>
-              <w:right w:val="single" w:sz="12" w:space="0" w:color="auto"/>
-            </w:tcBorders>
-            <w:vAlign w:val="center"/>
-          </w:tcPr>
-          <w:p>
-            <w:pPr>
-              <w:rPr>
-                <w:szCs w:val="21"/>
-              </w:rPr>
-            </w:pPr>
-            <w:r>
-              <w:rPr>
-                <w:rFonts w:hint="eastAsia"/>
-                <w:szCs w:val="21"/>
-              </w:rPr>
-              <w:lastRenderedPageBreak/>
-              <w:t xml:space="preserve">不会出现假死或崩溃情况</w:t>
-            </w:r>
-          </w:p>
-        </w:tc>
-      </w:tr>
-      <w:tr>
-        <w:tc>
-          <w:tcPr>
-            <w:tcW w:w="767" w:type="dxa"/>
-            <w:tcBorders>
-              <w:top w:val="single" w:sz="4" w:space="0" w:color="auto"/>
-              <w:left w:val="single" w:sz="12" w:space="0" w:color="auto"/>
-              <w:bottom w:val="single" w:sz="4" w:space="0" w:color="auto"/>
-              <w:right w:val="single" w:sz="4" w:space="0" w:color="auto"/>
-            </w:tcBorders>
-            <w:vAlign w:val="center"/>
-          </w:tcPr>
-          <w:p>
-            <w:pPr>
-              <w:jc w:val="center"/>
-              <w:rPr>
-                <w:rFonts w:ascii="黑体" w:eastAsia="黑体" w:hAnsi="黑体" w:hint="eastAsia"/>
-                <w:bCs/>
-                <w:szCs w:val="21"/>
-              </w:rPr>
-            </w:pPr>
-            <w:r>
-              <w:rPr>
-                <w:rFonts w:ascii="黑体" w:eastAsia="黑体" w:hAnsi="黑体" w:hint="eastAsia"/>
-                <w:bCs/>
-                <w:szCs w:val="21"/>
-              </w:rPr>
-              <w:t>终止条件</w:t>
-            </w:r>
-          </w:p>
-        </w:tc>
-        <w:tc>
-          <w:tcPr>
-            <w:tcW w:w="8273" w:type="dxa"/>
-            <w:gridSpan w:val="4"/>
-            <w:tcBorders>
-              <w:top w:val="single" w:sz="4" w:space="0" w:color="auto"/>
-              <w:left w:val="single" w:sz="4" w:space="0" w:color="auto"/>
-              <w:bottom w:val="single" w:sz="4" w:space="0" w:color="auto"/>
-              <w:right w:val="single" w:sz="12" w:space="0" w:color="auto"/>
-            </w:tcBorders>
-            <w:vAlign w:val="center"/>
-          </w:tcPr>
-          <w:p>
-            <w:pPr>
-              <w:rPr>
-                <w:szCs w:val="21"/>
-              </w:rPr>
-            </w:pPr>
-            <w:r>
-              <w:rPr>
-                <w:rFonts w:hint="eastAsia"/>
-                <w:noProof/>
-                <w:szCs w:val="21"/>
-              </w:rPr>
-              <w:t>本测试用例的全部测试步骤被执行或因某种原因导致测试步骤无法执行</w:t>
-            </w:r>
-            <w:r>
-              <w:rPr>
-                <w:rFonts w:hint="eastAsia"/>
-                <w:noProof/>
-                <w:szCs w:val="21"/>
-              </w:rPr>
-              <w:t>(</w:t>
-            </w:r>
-            <w:r>
-              <w:rPr>
-                <w:rFonts w:hint="eastAsia"/>
-                <w:noProof/>
-                <w:szCs w:val="21"/>
-              </w:rPr>
-              <w:t>异常终止</w:t>
-            </w:r>
-            <w:r>
-              <w:rPr>
-                <w:rFonts w:hint="eastAsia"/>
-                <w:noProof/>
-                <w:szCs w:val="21"/>
-              </w:rPr>
-              <w:t>)</w:t>
-            </w:r>
-            <w:r>
-              <w:rPr>
-                <w:rFonts w:hint="eastAsia"/>
-                <w:noProof/>
-                <w:szCs w:val="21"/>
-              </w:rPr>
-              <w:t>。</w:t>
-            </w:r>
-          </w:p>
-        </w:tc>
-      </w:tr>
-      <w:tr>
-        <w:tc>
-          <w:tcPr>
-            <w:tcW w:w="767" w:type="dxa"/>
-            <w:tcBorders>
-              <w:top w:val="single" w:sz="4" w:space="0" w:color="auto"/>
-              <w:left w:val="single" w:sz="12" w:space="0" w:color="auto"/>
-              <w:bottom w:val="single" w:sz="4" w:space="0" w:color="auto"/>
-              <w:right w:val="single" w:sz="4" w:space="0" w:color="auto"/>
-            </w:tcBorders>
-            <w:vAlign w:val="center"/>
-          </w:tcPr>
-          <w:p>
-            <w:pPr>
-              <w:jc w:val="center"/>
-              <w:rPr>
-                <w:rFonts w:ascii="黑体" w:eastAsia="黑体" w:hAnsi="黑体" w:hint="eastAsia"/>
-                <w:bCs/>
-                <w:szCs w:val="21"/>
-              </w:rPr>
-            </w:pPr>
-            <w:r>
-              <w:rPr>
-                <w:rFonts w:ascii="黑体" w:eastAsia="黑体" w:hAnsi="黑体" w:hint="eastAsia"/>
-                <w:bCs/>
-                <w:szCs w:val="21"/>
-              </w:rPr>
-              <w:t>通过准则</w:t>
-            </w:r>
-          </w:p>
-        </w:tc>
-        <w:tc>
-          <w:tcPr>
-            <w:tcW w:w="8273" w:type="dxa"/>
-            <w:gridSpan w:val="4"/>
-            <w:tcBorders>
-              <w:top w:val="single" w:sz="4" w:space="0" w:color="auto"/>
-              <w:left w:val="single" w:sz="4" w:space="0" w:color="auto"/>
-              <w:bottom w:val="single" w:sz="4" w:space="0" w:color="auto"/>
-              <w:right w:val="single" w:sz="12" w:space="0" w:color="auto"/>
-            </w:tcBorders>
-            <w:vAlign w:val="center"/>
-          </w:tcPr>
-          <w:p>
-            <w:pPr>
-              <w:rPr>
-                <w:szCs w:val="21"/>
-              </w:rPr>
-            </w:pPr>
-            <w:r>
-              <w:rPr>
-                <w:rFonts w:hint="eastAsia"/>
-                <w:noProof/>
-                <w:szCs w:val="21"/>
-              </w:rPr>
-              <w:t>本测试用例的全部测试步骤都通过即标志本用例为</w:t>
-            </w:r>
-            <w:r>
-              <w:rPr>
-                <w:rFonts w:hint="eastAsia"/>
-                <w:noProof/>
-                <w:szCs w:val="21"/>
-              </w:rPr>
-              <w:t>"</w:t>
-            </w:r>
-            <w:r>
-              <w:rPr>
-                <w:rFonts w:hint="eastAsia"/>
-                <w:noProof/>
-                <w:szCs w:val="21"/>
-              </w:rPr>
-              <w:t>通过</w:t>
-            </w:r>
-            <w:r>
-              <w:rPr>
-                <w:rFonts w:hint="eastAsia"/>
-                <w:noProof/>
-                <w:szCs w:val="21"/>
-              </w:rPr>
-              <w:t>"</w:t>
-            </w:r>
-            <w:r>
-              <w:rPr>
-                <w:rFonts w:hint="eastAsia"/>
-                <w:noProof/>
-                <w:szCs w:val="21"/>
-              </w:rPr>
-              <w:t>。</w:t>
-            </w:r>
-          </w:p>
-        </w:tc>
-      </w:tr>
-      <w:tr>
-        <w:tc>
-          <w:tcPr>
-            <w:tcW w:w="767" w:type="dxa"/>
-            <w:tcBorders>
-              <w:top w:val="single" w:sz="4" w:space="0" w:color="auto"/>
-              <w:left w:val="single" w:sz="12" w:space="0" w:color="auto"/>
-              <w:bottom w:val="single" w:sz="12" w:space="0" w:color="auto"/>
-              <w:right w:val="single" w:sz="4" w:space="0" w:color="auto"/>
-            </w:tcBorders>
-            <w:vAlign w:val="center"/>
-          </w:tcPr>
-          <w:p>
-            <w:pPr>
-              <w:jc w:val="center"/>
-              <w:rPr>
-                <w:rFonts w:ascii="黑体" w:eastAsia="黑体" w:hAnsi="黑体" w:hint="eastAsia"/>
-                <w:bCs/>
-                <w:szCs w:val="21"/>
-              </w:rPr>
-            </w:pPr>
-            <w:r>
-              <w:rPr>
-                <w:rFonts w:ascii="黑体" w:eastAsia="黑体" w:hAnsi="黑体" w:hint="eastAsia"/>
-                <w:bCs/>
-                <w:szCs w:val="21"/>
-              </w:rPr>
-              <w:t>设计人员</w:t>
-            </w:r>
-          </w:p>
-        </w:tc>
-        <w:tc>
-          <w:tcPr>
-            <w:tcW w:w="8273" w:type="dxa"/>
-            <w:gridSpan w:val="4"/>
-            <w:tcBorders>
-              <w:top w:val="single" w:sz="4" w:space="0" w:color="auto"/>
-              <w:left w:val="single" w:sz="4" w:space="0" w:color="auto"/>
-              <w:bottom w:val="single" w:sz="12" w:space="0" w:color="auto"/>
-              <w:right w:val="single" w:sz="12" w:space="0" w:color="auto"/>
-            </w:tcBorders>
-            <w:vAlign w:val="center"/>
-          </w:tcPr>
-          <w:p>
-            <w:pPr>
-              <w:rPr>
-                <w:rFonts w:cs="宋体"/>
-                <w:szCs w:val="21"/>
-              </w:rPr>
-            </w:pPr>
-            <w:r>
-              <w:rPr>
-                <w:rFonts w:hint="eastAsia"/>
-                <w:noProof/>
-                <w:szCs w:val="21"/>
-              </w:rPr>
-              <w:t xml:space="preserve">陈俊亦</w:t>
-            </w:r>
-          </w:p>
-        </w:tc>
-      </w:tr>
-    </w:tbl>
-    <w:p/>
     <w:sectPr>
       <w:headerReference w:type="even" r:id="rId8"/>
       <w:footerReference w:type="even" r:id="rId9"/>

--- a/media/R2601/output_dir/sm/测试用例.docx
+++ b/media/R2601/output_dir/sm/测试用例.docx
@@ -3464,7 +3464,7 @@
                 <w:bCs/>
                 <w:szCs w:val="21"/>
               </w:rPr>
-              <w:t xml:space="preserve">串口批量替换后初始化</w:t>
+              <w:t xml:space="preserve">串口初始化</w:t>
             </w:r>
           </w:p>
         </w:tc>
@@ -3735,7 +3735,7 @@
                 <w:rFonts w:hint="eastAsia"/>
                 <w:szCs w:val="21"/>
               </w:rPr>
-              <w:t xml:space="preserve"/>
+              <w:t xml:space="preserve">这是一个测试用例综述</w:t>
             </w:r>
           </w:p>
         </w:tc>
@@ -4054,7 +4054,7 @@
                 <w:noProof/>
                 <w:szCs w:val="21"/>
               </w:rPr>
-              <w:t xml:space="preserve">XXX替换1</w:t>
+              <w:t xml:space="preserve">XXX1</w:t>
             </w:r>
           </w:p>
         </w:tc>
@@ -4142,7 +4142,7 @@
                 <w:noProof/>
                 <w:szCs w:val="21"/>
               </w:rPr>
-              <w:t xml:space="preserve">XXX替换2</w:t>
+              <w:t xml:space="preserve">XXX2</w:t>
             </w:r>
           </w:p>
         </w:tc>
@@ -4579,7 +4579,7 @@
                 <w:bCs/>
                 <w:szCs w:val="21"/>
               </w:rPr>
-              <w:t xml:space="preserve">其他批量替换后初始化</w:t>
+              <w:t xml:space="preserve">其他初始化</w:t>
             </w:r>
           </w:p>
         </w:tc>
@@ -5169,7 +5169,7 @@
                 <w:noProof/>
                 <w:szCs w:val="21"/>
               </w:rPr>
-              <w:t xml:space="preserve">XXX替换3</w:t>
+              <w:t xml:space="preserve">XXX3</w:t>
             </w:r>
           </w:p>
         </w:tc>
@@ -5257,7 +5257,7 @@
                 <w:noProof/>
                 <w:szCs w:val="21"/>
               </w:rPr>
-              <w:t xml:space="preserve">XXX替换4</w:t>
+              <w:t xml:space="preserve">XXX4</w:t>
             </w:r>
           </w:p>
         </w:tc>
@@ -5345,7 +5345,7 @@
                 <w:noProof/>
                 <w:szCs w:val="21"/>
               </w:rPr>
-              <w:t xml:space="preserve">XXX替换5</w:t>
+              <w:t xml:space="preserve">XXX5</w:t>
             </w:r>
           </w:p>
         </w:tc>
@@ -5625,3087 +5625,6 @@
       </w:tr>
     </w:tbl>
     <w:p/>
-    <w:tbl>
-      <w:tblPr>
-        <w:tblW w:w="0" w:type="auto"/>
-        <w:tblBorders>
-          <w:top w:val="single" w:sz="4" w:space="0" w:color="auto"/>
-          <w:left w:val="single" w:sz="4" w:space="0" w:color="auto"/>
-          <w:bottom w:val="single" w:sz="4" w:space="0" w:color="auto"/>
-          <w:right w:val="single" w:sz="4" w:space="0" w:color="auto"/>
-          <w:insideH w:val="single" w:sz="4" w:space="0" w:color="auto"/>
-          <w:insideV w:val="single" w:sz="4" w:space="0" w:color="auto"/>
-        </w:tblBorders>
-        <w:tblLayout w:type="fixed"/>
-        <w:tblCellMar>
-          <w:top w:w="85" w:type="dxa"/>
-          <w:bottom w:w="85" w:type="dxa"/>
-        </w:tblCellMar>
-        <w:tblLook w:val="04A0" w:firstRow="1" w:lastRow="0" w:firstColumn="1" w:lastColumn="0" w:noHBand="0" w:noVBand="1"/>
-      </w:tblPr>
-      <w:tblGrid>
-        <w:gridCol w:w="767"/>
-        <w:gridCol w:w="994"/>
-        <w:gridCol w:w="3397"/>
-        <w:gridCol w:w="1199"/>
-        <w:gridCol w:w="2683"/>
-      </w:tblGrid>
-      <w:tr>
-        <w:tc>
-          <w:tcPr>
-            <w:tcW w:w="9040" w:type="dxa"/>
-            <w:gridSpan w:val="5"/>
-            <w:tcBorders>
-              <w:top w:val="single" w:sz="12" w:space="0" w:color="auto"/>
-              <w:left w:val="single" w:sz="12" w:space="0" w:color="auto"/>
-              <w:bottom w:val="single" w:sz="12" w:space="0" w:color="auto"/>
-              <w:right w:val="single" w:sz="12" w:space="0" w:color="auto"/>
-            </w:tcBorders>
-            <w:vAlign w:val="center"/>
-          </w:tcPr>
-          <w:p>
-            <w:pPr>
-              <w:jc w:val="left"/>
-              <w:rPr>
-                <w:b/>
-                <w:noProof/>
-                <w:szCs w:val="21"/>
-              </w:rPr>
-            </w:pPr>
-            <w:r>
-              <w:rPr>
-                <w:rFonts w:hint="eastAsia"/>
-                <w:b/>
-                <w:noProof/>
-                <w:szCs w:val="21"/>
-              </w:rPr>
-              <w:t>用例</w:t>
-            </w:r>
-            <w:r>
-              <w:rPr>
-                <w:b/>
-                <w:noProof/>
-                <w:szCs w:val="21"/>
-              </w:rPr>
-              <w:fldChar w:fldCharType="begin"/>
-            </w:r>
-            <w:r>
-              <w:rPr>
-                <w:b/>
-                <w:noProof/>
-                <w:szCs w:val="21"/>
-              </w:rPr>
-              <w:instrText xml:space="preserve"> </w:instrText>
-            </w:r>
-            <w:r>
-              <w:rPr>
-                <w:rFonts w:hint="eastAsia"/>
-                <w:b/>
-                <w:noProof/>
-                <w:szCs w:val="21"/>
-              </w:rPr>
-              <w:instrText>AUTONUM  \* Arabic</w:instrText>
-            </w:r>
-            <w:r>
-              <w:rPr>
-                <w:b/>
-                <w:noProof/>
-                <w:szCs w:val="21"/>
-              </w:rPr>
-              <w:instrText xml:space="preserve"> </w:instrText>
-            </w:r>
-            <w:r>
-              <w:rPr>
-                <w:b/>
-                <w:noProof/>
-                <w:szCs w:val="21"/>
-              </w:rPr>
-              <w:fldChar w:fldCharType="end"/>
-            </w:r>
-          </w:p>
-        </w:tc>
-      </w:tr>
-      <w:tr>
-        <w:tc>
-          <w:tcPr>
-            <w:tcW w:w="1761" w:type="dxa"/>
-            <w:gridSpan w:val="2"/>
-            <w:tcBorders>
-              <w:top w:val="single" w:sz="12" w:space="0" w:color="auto"/>
-              <w:left w:val="single" w:sz="12" w:space="0" w:color="auto"/>
-              <w:bottom w:val="single" w:sz="12" w:space="0" w:color="auto"/>
-              <w:right w:val="single" w:sz="4" w:space="0" w:color="auto"/>
-            </w:tcBorders>
-            <w:vAlign w:val="center"/>
-            <w:hideMark/>
-          </w:tcPr>
-          <w:p>
-            <w:pPr>
-              <w:jc w:val="center"/>
-              <w:rPr>
-                <w:b/>
-                <w:szCs w:val="21"/>
-              </w:rPr>
-            </w:pPr>
-            <w:r>
-              <w:rPr>
-                <w:rFonts w:ascii="黑体" w:eastAsia="黑体" w:hAnsi="黑体" w:hint="eastAsia"/>
-                <w:bCs/>
-                <w:szCs w:val="21"/>
-              </w:rPr>
-              <w:t>测试用例名称</w:t>
-            </w:r>
-          </w:p>
-        </w:tc>
-        <w:tc>
-          <w:tcPr>
-            <w:tcW w:w="3397" w:type="dxa"/>
-            <w:tcBorders>
-              <w:top w:val="single" w:sz="12" w:space="0" w:color="auto"/>
-              <w:left w:val="single" w:sz="4" w:space="0" w:color="auto"/>
-              <w:bottom w:val="single" w:sz="12" w:space="0" w:color="auto"/>
-              <w:right w:val="single" w:sz="4" w:space="0" w:color="auto"/>
-            </w:tcBorders>
-            <w:vAlign w:val="center"/>
-          </w:tcPr>
-          <w:p>
-            <w:pPr>
-              <w:jc w:val="center"/>
-              <w:rPr>
-                <w:bCs/>
-                <w:szCs w:val="21"/>
-              </w:rPr>
-            </w:pPr>
-            <w:r>
-              <w:rPr>
-                <w:rFonts w:hint="eastAsia"/>
-                <w:bCs/>
-                <w:szCs w:val="21"/>
-              </w:rPr>
-              <w:t xml:space="preserve">串口校验位</w:t>
-            </w:r>
-          </w:p>
-        </w:tc>
-        <w:tc>
-          <w:tcPr>
-            <w:tcW w:w="1199" w:type="dxa"/>
-            <w:tcBorders>
-              <w:top w:val="single" w:sz="12" w:space="0" w:color="auto"/>
-              <w:left w:val="single" w:sz="4" w:space="0" w:color="auto"/>
-              <w:bottom w:val="single" w:sz="12" w:space="0" w:color="auto"/>
-              <w:right w:val="single" w:sz="4" w:space="0" w:color="auto"/>
-            </w:tcBorders>
-            <w:vAlign w:val="center"/>
-            <w:hideMark/>
-          </w:tcPr>
-          <w:p>
-            <w:pPr>
-              <w:jc w:val="center"/>
-              <w:rPr>
-                <w:b/>
-                <w:szCs w:val="21"/>
-              </w:rPr>
-            </w:pPr>
-            <w:r>
-              <w:rPr>
-                <w:rFonts w:ascii="黑体" w:eastAsia="黑体" w:hAnsi="黑体" w:hint="eastAsia"/>
-                <w:bCs/>
-                <w:szCs w:val="21"/>
-              </w:rPr>
-              <w:t>标</w:t>
-            </w:r>
-            <w:r>
-              <w:rPr>
-                <w:rFonts w:ascii="黑体" w:eastAsia="黑体" w:hAnsi="黑体"/>
-                <w:bCs/>
-                <w:szCs w:val="21"/>
-              </w:rPr>
-              <w:t xml:space="preserve">   识</w:t>
-            </w:r>
-          </w:p>
-        </w:tc>
-        <w:tc>
-          <w:tcPr>
-            <w:tcW w:w="2683" w:type="dxa"/>
-            <w:tcBorders>
-              <w:top w:val="single" w:sz="12" w:space="0" w:color="auto"/>
-              <w:left w:val="single" w:sz="4" w:space="0" w:color="auto"/>
-              <w:bottom w:val="single" w:sz="12" w:space="0" w:color="auto"/>
-              <w:right w:val="single" w:sz="12" w:space="0" w:color="auto"/>
-            </w:tcBorders>
-            <w:vAlign w:val="center"/>
-          </w:tcPr>
-          <w:p>
-            <w:pPr>
-              <w:jc w:val="center"/>
-              <w:rPr>
-                <w:bCs/>
-                <w:szCs w:val="21"/>
-              </w:rPr>
-            </w:pPr>
-            <w:r>
-              <w:rPr>
-                <w:rFonts w:hint="eastAsia"/>
-                <w:bCs/>
-                <w:szCs w:val="21"/>
-              </w:rPr>
-              <w:t xml:space="preserve">YL_SU_CSH_003</w:t>
-            </w:r>
-          </w:p>
-        </w:tc>
-      </w:tr>
-      <w:tr>
-        <w:tc>
-          <w:tcPr>
-            <w:tcW w:w="1761" w:type="dxa"/>
-            <w:gridSpan w:val="2"/>
-            <w:tcBorders>
-              <w:top w:val="single" w:sz="12" w:space="0" w:color="auto"/>
-              <w:left w:val="single" w:sz="12" w:space="0" w:color="auto"/>
-              <w:bottom w:val="single" w:sz="4" w:space="0" w:color="auto"/>
-              <w:right w:val="single" w:sz="4" w:space="0" w:color="auto"/>
-            </w:tcBorders>
-            <w:vAlign w:val="center"/>
-            <w:hideMark/>
-          </w:tcPr>
-          <w:p>
-            <w:pPr>
-              <w:jc w:val="center"/>
-              <w:rPr>
-                <w:b/>
-                <w:szCs w:val="21"/>
-              </w:rPr>
-            </w:pPr>
-            <w:r>
-              <w:rPr>
-                <w:rFonts w:ascii="黑体" w:eastAsia="黑体" w:hAnsi="黑体" w:hint="eastAsia"/>
-                <w:bCs/>
-                <w:szCs w:val="21"/>
-              </w:rPr>
-              <w:t>追踪关系</w:t>
-            </w:r>
-          </w:p>
-        </w:tc>
-        <w:tc>
-          <w:tcPr>
-            <w:tcW w:w="7279" w:type="dxa"/>
-            <w:gridSpan w:val="3"/>
-            <w:tcBorders>
-              <w:top w:val="single" w:sz="12" w:space="0" w:color="auto"/>
-              <w:left w:val="single" w:sz="4" w:space="0" w:color="auto"/>
-              <w:bottom w:val="single" w:sz="4" w:space="0" w:color="auto"/>
-              <w:right w:val="single" w:sz="12" w:space="0" w:color="auto"/>
-            </w:tcBorders>
-            <w:vAlign w:val="center"/>
-            <w:hideMark/>
-          </w:tcPr>
-          <w:p>
-            <w:pPr>
-              <w:rPr>
-                <w:noProof/>
-                <w:szCs w:val="21"/>
-              </w:rPr>
-            </w:pPr>
-            <w:r>
-              <w:rPr>
-                <w:rFonts w:hint="eastAsia"/>
-                <w:noProof/>
-                <w:szCs w:val="21"/>
-              </w:rPr>
-              <w:t>软件测试依据：</w:t>
-            </w:r>
-            <w:r>
-              <w:rPr>
-                <w:rFonts w:hint="eastAsia"/>
-                <w:noProof/>
-                <w:szCs w:val="21"/>
-              </w:rPr>
-              <w:t>测评大纲</w:t>
-            </w:r>
-          </w:p>
-          <w:p>
-            <w:pPr>
-              <w:rPr>
-                <w:noProof/>
-                <w:szCs w:val="21"/>
-              </w:rPr>
-            </w:pPr>
-            <w:r>
-              <w:rPr>
-                <w:rFonts w:hint="eastAsia"/>
-                <w:noProof/>
-                <w:szCs w:val="21"/>
-              </w:rPr>
-              <w:t>测试需求分析：</w:t>
-            </w:r>
-            <w:r>
-              <w:rPr>
-                <w:rFonts w:hint="eastAsia"/>
-                <w:noProof/>
-                <w:szCs w:val="21"/>
-              </w:rPr>
-              <w:t>（</w:t>
-            </w:r>
-            <w:r>
-              <w:rPr>
-                <w:rFonts w:hint="eastAsia"/>
-                <w:noProof/>
-                <w:szCs w:val="21"/>
-              </w:rPr>
-              <w:t xml:space="preserve">6.2.4.1</w:t>
-            </w:r>
-            <w:r>
-              <w:rPr>
-                <w:rFonts w:hint="eastAsia"/>
-                <w:noProof/>
-                <w:szCs w:val="21"/>
-              </w:rPr>
-              <w:t>）</w:t>
-            </w:r>
-            <w:r>
-              <w:rPr>
-                <w:rFonts w:hint="eastAsia"/>
-                <w:noProof/>
-                <w:szCs w:val="21"/>
-              </w:rPr>
-              <w:t xml:space="preserve">初始化功能测试</w:t>
-            </w:r>
-          </w:p>
-          <w:p>
-            <w:pPr>
-              <w:rPr>
-                <w:rFonts w:cs="宋体"/>
-                <w:i/>
-                <w:szCs w:val="21"/>
-              </w:rPr>
-            </w:pPr>
-            <w:r>
-              <w:rPr>
-                <w:rFonts w:hint="eastAsia"/>
-                <w:noProof/>
-                <w:szCs w:val="21"/>
-              </w:rPr>
-              <w:t>测试需求标识：</w:t>
-            </w:r>
-            <w:r>
-              <w:rPr>
-                <w:rFonts w:hint="eastAsia"/>
-                <w:noProof/>
-                <w:szCs w:val="21"/>
-              </w:rPr>
-              <w:t xml:space="preserve">XQ_SU_CSH</w:t>
-            </w:r>
-          </w:p>
-        </w:tc>
-      </w:tr>
-      <w:tr>
-        <w:tc>
-          <w:tcPr>
-            <w:tcW w:w="1761" w:type="dxa"/>
-            <w:gridSpan w:val="2"/>
-            <w:tcBorders>
-              <w:top w:val="single" w:sz="4" w:space="0" w:color="auto"/>
-              <w:left w:val="single" w:sz="12" w:space="0" w:color="auto"/>
-              <w:bottom w:val="single" w:sz="4" w:space="0" w:color="auto"/>
-              <w:right w:val="single" w:sz="4" w:space="0" w:color="auto"/>
-            </w:tcBorders>
-            <w:vAlign w:val="center"/>
-            <w:hideMark/>
-          </w:tcPr>
-          <w:p>
-            <w:pPr>
-              <w:jc w:val="center"/>
-              <w:rPr>
-                <w:rFonts w:ascii="黑体" w:eastAsia="黑体" w:hAnsi="黑体" w:hint="eastAsia"/>
-                <w:bCs/>
-                <w:szCs w:val="21"/>
-              </w:rPr>
-            </w:pPr>
-            <w:r>
-              <w:rPr>
-                <w:rFonts w:ascii="黑体" w:eastAsia="黑体" w:hAnsi="黑体" w:hint="eastAsia"/>
-                <w:bCs/>
-                <w:szCs w:val="21"/>
-              </w:rPr>
-              <w:t>测试用例综述</w:t>
-            </w:r>
-          </w:p>
-        </w:tc>
-        <w:tc>
-          <w:tcPr>
-            <w:tcW w:w="7279" w:type="dxa"/>
-            <w:gridSpan w:val="3"/>
-            <w:tcBorders>
-              <w:top w:val="single" w:sz="4" w:space="0" w:color="auto"/>
-              <w:left w:val="single" w:sz="4" w:space="0" w:color="auto"/>
-              <w:bottom w:val="single" w:sz="4" w:space="0" w:color="auto"/>
-              <w:right w:val="single" w:sz="12" w:space="0" w:color="auto"/>
-            </w:tcBorders>
-          </w:tcPr>
-          <w:p>
-            <w:pPr>
-              <w:rPr>
-                <w:szCs w:val="21"/>
-              </w:rPr>
-            </w:pPr>
-            <w:r>
-              <w:rPr>
-                <w:rFonts w:hint="eastAsia"/>
-                <w:szCs w:val="21"/>
-              </w:rPr>
-              <w:t xml:space="preserve">测试串口校验位</w:t>
-            </w:r>
-          </w:p>
-        </w:tc>
-      </w:tr>
-      <w:tr>
-        <w:tc>
-          <w:tcPr>
-            <w:tcW w:w="1761" w:type="dxa"/>
-            <w:gridSpan w:val="2"/>
-            <w:tcBorders>
-              <w:top w:val="single" w:sz="4" w:space="0" w:color="auto"/>
-              <w:left w:val="single" w:sz="12" w:space="0" w:color="auto"/>
-              <w:bottom w:val="single" w:sz="4" w:space="0" w:color="auto"/>
-              <w:right w:val="single" w:sz="4" w:space="0" w:color="auto"/>
-            </w:tcBorders>
-            <w:vAlign w:val="center"/>
-            <w:hideMark/>
-          </w:tcPr>
-          <w:p>
-            <w:pPr>
-              <w:jc w:val="center"/>
-              <w:rPr>
-                <w:rFonts w:ascii="黑体" w:eastAsia="黑体" w:hAnsi="黑体" w:hint="eastAsia"/>
-                <w:bCs/>
-                <w:szCs w:val="21"/>
-              </w:rPr>
-            </w:pPr>
-            <w:r>
-              <w:rPr>
-                <w:rFonts w:ascii="黑体" w:eastAsia="黑体" w:hAnsi="黑体" w:hint="eastAsia"/>
-                <w:bCs/>
-                <w:szCs w:val="21"/>
-              </w:rPr>
-              <w:t>用例初始化</w:t>
-            </w:r>
-          </w:p>
-        </w:tc>
-        <w:tc>
-          <w:tcPr>
-            <w:tcW w:w="7279" w:type="dxa"/>
-            <w:gridSpan w:val="3"/>
-            <w:tcBorders>
-              <w:top w:val="single" w:sz="4" w:space="0" w:color="auto"/>
-              <w:left w:val="single" w:sz="4" w:space="0" w:color="auto"/>
-              <w:bottom w:val="single" w:sz="4" w:space="0" w:color="auto"/>
-              <w:right w:val="single" w:sz="12" w:space="0" w:color="auto"/>
-            </w:tcBorders>
-            <w:vAlign w:val="center"/>
-            <w:hideMark/>
-          </w:tcPr>
-          <w:p>
-            <w:pPr>
-              <w:rPr>
-                <w:i/>
-                <w:szCs w:val="21"/>
-              </w:rPr>
-            </w:pPr>
-            <w:r>
-              <w:rPr>
-                <w:rFonts w:hint="eastAsia"/>
-                <w:noProof/>
-                <w:szCs w:val="21"/>
-              </w:rPr>
-              <w:t xml:space="preserve">软件正常启动，正常登录进软件</w:t>
-            </w:r>
-          </w:p>
-        </w:tc>
-      </w:tr>
-      <w:tr>
-        <w:tc>
-          <w:tcPr>
-            <w:tcW w:w="1761" w:type="dxa"/>
-            <w:gridSpan w:val="2"/>
-            <w:tcBorders>
-              <w:top w:val="single" w:sz="4" w:space="0" w:color="auto"/>
-              <w:left w:val="single" w:sz="12" w:space="0" w:color="auto"/>
-              <w:bottom w:val="single" w:sz="4" w:space="0" w:color="auto"/>
-              <w:right w:val="single" w:sz="4" w:space="0" w:color="auto"/>
-            </w:tcBorders>
-            <w:vAlign w:val="center"/>
-            <w:hideMark/>
-          </w:tcPr>
-          <w:p>
-            <w:pPr>
-              <w:jc w:val="center"/>
-              <w:rPr>
-                <w:rFonts w:ascii="黑体" w:eastAsia="黑体" w:hAnsi="黑体" w:hint="eastAsia"/>
-                <w:bCs/>
-                <w:szCs w:val="21"/>
-              </w:rPr>
-            </w:pPr>
-            <w:r>
-              <w:rPr>
-                <w:rFonts w:ascii="黑体" w:eastAsia="黑体" w:hAnsi="黑体" w:hint="eastAsia"/>
-                <w:bCs/>
-                <w:szCs w:val="21"/>
-              </w:rPr>
-              <w:t>前提和约束</w:t>
-            </w:r>
-          </w:p>
-        </w:tc>
-        <w:tc>
-          <w:tcPr>
-            <w:tcW w:w="7279" w:type="dxa"/>
-            <w:gridSpan w:val="3"/>
-            <w:tcBorders>
-              <w:top w:val="single" w:sz="4" w:space="0" w:color="auto"/>
-              <w:left w:val="single" w:sz="4" w:space="0" w:color="auto"/>
-              <w:bottom w:val="single" w:sz="4" w:space="0" w:color="auto"/>
-              <w:right w:val="single" w:sz="12" w:space="0" w:color="auto"/>
-            </w:tcBorders>
-            <w:vAlign w:val="center"/>
-            <w:hideMark/>
-          </w:tcPr>
-          <w:p>
-            <w:pPr>
-              <w:rPr>
-                <w:i/>
-                <w:szCs w:val="21"/>
-              </w:rPr>
-            </w:pPr>
-            <w:r>
-              <w:rPr>
-                <w:rFonts w:hint="eastAsia"/>
-                <w:noProof/>
-                <w:szCs w:val="21"/>
-              </w:rPr>
-              <w:t xml:space="preserve">软件正常启动，各界面显示工作正常</w:t>
-            </w:r>
-          </w:p>
-        </w:tc>
-      </w:tr>
-      <w:tr>
-        <w:tc>
-          <w:tcPr>
-            <w:tcW w:w="9040" w:type="dxa"/>
-            <w:gridSpan w:val="5"/>
-            <w:tcBorders>
-              <w:top w:val="single" w:sz="4" w:space="0" w:color="auto"/>
-              <w:left w:val="single" w:sz="12" w:space="0" w:color="auto"/>
-              <w:bottom w:val="single" w:sz="4" w:space="0" w:color="auto"/>
-              <w:right w:val="single" w:sz="12" w:space="0" w:color="auto"/>
-            </w:tcBorders>
-            <w:vAlign w:val="center"/>
-            <w:hideMark/>
-          </w:tcPr>
-          <w:p>
-            <w:pPr>
-              <w:jc w:val="center"/>
-              <w:rPr>
-                <w:rFonts w:ascii="黑体" w:eastAsia="黑体" w:hAnsi="黑体" w:hint="eastAsia"/>
-                <w:bCs/>
-                <w:szCs w:val="21"/>
-              </w:rPr>
-            </w:pPr>
-            <w:r>
-              <w:rPr>
-                <w:rFonts w:ascii="黑体" w:eastAsia="黑体" w:hAnsi="黑体" w:hint="eastAsia"/>
-                <w:bCs/>
-                <w:szCs w:val="21"/>
-              </w:rPr>
-              <w:t>测试步骤</w:t>
-            </w:r>
-          </w:p>
-        </w:tc>
-      </w:tr>
-      <w:tr>
-        <w:tc>
-          <w:tcPr>
-            <w:tcW w:w="767" w:type="dxa"/>
-            <w:tcBorders>
-              <w:top w:val="single" w:sz="4" w:space="0" w:color="auto"/>
-              <w:left w:val="single" w:sz="12" w:space="0" w:color="auto"/>
-              <w:bottom w:val="single" w:sz="4" w:space="0" w:color="auto"/>
-              <w:right w:val="single" w:sz="4" w:space="0" w:color="auto"/>
-            </w:tcBorders>
-            <w:vAlign w:val="center"/>
-            <w:hideMark/>
-          </w:tcPr>
-          <w:p>
-            <w:pPr>
-              <w:jc w:val="center"/>
-              <w:rPr>
-                <w:rFonts w:ascii="黑体" w:eastAsia="黑体" w:hAnsi="黑体" w:hint="eastAsia"/>
-                <w:bCs/>
-                <w:szCs w:val="21"/>
-              </w:rPr>
-            </w:pPr>
-            <w:r>
-              <w:rPr>
-                <w:rFonts w:ascii="黑体" w:eastAsia="黑体" w:hAnsi="黑体" w:hint="eastAsia"/>
-                <w:bCs/>
-                <w:szCs w:val="21"/>
-              </w:rPr>
-              <w:t>序号</w:t>
-            </w:r>
-          </w:p>
-        </w:tc>
-        <w:tc>
-          <w:tcPr>
-            <w:tcW w:w="4391" w:type="dxa"/>
-            <w:gridSpan w:val="2"/>
-            <w:tcBorders>
-              <w:top w:val="single" w:sz="4" w:space="0" w:color="auto"/>
-              <w:left w:val="single" w:sz="4" w:space="0" w:color="auto"/>
-              <w:bottom w:val="single" w:sz="4" w:space="0" w:color="auto"/>
-              <w:right w:val="single" w:sz="4" w:space="0" w:color="auto"/>
-            </w:tcBorders>
-            <w:vAlign w:val="center"/>
-            <w:hideMark/>
-          </w:tcPr>
-          <w:p>
-            <w:pPr>
-              <w:jc w:val="center"/>
-              <w:rPr>
-                <w:rFonts w:ascii="黑体" w:eastAsia="黑体" w:hAnsi="黑体" w:hint="eastAsia"/>
-                <w:bCs/>
-                <w:szCs w:val="21"/>
-              </w:rPr>
-            </w:pPr>
-            <w:r>
-              <w:rPr>
-                <w:rFonts w:ascii="黑体" w:eastAsia="黑体" w:hAnsi="黑体" w:hint="eastAsia"/>
-                <w:bCs/>
-                <w:szCs w:val="21"/>
-              </w:rPr>
-              <w:t>输入及操作</w:t>
-            </w:r>
-          </w:p>
-        </w:tc>
-        <w:tc>
-          <w:tcPr>
-            <w:tcW w:w="3882" w:type="dxa"/>
-            <w:gridSpan w:val="2"/>
-            <w:tcBorders>
-              <w:top w:val="single" w:sz="4" w:space="0" w:color="auto"/>
-              <w:left w:val="single" w:sz="4" w:space="0" w:color="auto"/>
-              <w:bottom w:val="single" w:sz="4" w:space="0" w:color="auto"/>
-              <w:right w:val="single" w:sz="12" w:space="0" w:color="auto"/>
-            </w:tcBorders>
-            <w:vAlign w:val="center"/>
-            <w:hideMark/>
-          </w:tcPr>
-          <w:p>
-            <w:pPr>
-              <w:jc w:val="center"/>
-              <w:rPr>
-                <w:rFonts w:ascii="黑体" w:eastAsia="黑体" w:hAnsi="黑体" w:hint="eastAsia"/>
-                <w:bCs/>
-                <w:szCs w:val="21"/>
-              </w:rPr>
-            </w:pPr>
-            <w:r>
-              <w:rPr>
-                <w:rFonts w:ascii="黑体" w:eastAsia="黑体" w:hAnsi="黑体" w:hint="eastAsia"/>
-                <w:bCs/>
-                <w:szCs w:val="21"/>
-              </w:rPr>
-              <w:t>期望结果与评估标准</w:t>
-            </w:r>
-          </w:p>
-        </w:tc>
-      </w:tr>
-      <w:tr>
-        <w:tc>
-          <w:tcPr>
-            <w:tcW w:w="767" w:type="dxa"/>
-            <w:tcBorders>
-              <w:top w:val="single" w:sz="4" w:space="0" w:color="auto"/>
-              <w:left w:val="single" w:sz="12" w:space="0" w:color="auto"/>
-              <w:bottom w:val="single" w:sz="4" w:space="0" w:color="auto"/>
-              <w:right w:val="single" w:sz="4" w:space="0" w:color="auto"/>
-            </w:tcBorders>
-            <w:vAlign w:val="center"/>
-          </w:tcPr>
-          <w:p>
-            <w:pPr>
-              <w:jc w:val="center"/>
-              <w:rPr>
-                <w:noProof/>
-                <w:szCs w:val="21"/>
-              </w:rPr>
-            </w:pPr>
-            <w:r>
-              <w:rPr>
-                <w:rFonts w:hint="eastAsia"/>
-                <w:noProof/>
-                <w:szCs w:val="21"/>
-              </w:rPr>
-              <w:t xml:space="preserve">1</w:t>
-            </w:r>
-          </w:p>
-        </w:tc>
-        <w:tc>
-          <w:tcPr>
-            <w:tcW w:w="4391" w:type="dxa"/>
-            <w:gridSpan w:val="2"/>
-            <w:tcBorders>
-              <w:top w:val="single" w:sz="4" w:space="0" w:color="auto"/>
-              <w:left w:val="single" w:sz="4" w:space="0" w:color="auto"/>
-              <w:bottom w:val="single" w:sz="4" w:space="0" w:color="auto"/>
-              <w:right w:val="single" w:sz="4" w:space="0" w:color="auto"/>
-            </w:tcBorders>
-            <w:vAlign w:val="center"/>
-          </w:tcPr>
-          <w:p>
-            <w:pPr>
-              <w:rPr>
-                <w:noProof/>
-                <w:szCs w:val="21"/>
-              </w:rPr>
-            </w:pPr>
-            <w:r>
-              <w:rPr>
-                <w:rFonts w:hint="eastAsia"/>
-                <w:noProof/>
-                <w:szCs w:val="21"/>
-              </w:rPr>
-              <w:t xml:space="preserve">进行XXX替换操作</w:t>
-            </w:r>
-          </w:p>
-        </w:tc>
-        <w:tc>
-          <w:tcPr>
-            <w:tcW w:w="3882" w:type="dxa"/>
-            <w:gridSpan w:val="2"/>
-            <w:tcBorders>
-              <w:top w:val="single" w:sz="4" w:space="0" w:color="auto"/>
-              <w:left w:val="single" w:sz="4" w:space="0" w:color="auto"/>
-              <w:bottom w:val="single" w:sz="4" w:space="0" w:color="auto"/>
-              <w:right w:val="single" w:sz="12" w:space="0" w:color="auto"/>
-            </w:tcBorders>
-            <w:vAlign w:val="center"/>
-          </w:tcPr>
-          <w:p>
-            <w:pPr>
-              <w:rPr>
-                <w:szCs w:val="21"/>
-              </w:rPr>
-            </w:pPr>
-            <w:r>
-              <w:rPr>
-                <w:rFonts w:hint="eastAsia"/>
-                <w:szCs w:val="21"/>
-              </w:rPr>
-              <w:lastRenderedPageBreak/>
-              <w:t xml:space="preserve">XXX替换正确</w:t>
-            </w:r>
-          </w:p>
-        </w:tc>
-      </w:tr>
-      <w:tr>
-        <w:tc>
-          <w:tcPr>
-            <w:tcW w:w="767" w:type="dxa"/>
-            <w:tcBorders>
-              <w:top w:val="single" w:sz="4" w:space="0" w:color="auto"/>
-              <w:left w:val="single" w:sz="12" w:space="0" w:color="auto"/>
-              <w:bottom w:val="single" w:sz="4" w:space="0" w:color="auto"/>
-              <w:right w:val="single" w:sz="4" w:space="0" w:color="auto"/>
-            </w:tcBorders>
-            <w:vAlign w:val="center"/>
-          </w:tcPr>
-          <w:p>
-            <w:pPr>
-              <w:jc w:val="center"/>
-              <w:rPr>
-                <w:rFonts w:ascii="黑体" w:eastAsia="黑体" w:hAnsi="黑体" w:hint="eastAsia"/>
-                <w:bCs/>
-                <w:szCs w:val="21"/>
-              </w:rPr>
-            </w:pPr>
-            <w:r>
-              <w:rPr>
-                <w:rFonts w:ascii="黑体" w:eastAsia="黑体" w:hAnsi="黑体" w:hint="eastAsia"/>
-                <w:bCs/>
-                <w:szCs w:val="21"/>
-              </w:rPr>
-              <w:t>终止条件</w:t>
-            </w:r>
-          </w:p>
-        </w:tc>
-        <w:tc>
-          <w:tcPr>
-            <w:tcW w:w="8273" w:type="dxa"/>
-            <w:gridSpan w:val="4"/>
-            <w:tcBorders>
-              <w:top w:val="single" w:sz="4" w:space="0" w:color="auto"/>
-              <w:left w:val="single" w:sz="4" w:space="0" w:color="auto"/>
-              <w:bottom w:val="single" w:sz="4" w:space="0" w:color="auto"/>
-              <w:right w:val="single" w:sz="12" w:space="0" w:color="auto"/>
-            </w:tcBorders>
-            <w:vAlign w:val="center"/>
-          </w:tcPr>
-          <w:p>
-            <w:pPr>
-              <w:rPr>
-                <w:szCs w:val="21"/>
-              </w:rPr>
-            </w:pPr>
-            <w:r>
-              <w:rPr>
-                <w:rFonts w:hint="eastAsia"/>
-                <w:noProof/>
-                <w:szCs w:val="21"/>
-              </w:rPr>
-              <w:t>本测试用例的全部测试步骤被执行或因某种原因导致测试步骤无法执行</w:t>
-            </w:r>
-            <w:r>
-              <w:rPr>
-                <w:rFonts w:hint="eastAsia"/>
-                <w:noProof/>
-                <w:szCs w:val="21"/>
-              </w:rPr>
-              <w:t>(</w:t>
-            </w:r>
-            <w:r>
-              <w:rPr>
-                <w:rFonts w:hint="eastAsia"/>
-                <w:noProof/>
-                <w:szCs w:val="21"/>
-              </w:rPr>
-              <w:t>异常终止</w:t>
-            </w:r>
-            <w:r>
-              <w:rPr>
-                <w:rFonts w:hint="eastAsia"/>
-                <w:noProof/>
-                <w:szCs w:val="21"/>
-              </w:rPr>
-              <w:t>)</w:t>
-            </w:r>
-            <w:r>
-              <w:rPr>
-                <w:rFonts w:hint="eastAsia"/>
-                <w:noProof/>
-                <w:szCs w:val="21"/>
-              </w:rPr>
-              <w:t>。</w:t>
-            </w:r>
-          </w:p>
-        </w:tc>
-      </w:tr>
-      <w:tr>
-        <w:tc>
-          <w:tcPr>
-            <w:tcW w:w="767" w:type="dxa"/>
-            <w:tcBorders>
-              <w:top w:val="single" w:sz="4" w:space="0" w:color="auto"/>
-              <w:left w:val="single" w:sz="12" w:space="0" w:color="auto"/>
-              <w:bottom w:val="single" w:sz="4" w:space="0" w:color="auto"/>
-              <w:right w:val="single" w:sz="4" w:space="0" w:color="auto"/>
-            </w:tcBorders>
-            <w:vAlign w:val="center"/>
-          </w:tcPr>
-          <w:p>
-            <w:pPr>
-              <w:jc w:val="center"/>
-              <w:rPr>
-                <w:rFonts w:ascii="黑体" w:eastAsia="黑体" w:hAnsi="黑体" w:hint="eastAsia"/>
-                <w:bCs/>
-                <w:szCs w:val="21"/>
-              </w:rPr>
-            </w:pPr>
-            <w:r>
-              <w:rPr>
-                <w:rFonts w:ascii="黑体" w:eastAsia="黑体" w:hAnsi="黑体" w:hint="eastAsia"/>
-                <w:bCs/>
-                <w:szCs w:val="21"/>
-              </w:rPr>
-              <w:t>通过准则</w:t>
-            </w:r>
-          </w:p>
-        </w:tc>
-        <w:tc>
-          <w:tcPr>
-            <w:tcW w:w="8273" w:type="dxa"/>
-            <w:gridSpan w:val="4"/>
-            <w:tcBorders>
-              <w:top w:val="single" w:sz="4" w:space="0" w:color="auto"/>
-              <w:left w:val="single" w:sz="4" w:space="0" w:color="auto"/>
-              <w:bottom w:val="single" w:sz="4" w:space="0" w:color="auto"/>
-              <w:right w:val="single" w:sz="12" w:space="0" w:color="auto"/>
-            </w:tcBorders>
-            <w:vAlign w:val="center"/>
-          </w:tcPr>
-          <w:p>
-            <w:pPr>
-              <w:rPr>
-                <w:szCs w:val="21"/>
-              </w:rPr>
-            </w:pPr>
-            <w:r>
-              <w:rPr>
-                <w:rFonts w:hint="eastAsia"/>
-                <w:noProof/>
-                <w:szCs w:val="21"/>
-              </w:rPr>
-              <w:t>本测试用例的全部测试步骤都通过即标志本用例为</w:t>
-            </w:r>
-            <w:r>
-              <w:rPr>
-                <w:rFonts w:hint="eastAsia"/>
-                <w:noProof/>
-                <w:szCs w:val="21"/>
-              </w:rPr>
-              <w:t>"</w:t>
-            </w:r>
-            <w:r>
-              <w:rPr>
-                <w:rFonts w:hint="eastAsia"/>
-                <w:noProof/>
-                <w:szCs w:val="21"/>
-              </w:rPr>
-              <w:t>通过</w:t>
-            </w:r>
-            <w:r>
-              <w:rPr>
-                <w:rFonts w:hint="eastAsia"/>
-                <w:noProof/>
-                <w:szCs w:val="21"/>
-              </w:rPr>
-              <w:t>"</w:t>
-            </w:r>
-            <w:r>
-              <w:rPr>
-                <w:rFonts w:hint="eastAsia"/>
-                <w:noProof/>
-                <w:szCs w:val="21"/>
-              </w:rPr>
-              <w:t>。</w:t>
-            </w:r>
-          </w:p>
-        </w:tc>
-      </w:tr>
-      <w:tr>
-        <w:tc>
-          <w:tcPr>
-            <w:tcW w:w="767" w:type="dxa"/>
-            <w:tcBorders>
-              <w:top w:val="single" w:sz="4" w:space="0" w:color="auto"/>
-              <w:left w:val="single" w:sz="12" w:space="0" w:color="auto"/>
-              <w:bottom w:val="single" w:sz="12" w:space="0" w:color="auto"/>
-              <w:right w:val="single" w:sz="4" w:space="0" w:color="auto"/>
-            </w:tcBorders>
-            <w:vAlign w:val="center"/>
-          </w:tcPr>
-          <w:p>
-            <w:pPr>
-              <w:jc w:val="center"/>
-              <w:rPr>
-                <w:rFonts w:ascii="黑体" w:eastAsia="黑体" w:hAnsi="黑体" w:hint="eastAsia"/>
-                <w:bCs/>
-                <w:szCs w:val="21"/>
-              </w:rPr>
-            </w:pPr>
-            <w:r>
-              <w:rPr>
-                <w:rFonts w:ascii="黑体" w:eastAsia="黑体" w:hAnsi="黑体" w:hint="eastAsia"/>
-                <w:bCs/>
-                <w:szCs w:val="21"/>
-              </w:rPr>
-              <w:t>设计人员</w:t>
-            </w:r>
-          </w:p>
-        </w:tc>
-        <w:tc>
-          <w:tcPr>
-            <w:tcW w:w="8273" w:type="dxa"/>
-            <w:gridSpan w:val="4"/>
-            <w:tcBorders>
-              <w:top w:val="single" w:sz="4" w:space="0" w:color="auto"/>
-              <w:left w:val="single" w:sz="4" w:space="0" w:color="auto"/>
-              <w:bottom w:val="single" w:sz="12" w:space="0" w:color="auto"/>
-              <w:right w:val="single" w:sz="12" w:space="0" w:color="auto"/>
-            </w:tcBorders>
-            <w:vAlign w:val="center"/>
-          </w:tcPr>
-          <w:p>
-            <w:pPr>
-              <w:rPr>
-                <w:rFonts w:cs="宋体"/>
-                <w:szCs w:val="21"/>
-              </w:rPr>
-            </w:pPr>
-            <w:r>
-              <w:rPr>
-                <w:rFonts w:hint="eastAsia"/>
-                <w:noProof/>
-                <w:szCs w:val="21"/>
-              </w:rPr>
-              <w:t xml:space="preserve">陈俊亦</w:t>
-            </w:r>
-          </w:p>
-        </w:tc>
-      </w:tr>
-    </w:tbl>
-    <w:p/>
-    <w:tbl>
-      <w:tblPr>
-        <w:tblW w:w="0" w:type="auto"/>
-        <w:tblBorders>
-          <w:top w:val="single" w:sz="4" w:space="0" w:color="auto"/>
-          <w:left w:val="single" w:sz="4" w:space="0" w:color="auto"/>
-          <w:bottom w:val="single" w:sz="4" w:space="0" w:color="auto"/>
-          <w:right w:val="single" w:sz="4" w:space="0" w:color="auto"/>
-          <w:insideH w:val="single" w:sz="4" w:space="0" w:color="auto"/>
-          <w:insideV w:val="single" w:sz="4" w:space="0" w:color="auto"/>
-        </w:tblBorders>
-        <w:tblLayout w:type="fixed"/>
-        <w:tblCellMar>
-          <w:top w:w="85" w:type="dxa"/>
-          <w:bottom w:w="85" w:type="dxa"/>
-        </w:tblCellMar>
-        <w:tblLook w:val="04A0" w:firstRow="1" w:lastRow="0" w:firstColumn="1" w:lastColumn="0" w:noHBand="0" w:noVBand="1"/>
-      </w:tblPr>
-      <w:tblGrid>
-        <w:gridCol w:w="767"/>
-        <w:gridCol w:w="994"/>
-        <w:gridCol w:w="3397"/>
-        <w:gridCol w:w="1199"/>
-        <w:gridCol w:w="2683"/>
-      </w:tblGrid>
-      <w:tr>
-        <w:tc>
-          <w:tcPr>
-            <w:tcW w:w="9040" w:type="dxa"/>
-            <w:gridSpan w:val="5"/>
-            <w:tcBorders>
-              <w:top w:val="single" w:sz="12" w:space="0" w:color="auto"/>
-              <w:left w:val="single" w:sz="12" w:space="0" w:color="auto"/>
-              <w:bottom w:val="single" w:sz="12" w:space="0" w:color="auto"/>
-              <w:right w:val="single" w:sz="12" w:space="0" w:color="auto"/>
-            </w:tcBorders>
-            <w:vAlign w:val="center"/>
-          </w:tcPr>
-          <w:p>
-            <w:pPr>
-              <w:jc w:val="left"/>
-              <w:rPr>
-                <w:b/>
-                <w:noProof/>
-                <w:szCs w:val="21"/>
-              </w:rPr>
-            </w:pPr>
-            <w:r>
-              <w:rPr>
-                <w:rFonts w:hint="eastAsia"/>
-                <w:b/>
-                <w:noProof/>
-                <w:szCs w:val="21"/>
-              </w:rPr>
-              <w:t>用例</w:t>
-            </w:r>
-            <w:r>
-              <w:rPr>
-                <w:b/>
-                <w:noProof/>
-                <w:szCs w:val="21"/>
-              </w:rPr>
-              <w:fldChar w:fldCharType="begin"/>
-            </w:r>
-            <w:r>
-              <w:rPr>
-                <w:b/>
-                <w:noProof/>
-                <w:szCs w:val="21"/>
-              </w:rPr>
-              <w:instrText xml:space="preserve"> </w:instrText>
-            </w:r>
-            <w:r>
-              <w:rPr>
-                <w:rFonts w:hint="eastAsia"/>
-                <w:b/>
-                <w:noProof/>
-                <w:szCs w:val="21"/>
-              </w:rPr>
-              <w:instrText>AUTONUM  \* Arabic</w:instrText>
-            </w:r>
-            <w:r>
-              <w:rPr>
-                <w:b/>
-                <w:noProof/>
-                <w:szCs w:val="21"/>
-              </w:rPr>
-              <w:instrText xml:space="preserve"> </w:instrText>
-            </w:r>
-            <w:r>
-              <w:rPr>
-                <w:b/>
-                <w:noProof/>
-                <w:szCs w:val="21"/>
-              </w:rPr>
-              <w:fldChar w:fldCharType="end"/>
-            </w:r>
-          </w:p>
-        </w:tc>
-      </w:tr>
-      <w:tr>
-        <w:tc>
-          <w:tcPr>
-            <w:tcW w:w="1761" w:type="dxa"/>
-            <w:gridSpan w:val="2"/>
-            <w:tcBorders>
-              <w:top w:val="single" w:sz="12" w:space="0" w:color="auto"/>
-              <w:left w:val="single" w:sz="12" w:space="0" w:color="auto"/>
-              <w:bottom w:val="single" w:sz="12" w:space="0" w:color="auto"/>
-              <w:right w:val="single" w:sz="4" w:space="0" w:color="auto"/>
-            </w:tcBorders>
-            <w:vAlign w:val="center"/>
-            <w:hideMark/>
-          </w:tcPr>
-          <w:p>
-            <w:pPr>
-              <w:jc w:val="center"/>
-              <w:rPr>
-                <w:b/>
-                <w:szCs w:val="21"/>
-              </w:rPr>
-            </w:pPr>
-            <w:r>
-              <w:rPr>
-                <w:rFonts w:ascii="黑体" w:eastAsia="黑体" w:hAnsi="黑体" w:hint="eastAsia"/>
-                <w:bCs/>
-                <w:szCs w:val="21"/>
-              </w:rPr>
-              <w:t>测试用例名称</w:t>
-            </w:r>
-          </w:p>
-        </w:tc>
-        <w:tc>
-          <w:tcPr>
-            <w:tcW w:w="3397" w:type="dxa"/>
-            <w:tcBorders>
-              <w:top w:val="single" w:sz="12" w:space="0" w:color="auto"/>
-              <w:left w:val="single" w:sz="4" w:space="0" w:color="auto"/>
-              <w:bottom w:val="single" w:sz="12" w:space="0" w:color="auto"/>
-              <w:right w:val="single" w:sz="4" w:space="0" w:color="auto"/>
-            </w:tcBorders>
-            <w:vAlign w:val="center"/>
-          </w:tcPr>
-          <w:p>
-            <w:pPr>
-              <w:jc w:val="center"/>
-              <w:rPr>
-                <w:bCs/>
-                <w:szCs w:val="21"/>
-              </w:rPr>
-            </w:pPr>
-            <w:r>
-              <w:rPr>
-                <w:rFonts w:hint="eastAsia"/>
-                <w:bCs/>
-                <w:szCs w:val="21"/>
-              </w:rPr>
-              <w:t xml:space="preserve">串口校验位</w:t>
-            </w:r>
-          </w:p>
-        </w:tc>
-        <w:tc>
-          <w:tcPr>
-            <w:tcW w:w="1199" w:type="dxa"/>
-            <w:tcBorders>
-              <w:top w:val="single" w:sz="12" w:space="0" w:color="auto"/>
-              <w:left w:val="single" w:sz="4" w:space="0" w:color="auto"/>
-              <w:bottom w:val="single" w:sz="12" w:space="0" w:color="auto"/>
-              <w:right w:val="single" w:sz="4" w:space="0" w:color="auto"/>
-            </w:tcBorders>
-            <w:vAlign w:val="center"/>
-            <w:hideMark/>
-          </w:tcPr>
-          <w:p>
-            <w:pPr>
-              <w:jc w:val="center"/>
-              <w:rPr>
-                <w:b/>
-                <w:szCs w:val="21"/>
-              </w:rPr>
-            </w:pPr>
-            <w:r>
-              <w:rPr>
-                <w:rFonts w:ascii="黑体" w:eastAsia="黑体" w:hAnsi="黑体" w:hint="eastAsia"/>
-                <w:bCs/>
-                <w:szCs w:val="21"/>
-              </w:rPr>
-              <w:t>标</w:t>
-            </w:r>
-            <w:r>
-              <w:rPr>
-                <w:rFonts w:ascii="黑体" w:eastAsia="黑体" w:hAnsi="黑体"/>
-                <w:bCs/>
-                <w:szCs w:val="21"/>
-              </w:rPr>
-              <w:t xml:space="preserve">   识</w:t>
-            </w:r>
-          </w:p>
-        </w:tc>
-        <w:tc>
-          <w:tcPr>
-            <w:tcW w:w="2683" w:type="dxa"/>
-            <w:tcBorders>
-              <w:top w:val="single" w:sz="12" w:space="0" w:color="auto"/>
-              <w:left w:val="single" w:sz="4" w:space="0" w:color="auto"/>
-              <w:bottom w:val="single" w:sz="12" w:space="0" w:color="auto"/>
-              <w:right w:val="single" w:sz="12" w:space="0" w:color="auto"/>
-            </w:tcBorders>
-            <w:vAlign w:val="center"/>
-          </w:tcPr>
-          <w:p>
-            <w:pPr>
-              <w:jc w:val="center"/>
-              <w:rPr>
-                <w:bCs/>
-                <w:szCs w:val="21"/>
-              </w:rPr>
-            </w:pPr>
-            <w:r>
-              <w:rPr>
-                <w:rFonts w:hint="eastAsia"/>
-                <w:bCs/>
-                <w:szCs w:val="21"/>
-              </w:rPr>
-              <w:t xml:space="preserve">YL_SU_CSH_004</w:t>
-            </w:r>
-          </w:p>
-        </w:tc>
-      </w:tr>
-      <w:tr>
-        <w:tc>
-          <w:tcPr>
-            <w:tcW w:w="1761" w:type="dxa"/>
-            <w:gridSpan w:val="2"/>
-            <w:tcBorders>
-              <w:top w:val="single" w:sz="12" w:space="0" w:color="auto"/>
-              <w:left w:val="single" w:sz="12" w:space="0" w:color="auto"/>
-              <w:bottom w:val="single" w:sz="4" w:space="0" w:color="auto"/>
-              <w:right w:val="single" w:sz="4" w:space="0" w:color="auto"/>
-            </w:tcBorders>
-            <w:vAlign w:val="center"/>
-            <w:hideMark/>
-          </w:tcPr>
-          <w:p>
-            <w:pPr>
-              <w:jc w:val="center"/>
-              <w:rPr>
-                <w:b/>
-                <w:szCs w:val="21"/>
-              </w:rPr>
-            </w:pPr>
-            <w:r>
-              <w:rPr>
-                <w:rFonts w:ascii="黑体" w:eastAsia="黑体" w:hAnsi="黑体" w:hint="eastAsia"/>
-                <w:bCs/>
-                <w:szCs w:val="21"/>
-              </w:rPr>
-              <w:t>追踪关系</w:t>
-            </w:r>
-          </w:p>
-        </w:tc>
-        <w:tc>
-          <w:tcPr>
-            <w:tcW w:w="7279" w:type="dxa"/>
-            <w:gridSpan w:val="3"/>
-            <w:tcBorders>
-              <w:top w:val="single" w:sz="12" w:space="0" w:color="auto"/>
-              <w:left w:val="single" w:sz="4" w:space="0" w:color="auto"/>
-              <w:bottom w:val="single" w:sz="4" w:space="0" w:color="auto"/>
-              <w:right w:val="single" w:sz="12" w:space="0" w:color="auto"/>
-            </w:tcBorders>
-            <w:vAlign w:val="center"/>
-            <w:hideMark/>
-          </w:tcPr>
-          <w:p>
-            <w:pPr>
-              <w:rPr>
-                <w:noProof/>
-                <w:szCs w:val="21"/>
-              </w:rPr>
-            </w:pPr>
-            <w:r>
-              <w:rPr>
-                <w:rFonts w:hint="eastAsia"/>
-                <w:noProof/>
-                <w:szCs w:val="21"/>
-              </w:rPr>
-              <w:t>软件测试依据：</w:t>
-            </w:r>
-            <w:r>
-              <w:rPr>
-                <w:rFonts w:hint="eastAsia"/>
-                <w:noProof/>
-                <w:szCs w:val="21"/>
-              </w:rPr>
-              <w:t>测评大纲</w:t>
-            </w:r>
-          </w:p>
-          <w:p>
-            <w:pPr>
-              <w:rPr>
-                <w:noProof/>
-                <w:szCs w:val="21"/>
-              </w:rPr>
-            </w:pPr>
-            <w:r>
-              <w:rPr>
-                <w:rFonts w:hint="eastAsia"/>
-                <w:noProof/>
-                <w:szCs w:val="21"/>
-              </w:rPr>
-              <w:t>测试需求分析：</w:t>
-            </w:r>
-            <w:r>
-              <w:rPr>
-                <w:rFonts w:hint="eastAsia"/>
-                <w:noProof/>
-                <w:szCs w:val="21"/>
-              </w:rPr>
-              <w:t>（</w:t>
-            </w:r>
-            <w:r>
-              <w:rPr>
-                <w:rFonts w:hint="eastAsia"/>
-                <w:noProof/>
-                <w:szCs w:val="21"/>
-              </w:rPr>
-              <w:t xml:space="preserve">6.2.4.1</w:t>
-            </w:r>
-            <w:r>
-              <w:rPr>
-                <w:rFonts w:hint="eastAsia"/>
-                <w:noProof/>
-                <w:szCs w:val="21"/>
-              </w:rPr>
-              <w:t>）</w:t>
-            </w:r>
-            <w:r>
-              <w:rPr>
-                <w:rFonts w:hint="eastAsia"/>
-                <w:noProof/>
-                <w:szCs w:val="21"/>
-              </w:rPr>
-              <w:t xml:space="preserve">初始化功能测试</w:t>
-            </w:r>
-          </w:p>
-          <w:p>
-            <w:pPr>
-              <w:rPr>
-                <w:rFonts w:cs="宋体"/>
-                <w:i/>
-                <w:szCs w:val="21"/>
-              </w:rPr>
-            </w:pPr>
-            <w:r>
-              <w:rPr>
-                <w:rFonts w:hint="eastAsia"/>
-                <w:noProof/>
-                <w:szCs w:val="21"/>
-              </w:rPr>
-              <w:t>测试需求标识：</w:t>
-            </w:r>
-            <w:r>
-              <w:rPr>
-                <w:rFonts w:hint="eastAsia"/>
-                <w:noProof/>
-                <w:szCs w:val="21"/>
-              </w:rPr>
-              <w:t xml:space="preserve">XQ_SU_CSH</w:t>
-            </w:r>
-          </w:p>
-        </w:tc>
-      </w:tr>
-      <w:tr>
-        <w:tc>
-          <w:tcPr>
-            <w:tcW w:w="1761" w:type="dxa"/>
-            <w:gridSpan w:val="2"/>
-            <w:tcBorders>
-              <w:top w:val="single" w:sz="4" w:space="0" w:color="auto"/>
-              <w:left w:val="single" w:sz="12" w:space="0" w:color="auto"/>
-              <w:bottom w:val="single" w:sz="4" w:space="0" w:color="auto"/>
-              <w:right w:val="single" w:sz="4" w:space="0" w:color="auto"/>
-            </w:tcBorders>
-            <w:vAlign w:val="center"/>
-            <w:hideMark/>
-          </w:tcPr>
-          <w:p>
-            <w:pPr>
-              <w:jc w:val="center"/>
-              <w:rPr>
-                <w:rFonts w:ascii="黑体" w:eastAsia="黑体" w:hAnsi="黑体" w:hint="eastAsia"/>
-                <w:bCs/>
-                <w:szCs w:val="21"/>
-              </w:rPr>
-            </w:pPr>
-            <w:r>
-              <w:rPr>
-                <w:rFonts w:ascii="黑体" w:eastAsia="黑体" w:hAnsi="黑体" w:hint="eastAsia"/>
-                <w:bCs/>
-                <w:szCs w:val="21"/>
-              </w:rPr>
-              <w:t>测试用例综述</w:t>
-            </w:r>
-          </w:p>
-        </w:tc>
-        <w:tc>
-          <w:tcPr>
-            <w:tcW w:w="7279" w:type="dxa"/>
-            <w:gridSpan w:val="3"/>
-            <w:tcBorders>
-              <w:top w:val="single" w:sz="4" w:space="0" w:color="auto"/>
-              <w:left w:val="single" w:sz="4" w:space="0" w:color="auto"/>
-              <w:bottom w:val="single" w:sz="4" w:space="0" w:color="auto"/>
-              <w:right w:val="single" w:sz="12" w:space="0" w:color="auto"/>
-            </w:tcBorders>
-          </w:tcPr>
-          <w:p>
-            <w:pPr>
-              <w:rPr>
-                <w:szCs w:val="21"/>
-              </w:rPr>
-            </w:pPr>
-            <w:r>
-              <w:rPr>
-                <w:rFonts w:hint="eastAsia"/>
-                <w:szCs w:val="21"/>
-              </w:rPr>
-              <w:t xml:space="preserve">测试串口校验位</w:t>
-            </w:r>
-          </w:p>
-        </w:tc>
-      </w:tr>
-      <w:tr>
-        <w:tc>
-          <w:tcPr>
-            <w:tcW w:w="1761" w:type="dxa"/>
-            <w:gridSpan w:val="2"/>
-            <w:tcBorders>
-              <w:top w:val="single" w:sz="4" w:space="0" w:color="auto"/>
-              <w:left w:val="single" w:sz="12" w:space="0" w:color="auto"/>
-              <w:bottom w:val="single" w:sz="4" w:space="0" w:color="auto"/>
-              <w:right w:val="single" w:sz="4" w:space="0" w:color="auto"/>
-            </w:tcBorders>
-            <w:vAlign w:val="center"/>
-            <w:hideMark/>
-          </w:tcPr>
-          <w:p>
-            <w:pPr>
-              <w:jc w:val="center"/>
-              <w:rPr>
-                <w:rFonts w:ascii="黑体" w:eastAsia="黑体" w:hAnsi="黑体" w:hint="eastAsia"/>
-                <w:bCs/>
-                <w:szCs w:val="21"/>
-              </w:rPr>
-            </w:pPr>
-            <w:r>
-              <w:rPr>
-                <w:rFonts w:ascii="黑体" w:eastAsia="黑体" w:hAnsi="黑体" w:hint="eastAsia"/>
-                <w:bCs/>
-                <w:szCs w:val="21"/>
-              </w:rPr>
-              <w:t>用例初始化</w:t>
-            </w:r>
-          </w:p>
-        </w:tc>
-        <w:tc>
-          <w:tcPr>
-            <w:tcW w:w="7279" w:type="dxa"/>
-            <w:gridSpan w:val="3"/>
-            <w:tcBorders>
-              <w:top w:val="single" w:sz="4" w:space="0" w:color="auto"/>
-              <w:left w:val="single" w:sz="4" w:space="0" w:color="auto"/>
-              <w:bottom w:val="single" w:sz="4" w:space="0" w:color="auto"/>
-              <w:right w:val="single" w:sz="12" w:space="0" w:color="auto"/>
-            </w:tcBorders>
-            <w:vAlign w:val="center"/>
-            <w:hideMark/>
-          </w:tcPr>
-          <w:p>
-            <w:pPr>
-              <w:rPr>
-                <w:i/>
-                <w:szCs w:val="21"/>
-              </w:rPr>
-            </w:pPr>
-            <w:r>
-              <w:rPr>
-                <w:rFonts w:hint="eastAsia"/>
-                <w:noProof/>
-                <w:szCs w:val="21"/>
-              </w:rPr>
-              <w:t xml:space="preserve">软件正常启动，正常登录进软件</w:t>
-            </w:r>
-          </w:p>
-        </w:tc>
-      </w:tr>
-      <w:tr>
-        <w:tc>
-          <w:tcPr>
-            <w:tcW w:w="1761" w:type="dxa"/>
-            <w:gridSpan w:val="2"/>
-            <w:tcBorders>
-              <w:top w:val="single" w:sz="4" w:space="0" w:color="auto"/>
-              <w:left w:val="single" w:sz="12" w:space="0" w:color="auto"/>
-              <w:bottom w:val="single" w:sz="4" w:space="0" w:color="auto"/>
-              <w:right w:val="single" w:sz="4" w:space="0" w:color="auto"/>
-            </w:tcBorders>
-            <w:vAlign w:val="center"/>
-            <w:hideMark/>
-          </w:tcPr>
-          <w:p>
-            <w:pPr>
-              <w:jc w:val="center"/>
-              <w:rPr>
-                <w:rFonts w:ascii="黑体" w:eastAsia="黑体" w:hAnsi="黑体" w:hint="eastAsia"/>
-                <w:bCs/>
-                <w:szCs w:val="21"/>
-              </w:rPr>
-            </w:pPr>
-            <w:r>
-              <w:rPr>
-                <w:rFonts w:ascii="黑体" w:eastAsia="黑体" w:hAnsi="黑体" w:hint="eastAsia"/>
-                <w:bCs/>
-                <w:szCs w:val="21"/>
-              </w:rPr>
-              <w:t>前提和约束</w:t>
-            </w:r>
-          </w:p>
-        </w:tc>
-        <w:tc>
-          <w:tcPr>
-            <w:tcW w:w="7279" w:type="dxa"/>
-            <w:gridSpan w:val="3"/>
-            <w:tcBorders>
-              <w:top w:val="single" w:sz="4" w:space="0" w:color="auto"/>
-              <w:left w:val="single" w:sz="4" w:space="0" w:color="auto"/>
-              <w:bottom w:val="single" w:sz="4" w:space="0" w:color="auto"/>
-              <w:right w:val="single" w:sz="12" w:space="0" w:color="auto"/>
-            </w:tcBorders>
-            <w:vAlign w:val="center"/>
-            <w:hideMark/>
-          </w:tcPr>
-          <w:p>
-            <w:pPr>
-              <w:rPr>
-                <w:i/>
-                <w:szCs w:val="21"/>
-              </w:rPr>
-            </w:pPr>
-            <w:r>
-              <w:rPr>
-                <w:rFonts w:hint="eastAsia"/>
-                <w:noProof/>
-                <w:szCs w:val="21"/>
-              </w:rPr>
-              <w:t xml:space="preserve">软件正常启动，各界面显示工作正常</w:t>
-            </w:r>
-          </w:p>
-        </w:tc>
-      </w:tr>
-      <w:tr>
-        <w:tc>
-          <w:tcPr>
-            <w:tcW w:w="9040" w:type="dxa"/>
-            <w:gridSpan w:val="5"/>
-            <w:tcBorders>
-              <w:top w:val="single" w:sz="4" w:space="0" w:color="auto"/>
-              <w:left w:val="single" w:sz="12" w:space="0" w:color="auto"/>
-              <w:bottom w:val="single" w:sz="4" w:space="0" w:color="auto"/>
-              <w:right w:val="single" w:sz="12" w:space="0" w:color="auto"/>
-            </w:tcBorders>
-            <w:vAlign w:val="center"/>
-            <w:hideMark/>
-          </w:tcPr>
-          <w:p>
-            <w:pPr>
-              <w:jc w:val="center"/>
-              <w:rPr>
-                <w:rFonts w:ascii="黑体" w:eastAsia="黑体" w:hAnsi="黑体" w:hint="eastAsia"/>
-                <w:bCs/>
-                <w:szCs w:val="21"/>
-              </w:rPr>
-            </w:pPr>
-            <w:r>
-              <w:rPr>
-                <w:rFonts w:ascii="黑体" w:eastAsia="黑体" w:hAnsi="黑体" w:hint="eastAsia"/>
-                <w:bCs/>
-                <w:szCs w:val="21"/>
-              </w:rPr>
-              <w:t>测试步骤</w:t>
-            </w:r>
-          </w:p>
-        </w:tc>
-      </w:tr>
-      <w:tr>
-        <w:tc>
-          <w:tcPr>
-            <w:tcW w:w="767" w:type="dxa"/>
-            <w:tcBorders>
-              <w:top w:val="single" w:sz="4" w:space="0" w:color="auto"/>
-              <w:left w:val="single" w:sz="12" w:space="0" w:color="auto"/>
-              <w:bottom w:val="single" w:sz="4" w:space="0" w:color="auto"/>
-              <w:right w:val="single" w:sz="4" w:space="0" w:color="auto"/>
-            </w:tcBorders>
-            <w:vAlign w:val="center"/>
-            <w:hideMark/>
-          </w:tcPr>
-          <w:p>
-            <w:pPr>
-              <w:jc w:val="center"/>
-              <w:rPr>
-                <w:rFonts w:ascii="黑体" w:eastAsia="黑体" w:hAnsi="黑体" w:hint="eastAsia"/>
-                <w:bCs/>
-                <w:szCs w:val="21"/>
-              </w:rPr>
-            </w:pPr>
-            <w:r>
-              <w:rPr>
-                <w:rFonts w:ascii="黑体" w:eastAsia="黑体" w:hAnsi="黑体" w:hint="eastAsia"/>
-                <w:bCs/>
-                <w:szCs w:val="21"/>
-              </w:rPr>
-              <w:t>序号</w:t>
-            </w:r>
-          </w:p>
-        </w:tc>
-        <w:tc>
-          <w:tcPr>
-            <w:tcW w:w="4391" w:type="dxa"/>
-            <w:gridSpan w:val="2"/>
-            <w:tcBorders>
-              <w:top w:val="single" w:sz="4" w:space="0" w:color="auto"/>
-              <w:left w:val="single" w:sz="4" w:space="0" w:color="auto"/>
-              <w:bottom w:val="single" w:sz="4" w:space="0" w:color="auto"/>
-              <w:right w:val="single" w:sz="4" w:space="0" w:color="auto"/>
-            </w:tcBorders>
-            <w:vAlign w:val="center"/>
-            <w:hideMark/>
-          </w:tcPr>
-          <w:p>
-            <w:pPr>
-              <w:jc w:val="center"/>
-              <w:rPr>
-                <w:rFonts w:ascii="黑体" w:eastAsia="黑体" w:hAnsi="黑体" w:hint="eastAsia"/>
-                <w:bCs/>
-                <w:szCs w:val="21"/>
-              </w:rPr>
-            </w:pPr>
-            <w:r>
-              <w:rPr>
-                <w:rFonts w:ascii="黑体" w:eastAsia="黑体" w:hAnsi="黑体" w:hint="eastAsia"/>
-                <w:bCs/>
-                <w:szCs w:val="21"/>
-              </w:rPr>
-              <w:t>输入及操作</w:t>
-            </w:r>
-          </w:p>
-        </w:tc>
-        <w:tc>
-          <w:tcPr>
-            <w:tcW w:w="3882" w:type="dxa"/>
-            <w:gridSpan w:val="2"/>
-            <w:tcBorders>
-              <w:top w:val="single" w:sz="4" w:space="0" w:color="auto"/>
-              <w:left w:val="single" w:sz="4" w:space="0" w:color="auto"/>
-              <w:bottom w:val="single" w:sz="4" w:space="0" w:color="auto"/>
-              <w:right w:val="single" w:sz="12" w:space="0" w:color="auto"/>
-            </w:tcBorders>
-            <w:vAlign w:val="center"/>
-            <w:hideMark/>
-          </w:tcPr>
-          <w:p>
-            <w:pPr>
-              <w:jc w:val="center"/>
-              <w:rPr>
-                <w:rFonts w:ascii="黑体" w:eastAsia="黑体" w:hAnsi="黑体" w:hint="eastAsia"/>
-                <w:bCs/>
-                <w:szCs w:val="21"/>
-              </w:rPr>
-            </w:pPr>
-            <w:r>
-              <w:rPr>
-                <w:rFonts w:ascii="黑体" w:eastAsia="黑体" w:hAnsi="黑体" w:hint="eastAsia"/>
-                <w:bCs/>
-                <w:szCs w:val="21"/>
-              </w:rPr>
-              <w:t>期望结果与评估标准</w:t>
-            </w:r>
-          </w:p>
-        </w:tc>
-      </w:tr>
-      <w:tr>
-        <w:tc>
-          <w:tcPr>
-            <w:tcW w:w="767" w:type="dxa"/>
-            <w:tcBorders>
-              <w:top w:val="single" w:sz="4" w:space="0" w:color="auto"/>
-              <w:left w:val="single" w:sz="12" w:space="0" w:color="auto"/>
-              <w:bottom w:val="single" w:sz="4" w:space="0" w:color="auto"/>
-              <w:right w:val="single" w:sz="4" w:space="0" w:color="auto"/>
-            </w:tcBorders>
-            <w:vAlign w:val="center"/>
-          </w:tcPr>
-          <w:p>
-            <w:pPr>
-              <w:jc w:val="center"/>
-              <w:rPr>
-                <w:noProof/>
-                <w:szCs w:val="21"/>
-              </w:rPr>
-            </w:pPr>
-            <w:r>
-              <w:rPr>
-                <w:rFonts w:hint="eastAsia"/>
-                <w:noProof/>
-                <w:szCs w:val="21"/>
-              </w:rPr>
-              <w:t xml:space="preserve">1</w:t>
-            </w:r>
-          </w:p>
-        </w:tc>
-        <w:tc>
-          <w:tcPr>
-            <w:tcW w:w="4391" w:type="dxa"/>
-            <w:gridSpan w:val="2"/>
-            <w:tcBorders>
-              <w:top w:val="single" w:sz="4" w:space="0" w:color="auto"/>
-              <w:left w:val="single" w:sz="4" w:space="0" w:color="auto"/>
-              <w:bottom w:val="single" w:sz="4" w:space="0" w:color="auto"/>
-              <w:right w:val="single" w:sz="4" w:space="0" w:color="auto"/>
-            </w:tcBorders>
-            <w:vAlign w:val="center"/>
-          </w:tcPr>
-          <w:p>
-            <w:pPr>
-              <w:rPr>
-                <w:noProof/>
-                <w:szCs w:val="21"/>
-              </w:rPr>
-            </w:pPr>
-            <w:r>
-              <w:rPr>
-                <w:rFonts w:hint="eastAsia"/>
-                <w:noProof/>
-                <w:szCs w:val="21"/>
-              </w:rPr>
-              <w:t xml:space="preserve">进行XXX替换操作</w:t>
-            </w:r>
-          </w:p>
-        </w:tc>
-        <w:tc>
-          <w:tcPr>
-            <w:tcW w:w="3882" w:type="dxa"/>
-            <w:gridSpan w:val="2"/>
-            <w:tcBorders>
-              <w:top w:val="single" w:sz="4" w:space="0" w:color="auto"/>
-              <w:left w:val="single" w:sz="4" w:space="0" w:color="auto"/>
-              <w:bottom w:val="single" w:sz="4" w:space="0" w:color="auto"/>
-              <w:right w:val="single" w:sz="12" w:space="0" w:color="auto"/>
-            </w:tcBorders>
-            <w:vAlign w:val="center"/>
-          </w:tcPr>
-          <w:p>
-            <w:pPr>
-              <w:rPr>
-                <w:szCs w:val="21"/>
-              </w:rPr>
-            </w:pPr>
-            <w:r>
-              <w:rPr>
-                <w:rFonts w:hint="eastAsia"/>
-                <w:szCs w:val="21"/>
-              </w:rPr>
-              <w:lastRenderedPageBreak/>
-              <w:t xml:space="preserve">XXX替换正确</w:t>
-            </w:r>
-          </w:p>
-        </w:tc>
-      </w:tr>
-      <w:tr>
-        <w:tc>
-          <w:tcPr>
-            <w:tcW w:w="767" w:type="dxa"/>
-            <w:tcBorders>
-              <w:top w:val="single" w:sz="4" w:space="0" w:color="auto"/>
-              <w:left w:val="single" w:sz="12" w:space="0" w:color="auto"/>
-              <w:bottom w:val="single" w:sz="4" w:space="0" w:color="auto"/>
-              <w:right w:val="single" w:sz="4" w:space="0" w:color="auto"/>
-            </w:tcBorders>
-            <w:vAlign w:val="center"/>
-          </w:tcPr>
-          <w:p>
-            <w:pPr>
-              <w:jc w:val="center"/>
-              <w:rPr>
-                <w:rFonts w:ascii="黑体" w:eastAsia="黑体" w:hAnsi="黑体" w:hint="eastAsia"/>
-                <w:bCs/>
-                <w:szCs w:val="21"/>
-              </w:rPr>
-            </w:pPr>
-            <w:r>
-              <w:rPr>
-                <w:rFonts w:ascii="黑体" w:eastAsia="黑体" w:hAnsi="黑体" w:hint="eastAsia"/>
-                <w:bCs/>
-                <w:szCs w:val="21"/>
-              </w:rPr>
-              <w:t>终止条件</w:t>
-            </w:r>
-          </w:p>
-        </w:tc>
-        <w:tc>
-          <w:tcPr>
-            <w:tcW w:w="8273" w:type="dxa"/>
-            <w:gridSpan w:val="4"/>
-            <w:tcBorders>
-              <w:top w:val="single" w:sz="4" w:space="0" w:color="auto"/>
-              <w:left w:val="single" w:sz="4" w:space="0" w:color="auto"/>
-              <w:bottom w:val="single" w:sz="4" w:space="0" w:color="auto"/>
-              <w:right w:val="single" w:sz="12" w:space="0" w:color="auto"/>
-            </w:tcBorders>
-            <w:vAlign w:val="center"/>
-          </w:tcPr>
-          <w:p>
-            <w:pPr>
-              <w:rPr>
-                <w:szCs w:val="21"/>
-              </w:rPr>
-            </w:pPr>
-            <w:r>
-              <w:rPr>
-                <w:rFonts w:hint="eastAsia"/>
-                <w:noProof/>
-                <w:szCs w:val="21"/>
-              </w:rPr>
-              <w:t>本测试用例的全部测试步骤被执行或因某种原因导致测试步骤无法执行</w:t>
-            </w:r>
-            <w:r>
-              <w:rPr>
-                <w:rFonts w:hint="eastAsia"/>
-                <w:noProof/>
-                <w:szCs w:val="21"/>
-              </w:rPr>
-              <w:t>(</w:t>
-            </w:r>
-            <w:r>
-              <w:rPr>
-                <w:rFonts w:hint="eastAsia"/>
-                <w:noProof/>
-                <w:szCs w:val="21"/>
-              </w:rPr>
-              <w:t>异常终止</w:t>
-            </w:r>
-            <w:r>
-              <w:rPr>
-                <w:rFonts w:hint="eastAsia"/>
-                <w:noProof/>
-                <w:szCs w:val="21"/>
-              </w:rPr>
-              <w:t>)</w:t>
-            </w:r>
-            <w:r>
-              <w:rPr>
-                <w:rFonts w:hint="eastAsia"/>
-                <w:noProof/>
-                <w:szCs w:val="21"/>
-              </w:rPr>
-              <w:t>。</w:t>
-            </w:r>
-          </w:p>
-        </w:tc>
-      </w:tr>
-      <w:tr>
-        <w:tc>
-          <w:tcPr>
-            <w:tcW w:w="767" w:type="dxa"/>
-            <w:tcBorders>
-              <w:top w:val="single" w:sz="4" w:space="0" w:color="auto"/>
-              <w:left w:val="single" w:sz="12" w:space="0" w:color="auto"/>
-              <w:bottom w:val="single" w:sz="4" w:space="0" w:color="auto"/>
-              <w:right w:val="single" w:sz="4" w:space="0" w:color="auto"/>
-            </w:tcBorders>
-            <w:vAlign w:val="center"/>
-          </w:tcPr>
-          <w:p>
-            <w:pPr>
-              <w:jc w:val="center"/>
-              <w:rPr>
-                <w:rFonts w:ascii="黑体" w:eastAsia="黑体" w:hAnsi="黑体" w:hint="eastAsia"/>
-                <w:bCs/>
-                <w:szCs w:val="21"/>
-              </w:rPr>
-            </w:pPr>
-            <w:r>
-              <w:rPr>
-                <w:rFonts w:ascii="黑体" w:eastAsia="黑体" w:hAnsi="黑体" w:hint="eastAsia"/>
-                <w:bCs/>
-                <w:szCs w:val="21"/>
-              </w:rPr>
-              <w:t>通过准则</w:t>
-            </w:r>
-          </w:p>
-        </w:tc>
-        <w:tc>
-          <w:tcPr>
-            <w:tcW w:w="8273" w:type="dxa"/>
-            <w:gridSpan w:val="4"/>
-            <w:tcBorders>
-              <w:top w:val="single" w:sz="4" w:space="0" w:color="auto"/>
-              <w:left w:val="single" w:sz="4" w:space="0" w:color="auto"/>
-              <w:bottom w:val="single" w:sz="4" w:space="0" w:color="auto"/>
-              <w:right w:val="single" w:sz="12" w:space="0" w:color="auto"/>
-            </w:tcBorders>
-            <w:vAlign w:val="center"/>
-          </w:tcPr>
-          <w:p>
-            <w:pPr>
-              <w:rPr>
-                <w:szCs w:val="21"/>
-              </w:rPr>
-            </w:pPr>
-            <w:r>
-              <w:rPr>
-                <w:rFonts w:hint="eastAsia"/>
-                <w:noProof/>
-                <w:szCs w:val="21"/>
-              </w:rPr>
-              <w:t>本测试用例的全部测试步骤都通过即标志本用例为</w:t>
-            </w:r>
-            <w:r>
-              <w:rPr>
-                <w:rFonts w:hint="eastAsia"/>
-                <w:noProof/>
-                <w:szCs w:val="21"/>
-              </w:rPr>
-              <w:t>"</w:t>
-            </w:r>
-            <w:r>
-              <w:rPr>
-                <w:rFonts w:hint="eastAsia"/>
-                <w:noProof/>
-                <w:szCs w:val="21"/>
-              </w:rPr>
-              <w:t>通过</w:t>
-            </w:r>
-            <w:r>
-              <w:rPr>
-                <w:rFonts w:hint="eastAsia"/>
-                <w:noProof/>
-                <w:szCs w:val="21"/>
-              </w:rPr>
-              <w:t>"</w:t>
-            </w:r>
-            <w:r>
-              <w:rPr>
-                <w:rFonts w:hint="eastAsia"/>
-                <w:noProof/>
-                <w:szCs w:val="21"/>
-              </w:rPr>
-              <w:t>。</w:t>
-            </w:r>
-          </w:p>
-        </w:tc>
-      </w:tr>
-      <w:tr>
-        <w:tc>
-          <w:tcPr>
-            <w:tcW w:w="767" w:type="dxa"/>
-            <w:tcBorders>
-              <w:top w:val="single" w:sz="4" w:space="0" w:color="auto"/>
-              <w:left w:val="single" w:sz="12" w:space="0" w:color="auto"/>
-              <w:bottom w:val="single" w:sz="12" w:space="0" w:color="auto"/>
-              <w:right w:val="single" w:sz="4" w:space="0" w:color="auto"/>
-            </w:tcBorders>
-            <w:vAlign w:val="center"/>
-          </w:tcPr>
-          <w:p>
-            <w:pPr>
-              <w:jc w:val="center"/>
-              <w:rPr>
-                <w:rFonts w:ascii="黑体" w:eastAsia="黑体" w:hAnsi="黑体" w:hint="eastAsia"/>
-                <w:bCs/>
-                <w:szCs w:val="21"/>
-              </w:rPr>
-            </w:pPr>
-            <w:r>
-              <w:rPr>
-                <w:rFonts w:ascii="黑体" w:eastAsia="黑体" w:hAnsi="黑体" w:hint="eastAsia"/>
-                <w:bCs/>
-                <w:szCs w:val="21"/>
-              </w:rPr>
-              <w:t>设计人员</w:t>
-            </w:r>
-          </w:p>
-        </w:tc>
-        <w:tc>
-          <w:tcPr>
-            <w:tcW w:w="8273" w:type="dxa"/>
-            <w:gridSpan w:val="4"/>
-            <w:tcBorders>
-              <w:top w:val="single" w:sz="4" w:space="0" w:color="auto"/>
-              <w:left w:val="single" w:sz="4" w:space="0" w:color="auto"/>
-              <w:bottom w:val="single" w:sz="12" w:space="0" w:color="auto"/>
-              <w:right w:val="single" w:sz="12" w:space="0" w:color="auto"/>
-            </w:tcBorders>
-            <w:vAlign w:val="center"/>
-          </w:tcPr>
-          <w:p>
-            <w:pPr>
-              <w:rPr>
-                <w:rFonts w:cs="宋体"/>
-                <w:szCs w:val="21"/>
-              </w:rPr>
-            </w:pPr>
-            <w:r>
-              <w:rPr>
-                <w:rFonts w:hint="eastAsia"/>
-                <w:noProof/>
-                <w:szCs w:val="21"/>
-              </w:rPr>
-              <w:t xml:space="preserve">陈俊亦</w:t>
-            </w:r>
-          </w:p>
-        </w:tc>
-      </w:tr>
-    </w:tbl>
-    <w:p/>
-    <w:tbl>
-      <w:tblPr>
-        <w:tblW w:w="0" w:type="auto"/>
-        <w:tblBorders>
-          <w:top w:val="single" w:sz="4" w:space="0" w:color="auto"/>
-          <w:left w:val="single" w:sz="4" w:space="0" w:color="auto"/>
-          <w:bottom w:val="single" w:sz="4" w:space="0" w:color="auto"/>
-          <w:right w:val="single" w:sz="4" w:space="0" w:color="auto"/>
-          <w:insideH w:val="single" w:sz="4" w:space="0" w:color="auto"/>
-          <w:insideV w:val="single" w:sz="4" w:space="0" w:color="auto"/>
-        </w:tblBorders>
-        <w:tblLayout w:type="fixed"/>
-        <w:tblCellMar>
-          <w:top w:w="85" w:type="dxa"/>
-          <w:bottom w:w="85" w:type="dxa"/>
-        </w:tblCellMar>
-        <w:tblLook w:val="04A0" w:firstRow="1" w:lastRow="0" w:firstColumn="1" w:lastColumn="0" w:noHBand="0" w:noVBand="1"/>
-      </w:tblPr>
-      <w:tblGrid>
-        <w:gridCol w:w="767"/>
-        <w:gridCol w:w="994"/>
-        <w:gridCol w:w="3397"/>
-        <w:gridCol w:w="1199"/>
-        <w:gridCol w:w="2683"/>
-      </w:tblGrid>
-      <w:tr>
-        <w:tc>
-          <w:tcPr>
-            <w:tcW w:w="9040" w:type="dxa"/>
-            <w:gridSpan w:val="5"/>
-            <w:tcBorders>
-              <w:top w:val="single" w:sz="12" w:space="0" w:color="auto"/>
-              <w:left w:val="single" w:sz="12" w:space="0" w:color="auto"/>
-              <w:bottom w:val="single" w:sz="12" w:space="0" w:color="auto"/>
-              <w:right w:val="single" w:sz="12" w:space="0" w:color="auto"/>
-            </w:tcBorders>
-            <w:vAlign w:val="center"/>
-          </w:tcPr>
-          <w:p>
-            <w:pPr>
-              <w:jc w:val="left"/>
-              <w:rPr>
-                <w:b/>
-                <w:noProof/>
-                <w:szCs w:val="21"/>
-              </w:rPr>
-            </w:pPr>
-            <w:r>
-              <w:rPr>
-                <w:rFonts w:hint="eastAsia"/>
-                <w:b/>
-                <w:noProof/>
-                <w:szCs w:val="21"/>
-              </w:rPr>
-              <w:t>用例</w:t>
-            </w:r>
-            <w:r>
-              <w:rPr>
-                <w:b/>
-                <w:noProof/>
-                <w:szCs w:val="21"/>
-              </w:rPr>
-              <w:fldChar w:fldCharType="begin"/>
-            </w:r>
-            <w:r>
-              <w:rPr>
-                <w:b/>
-                <w:noProof/>
-                <w:szCs w:val="21"/>
-              </w:rPr>
-              <w:instrText xml:space="preserve"> </w:instrText>
-            </w:r>
-            <w:r>
-              <w:rPr>
-                <w:rFonts w:hint="eastAsia"/>
-                <w:b/>
-                <w:noProof/>
-                <w:szCs w:val="21"/>
-              </w:rPr>
-              <w:instrText>AUTONUM  \* Arabic</w:instrText>
-            </w:r>
-            <w:r>
-              <w:rPr>
-                <w:b/>
-                <w:noProof/>
-                <w:szCs w:val="21"/>
-              </w:rPr>
-              <w:instrText xml:space="preserve"> </w:instrText>
-            </w:r>
-            <w:r>
-              <w:rPr>
-                <w:b/>
-                <w:noProof/>
-                <w:szCs w:val="21"/>
-              </w:rPr>
-              <w:fldChar w:fldCharType="end"/>
-            </w:r>
-          </w:p>
-        </w:tc>
-      </w:tr>
-      <w:tr>
-        <w:tc>
-          <w:tcPr>
-            <w:tcW w:w="1761" w:type="dxa"/>
-            <w:gridSpan w:val="2"/>
-            <w:tcBorders>
-              <w:top w:val="single" w:sz="12" w:space="0" w:color="auto"/>
-              <w:left w:val="single" w:sz="12" w:space="0" w:color="auto"/>
-              <w:bottom w:val="single" w:sz="12" w:space="0" w:color="auto"/>
-              <w:right w:val="single" w:sz="4" w:space="0" w:color="auto"/>
-            </w:tcBorders>
-            <w:vAlign w:val="center"/>
-            <w:hideMark/>
-          </w:tcPr>
-          <w:p>
-            <w:pPr>
-              <w:jc w:val="center"/>
-              <w:rPr>
-                <w:b/>
-                <w:szCs w:val="21"/>
-              </w:rPr>
-            </w:pPr>
-            <w:r>
-              <w:rPr>
-                <w:rFonts w:ascii="黑体" w:eastAsia="黑体" w:hAnsi="黑体" w:hint="eastAsia"/>
-                <w:bCs/>
-                <w:szCs w:val="21"/>
-              </w:rPr>
-              <w:t>测试用例名称</w:t>
-            </w:r>
-          </w:p>
-        </w:tc>
-        <w:tc>
-          <w:tcPr>
-            <w:tcW w:w="3397" w:type="dxa"/>
-            <w:tcBorders>
-              <w:top w:val="single" w:sz="12" w:space="0" w:color="auto"/>
-              <w:left w:val="single" w:sz="4" w:space="0" w:color="auto"/>
-              <w:bottom w:val="single" w:sz="12" w:space="0" w:color="auto"/>
-              <w:right w:val="single" w:sz="4" w:space="0" w:color="auto"/>
-            </w:tcBorders>
-            <w:vAlign w:val="center"/>
-          </w:tcPr>
-          <w:p>
-            <w:pPr>
-              <w:jc w:val="center"/>
-              <w:rPr>
-                <w:bCs/>
-                <w:szCs w:val="21"/>
-              </w:rPr>
-            </w:pPr>
-            <w:r>
-              <w:rPr>
-                <w:rFonts w:hint="eastAsia"/>
-                <w:bCs/>
-                <w:szCs w:val="21"/>
-              </w:rPr>
-              <w:t xml:space="preserve">12312312</w:t>
-            </w:r>
-          </w:p>
-        </w:tc>
-        <w:tc>
-          <w:tcPr>
-            <w:tcW w:w="1199" w:type="dxa"/>
-            <w:tcBorders>
-              <w:top w:val="single" w:sz="12" w:space="0" w:color="auto"/>
-              <w:left w:val="single" w:sz="4" w:space="0" w:color="auto"/>
-              <w:bottom w:val="single" w:sz="12" w:space="0" w:color="auto"/>
-              <w:right w:val="single" w:sz="4" w:space="0" w:color="auto"/>
-            </w:tcBorders>
-            <w:vAlign w:val="center"/>
-            <w:hideMark/>
-          </w:tcPr>
-          <w:p>
-            <w:pPr>
-              <w:jc w:val="center"/>
-              <w:rPr>
-                <w:b/>
-                <w:szCs w:val="21"/>
-              </w:rPr>
-            </w:pPr>
-            <w:r>
-              <w:rPr>
-                <w:rFonts w:ascii="黑体" w:eastAsia="黑体" w:hAnsi="黑体" w:hint="eastAsia"/>
-                <w:bCs/>
-                <w:szCs w:val="21"/>
-              </w:rPr>
-              <w:t>标</w:t>
-            </w:r>
-            <w:r>
-              <w:rPr>
-                <w:rFonts w:ascii="黑体" w:eastAsia="黑体" w:hAnsi="黑体"/>
-                <w:bCs/>
-                <w:szCs w:val="21"/>
-              </w:rPr>
-              <w:t xml:space="preserve">   识</w:t>
-            </w:r>
-          </w:p>
-        </w:tc>
-        <w:tc>
-          <w:tcPr>
-            <w:tcW w:w="2683" w:type="dxa"/>
-            <w:tcBorders>
-              <w:top w:val="single" w:sz="12" w:space="0" w:color="auto"/>
-              <w:left w:val="single" w:sz="4" w:space="0" w:color="auto"/>
-              <w:bottom w:val="single" w:sz="12" w:space="0" w:color="auto"/>
-              <w:right w:val="single" w:sz="12" w:space="0" w:color="auto"/>
-            </w:tcBorders>
-            <w:vAlign w:val="center"/>
-          </w:tcPr>
-          <w:p>
-            <w:pPr>
-              <w:jc w:val="center"/>
-              <w:rPr>
-                <w:bCs/>
-                <w:szCs w:val="21"/>
-              </w:rPr>
-            </w:pPr>
-            <w:r>
-              <w:rPr>
-                <w:rFonts w:hint="eastAsia"/>
-                <w:bCs/>
-                <w:szCs w:val="21"/>
-              </w:rPr>
-              <w:t xml:space="preserve">YL_SU_CSH_005</w:t>
-            </w:r>
-          </w:p>
-        </w:tc>
-      </w:tr>
-      <w:tr>
-        <w:tc>
-          <w:tcPr>
-            <w:tcW w:w="1761" w:type="dxa"/>
-            <w:gridSpan w:val="2"/>
-            <w:tcBorders>
-              <w:top w:val="single" w:sz="12" w:space="0" w:color="auto"/>
-              <w:left w:val="single" w:sz="12" w:space="0" w:color="auto"/>
-              <w:bottom w:val="single" w:sz="4" w:space="0" w:color="auto"/>
-              <w:right w:val="single" w:sz="4" w:space="0" w:color="auto"/>
-            </w:tcBorders>
-            <w:vAlign w:val="center"/>
-            <w:hideMark/>
-          </w:tcPr>
-          <w:p>
-            <w:pPr>
-              <w:jc w:val="center"/>
-              <w:rPr>
-                <w:b/>
-                <w:szCs w:val="21"/>
-              </w:rPr>
-            </w:pPr>
-            <w:r>
-              <w:rPr>
-                <w:rFonts w:ascii="黑体" w:eastAsia="黑体" w:hAnsi="黑体" w:hint="eastAsia"/>
-                <w:bCs/>
-                <w:szCs w:val="21"/>
-              </w:rPr>
-              <w:t>追踪关系</w:t>
-            </w:r>
-          </w:p>
-        </w:tc>
-        <w:tc>
-          <w:tcPr>
-            <w:tcW w:w="7279" w:type="dxa"/>
-            <w:gridSpan w:val="3"/>
-            <w:tcBorders>
-              <w:top w:val="single" w:sz="12" w:space="0" w:color="auto"/>
-              <w:left w:val="single" w:sz="4" w:space="0" w:color="auto"/>
-              <w:bottom w:val="single" w:sz="4" w:space="0" w:color="auto"/>
-              <w:right w:val="single" w:sz="12" w:space="0" w:color="auto"/>
-            </w:tcBorders>
-            <w:vAlign w:val="center"/>
-            <w:hideMark/>
-          </w:tcPr>
-          <w:p>
-            <w:pPr>
-              <w:rPr>
-                <w:noProof/>
-                <w:szCs w:val="21"/>
-              </w:rPr>
-            </w:pPr>
-            <w:r>
-              <w:rPr>
-                <w:rFonts w:hint="eastAsia"/>
-                <w:noProof/>
-                <w:szCs w:val="21"/>
-              </w:rPr>
-              <w:t>软件测试依据：</w:t>
-            </w:r>
-            <w:r>
-              <w:rPr>
-                <w:rFonts w:hint="eastAsia"/>
-                <w:noProof/>
-                <w:szCs w:val="21"/>
-              </w:rPr>
-              <w:t>测评大纲</w:t>
-            </w:r>
-          </w:p>
-          <w:p>
-            <w:pPr>
-              <w:rPr>
-                <w:noProof/>
-                <w:szCs w:val="21"/>
-              </w:rPr>
-            </w:pPr>
-            <w:r>
-              <w:rPr>
-                <w:rFonts w:hint="eastAsia"/>
-                <w:noProof/>
-                <w:szCs w:val="21"/>
-              </w:rPr>
-              <w:t>测试需求分析：</w:t>
-            </w:r>
-            <w:r>
-              <w:rPr>
-                <w:rFonts w:hint="eastAsia"/>
-                <w:noProof/>
-                <w:szCs w:val="21"/>
-              </w:rPr>
-              <w:t>（</w:t>
-            </w:r>
-            <w:r>
-              <w:rPr>
-                <w:rFonts w:hint="eastAsia"/>
-                <w:noProof/>
-                <w:szCs w:val="21"/>
-              </w:rPr>
-              <w:t xml:space="preserve">6.2.4.1</w:t>
-            </w:r>
-            <w:r>
-              <w:rPr>
-                <w:rFonts w:hint="eastAsia"/>
-                <w:noProof/>
-                <w:szCs w:val="21"/>
-              </w:rPr>
-              <w:t>）</w:t>
-            </w:r>
-            <w:r>
-              <w:rPr>
-                <w:rFonts w:hint="eastAsia"/>
-                <w:noProof/>
-                <w:szCs w:val="21"/>
-              </w:rPr>
-              <w:t xml:space="preserve">初始化功能测试</w:t>
-            </w:r>
-          </w:p>
-          <w:p>
-            <w:pPr>
-              <w:rPr>
-                <w:rFonts w:cs="宋体"/>
-                <w:i/>
-                <w:szCs w:val="21"/>
-              </w:rPr>
-            </w:pPr>
-            <w:r>
-              <w:rPr>
-                <w:rFonts w:hint="eastAsia"/>
-                <w:noProof/>
-                <w:szCs w:val="21"/>
-              </w:rPr>
-              <w:t>测试需求标识：</w:t>
-            </w:r>
-            <w:r>
-              <w:rPr>
-                <w:rFonts w:hint="eastAsia"/>
-                <w:noProof/>
-                <w:szCs w:val="21"/>
-              </w:rPr>
-              <w:t xml:space="preserve">XQ_SU_CSH</w:t>
-            </w:r>
-          </w:p>
-        </w:tc>
-      </w:tr>
-      <w:tr>
-        <w:tc>
-          <w:tcPr>
-            <w:tcW w:w="1761" w:type="dxa"/>
-            <w:gridSpan w:val="2"/>
-            <w:tcBorders>
-              <w:top w:val="single" w:sz="4" w:space="0" w:color="auto"/>
-              <w:left w:val="single" w:sz="12" w:space="0" w:color="auto"/>
-              <w:bottom w:val="single" w:sz="4" w:space="0" w:color="auto"/>
-              <w:right w:val="single" w:sz="4" w:space="0" w:color="auto"/>
-            </w:tcBorders>
-            <w:vAlign w:val="center"/>
-            <w:hideMark/>
-          </w:tcPr>
-          <w:p>
-            <w:pPr>
-              <w:jc w:val="center"/>
-              <w:rPr>
-                <w:rFonts w:ascii="黑体" w:eastAsia="黑体" w:hAnsi="黑体" w:hint="eastAsia"/>
-                <w:bCs/>
-                <w:szCs w:val="21"/>
-              </w:rPr>
-            </w:pPr>
-            <w:r>
-              <w:rPr>
-                <w:rFonts w:ascii="黑体" w:eastAsia="黑体" w:hAnsi="黑体" w:hint="eastAsia"/>
-                <w:bCs/>
-                <w:szCs w:val="21"/>
-              </w:rPr>
-              <w:t>测试用例综述</w:t>
-            </w:r>
-          </w:p>
-        </w:tc>
-        <w:tc>
-          <w:tcPr>
-            <w:tcW w:w="7279" w:type="dxa"/>
-            <w:gridSpan w:val="3"/>
-            <w:tcBorders>
-              <w:top w:val="single" w:sz="4" w:space="0" w:color="auto"/>
-              <w:left w:val="single" w:sz="4" w:space="0" w:color="auto"/>
-              <w:bottom w:val="single" w:sz="4" w:space="0" w:color="auto"/>
-              <w:right w:val="single" w:sz="12" w:space="0" w:color="auto"/>
-            </w:tcBorders>
-          </w:tcPr>
-          <w:p>
-            <w:pPr>
-              <w:rPr>
-                <w:szCs w:val="21"/>
-              </w:rPr>
-            </w:pPr>
-            <w:r>
-              <w:rPr>
-                <w:rFonts w:hint="eastAsia"/>
-                <w:szCs w:val="21"/>
-              </w:rPr>
-              <w:t xml:space="preserve">312312</w:t>
-            </w:r>
-          </w:p>
-        </w:tc>
-      </w:tr>
-      <w:tr>
-        <w:tc>
-          <w:tcPr>
-            <w:tcW w:w="1761" w:type="dxa"/>
-            <w:gridSpan w:val="2"/>
-            <w:tcBorders>
-              <w:top w:val="single" w:sz="4" w:space="0" w:color="auto"/>
-              <w:left w:val="single" w:sz="12" w:space="0" w:color="auto"/>
-              <w:bottom w:val="single" w:sz="4" w:space="0" w:color="auto"/>
-              <w:right w:val="single" w:sz="4" w:space="0" w:color="auto"/>
-            </w:tcBorders>
-            <w:vAlign w:val="center"/>
-            <w:hideMark/>
-          </w:tcPr>
-          <w:p>
-            <w:pPr>
-              <w:jc w:val="center"/>
-              <w:rPr>
-                <w:rFonts w:ascii="黑体" w:eastAsia="黑体" w:hAnsi="黑体" w:hint="eastAsia"/>
-                <w:bCs/>
-                <w:szCs w:val="21"/>
-              </w:rPr>
-            </w:pPr>
-            <w:r>
-              <w:rPr>
-                <w:rFonts w:ascii="黑体" w:eastAsia="黑体" w:hAnsi="黑体" w:hint="eastAsia"/>
-                <w:bCs/>
-                <w:szCs w:val="21"/>
-              </w:rPr>
-              <w:t>用例初始化</w:t>
-            </w:r>
-          </w:p>
-        </w:tc>
-        <w:tc>
-          <w:tcPr>
-            <w:tcW w:w="7279" w:type="dxa"/>
-            <w:gridSpan w:val="3"/>
-            <w:tcBorders>
-              <w:top w:val="single" w:sz="4" w:space="0" w:color="auto"/>
-              <w:left w:val="single" w:sz="4" w:space="0" w:color="auto"/>
-              <w:bottom w:val="single" w:sz="4" w:space="0" w:color="auto"/>
-              <w:right w:val="single" w:sz="12" w:space="0" w:color="auto"/>
-            </w:tcBorders>
-            <w:vAlign w:val="center"/>
-            <w:hideMark/>
-          </w:tcPr>
-          <w:p>
-            <w:pPr>
-              <w:rPr>
-                <w:i/>
-                <w:szCs w:val="21"/>
-              </w:rPr>
-            </w:pPr>
-            <w:r>
-              <w:rPr>
-                <w:rFonts w:hint="eastAsia"/>
-                <w:noProof/>
-                <w:szCs w:val="21"/>
-              </w:rPr>
-              <w:t xml:space="preserve">软件正常启动，正常登录进软件</w:t>
-            </w:r>
-          </w:p>
-        </w:tc>
-      </w:tr>
-      <w:tr>
-        <w:tc>
-          <w:tcPr>
-            <w:tcW w:w="1761" w:type="dxa"/>
-            <w:gridSpan w:val="2"/>
-            <w:tcBorders>
-              <w:top w:val="single" w:sz="4" w:space="0" w:color="auto"/>
-              <w:left w:val="single" w:sz="12" w:space="0" w:color="auto"/>
-              <w:bottom w:val="single" w:sz="4" w:space="0" w:color="auto"/>
-              <w:right w:val="single" w:sz="4" w:space="0" w:color="auto"/>
-            </w:tcBorders>
-            <w:vAlign w:val="center"/>
-            <w:hideMark/>
-          </w:tcPr>
-          <w:p>
-            <w:pPr>
-              <w:jc w:val="center"/>
-              <w:rPr>
-                <w:rFonts w:ascii="黑体" w:eastAsia="黑体" w:hAnsi="黑体" w:hint="eastAsia"/>
-                <w:bCs/>
-                <w:szCs w:val="21"/>
-              </w:rPr>
-            </w:pPr>
-            <w:r>
-              <w:rPr>
-                <w:rFonts w:ascii="黑体" w:eastAsia="黑体" w:hAnsi="黑体" w:hint="eastAsia"/>
-                <w:bCs/>
-                <w:szCs w:val="21"/>
-              </w:rPr>
-              <w:t>前提和约束</w:t>
-            </w:r>
-          </w:p>
-        </w:tc>
-        <w:tc>
-          <w:tcPr>
-            <w:tcW w:w="7279" w:type="dxa"/>
-            <w:gridSpan w:val="3"/>
-            <w:tcBorders>
-              <w:top w:val="single" w:sz="4" w:space="0" w:color="auto"/>
-              <w:left w:val="single" w:sz="4" w:space="0" w:color="auto"/>
-              <w:bottom w:val="single" w:sz="4" w:space="0" w:color="auto"/>
-              <w:right w:val="single" w:sz="12" w:space="0" w:color="auto"/>
-            </w:tcBorders>
-            <w:vAlign w:val="center"/>
-            <w:hideMark/>
-          </w:tcPr>
-          <w:p>
-            <w:pPr>
-              <w:rPr>
-                <w:i/>
-                <w:szCs w:val="21"/>
-              </w:rPr>
-            </w:pPr>
-            <w:r>
-              <w:rPr>
-                <w:rFonts w:hint="eastAsia"/>
-                <w:noProof/>
-                <w:szCs w:val="21"/>
-              </w:rPr>
-              <w:t xml:space="preserve">软件正常启动，各界面显示工作正常</w:t>
-            </w:r>
-          </w:p>
-        </w:tc>
-      </w:tr>
-      <w:tr>
-        <w:tc>
-          <w:tcPr>
-            <w:tcW w:w="9040" w:type="dxa"/>
-            <w:gridSpan w:val="5"/>
-            <w:tcBorders>
-              <w:top w:val="single" w:sz="4" w:space="0" w:color="auto"/>
-              <w:left w:val="single" w:sz="12" w:space="0" w:color="auto"/>
-              <w:bottom w:val="single" w:sz="4" w:space="0" w:color="auto"/>
-              <w:right w:val="single" w:sz="12" w:space="0" w:color="auto"/>
-            </w:tcBorders>
-            <w:vAlign w:val="center"/>
-            <w:hideMark/>
-          </w:tcPr>
-          <w:p>
-            <w:pPr>
-              <w:jc w:val="center"/>
-              <w:rPr>
-                <w:rFonts w:ascii="黑体" w:eastAsia="黑体" w:hAnsi="黑体" w:hint="eastAsia"/>
-                <w:bCs/>
-                <w:szCs w:val="21"/>
-              </w:rPr>
-            </w:pPr>
-            <w:r>
-              <w:rPr>
-                <w:rFonts w:ascii="黑体" w:eastAsia="黑体" w:hAnsi="黑体" w:hint="eastAsia"/>
-                <w:bCs/>
-                <w:szCs w:val="21"/>
-              </w:rPr>
-              <w:t>测试步骤</w:t>
-            </w:r>
-          </w:p>
-        </w:tc>
-      </w:tr>
-      <w:tr>
-        <w:tc>
-          <w:tcPr>
-            <w:tcW w:w="767" w:type="dxa"/>
-            <w:tcBorders>
-              <w:top w:val="single" w:sz="4" w:space="0" w:color="auto"/>
-              <w:left w:val="single" w:sz="12" w:space="0" w:color="auto"/>
-              <w:bottom w:val="single" w:sz="4" w:space="0" w:color="auto"/>
-              <w:right w:val="single" w:sz="4" w:space="0" w:color="auto"/>
-            </w:tcBorders>
-            <w:vAlign w:val="center"/>
-            <w:hideMark/>
-          </w:tcPr>
-          <w:p>
-            <w:pPr>
-              <w:jc w:val="center"/>
-              <w:rPr>
-                <w:rFonts w:ascii="黑体" w:eastAsia="黑体" w:hAnsi="黑体" w:hint="eastAsia"/>
-                <w:bCs/>
-                <w:szCs w:val="21"/>
-              </w:rPr>
-            </w:pPr>
-            <w:r>
-              <w:rPr>
-                <w:rFonts w:ascii="黑体" w:eastAsia="黑体" w:hAnsi="黑体" w:hint="eastAsia"/>
-                <w:bCs/>
-                <w:szCs w:val="21"/>
-              </w:rPr>
-              <w:t>序号</w:t>
-            </w:r>
-          </w:p>
-        </w:tc>
-        <w:tc>
-          <w:tcPr>
-            <w:tcW w:w="4391" w:type="dxa"/>
-            <w:gridSpan w:val="2"/>
-            <w:tcBorders>
-              <w:top w:val="single" w:sz="4" w:space="0" w:color="auto"/>
-              <w:left w:val="single" w:sz="4" w:space="0" w:color="auto"/>
-              <w:bottom w:val="single" w:sz="4" w:space="0" w:color="auto"/>
-              <w:right w:val="single" w:sz="4" w:space="0" w:color="auto"/>
-            </w:tcBorders>
-            <w:vAlign w:val="center"/>
-            <w:hideMark/>
-          </w:tcPr>
-          <w:p>
-            <w:pPr>
-              <w:jc w:val="center"/>
-              <w:rPr>
-                <w:rFonts w:ascii="黑体" w:eastAsia="黑体" w:hAnsi="黑体" w:hint="eastAsia"/>
-                <w:bCs/>
-                <w:szCs w:val="21"/>
-              </w:rPr>
-            </w:pPr>
-            <w:r>
-              <w:rPr>
-                <w:rFonts w:ascii="黑体" w:eastAsia="黑体" w:hAnsi="黑体" w:hint="eastAsia"/>
-                <w:bCs/>
-                <w:szCs w:val="21"/>
-              </w:rPr>
-              <w:t>输入及操作</w:t>
-            </w:r>
-          </w:p>
-        </w:tc>
-        <w:tc>
-          <w:tcPr>
-            <w:tcW w:w="3882" w:type="dxa"/>
-            <w:gridSpan w:val="2"/>
-            <w:tcBorders>
-              <w:top w:val="single" w:sz="4" w:space="0" w:color="auto"/>
-              <w:left w:val="single" w:sz="4" w:space="0" w:color="auto"/>
-              <w:bottom w:val="single" w:sz="4" w:space="0" w:color="auto"/>
-              <w:right w:val="single" w:sz="12" w:space="0" w:color="auto"/>
-            </w:tcBorders>
-            <w:vAlign w:val="center"/>
-            <w:hideMark/>
-          </w:tcPr>
-          <w:p>
-            <w:pPr>
-              <w:jc w:val="center"/>
-              <w:rPr>
-                <w:rFonts w:ascii="黑体" w:eastAsia="黑体" w:hAnsi="黑体" w:hint="eastAsia"/>
-                <w:bCs/>
-                <w:szCs w:val="21"/>
-              </w:rPr>
-            </w:pPr>
-            <w:r>
-              <w:rPr>
-                <w:rFonts w:ascii="黑体" w:eastAsia="黑体" w:hAnsi="黑体" w:hint="eastAsia"/>
-                <w:bCs/>
-                <w:szCs w:val="21"/>
-              </w:rPr>
-              <w:t>期望结果与评估标准</w:t>
-            </w:r>
-          </w:p>
-        </w:tc>
-      </w:tr>
-      <w:tr>
-        <w:tc>
-          <w:tcPr>
-            <w:tcW w:w="767" w:type="dxa"/>
-            <w:tcBorders>
-              <w:top w:val="single" w:sz="4" w:space="0" w:color="auto"/>
-              <w:left w:val="single" w:sz="12" w:space="0" w:color="auto"/>
-              <w:bottom w:val="single" w:sz="4" w:space="0" w:color="auto"/>
-              <w:right w:val="single" w:sz="4" w:space="0" w:color="auto"/>
-            </w:tcBorders>
-            <w:vAlign w:val="center"/>
-          </w:tcPr>
-          <w:p>
-            <w:pPr>
-              <w:jc w:val="center"/>
-              <w:rPr>
-                <w:noProof/>
-                <w:szCs w:val="21"/>
-              </w:rPr>
-            </w:pPr>
-            <w:r>
-              <w:rPr>
-                <w:rFonts w:hint="eastAsia"/>
-                <w:noProof/>
-                <w:szCs w:val="21"/>
-              </w:rPr>
-              <w:t xml:space="preserve">1</w:t>
-            </w:r>
-          </w:p>
-        </w:tc>
-        <w:tc>
-          <w:tcPr>
-            <w:tcW w:w="4391" w:type="dxa"/>
-            <w:gridSpan w:val="2"/>
-            <w:tcBorders>
-              <w:top w:val="single" w:sz="4" w:space="0" w:color="auto"/>
-              <w:left w:val="single" w:sz="4" w:space="0" w:color="auto"/>
-              <w:bottom w:val="single" w:sz="4" w:space="0" w:color="auto"/>
-              <w:right w:val="single" w:sz="4" w:space="0" w:color="auto"/>
-            </w:tcBorders>
-            <w:vAlign w:val="center"/>
-          </w:tcPr>
-          <w:p>
-            <w:pPr>
-              <w:rPr>
-                <w:noProof/>
-                <w:szCs w:val="21"/>
-              </w:rPr>
-            </w:pPr>
-            <w:r>
-              <w:rPr>
-                <w:rFonts w:hint="eastAsia"/>
-                <w:noProof/>
-                <w:szCs w:val="21"/>
-              </w:rPr>
-              <w:t xml:space="preserve">12312</w:t>
-            </w:r>
-          </w:p>
-        </w:tc>
-        <w:tc>
-          <w:tcPr>
-            <w:tcW w:w="3882" w:type="dxa"/>
-            <w:gridSpan w:val="2"/>
-            <w:tcBorders>
-              <w:top w:val="single" w:sz="4" w:space="0" w:color="auto"/>
-              <w:left w:val="single" w:sz="4" w:space="0" w:color="auto"/>
-              <w:bottom w:val="single" w:sz="4" w:space="0" w:color="auto"/>
-              <w:right w:val="single" w:sz="12" w:space="0" w:color="auto"/>
-            </w:tcBorders>
-            <w:vAlign w:val="center"/>
-          </w:tcPr>
-          <w:p>
-            <w:pPr>
-              <w:rPr>
-                <w:szCs w:val="21"/>
-              </w:rPr>
-            </w:pPr>
-            <w:r>
-              <w:rPr>
-                <w:rFonts w:hint="eastAsia"/>
-                <w:szCs w:val="21"/>
-              </w:rPr>
-              <w:lastRenderedPageBreak/>
-              <w:t xml:space="preserve">312</w:t>
-            </w:r>
-          </w:p>
-        </w:tc>
-      </w:tr>
-      <w:tr>
-        <w:tc>
-          <w:tcPr>
-            <w:tcW w:w="767" w:type="dxa"/>
-            <w:tcBorders>
-              <w:top w:val="single" w:sz="4" w:space="0" w:color="auto"/>
-              <w:left w:val="single" w:sz="12" w:space="0" w:color="auto"/>
-              <w:bottom w:val="single" w:sz="4" w:space="0" w:color="auto"/>
-              <w:right w:val="single" w:sz="4" w:space="0" w:color="auto"/>
-            </w:tcBorders>
-            <w:vAlign w:val="center"/>
-          </w:tcPr>
-          <w:p>
-            <w:pPr>
-              <w:jc w:val="center"/>
-              <w:rPr>
-                <w:rFonts w:ascii="黑体" w:eastAsia="黑体" w:hAnsi="黑体" w:hint="eastAsia"/>
-                <w:bCs/>
-                <w:szCs w:val="21"/>
-              </w:rPr>
-            </w:pPr>
-            <w:r>
-              <w:rPr>
-                <w:rFonts w:ascii="黑体" w:eastAsia="黑体" w:hAnsi="黑体" w:hint="eastAsia"/>
-                <w:bCs/>
-                <w:szCs w:val="21"/>
-              </w:rPr>
-              <w:t>终止条件</w:t>
-            </w:r>
-          </w:p>
-        </w:tc>
-        <w:tc>
-          <w:tcPr>
-            <w:tcW w:w="8273" w:type="dxa"/>
-            <w:gridSpan w:val="4"/>
-            <w:tcBorders>
-              <w:top w:val="single" w:sz="4" w:space="0" w:color="auto"/>
-              <w:left w:val="single" w:sz="4" w:space="0" w:color="auto"/>
-              <w:bottom w:val="single" w:sz="4" w:space="0" w:color="auto"/>
-              <w:right w:val="single" w:sz="12" w:space="0" w:color="auto"/>
-            </w:tcBorders>
-            <w:vAlign w:val="center"/>
-          </w:tcPr>
-          <w:p>
-            <w:pPr>
-              <w:rPr>
-                <w:szCs w:val="21"/>
-              </w:rPr>
-            </w:pPr>
-            <w:r>
-              <w:rPr>
-                <w:rFonts w:hint="eastAsia"/>
-                <w:noProof/>
-                <w:szCs w:val="21"/>
-              </w:rPr>
-              <w:t>本测试用例的全部测试步骤被执行或因某种原因导致测试步骤无法执行</w:t>
-            </w:r>
-            <w:r>
-              <w:rPr>
-                <w:rFonts w:hint="eastAsia"/>
-                <w:noProof/>
-                <w:szCs w:val="21"/>
-              </w:rPr>
-              <w:t>(</w:t>
-            </w:r>
-            <w:r>
-              <w:rPr>
-                <w:rFonts w:hint="eastAsia"/>
-                <w:noProof/>
-                <w:szCs w:val="21"/>
-              </w:rPr>
-              <w:t>异常终止</w:t>
-            </w:r>
-            <w:r>
-              <w:rPr>
-                <w:rFonts w:hint="eastAsia"/>
-                <w:noProof/>
-                <w:szCs w:val="21"/>
-              </w:rPr>
-              <w:t>)</w:t>
-            </w:r>
-            <w:r>
-              <w:rPr>
-                <w:rFonts w:hint="eastAsia"/>
-                <w:noProof/>
-                <w:szCs w:val="21"/>
-              </w:rPr>
-              <w:t>。</w:t>
-            </w:r>
-          </w:p>
-        </w:tc>
-      </w:tr>
-      <w:tr>
-        <w:tc>
-          <w:tcPr>
-            <w:tcW w:w="767" w:type="dxa"/>
-            <w:tcBorders>
-              <w:top w:val="single" w:sz="4" w:space="0" w:color="auto"/>
-              <w:left w:val="single" w:sz="12" w:space="0" w:color="auto"/>
-              <w:bottom w:val="single" w:sz="4" w:space="0" w:color="auto"/>
-              <w:right w:val="single" w:sz="4" w:space="0" w:color="auto"/>
-            </w:tcBorders>
-            <w:vAlign w:val="center"/>
-          </w:tcPr>
-          <w:p>
-            <w:pPr>
-              <w:jc w:val="center"/>
-              <w:rPr>
-                <w:rFonts w:ascii="黑体" w:eastAsia="黑体" w:hAnsi="黑体" w:hint="eastAsia"/>
-                <w:bCs/>
-                <w:szCs w:val="21"/>
-              </w:rPr>
-            </w:pPr>
-            <w:r>
-              <w:rPr>
-                <w:rFonts w:ascii="黑体" w:eastAsia="黑体" w:hAnsi="黑体" w:hint="eastAsia"/>
-                <w:bCs/>
-                <w:szCs w:val="21"/>
-              </w:rPr>
-              <w:t>通过准则</w:t>
-            </w:r>
-          </w:p>
-        </w:tc>
-        <w:tc>
-          <w:tcPr>
-            <w:tcW w:w="8273" w:type="dxa"/>
-            <w:gridSpan w:val="4"/>
-            <w:tcBorders>
-              <w:top w:val="single" w:sz="4" w:space="0" w:color="auto"/>
-              <w:left w:val="single" w:sz="4" w:space="0" w:color="auto"/>
-              <w:bottom w:val="single" w:sz="4" w:space="0" w:color="auto"/>
-              <w:right w:val="single" w:sz="12" w:space="0" w:color="auto"/>
-            </w:tcBorders>
-            <w:vAlign w:val="center"/>
-          </w:tcPr>
-          <w:p>
-            <w:pPr>
-              <w:rPr>
-                <w:szCs w:val="21"/>
-              </w:rPr>
-            </w:pPr>
-            <w:r>
-              <w:rPr>
-                <w:rFonts w:hint="eastAsia"/>
-                <w:noProof/>
-                <w:szCs w:val="21"/>
-              </w:rPr>
-              <w:t>本测试用例的全部测试步骤都通过即标志本用例为</w:t>
-            </w:r>
-            <w:r>
-              <w:rPr>
-                <w:rFonts w:hint="eastAsia"/>
-                <w:noProof/>
-                <w:szCs w:val="21"/>
-              </w:rPr>
-              <w:t>"</w:t>
-            </w:r>
-            <w:r>
-              <w:rPr>
-                <w:rFonts w:hint="eastAsia"/>
-                <w:noProof/>
-                <w:szCs w:val="21"/>
-              </w:rPr>
-              <w:t>通过</w:t>
-            </w:r>
-            <w:r>
-              <w:rPr>
-                <w:rFonts w:hint="eastAsia"/>
-                <w:noProof/>
-                <w:szCs w:val="21"/>
-              </w:rPr>
-              <w:t>"</w:t>
-            </w:r>
-            <w:r>
-              <w:rPr>
-                <w:rFonts w:hint="eastAsia"/>
-                <w:noProof/>
-                <w:szCs w:val="21"/>
-              </w:rPr>
-              <w:t>。</w:t>
-            </w:r>
-          </w:p>
-        </w:tc>
-      </w:tr>
-      <w:tr>
-        <w:tc>
-          <w:tcPr>
-            <w:tcW w:w="767" w:type="dxa"/>
-            <w:tcBorders>
-              <w:top w:val="single" w:sz="4" w:space="0" w:color="auto"/>
-              <w:left w:val="single" w:sz="12" w:space="0" w:color="auto"/>
-              <w:bottom w:val="single" w:sz="12" w:space="0" w:color="auto"/>
-              <w:right w:val="single" w:sz="4" w:space="0" w:color="auto"/>
-            </w:tcBorders>
-            <w:vAlign w:val="center"/>
-          </w:tcPr>
-          <w:p>
-            <w:pPr>
-              <w:jc w:val="center"/>
-              <w:rPr>
-                <w:rFonts w:ascii="黑体" w:eastAsia="黑体" w:hAnsi="黑体" w:hint="eastAsia"/>
-                <w:bCs/>
-                <w:szCs w:val="21"/>
-              </w:rPr>
-            </w:pPr>
-            <w:r>
-              <w:rPr>
-                <w:rFonts w:ascii="黑体" w:eastAsia="黑体" w:hAnsi="黑体" w:hint="eastAsia"/>
-                <w:bCs/>
-                <w:szCs w:val="21"/>
-              </w:rPr>
-              <w:t>设计人员</w:t>
-            </w:r>
-          </w:p>
-        </w:tc>
-        <w:tc>
-          <w:tcPr>
-            <w:tcW w:w="8273" w:type="dxa"/>
-            <w:gridSpan w:val="4"/>
-            <w:tcBorders>
-              <w:top w:val="single" w:sz="4" w:space="0" w:color="auto"/>
-              <w:left w:val="single" w:sz="4" w:space="0" w:color="auto"/>
-              <w:bottom w:val="single" w:sz="12" w:space="0" w:color="auto"/>
-              <w:right w:val="single" w:sz="12" w:space="0" w:color="auto"/>
-            </w:tcBorders>
-            <w:vAlign w:val="center"/>
-          </w:tcPr>
-          <w:p>
-            <w:pPr>
-              <w:rPr>
-                <w:rFonts w:cs="宋体"/>
-                <w:szCs w:val="21"/>
-              </w:rPr>
-            </w:pPr>
-            <w:r>
-              <w:rPr>
-                <w:rFonts w:hint="eastAsia"/>
-                <w:noProof/>
-                <w:szCs w:val="21"/>
-              </w:rPr>
-              <w:t xml:space="preserve">某测试人员1</w:t>
-            </w:r>
-          </w:p>
-        </w:tc>
-      </w:tr>
-    </w:tbl>
-    <w:p/>
     <w:p>
       <w:pPr>
         <w:pStyle w:val="30"/>
@@ -8720,6 +5639,40 @@
           <w:szCs w:val="24"/>
         </w:rPr>
         <w:t xml:space="preserve">时钟布线与缓冲功能测试</w:t>
+      </w:r>
+    </w:p>
+    <w:bookmarkEnd w:id="0"/>
+    <w:p>
+      <w:pPr>
+        <w:pStyle w:val="2"/>
+        <w:rPr>
+          <w:b/>
+          <w:sz w:val="24"/>
+          <w:szCs w:val="24"/>
+        </w:rPr>
+      </w:pPr>
+      <w:r>
+        <w:rPr>
+          <w:sz w:val="24"/>
+          <w:szCs w:val="24"/>
+        </w:rPr>
+        <w:t xml:space="preserve">接口测试</w:t>
+      </w:r>
+    </w:p>
+    <w:p>
+      <w:pPr>
+        <w:pStyle w:val="30"/>
+        <w:rPr>
+          <w:sz w:val="24"/>
+          <w:szCs w:val="24"/>
+        </w:rPr>
+      </w:pPr>
+      <w:r>
+        <w:rPr>
+          <w:sz w:val="24"/>
+          <w:szCs w:val="24"/>
+        </w:rPr>
+        <w:t xml:space="preserve">这是下面测试项</w:t>
       </w:r>
     </w:p>
     <w:sectPr>
